--- a/3rd_phase/Use-case-v0.3.docx
+++ b/3rd_phase/Use-case-v0.3.docx
@@ -3444,15 +3444,7 @@
           <w:color w:val="EE0000"/>
           <w:lang w:val="el-GR"/>
         </w:rPr>
-        <w:t xml:space="preserve">στην οθόνη </w:t>
-      </w:r>
-      <w:r>
-        <w:rPr>
-          <w:rFonts w:ascii="Calibri" w:eastAsia="Arial" w:hAnsi="Calibri" w:cs="Calibri"/>
-          <w:color w:val="EE0000"/>
-          <w:lang w:val="el-GR"/>
-        </w:rPr>
-        <w:t>«</w:t>
+        <w:t>στην οθόνη «</w:t>
       </w:r>
       <w:r>
         <w:rPr>
@@ -4051,6 +4043,7 @@
           <w:rFonts w:ascii="Calibri" w:hAnsi="Calibri" w:cs="Calibri"/>
           <w:sz w:val="28"/>
           <w:szCs w:val="28"/>
+          <w:lang w:val="el-GR"/>
         </w:rPr>
       </w:pPr>
     </w:p>
@@ -4073,29 +4066,7 @@
           <w:u w:val="single"/>
           <w:lang w:val="el-GR"/>
         </w:rPr>
-        <w:t xml:space="preserve">Εναλλακτική ροή </w:t>
-      </w:r>
-      <w:r>
-        <w:rPr>
-          <w:rFonts w:ascii="Calibri" w:eastAsia="Arial" w:hAnsi="Calibri" w:cs="Calibri"/>
-          <w:b/>
-          <w:bCs/>
-          <w:color w:val="1F3864"/>
-          <w:u w:val="single"/>
-          <w:lang w:val="el-GR"/>
-        </w:rPr>
-        <w:t>2</w:t>
-      </w:r>
-      <w:r>
-        <w:rPr>
-          <w:rFonts w:ascii="Calibri" w:eastAsia="Arial" w:hAnsi="Calibri" w:cs="Calibri"/>
-          <w:b/>
-          <w:bCs/>
-          <w:color w:val="1F3864"/>
-          <w:u w:val="single"/>
-          <w:lang w:val="el-GR"/>
-        </w:rPr>
-        <w:t xml:space="preserve"> — </w:t>
+        <w:t xml:space="preserve">Εναλλακτική ροή 2 — </w:t>
       </w:r>
       <w:r>
         <w:rPr>
@@ -4196,15 +4167,7 @@
           <w:color w:val="EE0000"/>
           <w:lang w:val="el-GR"/>
         </w:rPr>
-        <w:t xml:space="preserve">» </w:t>
-      </w:r>
-      <w:r>
-        <w:rPr>
-          <w:rFonts w:ascii="Calibri" w:eastAsia="Arial" w:hAnsi="Calibri" w:cs="Calibri"/>
-          <w:color w:val="EE0000"/>
-          <w:lang w:val="el-GR"/>
-        </w:rPr>
-        <w:t>στην οθόνη «</w:t>
+        <w:t>» στην οθόνη «</w:t>
       </w:r>
       <w:r>
         <w:rPr>
@@ -4490,15 +4453,7 @@
           <w:color w:val="EE0000"/>
           <w:lang w:val="el-GR"/>
         </w:rPr>
-        <w:t>»</w:t>
-      </w:r>
-      <w:r>
-        <w:rPr>
-          <w:rFonts w:ascii="Calibri" w:eastAsia="Arial" w:hAnsi="Calibri" w:cs="Calibri"/>
-          <w:color w:val="EE0000"/>
-          <w:lang w:val="el-GR"/>
-        </w:rPr>
-        <w:t>.</w:t>
+        <w:t>».</w:t>
       </w:r>
     </w:p>
     <w:p>
@@ -6662,6 +6617,7 @@
         <w:spacing w:before="60" w:after="60"/>
         <w:rPr>
           <w:rFonts w:ascii="Calibri" w:hAnsi="Calibri" w:cs="Calibri"/>
+          <w:lang w:val="el-GR"/>
         </w:rPr>
       </w:pPr>
     </w:p>
@@ -8294,7 +8250,21 @@
         <w:rPr>
           <w:rFonts w:ascii="Calibri" w:eastAsia="Arial" w:hAnsi="Calibri" w:cs="Calibri"/>
         </w:rPr>
-        <w:t>ατος "You must select at least one Actor" </w:t>
+        <w:t>α</w:t>
+      </w:r>
+      <w:proofErr w:type="spellStart"/>
+      <w:r>
+        <w:rPr>
+          <w:rFonts w:ascii="Calibri" w:eastAsia="Arial" w:hAnsi="Calibri" w:cs="Calibri"/>
+        </w:rPr>
+        <w:t>τος</w:t>
+      </w:r>
+      <w:proofErr w:type="spellEnd"/>
+      <w:r>
+        <w:rPr>
+          <w:rFonts w:ascii="Calibri" w:eastAsia="Arial" w:hAnsi="Calibri" w:cs="Calibri"/>
+        </w:rPr>
+        <w:t> "You must select at least one Actor" </w:t>
       </w:r>
       <w:proofErr w:type="spellStart"/>
       <w:r>
@@ -9129,7 +9099,83 @@
           <w:rFonts w:ascii="Calibri" w:eastAsia="Arial" w:hAnsi="Calibri" w:cs="Calibri"/>
           <w:lang w:val="el-GR"/>
         </w:rPr>
-        <w:t>».</w:t>
+        <w:t>»</w:t>
+      </w:r>
+      <w:r>
+        <w:rPr>
+          <w:rFonts w:ascii="Calibri" w:eastAsia="Arial" w:hAnsi="Calibri" w:cs="Calibri"/>
+          <w:lang w:val="el-GR"/>
+        </w:rPr>
+        <w:t xml:space="preserve"> </w:t>
+      </w:r>
+      <w:r>
+        <w:rPr>
+          <w:rFonts w:ascii="Calibri" w:eastAsia="Arial" w:hAnsi="Calibri" w:cs="Calibri"/>
+          <w:color w:val="EE0000"/>
+          <w:lang w:val="el-GR"/>
+        </w:rPr>
+        <w:t>σ</w:t>
+      </w:r>
+      <w:r>
+        <w:rPr>
+          <w:rFonts w:ascii="Calibri" w:eastAsia="Arial" w:hAnsi="Calibri" w:cs="Calibri"/>
+          <w:color w:val="EE0000"/>
+          <w:lang w:val="el-GR"/>
+        </w:rPr>
+        <w:t>την οθόνη «</w:t>
+      </w:r>
+      <w:r>
+        <w:rPr>
+          <w:rFonts w:ascii="Calibri" w:eastAsia="Arial" w:hAnsi="Calibri" w:cs="Calibri"/>
+          <w:color w:val="EE0000"/>
+        </w:rPr>
+        <w:t>Use</w:t>
+      </w:r>
+      <w:r>
+        <w:rPr>
+          <w:rFonts w:ascii="Calibri" w:eastAsia="Arial" w:hAnsi="Calibri" w:cs="Calibri"/>
+          <w:color w:val="EE0000"/>
+          <w:lang w:val="el-GR"/>
+        </w:rPr>
+        <w:t xml:space="preserve"> </w:t>
+      </w:r>
+      <w:r>
+        <w:rPr>
+          <w:rFonts w:ascii="Calibri" w:eastAsia="Arial" w:hAnsi="Calibri" w:cs="Calibri"/>
+          <w:color w:val="EE0000"/>
+        </w:rPr>
+        <w:t>Case</w:t>
+      </w:r>
+      <w:r>
+        <w:rPr>
+          <w:rFonts w:ascii="Calibri" w:eastAsia="Arial" w:hAnsi="Calibri" w:cs="Calibri"/>
+          <w:color w:val="EE0000"/>
+          <w:lang w:val="el-GR"/>
+        </w:rPr>
+        <w:t xml:space="preserve"> </w:t>
+      </w:r>
+      <w:r>
+        <w:rPr>
+          <w:rFonts w:ascii="Calibri" w:eastAsia="Arial" w:hAnsi="Calibri" w:cs="Calibri"/>
+          <w:color w:val="EE0000"/>
+        </w:rPr>
+        <w:t>Detail</w:t>
+      </w:r>
+      <w:r>
+        <w:rPr>
+          <w:rFonts w:ascii="Calibri" w:eastAsia="Arial" w:hAnsi="Calibri" w:cs="Calibri"/>
+          <w:color w:val="EE0000"/>
+          <w:lang w:val="el-GR"/>
+        </w:rPr>
+        <w:t>»</w:t>
+      </w:r>
+      <w:r>
+        <w:rPr>
+          <w:rFonts w:ascii="Calibri" w:eastAsia="Arial" w:hAnsi="Calibri" w:cs="Calibri"/>
+          <w:color w:val="EE0000"/>
+          <w:lang w:val="el-GR"/>
+        </w:rPr>
+        <w:t>.</w:t>
       </w:r>
     </w:p>
     <w:p>
@@ -9967,7 +10013,14 @@
         <w:spacing w:before="60" w:after="60"/>
         <w:rPr>
           <w:rFonts w:ascii="Calibri" w:hAnsi="Calibri" w:cs="Calibri"/>
-          <w:lang w:val="el-GR"/>
+        </w:rPr>
+      </w:pPr>
+    </w:p>
+    <w:p>
+      <w:pPr>
+        <w:spacing w:before="60" w:after="60"/>
+        <w:rPr>
+          <w:rFonts w:ascii="Calibri" w:hAnsi="Calibri" w:cs="Calibri"/>
         </w:rPr>
       </w:pPr>
     </w:p>
@@ -9989,6 +10042,7 @@
           <w:color w:val="1F3864"/>
           <w:u w:val="single"/>
         </w:rPr>
+        <w:lastRenderedPageBreak/>
         <w:t>Εν</w:t>
       </w:r>
       <w:proofErr w:type="spellEnd"/>
@@ -10066,7 +10120,6 @@
         <w:rPr>
           <w:rFonts w:ascii="Calibri" w:eastAsia="Arial" w:hAnsi="Calibri" w:cs="Calibri"/>
         </w:rPr>
-        <w:lastRenderedPageBreak/>
         <w:t>5</w:t>
       </w:r>
       <w:r>
@@ -10468,7 +10521,6 @@
         <w:spacing w:before="80" w:after="80"/>
         <w:rPr>
           <w:rFonts w:ascii="Calibri" w:hAnsi="Calibri" w:cs="Calibri"/>
-          <w:lang w:val="el-GR"/>
         </w:rPr>
       </w:pPr>
     </w:p>
@@ -10477,16 +10529,6 @@
         <w:spacing w:before="80" w:after="80"/>
         <w:rPr>
           <w:rFonts w:ascii="Calibri" w:hAnsi="Calibri" w:cs="Calibri"/>
-          <w:lang w:val="el-GR"/>
-        </w:rPr>
-      </w:pPr>
-    </w:p>
-    <w:p>
-      <w:pPr>
-        <w:spacing w:before="80" w:after="80"/>
-        <w:rPr>
-          <w:rFonts w:ascii="Calibri" w:hAnsi="Calibri" w:cs="Calibri"/>
-          <w:lang w:val="el-GR"/>
         </w:rPr>
       </w:pPr>
     </w:p>
@@ -11211,7 +11253,74 @@
           <w:rFonts w:ascii="Calibri" w:eastAsia="Arial" w:hAnsi="Calibri" w:cs="Calibri"/>
           <w:lang w:val="el-GR"/>
         </w:rPr>
-        <w:t>».</w:t>
+        <w:t>»</w:t>
+      </w:r>
+      <w:r>
+        <w:rPr>
+          <w:rFonts w:ascii="Calibri" w:eastAsia="Arial" w:hAnsi="Calibri" w:cs="Calibri"/>
+          <w:lang w:val="el-GR"/>
+        </w:rPr>
+        <w:t xml:space="preserve"> </w:t>
+      </w:r>
+      <w:r>
+        <w:rPr>
+          <w:rFonts w:ascii="Calibri" w:eastAsia="Arial" w:hAnsi="Calibri" w:cs="Calibri"/>
+          <w:color w:val="EE0000"/>
+          <w:lang w:val="el-GR"/>
+        </w:rPr>
+        <w:t>σ</w:t>
+      </w:r>
+      <w:r>
+        <w:rPr>
+          <w:rFonts w:ascii="Calibri" w:eastAsia="Arial" w:hAnsi="Calibri" w:cs="Calibri"/>
+          <w:color w:val="EE0000"/>
+          <w:lang w:val="el-GR"/>
+        </w:rPr>
+        <w:t>το παράθυρο επιβεβαίωσης "</w:t>
+      </w:r>
+      <w:r>
+        <w:rPr>
+          <w:rFonts w:ascii="Calibri" w:eastAsia="Arial" w:hAnsi="Calibri" w:cs="Calibri"/>
+          <w:color w:val="EE0000"/>
+        </w:rPr>
+        <w:t>Confirm</w:t>
+      </w:r>
+      <w:r>
+        <w:rPr>
+          <w:rFonts w:ascii="Calibri" w:eastAsia="Arial" w:hAnsi="Calibri" w:cs="Calibri"/>
+          <w:color w:val="EE0000"/>
+          <w:lang w:val="el-GR"/>
+        </w:rPr>
+        <w:t xml:space="preserve"> </w:t>
+      </w:r>
+      <w:r>
+        <w:rPr>
+          <w:rFonts w:ascii="Calibri" w:eastAsia="Arial" w:hAnsi="Calibri" w:cs="Calibri"/>
+          <w:color w:val="EE0000"/>
+        </w:rPr>
+        <w:t>Delete</w:t>
+      </w:r>
+      <w:r>
+        <w:rPr>
+          <w:rFonts w:ascii="Calibri" w:eastAsia="Arial" w:hAnsi="Calibri" w:cs="Calibri"/>
+          <w:color w:val="EE0000"/>
+          <w:lang w:val="el-GR"/>
+        </w:rPr>
+        <w:t xml:space="preserve"> </w:t>
+      </w:r>
+      <w:r>
+        <w:rPr>
+          <w:rFonts w:ascii="Calibri" w:eastAsia="Arial" w:hAnsi="Calibri" w:cs="Calibri"/>
+          <w:color w:val="EE0000"/>
+        </w:rPr>
+        <w:t>Dialog</w:t>
+      </w:r>
+      <w:r>
+        <w:rPr>
+          <w:rFonts w:ascii="Calibri" w:eastAsia="Arial" w:hAnsi="Calibri" w:cs="Calibri"/>
+          <w:lang w:val="el-GR"/>
+        </w:rPr>
+        <w:t>.</w:t>
       </w:r>
     </w:p>
     <w:p>
@@ -11531,7 +11640,14 @@
         <w:spacing w:before="60" w:after="60"/>
         <w:rPr>
           <w:rFonts w:ascii="Calibri" w:hAnsi="Calibri" w:cs="Calibri"/>
-          <w:lang w:val="el-GR"/>
+        </w:rPr>
+      </w:pPr>
+    </w:p>
+    <w:p>
+      <w:pPr>
+        <w:spacing w:before="60" w:after="60"/>
+        <w:rPr>
+          <w:rFonts w:ascii="Calibri" w:hAnsi="Calibri" w:cs="Calibri"/>
         </w:rPr>
       </w:pPr>
     </w:p>
@@ -11553,6 +11669,7 @@
           <w:color w:val="1F3864"/>
           <w:u w:val="single"/>
         </w:rPr>
+        <w:lastRenderedPageBreak/>
         <w:t>Εν</w:t>
       </w:r>
       <w:proofErr w:type="spellEnd"/>
@@ -11630,7 +11747,6 @@
         <w:rPr>
           <w:rFonts w:ascii="Calibri" w:eastAsia="Arial" w:hAnsi="Calibri" w:cs="Calibri"/>
         </w:rPr>
-        <w:lastRenderedPageBreak/>
         <w:t>3.</w:t>
       </w:r>
       <w:r>
@@ -11960,16 +12076,6 @@
         <w:spacing w:before="60" w:after="60"/>
         <w:rPr>
           <w:rFonts w:ascii="Calibri" w:hAnsi="Calibri" w:cs="Calibri"/>
-          <w:lang w:val="el-GR"/>
-        </w:rPr>
-      </w:pPr>
-    </w:p>
-    <w:p>
-      <w:pPr>
-        <w:spacing w:before="60" w:after="60"/>
-        <w:rPr>
-          <w:rFonts w:ascii="Calibri" w:hAnsi="Calibri" w:cs="Calibri"/>
-          <w:lang w:val="el-GR"/>
         </w:rPr>
       </w:pPr>
     </w:p>
@@ -12212,6 +12318,7 @@
         <w:spacing w:before="60" w:after="60"/>
         <w:rPr>
           <w:rFonts w:ascii="Calibri" w:hAnsi="Calibri" w:cs="Calibri"/>
+          <w:lang w:val="el-GR"/>
         </w:rPr>
       </w:pPr>
     </w:p>
@@ -16353,7 +16460,46 @@
         <w:spacing w:before="60" w:after="60" w:line="240" w:lineRule="auto"/>
         <w:rPr>
           <w:rFonts w:ascii="Calibri" w:hAnsi="Calibri" w:cs="Calibri"/>
-          <w:lang w:val="el-GR"/>
+        </w:rPr>
+      </w:pPr>
+    </w:p>
+    <w:p>
+      <w:pPr>
+        <w:spacing w:before="60" w:after="60" w:line="240" w:lineRule="auto"/>
+        <w:rPr>
+          <w:rFonts w:ascii="Calibri" w:hAnsi="Calibri" w:cs="Calibri"/>
+        </w:rPr>
+      </w:pPr>
+    </w:p>
+    <w:p>
+      <w:pPr>
+        <w:spacing w:before="60" w:after="60" w:line="240" w:lineRule="auto"/>
+        <w:rPr>
+          <w:rFonts w:ascii="Calibri" w:hAnsi="Calibri" w:cs="Calibri"/>
+        </w:rPr>
+      </w:pPr>
+    </w:p>
+    <w:p>
+      <w:pPr>
+        <w:spacing w:before="60" w:after="60" w:line="240" w:lineRule="auto"/>
+        <w:rPr>
+          <w:rFonts w:ascii="Calibri" w:hAnsi="Calibri" w:cs="Calibri"/>
+        </w:rPr>
+      </w:pPr>
+    </w:p>
+    <w:p>
+      <w:pPr>
+        <w:spacing w:before="60" w:after="60" w:line="240" w:lineRule="auto"/>
+        <w:rPr>
+          <w:rFonts w:ascii="Calibri" w:hAnsi="Calibri" w:cs="Calibri"/>
+        </w:rPr>
+      </w:pPr>
+    </w:p>
+    <w:p>
+      <w:pPr>
+        <w:spacing w:before="60" w:after="60" w:line="240" w:lineRule="auto"/>
+        <w:rPr>
+          <w:rFonts w:ascii="Calibri" w:hAnsi="Calibri" w:cs="Calibri"/>
         </w:rPr>
       </w:pPr>
     </w:p>
@@ -16370,6 +16516,7 @@
           <w:b/>
           <w:bCs/>
         </w:rPr>
+        <w:lastRenderedPageBreak/>
         <w:t>UC</w:t>
       </w:r>
       <w:r>
@@ -16483,7 +16630,6 @@
           <w:bCs/>
           <w:lang w:val="el-GR"/>
         </w:rPr>
-        <w:lastRenderedPageBreak/>
         <w:t xml:space="preserve">Σύντομη περιγραφή: </w:t>
       </w:r>
       <w:r>
@@ -17928,7 +18074,9 @@
     </w:p>
     <w:p>
       <w:pPr>
-        <w:spacing w:before="60" w:after="60"/>
+        <w:pStyle w:val="ListParagraph"/>
+        <w:spacing w:before="60" w:after="60" w:line="240" w:lineRule="auto"/>
+        <w:contextualSpacing w:val="0"/>
         <w:rPr>
           <w:rFonts w:ascii="Calibri" w:hAnsi="Calibri" w:cs="Calibri"/>
           <w:lang w:val="el-GR"/>
@@ -18158,7 +18306,6 @@
           <w:bCs/>
           <w:lang w:val="el-GR"/>
         </w:rPr>
-        <w:lastRenderedPageBreak/>
         <w:t xml:space="preserve">Τίτλος: </w:t>
       </w:r>
       <w:r>
@@ -19749,6 +19896,7 @@
           <w:bCs/>
           <w:lang w:val="el-GR"/>
         </w:rPr>
+        <w:lastRenderedPageBreak/>
         <w:t xml:space="preserve">Κατάσταση εξόδου: </w:t>
       </w:r>
       <w:r>
@@ -20795,6 +20943,7 @@
           <w:rFonts w:ascii="Calibri" w:eastAsia="Arial" w:hAnsi="Calibri" w:cs="Calibri"/>
           <w:lang w:val="el-GR"/>
         </w:rPr>
+        <w:lastRenderedPageBreak/>
         <w:t>Το σύστημα ενεργοποιεί τον κατάλληλο μηχανισμό και παράγει script που αναπαριστά κάθε κλάση με τα attributes/methods από τις Responsibilities και τις συσχετίσεις από τα Collaborations.</w:t>
       </w:r>
     </w:p>
@@ -20819,7 +20968,6 @@
           <w:rFonts w:ascii="Calibri" w:eastAsia="Arial" w:hAnsi="Calibri" w:cs="Calibri"/>
           <w:lang w:val="el-GR"/>
         </w:rPr>
-        <w:lastRenderedPageBreak/>
         <w:t xml:space="preserve">Το σύστημα εμφανίζει, το παραγόμενο </w:t>
       </w:r>
       <w:r>
@@ -22389,6 +22537,7 @@
           <w:rFonts w:ascii="Calibri" w:eastAsia="Arial" w:hAnsi="Calibri" w:cs="Calibri"/>
           <w:lang w:val="el-GR"/>
         </w:rPr>
+        <w:lastRenderedPageBreak/>
         <w:t>Το κουμπί αλλάζει προσωρινά σε «</w:t>
       </w:r>
       <w:r>
@@ -22440,7 +22589,6 @@
           <w:rFonts w:ascii="Calibri" w:eastAsia="Arial" w:hAnsi="Calibri" w:cs="Calibri"/>
           <w:lang w:val="el-GR"/>
         </w:rPr>
-        <w:lastRenderedPageBreak/>
         <w:t>Ο χρήστης</w:t>
       </w:r>
       <w:r>
@@ -23738,6 +23886,7 @@
           <w:rFonts w:ascii="Calibri" w:eastAsia="Arial" w:hAnsi="Calibri" w:cs="Calibri"/>
           <w:lang w:val="el-GR"/>
         </w:rPr>
+        <w:lastRenderedPageBreak/>
         <w:t xml:space="preserve">Το σύστημα ανακατευθύνει το </w:t>
       </w:r>
       <w:r>
@@ -25167,6 +25316,7 @@
           <w:bCs/>
           <w:lang w:val="el-GR"/>
         </w:rPr>
+        <w:lastRenderedPageBreak/>
         <w:t xml:space="preserve">Κατάσταση εισόδου: </w:t>
       </w:r>
       <w:r>
@@ -25217,7 +25367,6 @@
           <w:bCs/>
           <w:color w:val="000000"/>
         </w:rPr>
-        <w:lastRenderedPageBreak/>
         <w:t>Βα</w:t>
       </w:r>
       <w:proofErr w:type="spellStart"/>
@@ -27450,6 +27599,7 @@
           <w:rFonts w:ascii="Calibri" w:eastAsia="Arial" w:hAnsi="Calibri" w:cs="Calibri"/>
           <w:lang w:val="el-GR"/>
         </w:rPr>
+        <w:lastRenderedPageBreak/>
         <w:t xml:space="preserve">Το σύστημα </w:t>
       </w:r>
       <w:r>
@@ -28823,6 +28973,7 @@
           <w:rFonts w:ascii="Calibri" w:eastAsia="Arial" w:hAnsi="Calibri" w:cs="Calibri"/>
           <w:lang w:val="el-GR"/>
         </w:rPr>
+        <w:lastRenderedPageBreak/>
         <w:t>Το σύστημα ανακατευθύνει τον χρήστη στην οθόνη «</w:t>
       </w:r>
       <w:r>
@@ -28919,7 +29070,6 @@
           <w:color w:val="1F3864"/>
           <w:u w:val="single"/>
         </w:rPr>
-        <w:lastRenderedPageBreak/>
         <w:t>Εν</w:t>
       </w:r>
       <w:proofErr w:type="spellEnd"/>
@@ -30158,6 +30308,7 @@
           <w:rFonts w:ascii="Calibri" w:eastAsia="Arial" w:hAnsi="Calibri" w:cs="Calibri"/>
           <w:lang w:val="el-GR"/>
         </w:rPr>
+        <w:lastRenderedPageBreak/>
         <w:t>Ο Ιδιοκτήτης Οργανισμού στην οθόνη «</w:t>
       </w:r>
       <w:r>
@@ -30364,7 +30515,6 @@
           <w:rFonts w:ascii="Calibri" w:eastAsia="Arial" w:hAnsi="Calibri" w:cs="Calibri"/>
           <w:lang w:val="el-GR"/>
         </w:rPr>
-        <w:lastRenderedPageBreak/>
         <w:t>Το</w:t>
       </w:r>
       <w:r>

--- a/3rd_phase/Use-case-v0.3.docx
+++ b/3rd_phase/Use-case-v0.3.docx
@@ -5338,7 +5338,91 @@
           <w:rFonts w:ascii="Calibri" w:eastAsia="Arial" w:hAnsi="Calibri" w:cs="Calibri"/>
           <w:lang w:val="el-GR"/>
         </w:rPr>
-        <w:t>».</w:t>
+        <w:t>»</w:t>
+      </w:r>
+      <w:r>
+        <w:rPr>
+          <w:rFonts w:ascii="Calibri" w:eastAsia="Arial" w:hAnsi="Calibri" w:cs="Calibri"/>
+          <w:lang w:val="el-GR"/>
+        </w:rPr>
+        <w:t xml:space="preserve">, </w:t>
+      </w:r>
+      <w:r>
+        <w:rPr>
+          <w:rFonts w:ascii="Calibri" w:eastAsia="Arial" w:hAnsi="Calibri" w:cs="Calibri"/>
+          <w:color w:val="EE0000"/>
+          <w:lang w:val="el-GR"/>
+        </w:rPr>
+        <w:t xml:space="preserve">στο </w:t>
+      </w:r>
+      <w:r>
+        <w:rPr>
+          <w:rFonts w:ascii="Calibri" w:eastAsia="Arial" w:hAnsi="Calibri" w:cs="Calibri"/>
+          <w:color w:val="EE0000"/>
+          <w:lang w:val="el-GR"/>
+        </w:rPr>
+        <w:t>παράθυρο επιβεβαίωσης «</w:t>
+      </w:r>
+      <w:r>
+        <w:rPr>
+          <w:rFonts w:ascii="Calibri" w:eastAsia="Arial" w:hAnsi="Calibri" w:cs="Calibri"/>
+          <w:color w:val="EE0000"/>
+        </w:rPr>
+        <w:t>Confirm</w:t>
+      </w:r>
+      <w:r>
+        <w:rPr>
+          <w:rFonts w:ascii="Calibri" w:eastAsia="Arial" w:hAnsi="Calibri" w:cs="Calibri"/>
+          <w:color w:val="EE0000"/>
+          <w:lang w:val="el-GR"/>
+        </w:rPr>
+        <w:t xml:space="preserve"> </w:t>
+      </w:r>
+      <w:r>
+        <w:rPr>
+          <w:rFonts w:ascii="Calibri" w:eastAsia="Arial" w:hAnsi="Calibri" w:cs="Calibri"/>
+          <w:color w:val="EE0000"/>
+        </w:rPr>
+        <w:t>Delete</w:t>
+      </w:r>
+      <w:r>
+        <w:rPr>
+          <w:rFonts w:ascii="Calibri" w:eastAsia="Arial" w:hAnsi="Calibri" w:cs="Calibri"/>
+          <w:color w:val="EE0000"/>
+          <w:lang w:val="el-GR"/>
+        </w:rPr>
+        <w:t xml:space="preserve"> </w:t>
+      </w:r>
+      <w:r>
+        <w:rPr>
+          <w:rFonts w:ascii="Calibri" w:eastAsia="Arial" w:hAnsi="Calibri" w:cs="Calibri"/>
+          <w:color w:val="EE0000"/>
+        </w:rPr>
+        <w:t>Dialog</w:t>
+      </w:r>
+      <w:r>
+        <w:rPr>
+          <w:rFonts w:ascii="Calibri" w:eastAsia="Arial" w:hAnsi="Calibri" w:cs="Calibri"/>
+          <w:color w:val="EE0000"/>
+          <w:lang w:val="el-GR"/>
+        </w:rPr>
+        <w:t>»</w:t>
+      </w:r>
+      <w:r>
+        <w:rPr>
+          <w:rFonts w:ascii="Calibri" w:eastAsia="Arial" w:hAnsi="Calibri" w:cs="Calibri"/>
+          <w:color w:val="EE0000"/>
+          <w:lang w:val="el-GR"/>
+        </w:rPr>
+        <w:t>.</w:t>
+      </w:r>
+      <w:r>
+        <w:rPr>
+          <w:rFonts w:ascii="Calibri" w:eastAsia="Arial" w:hAnsi="Calibri" w:cs="Calibri"/>
+          <w:color w:val="EE0000"/>
+          <w:lang w:val="el-GR"/>
+        </w:rPr>
+        <w:t xml:space="preserve"> </w:t>
       </w:r>
     </w:p>
     <w:p>
@@ -8250,21 +8334,7 @@
         <w:rPr>
           <w:rFonts w:ascii="Calibri" w:eastAsia="Arial" w:hAnsi="Calibri" w:cs="Calibri"/>
         </w:rPr>
-        <w:t>α</w:t>
-      </w:r>
-      <w:proofErr w:type="spellStart"/>
-      <w:r>
-        <w:rPr>
-          <w:rFonts w:ascii="Calibri" w:eastAsia="Arial" w:hAnsi="Calibri" w:cs="Calibri"/>
-        </w:rPr>
-        <w:t>τος</w:t>
-      </w:r>
-      <w:proofErr w:type="spellEnd"/>
-      <w:r>
-        <w:rPr>
-          <w:rFonts w:ascii="Calibri" w:eastAsia="Arial" w:hAnsi="Calibri" w:cs="Calibri"/>
-        </w:rPr>
-        <w:t> "You must select at least one Actor" </w:t>
+        <w:t>ατος "You must select at least one Actor" </w:t>
       </w:r>
       <w:proofErr w:type="spellStart"/>
       <w:r>
@@ -9114,15 +9184,7 @@
           <w:color w:val="EE0000"/>
           <w:lang w:val="el-GR"/>
         </w:rPr>
-        <w:t>σ</w:t>
-      </w:r>
-      <w:r>
-        <w:rPr>
-          <w:rFonts w:ascii="Calibri" w:eastAsia="Arial" w:hAnsi="Calibri" w:cs="Calibri"/>
-          <w:color w:val="EE0000"/>
-          <w:lang w:val="el-GR"/>
-        </w:rPr>
-        <w:t>την οθόνη «</w:t>
+        <w:t>στην οθόνη «</w:t>
       </w:r>
       <w:r>
         <w:rPr>
@@ -10013,6 +10075,7 @@
         <w:spacing w:before="60" w:after="60"/>
         <w:rPr>
           <w:rFonts w:ascii="Calibri" w:hAnsi="Calibri" w:cs="Calibri"/>
+          <w:lang w:val="el-GR"/>
         </w:rPr>
       </w:pPr>
     </w:p>
@@ -10021,6 +10084,7 @@
         <w:spacing w:before="60" w:after="60"/>
         <w:rPr>
           <w:rFonts w:ascii="Calibri" w:hAnsi="Calibri" w:cs="Calibri"/>
+          <w:lang w:val="el-GR"/>
         </w:rPr>
       </w:pPr>
     </w:p>
@@ -10521,6 +10585,7 @@
         <w:spacing w:before="80" w:after="80"/>
         <w:rPr>
           <w:rFonts w:ascii="Calibri" w:hAnsi="Calibri" w:cs="Calibri"/>
+          <w:lang w:val="el-GR"/>
         </w:rPr>
       </w:pPr>
     </w:p>
@@ -10529,6 +10594,7 @@
         <w:spacing w:before="80" w:after="80"/>
         <w:rPr>
           <w:rFonts w:ascii="Calibri" w:hAnsi="Calibri" w:cs="Calibri"/>
+          <w:lang w:val="el-GR"/>
         </w:rPr>
       </w:pPr>
     </w:p>
@@ -11268,15 +11334,7 @@
           <w:color w:val="EE0000"/>
           <w:lang w:val="el-GR"/>
         </w:rPr>
-        <w:t>σ</w:t>
-      </w:r>
-      <w:r>
-        <w:rPr>
-          <w:rFonts w:ascii="Calibri" w:eastAsia="Arial" w:hAnsi="Calibri" w:cs="Calibri"/>
-          <w:color w:val="EE0000"/>
-          <w:lang w:val="el-GR"/>
-        </w:rPr>
-        <w:t>το παράθυρο επιβεβαίωσης "</w:t>
+        <w:t>στο παράθυρο επιβεβαίωσης "</w:t>
       </w:r>
       <w:r>
         <w:rPr>
@@ -11640,6 +11698,7 @@
         <w:spacing w:before="60" w:after="60"/>
         <w:rPr>
           <w:rFonts w:ascii="Calibri" w:hAnsi="Calibri" w:cs="Calibri"/>
+          <w:lang w:val="el-GR"/>
         </w:rPr>
       </w:pPr>
     </w:p>
@@ -11648,6 +11707,7 @@
         <w:spacing w:before="60" w:after="60"/>
         <w:rPr>
           <w:rFonts w:ascii="Calibri" w:hAnsi="Calibri" w:cs="Calibri"/>
+          <w:lang w:val="el-GR"/>
         </w:rPr>
       </w:pPr>
     </w:p>
@@ -11843,14 +11903,7 @@
         <w:rPr>
           <w:rFonts w:ascii="Calibri" w:eastAsia="Arial" w:hAnsi="Calibri" w:cs="Calibri"/>
         </w:rPr>
-        <w:t xml:space="preserve">"Confirm Delete </w:t>
-      </w:r>
-      <w:proofErr w:type="gramStart"/>
-      <w:r>
-        <w:rPr>
-          <w:rFonts w:ascii="Calibri" w:eastAsia="Arial" w:hAnsi="Calibri" w:cs="Calibri"/>
-        </w:rPr>
-        <w:t>Dialog"</w:t>
+        <w:t>"Confirm Delete Dialog"</w:t>
       </w:r>
       <w:r>
         <w:rPr>
@@ -11858,7 +11911,6 @@
         </w:rPr>
         <w:t>.</w:t>
       </w:r>
-      <w:proofErr w:type="gramEnd"/>
     </w:p>
     <w:p>
       <w:pPr>
@@ -12076,6 +12128,7 @@
         <w:spacing w:before="60" w:after="60"/>
         <w:rPr>
           <w:rFonts w:ascii="Calibri" w:hAnsi="Calibri" w:cs="Calibri"/>
+          <w:lang w:val="el-GR"/>
         </w:rPr>
       </w:pPr>
     </w:p>
@@ -16460,6 +16513,7 @@
         <w:spacing w:before="60" w:after="60" w:line="240" w:lineRule="auto"/>
         <w:rPr>
           <w:rFonts w:ascii="Calibri" w:hAnsi="Calibri" w:cs="Calibri"/>
+          <w:lang w:val="el-GR"/>
         </w:rPr>
       </w:pPr>
     </w:p>
@@ -16468,6 +16522,7 @@
         <w:spacing w:before="60" w:after="60" w:line="240" w:lineRule="auto"/>
         <w:rPr>
           <w:rFonts w:ascii="Calibri" w:hAnsi="Calibri" w:cs="Calibri"/>
+          <w:lang w:val="el-GR"/>
         </w:rPr>
       </w:pPr>
     </w:p>
@@ -16476,6 +16531,7 @@
         <w:spacing w:before="60" w:after="60" w:line="240" w:lineRule="auto"/>
         <w:rPr>
           <w:rFonts w:ascii="Calibri" w:hAnsi="Calibri" w:cs="Calibri"/>
+          <w:lang w:val="el-GR"/>
         </w:rPr>
       </w:pPr>
     </w:p>
@@ -16484,6 +16540,7 @@
         <w:spacing w:before="60" w:after="60" w:line="240" w:lineRule="auto"/>
         <w:rPr>
           <w:rFonts w:ascii="Calibri" w:hAnsi="Calibri" w:cs="Calibri"/>
+          <w:lang w:val="el-GR"/>
         </w:rPr>
       </w:pPr>
     </w:p>
@@ -16492,6 +16549,7 @@
         <w:spacing w:before="60" w:after="60" w:line="240" w:lineRule="auto"/>
         <w:rPr>
           <w:rFonts w:ascii="Calibri" w:hAnsi="Calibri" w:cs="Calibri"/>
+          <w:lang w:val="el-GR"/>
         </w:rPr>
       </w:pPr>
     </w:p>
@@ -16500,6 +16558,7 @@
         <w:spacing w:before="60" w:after="60" w:line="240" w:lineRule="auto"/>
         <w:rPr>
           <w:rFonts w:ascii="Calibri" w:hAnsi="Calibri" w:cs="Calibri"/>
+          <w:lang w:val="el-GR"/>
         </w:rPr>
       </w:pPr>
     </w:p>
@@ -16966,29 +17025,189 @@
           <w:rFonts w:ascii="Calibri" w:hAnsi="Calibri" w:cs="Calibri"/>
           <w:sz w:val="28"/>
           <w:szCs w:val="28"/>
-          <w:lang w:val="el-GR"/>
-        </w:rPr>
-      </w:pPr>
-      <w:r>
-        <w:rPr>
-          <w:rFonts w:ascii="Calibri" w:eastAsia="Arial" w:hAnsi="Calibri" w:cs="Calibri"/>
-          <w:lang w:val="el-GR"/>
-        </w:rPr>
-        <w:t xml:space="preserve">Το σύστημα ελέγχει </w:t>
-      </w:r>
-      <w:r>
-        <w:rPr>
-          <w:rFonts w:ascii="Calibri" w:eastAsia="Arial" w:hAnsi="Calibri" w:cs="Calibri"/>
-          <w:lang w:val="el-GR"/>
-        </w:rPr>
-        <w:t xml:space="preserve">στην Βάση Δεδομένων </w:t>
-      </w:r>
-      <w:r>
-        <w:rPr>
-          <w:rFonts w:ascii="Calibri" w:eastAsia="Arial" w:hAnsi="Calibri" w:cs="Calibri"/>
-          <w:lang w:val="el-GR"/>
-        </w:rPr>
-        <w:t xml:space="preserve">αν η κάρτα συνδέεται με </w:t>
+        </w:rPr>
+      </w:pPr>
+      <w:r>
+        <w:rPr>
+          <w:rFonts w:ascii="Calibri" w:eastAsia="Arial" w:hAnsi="Calibri" w:cs="Calibri"/>
+          <w:lang w:val="el-GR"/>
+        </w:rPr>
+        <w:t>Το</w:t>
+      </w:r>
+      <w:r>
+        <w:rPr>
+          <w:rFonts w:ascii="Calibri" w:eastAsia="Arial" w:hAnsi="Calibri" w:cs="Calibri"/>
+        </w:rPr>
+        <w:t xml:space="preserve"> </w:t>
+      </w:r>
+      <w:r>
+        <w:rPr>
+          <w:rFonts w:ascii="Calibri" w:eastAsia="Arial" w:hAnsi="Calibri" w:cs="Calibri"/>
+          <w:lang w:val="el-GR"/>
+        </w:rPr>
+        <w:t>σύστημα</w:t>
+      </w:r>
+      <w:r>
+        <w:rPr>
+          <w:rFonts w:ascii="Calibri" w:eastAsia="Arial" w:hAnsi="Calibri" w:cs="Calibri"/>
+        </w:rPr>
+        <w:t xml:space="preserve"> </w:t>
+      </w:r>
+      <w:r>
+        <w:rPr>
+          <w:rFonts w:ascii="Calibri" w:eastAsia="Arial" w:hAnsi="Calibri" w:cs="Calibri"/>
+          <w:lang w:val="el-GR"/>
+        </w:rPr>
+        <w:t>εμφανίζει</w:t>
+      </w:r>
+      <w:r>
+        <w:rPr>
+          <w:rFonts w:ascii="Calibri" w:eastAsia="Arial" w:hAnsi="Calibri" w:cs="Calibri"/>
+        </w:rPr>
+        <w:t xml:space="preserve"> </w:t>
+      </w:r>
+      <w:r>
+        <w:rPr>
+          <w:rFonts w:ascii="Calibri" w:eastAsia="Arial" w:hAnsi="Calibri" w:cs="Calibri"/>
+          <w:lang w:val="el-GR"/>
+        </w:rPr>
+        <w:t>παράθυρο</w:t>
+      </w:r>
+      <w:r>
+        <w:rPr>
+          <w:rFonts w:ascii="Calibri" w:eastAsia="Arial" w:hAnsi="Calibri" w:cs="Calibri"/>
+        </w:rPr>
+        <w:t xml:space="preserve"> </w:t>
+      </w:r>
+      <w:r>
+        <w:rPr>
+          <w:rFonts w:ascii="Calibri" w:eastAsia="Arial" w:hAnsi="Calibri" w:cs="Calibri"/>
+          <w:lang w:val="el-GR"/>
+        </w:rPr>
+        <w:t>επιβεβαίωσης</w:t>
+      </w:r>
+      <w:r>
+        <w:rPr>
+          <w:rFonts w:ascii="Calibri" w:eastAsia="Arial" w:hAnsi="Calibri" w:cs="Calibri"/>
+        </w:rPr>
+        <w:t xml:space="preserve">: </w:t>
+      </w:r>
+      <w:r>
+        <w:rPr>
+          <w:rFonts w:ascii="Calibri" w:eastAsia="Arial" w:hAnsi="Calibri" w:cs="Calibri"/>
+        </w:rPr>
+        <w:t>"</w:t>
+      </w:r>
+      <w:r>
+        <w:rPr>
+          <w:rFonts w:ascii="Calibri" w:eastAsia="Arial" w:hAnsi="Calibri" w:cs="Calibri"/>
+        </w:rPr>
+        <w:t>Confirm</w:t>
+      </w:r>
+      <w:r>
+        <w:rPr>
+          <w:rFonts w:ascii="Calibri" w:eastAsia="Arial" w:hAnsi="Calibri" w:cs="Calibri"/>
+        </w:rPr>
+        <w:t xml:space="preserve"> </w:t>
+      </w:r>
+      <w:r>
+        <w:rPr>
+          <w:rFonts w:ascii="Calibri" w:eastAsia="Arial" w:hAnsi="Calibri" w:cs="Calibri"/>
+        </w:rPr>
+        <w:t>Delete</w:t>
+      </w:r>
+      <w:r>
+        <w:rPr>
+          <w:rFonts w:ascii="Calibri" w:eastAsia="Arial" w:hAnsi="Calibri" w:cs="Calibri"/>
+        </w:rPr>
+        <w:t xml:space="preserve"> </w:t>
+      </w:r>
+      <w:r>
+        <w:rPr>
+          <w:rFonts w:ascii="Calibri" w:eastAsia="Arial" w:hAnsi="Calibri" w:cs="Calibri"/>
+        </w:rPr>
+        <w:t>Dialog</w:t>
+      </w:r>
+      <w:r>
+        <w:rPr>
+          <w:rFonts w:ascii="Calibri" w:eastAsia="Arial" w:hAnsi="Calibri" w:cs="Calibri"/>
+        </w:rPr>
+        <w:t xml:space="preserve">" </w:t>
+      </w:r>
+      <w:r>
+        <w:rPr>
+          <w:rFonts w:ascii="Calibri" w:eastAsia="Arial" w:hAnsi="Calibri" w:cs="Calibri"/>
+          <w:lang w:val="el-GR"/>
+        </w:rPr>
+        <w:t>με</w:t>
+      </w:r>
+      <w:r>
+        <w:rPr>
+          <w:rFonts w:ascii="Calibri" w:eastAsia="Arial" w:hAnsi="Calibri" w:cs="Calibri"/>
+        </w:rPr>
+        <w:t xml:space="preserve"> </w:t>
+      </w:r>
+      <w:r>
+        <w:rPr>
+          <w:rFonts w:ascii="Calibri" w:eastAsia="Arial" w:hAnsi="Calibri" w:cs="Calibri"/>
+          <w:lang w:val="el-GR"/>
+        </w:rPr>
+        <w:t>το</w:t>
+      </w:r>
+      <w:r>
+        <w:rPr>
+          <w:rFonts w:ascii="Calibri" w:eastAsia="Arial" w:hAnsi="Calibri" w:cs="Calibri"/>
+        </w:rPr>
+        <w:t xml:space="preserve"> </w:t>
+      </w:r>
+      <w:r>
+        <w:rPr>
+          <w:rFonts w:ascii="Calibri" w:eastAsia="Arial" w:hAnsi="Calibri" w:cs="Calibri"/>
+          <w:lang w:val="el-GR"/>
+        </w:rPr>
+        <w:t>μήνυμα</w:t>
+      </w:r>
+      <w:r>
+        <w:rPr>
+          <w:rFonts w:ascii="Calibri" w:eastAsia="Arial" w:hAnsi="Calibri" w:cs="Calibri"/>
+        </w:rPr>
+        <w:t>:</w:t>
+      </w:r>
+      <w:r>
+        <w:rPr>
+          <w:rFonts w:ascii="Calibri" w:eastAsia="Arial" w:hAnsi="Calibri" w:cs="Calibri"/>
+        </w:rPr>
+        <w:t> </w:t>
+      </w:r>
+      <w:r>
+        <w:rPr>
+          <w:rFonts w:ascii="Calibri" w:eastAsia="Arial" w:hAnsi="Calibri" w:cs="Calibri"/>
+        </w:rPr>
+        <w:t>"</w:t>
+      </w:r>
+      <w:r>
+        <w:rPr>
+          <w:rFonts w:ascii="Calibri" w:eastAsia="Arial" w:hAnsi="Calibri" w:cs="Calibri"/>
+        </w:rPr>
+        <w:t>Links</w:t>
+      </w:r>
+      <w:r>
+        <w:rPr>
+          <w:rFonts w:ascii="Calibri" w:eastAsia="Arial" w:hAnsi="Calibri" w:cs="Calibri"/>
+        </w:rPr>
+        <w:t xml:space="preserve"> </w:t>
+      </w:r>
+      <w:r>
+        <w:rPr>
+          <w:rFonts w:ascii="Calibri" w:eastAsia="Arial" w:hAnsi="Calibri" w:cs="Calibri"/>
+        </w:rPr>
+        <w:t>to</w:t>
+      </w:r>
+      <w:r>
+        <w:rPr>
+          <w:rFonts w:ascii="Calibri" w:eastAsia="Arial" w:hAnsi="Calibri" w:cs="Calibri"/>
+        </w:rPr>
+        <w:t xml:space="preserve"> </w:t>
       </w:r>
       <w:r>
         <w:rPr>
@@ -16999,7 +17218,6 @@
       <w:r>
         <w:rPr>
           <w:rFonts w:ascii="Calibri" w:eastAsia="Arial" w:hAnsi="Calibri" w:cs="Calibri"/>
-          <w:lang w:val="el-GR"/>
         </w:rPr>
         <w:t xml:space="preserve"> </w:t>
       </w:r>
@@ -17012,118 +17230,6 @@
       <w:r>
         <w:rPr>
           <w:rFonts w:ascii="Calibri" w:eastAsia="Arial" w:hAnsi="Calibri" w:cs="Calibri"/>
-          <w:lang w:val="el-GR"/>
-        </w:rPr>
-        <w:t xml:space="preserve"> και εμφανίζει παράθυρο επιβεβαίωσης: </w:t>
-      </w:r>
-      <w:r>
-        <w:rPr>
-          <w:rFonts w:ascii="Calibri" w:eastAsia="Arial" w:hAnsi="Calibri" w:cs="Calibri"/>
-          <w:lang w:val="el-GR"/>
-        </w:rPr>
-        <w:t>"</w:t>
-      </w:r>
-      <w:r>
-        <w:rPr>
-          <w:rFonts w:ascii="Calibri" w:eastAsia="Arial" w:hAnsi="Calibri" w:cs="Calibri"/>
-        </w:rPr>
-        <w:t>Confirm</w:t>
-      </w:r>
-      <w:r>
-        <w:rPr>
-          <w:rFonts w:ascii="Calibri" w:eastAsia="Arial" w:hAnsi="Calibri" w:cs="Calibri"/>
-          <w:lang w:val="el-GR"/>
-        </w:rPr>
-        <w:t xml:space="preserve"> </w:t>
-      </w:r>
-      <w:r>
-        <w:rPr>
-          <w:rFonts w:ascii="Calibri" w:eastAsia="Arial" w:hAnsi="Calibri" w:cs="Calibri"/>
-        </w:rPr>
-        <w:t>Delete</w:t>
-      </w:r>
-      <w:r>
-        <w:rPr>
-          <w:rFonts w:ascii="Calibri" w:eastAsia="Arial" w:hAnsi="Calibri" w:cs="Calibri"/>
-          <w:lang w:val="el-GR"/>
-        </w:rPr>
-        <w:t xml:space="preserve"> </w:t>
-      </w:r>
-      <w:r>
-        <w:rPr>
-          <w:rFonts w:ascii="Calibri" w:eastAsia="Arial" w:hAnsi="Calibri" w:cs="Calibri"/>
-        </w:rPr>
-        <w:t>Dialog</w:t>
-      </w:r>
-      <w:r>
-        <w:rPr>
-          <w:rFonts w:ascii="Calibri" w:eastAsia="Arial" w:hAnsi="Calibri" w:cs="Calibri"/>
-          <w:lang w:val="el-GR"/>
-        </w:rPr>
-        <w:t>" με το μήνυμα:</w:t>
-      </w:r>
-      <w:r>
-        <w:rPr>
-          <w:rFonts w:ascii="Calibri" w:eastAsia="Arial" w:hAnsi="Calibri" w:cs="Calibri"/>
-        </w:rPr>
-        <w:t> </w:t>
-      </w:r>
-      <w:r>
-        <w:rPr>
-          <w:rFonts w:ascii="Calibri" w:eastAsia="Arial" w:hAnsi="Calibri" w:cs="Calibri"/>
-          <w:lang w:val="el-GR"/>
-        </w:rPr>
-        <w:t>"</w:t>
-      </w:r>
-      <w:r>
-        <w:rPr>
-          <w:rFonts w:ascii="Calibri" w:eastAsia="Arial" w:hAnsi="Calibri" w:cs="Calibri"/>
-        </w:rPr>
-        <w:t>Links</w:t>
-      </w:r>
-      <w:r>
-        <w:rPr>
-          <w:rFonts w:ascii="Calibri" w:eastAsia="Arial" w:hAnsi="Calibri" w:cs="Calibri"/>
-          <w:lang w:val="el-GR"/>
-        </w:rPr>
-        <w:t xml:space="preserve"> </w:t>
-      </w:r>
-      <w:r>
-        <w:rPr>
-          <w:rFonts w:ascii="Calibri" w:eastAsia="Arial" w:hAnsi="Calibri" w:cs="Calibri"/>
-        </w:rPr>
-        <w:t>to</w:t>
-      </w:r>
-      <w:r>
-        <w:rPr>
-          <w:rFonts w:ascii="Calibri" w:eastAsia="Arial" w:hAnsi="Calibri" w:cs="Calibri"/>
-          <w:lang w:val="el-GR"/>
-        </w:rPr>
-        <w:t xml:space="preserve"> </w:t>
-      </w:r>
-      <w:r>
-        <w:rPr>
-          <w:rFonts w:ascii="Calibri" w:eastAsia="Arial" w:hAnsi="Calibri" w:cs="Calibri"/>
-        </w:rPr>
-        <w:t>Use</w:t>
-      </w:r>
-      <w:r>
-        <w:rPr>
-          <w:rFonts w:ascii="Calibri" w:eastAsia="Arial" w:hAnsi="Calibri" w:cs="Calibri"/>
-          <w:lang w:val="el-GR"/>
-        </w:rPr>
-        <w:t xml:space="preserve"> </w:t>
-      </w:r>
-      <w:r>
-        <w:rPr>
-          <w:rFonts w:ascii="Calibri" w:eastAsia="Arial" w:hAnsi="Calibri" w:cs="Calibri"/>
-        </w:rPr>
-        <w:t>Cases</w:t>
-      </w:r>
-      <w:r>
-        <w:rPr>
-          <w:rFonts w:ascii="Calibri" w:eastAsia="Arial" w:hAnsi="Calibri" w:cs="Calibri"/>
-          <w:lang w:val="el-GR"/>
         </w:rPr>
         <w:t xml:space="preserve"> </w:t>
       </w:r>
@@ -17136,7 +17242,6 @@
       <w:r>
         <w:rPr>
           <w:rFonts w:ascii="Calibri" w:eastAsia="Arial" w:hAnsi="Calibri" w:cs="Calibri"/>
-          <w:lang w:val="el-GR"/>
         </w:rPr>
         <w:t xml:space="preserve"> </w:t>
       </w:r>
@@ -17149,7 +17254,6 @@
       <w:r>
         <w:rPr>
           <w:rFonts w:ascii="Calibri" w:eastAsia="Arial" w:hAnsi="Calibri" w:cs="Calibri"/>
-          <w:lang w:val="el-GR"/>
         </w:rPr>
         <w:t xml:space="preserve"> </w:t>
       </w:r>
@@ -17162,7 +17266,6 @@
       <w:r>
         <w:rPr>
           <w:rFonts w:ascii="Calibri" w:eastAsia="Arial" w:hAnsi="Calibri" w:cs="Calibri"/>
-          <w:lang w:val="el-GR"/>
         </w:rPr>
         <w:t xml:space="preserve"> </w:t>
       </w:r>
@@ -17175,7 +17278,6 @@
       <w:r>
         <w:rPr>
           <w:rFonts w:ascii="Calibri" w:eastAsia="Arial" w:hAnsi="Calibri" w:cs="Calibri"/>
-          <w:lang w:val="el-GR"/>
         </w:rPr>
         <w:t xml:space="preserve">. </w:t>
       </w:r>
@@ -17205,7 +17307,6 @@
       <w:r>
         <w:rPr>
           <w:rFonts w:ascii="Calibri" w:eastAsia="Arial" w:hAnsi="Calibri" w:cs="Calibri"/>
-          <w:lang w:val="el-GR"/>
         </w:rPr>
         <w:t xml:space="preserve"> </w:t>
       </w:r>
@@ -17240,7 +17341,83 @@
           <w:rFonts w:ascii="Calibri" w:eastAsia="Arial" w:hAnsi="Calibri" w:cs="Calibri"/>
           <w:lang w:val="el-GR"/>
         </w:rPr>
-        <w:t>».</w:t>
+        <w:t>»</w:t>
+      </w:r>
+      <w:r>
+        <w:rPr>
+          <w:rFonts w:ascii="Calibri" w:eastAsia="Arial" w:hAnsi="Calibri" w:cs="Calibri"/>
+          <w:lang w:val="el-GR"/>
+        </w:rPr>
+        <w:t xml:space="preserve"> </w:t>
+      </w:r>
+      <w:r>
+        <w:rPr>
+          <w:rFonts w:ascii="Calibri" w:eastAsia="Arial" w:hAnsi="Calibri" w:cs="Calibri"/>
+          <w:color w:val="EE0000"/>
+          <w:lang w:val="el-GR"/>
+        </w:rPr>
+        <w:t xml:space="preserve">στο </w:t>
+      </w:r>
+      <w:r>
+        <w:rPr>
+          <w:rFonts w:ascii="Calibri" w:eastAsia="Arial" w:hAnsi="Calibri" w:cs="Calibri"/>
+          <w:color w:val="EE0000"/>
+          <w:lang w:val="el-GR"/>
+        </w:rPr>
+        <w:t>παράθυρο επιβεβαίωσης "</w:t>
+      </w:r>
+      <w:r>
+        <w:rPr>
+          <w:rFonts w:ascii="Calibri" w:eastAsia="Arial" w:hAnsi="Calibri" w:cs="Calibri"/>
+          <w:color w:val="EE0000"/>
+        </w:rPr>
+        <w:t>Confirm</w:t>
+      </w:r>
+      <w:r>
+        <w:rPr>
+          <w:rFonts w:ascii="Calibri" w:eastAsia="Arial" w:hAnsi="Calibri" w:cs="Calibri"/>
+          <w:color w:val="EE0000"/>
+          <w:lang w:val="el-GR"/>
+        </w:rPr>
+        <w:t xml:space="preserve"> </w:t>
+      </w:r>
+      <w:r>
+        <w:rPr>
+          <w:rFonts w:ascii="Calibri" w:eastAsia="Arial" w:hAnsi="Calibri" w:cs="Calibri"/>
+          <w:color w:val="EE0000"/>
+        </w:rPr>
+        <w:t>Delete</w:t>
+      </w:r>
+      <w:r>
+        <w:rPr>
+          <w:rFonts w:ascii="Calibri" w:eastAsia="Arial" w:hAnsi="Calibri" w:cs="Calibri"/>
+          <w:color w:val="EE0000"/>
+          <w:lang w:val="el-GR"/>
+        </w:rPr>
+        <w:t xml:space="preserve"> </w:t>
+      </w:r>
+      <w:r>
+        <w:rPr>
+          <w:rFonts w:ascii="Calibri" w:eastAsia="Arial" w:hAnsi="Calibri" w:cs="Calibri"/>
+          <w:color w:val="EE0000"/>
+        </w:rPr>
+        <w:t>Dialog</w:t>
+      </w:r>
+      <w:r>
+        <w:rPr>
+          <w:rFonts w:ascii="Calibri" w:eastAsia="Arial" w:hAnsi="Calibri" w:cs="Calibri"/>
+          <w:color w:val="EE0000"/>
+          <w:lang w:val="el-GR"/>
+        </w:rPr>
+        <w:t>"</w:t>
+      </w:r>
+      <w:r>
+        <w:rPr>
+          <w:rFonts w:ascii="Calibri" w:eastAsia="Arial" w:hAnsi="Calibri" w:cs="Calibri"/>
+          <w:color w:val="EE0000"/>
+          <w:lang w:val="el-GR"/>
+        </w:rPr>
+        <w:t>.</w:t>
       </w:r>
     </w:p>
     <w:p>
@@ -17703,27 +17880,13 @@
         <w:rPr>
           <w:rFonts w:ascii="Calibri" w:eastAsia="Arial" w:hAnsi="Calibri" w:cs="Calibri"/>
         </w:rPr>
-        <w:t xml:space="preserve"> "Confirm Delete </w:t>
-      </w:r>
-      <w:proofErr w:type="gramStart"/>
-      <w:r>
-        <w:rPr>
-          <w:rFonts w:ascii="Calibri" w:eastAsia="Arial" w:hAnsi="Calibri" w:cs="Calibri"/>
-        </w:rPr>
-        <w:t>Dialog"</w:t>
-      </w:r>
-      <w:r>
-        <w:rPr>
-          <w:rFonts w:ascii="Calibri" w:eastAsia="Arial" w:hAnsi="Calibri" w:cs="Calibri"/>
-        </w:rPr>
-        <w:t>.</w:t>
-      </w:r>
-      <w:proofErr w:type="gramEnd"/>
-      <w:r>
-        <w:rPr>
-          <w:rFonts w:ascii="Calibri" w:eastAsia="Arial" w:hAnsi="Calibri" w:cs="Calibri"/>
-        </w:rPr>
-        <w:t xml:space="preserve"> </w:t>
+        <w:t xml:space="preserve"> "Confirm Delete Dialog"</w:t>
+      </w:r>
+      <w:r>
+        <w:rPr>
+          <w:rFonts w:ascii="Calibri" w:eastAsia="Arial" w:hAnsi="Calibri" w:cs="Calibri"/>
+        </w:rPr>
+        <w:t xml:space="preserve">. </w:t>
       </w:r>
     </w:p>
     <w:p>
@@ -19034,80 +19197,81 @@
           <w:rFonts w:ascii="Calibri" w:eastAsia="Arial" w:hAnsi="Calibri" w:cs="Calibri"/>
           <w:lang w:val="el-GR"/>
         </w:rPr>
-        <w:t xml:space="preserve">ανακτά τα δεδομένα και </w:t>
-      </w:r>
-      <w:r>
-        <w:rPr>
-          <w:rFonts w:ascii="Calibri" w:eastAsia="Arial" w:hAnsi="Calibri" w:cs="Calibri"/>
-          <w:lang w:val="el-GR"/>
-        </w:rPr>
-        <w:t>ενεργοποιεί τον κατάλληλο μηχανισμό παραγωγής</w:t>
-      </w:r>
-      <w:r>
-        <w:rPr>
-          <w:rFonts w:ascii="Calibri" w:eastAsia="Arial" w:hAnsi="Calibri" w:cs="Calibri"/>
-          <w:lang w:val="el-GR"/>
-        </w:rPr>
-        <w:t xml:space="preserve"> </w:t>
-      </w:r>
-      <w:r>
-        <w:rPr>
-          <w:rFonts w:ascii="Calibri" w:eastAsia="Arial" w:hAnsi="Calibri" w:cs="Calibri"/>
-          <w:lang w:val="el-GR"/>
-        </w:rPr>
-        <w:t xml:space="preserve">βάσει του επιλεγμένου εργαλείου και παράγει το </w:t>
-      </w:r>
-      <w:r>
-        <w:rPr>
-          <w:rFonts w:ascii="Calibri" w:eastAsia="Arial" w:hAnsi="Calibri" w:cs="Calibri"/>
-        </w:rPr>
-        <w:t>script</w:t>
-      </w:r>
-      <w:r>
-        <w:rPr>
-          <w:rFonts w:ascii="Calibri" w:eastAsia="Arial" w:hAnsi="Calibri" w:cs="Calibri"/>
-          <w:lang w:val="el-GR"/>
-        </w:rPr>
-        <w:t xml:space="preserve">, συμπεριλαμβάνοντας την απεικόνιση </w:t>
-      </w:r>
-      <w:r>
-        <w:rPr>
-          <w:rFonts w:ascii="Calibri" w:eastAsia="Arial" w:hAnsi="Calibri" w:cs="Calibri"/>
-        </w:rPr>
-        <w:t>Actors</w:t>
-      </w:r>
-      <w:r>
-        <w:rPr>
-          <w:rFonts w:ascii="Calibri" w:eastAsia="Arial" w:hAnsi="Calibri" w:cs="Calibri"/>
-          <w:lang w:val="el-GR"/>
-        </w:rPr>
-        <w:t xml:space="preserve">, </w:t>
-      </w:r>
-      <w:r>
-        <w:rPr>
-          <w:rFonts w:ascii="Calibri" w:eastAsia="Arial" w:hAnsi="Calibri" w:cs="Calibri"/>
+        <w:t xml:space="preserve">ανακτά </w:t>
+      </w:r>
+      <w:r>
+        <w:rPr>
+          <w:rFonts w:ascii="Calibri" w:eastAsia="Arial" w:hAnsi="Calibri" w:cs="Calibri"/>
+          <w:color w:val="EE0000"/>
+          <w:lang w:val="el-GR"/>
+        </w:rPr>
+        <w:t xml:space="preserve">από τη Βάση Δεδομένων όλα τα </w:t>
+      </w:r>
+      <w:r>
+        <w:rPr>
+          <w:rFonts w:ascii="Calibri" w:eastAsia="Arial" w:hAnsi="Calibri" w:cs="Calibri"/>
+          <w:color w:val="EE0000"/>
         </w:rPr>
         <w:t>Use</w:t>
       </w:r>
       <w:r>
         <w:rPr>
           <w:rFonts w:ascii="Calibri" w:eastAsia="Arial" w:hAnsi="Calibri" w:cs="Calibri"/>
-          <w:lang w:val="el-GR"/>
-        </w:rPr>
-        <w:t xml:space="preserve"> </w:t>
-      </w:r>
-      <w:r>
-        <w:rPr>
-          <w:rFonts w:ascii="Calibri" w:eastAsia="Arial" w:hAnsi="Calibri" w:cs="Calibri"/>
-        </w:rPr>
-        <w:t>Cases</w:t>
-      </w:r>
-      <w:r>
-        <w:rPr>
-          <w:rFonts w:ascii="Calibri" w:eastAsia="Arial" w:hAnsi="Calibri" w:cs="Calibri"/>
-          <w:lang w:val="el-GR"/>
-        </w:rPr>
-        <w:t xml:space="preserve"> και τις σχέσεις τους.</w:t>
+          <w:color w:val="EE0000"/>
+          <w:lang w:val="el-GR"/>
+        </w:rPr>
+        <w:t xml:space="preserve"> </w:t>
+      </w:r>
+      <w:r>
+        <w:rPr>
+          <w:rFonts w:ascii="Calibri" w:eastAsia="Arial" w:hAnsi="Calibri" w:cs="Calibri"/>
+          <w:color w:val="EE0000"/>
+        </w:rPr>
+        <w:t>Case</w:t>
+      </w:r>
+      <w:r>
+        <w:rPr>
+          <w:rFonts w:ascii="Calibri" w:eastAsia="Arial" w:hAnsi="Calibri" w:cs="Calibri"/>
+          <w:color w:val="EE0000"/>
+          <w:lang w:val="el-GR"/>
+        </w:rPr>
+        <w:t xml:space="preserve"> και τους </w:t>
+      </w:r>
+      <w:r>
+        <w:rPr>
+          <w:rFonts w:ascii="Calibri" w:eastAsia="Arial" w:hAnsi="Calibri" w:cs="Calibri"/>
+          <w:color w:val="EE0000"/>
+        </w:rPr>
+        <w:t>Actros</w:t>
+      </w:r>
+      <w:r>
+        <w:rPr>
+          <w:rFonts w:ascii="Calibri" w:eastAsia="Arial" w:hAnsi="Calibri" w:cs="Calibri"/>
+          <w:color w:val="EE0000"/>
+          <w:lang w:val="el-GR"/>
+        </w:rPr>
+        <w:t xml:space="preserve"> που αντιστοιχούν στο συγκεκριμένο </w:t>
+      </w:r>
+      <w:r>
+        <w:rPr>
+          <w:rFonts w:ascii="Calibri" w:eastAsia="Arial" w:hAnsi="Calibri" w:cs="Calibri"/>
+          <w:color w:val="EE0000"/>
+        </w:rPr>
+        <w:t>project</w:t>
+      </w:r>
+      <w:r>
+        <w:rPr>
+          <w:rFonts w:ascii="Calibri" w:eastAsia="Arial" w:hAnsi="Calibri" w:cs="Calibri"/>
+          <w:lang w:val="el-GR"/>
+        </w:rPr>
+        <w:t>.</w:t>
+      </w:r>
+      <w:r>
+        <w:rPr>
+          <w:rFonts w:ascii="Calibri" w:eastAsia="Arial" w:hAnsi="Calibri" w:cs="Calibri"/>
+          <w:lang w:val="el-GR"/>
+        </w:rPr>
+        <w:t xml:space="preserve"> </w:t>
       </w:r>
     </w:p>
     <w:p>
@@ -19131,14 +19295,28 @@
           <w:rFonts w:ascii="Calibri" w:eastAsia="Arial" w:hAnsi="Calibri" w:cs="Calibri"/>
           <w:lang w:val="el-GR"/>
         </w:rPr>
-        <w:t>Το σύστημα εμφανίζει, τ</w:t>
-      </w:r>
-      <w:r>
-        <w:rPr>
-          <w:rFonts w:ascii="Calibri" w:eastAsia="Arial" w:hAnsi="Calibri" w:cs="Calibri"/>
-          <w:lang w:val="el-GR"/>
-        </w:rPr>
-        <w:t xml:space="preserve">ο παραγόμενο </w:t>
+        <w:t xml:space="preserve">Το σύστημα </w:t>
+      </w:r>
+      <w:r>
+        <w:rPr>
+          <w:rFonts w:ascii="Calibri" w:eastAsia="Arial" w:hAnsi="Calibri" w:cs="Calibri"/>
+          <w:lang w:val="el-GR"/>
+        </w:rPr>
+        <w:t>ενεργοποιεί τον κατάλληλο μηχανισμό παραγωγής</w:t>
+      </w:r>
+      <w:r>
+        <w:rPr>
+          <w:rFonts w:ascii="Calibri" w:eastAsia="Arial" w:hAnsi="Calibri" w:cs="Calibri"/>
+          <w:lang w:val="el-GR"/>
+        </w:rPr>
+        <w:t xml:space="preserve"> </w:t>
+      </w:r>
+      <w:r>
+        <w:rPr>
+          <w:rFonts w:ascii="Calibri" w:eastAsia="Arial" w:hAnsi="Calibri" w:cs="Calibri"/>
+          <w:lang w:val="el-GR"/>
+        </w:rPr>
+        <w:t xml:space="preserve">βάσει του επιλεγμένου εργαλείου και παράγει το </w:t>
       </w:r>
       <w:r>
         <w:rPr>
@@ -19151,240 +19329,46 @@
           <w:rFonts w:ascii="Calibri" w:eastAsia="Arial" w:hAnsi="Calibri" w:cs="Calibri"/>
           <w:lang w:val="el-GR"/>
         </w:rPr>
-        <w:t>,</w:t>
-      </w:r>
-      <w:r>
-        <w:rPr>
-          <w:rFonts w:ascii="Calibri" w:eastAsia="Arial" w:hAnsi="Calibri" w:cs="Calibri"/>
-          <w:lang w:val="el-GR"/>
-        </w:rPr>
-        <w:t xml:space="preserve"> </w:t>
-      </w:r>
-      <w:r>
-        <w:rPr>
-          <w:rFonts w:ascii="Calibri" w:eastAsia="Arial" w:hAnsi="Calibri" w:cs="Calibri"/>
-          <w:lang w:val="el-GR"/>
-        </w:rPr>
-        <w:t>στην οθόνη "</w:t>
-      </w:r>
-      <w:r>
-        <w:rPr>
-          <w:rFonts w:ascii="Calibri" w:eastAsia="Arial" w:hAnsi="Calibri" w:cs="Calibri"/>
-        </w:rPr>
-        <w:t>Generate</w:t>
-      </w:r>
-      <w:r>
-        <w:rPr>
-          <w:rFonts w:ascii="Calibri" w:eastAsia="Arial" w:hAnsi="Calibri" w:cs="Calibri"/>
-          <w:lang w:val="el-GR"/>
-        </w:rPr>
-        <w:t xml:space="preserve"> </w:t>
-      </w:r>
-      <w:r>
-        <w:rPr>
-          <w:rFonts w:ascii="Calibri" w:eastAsia="Arial" w:hAnsi="Calibri" w:cs="Calibri"/>
-        </w:rPr>
-        <w:t>Diagrams</w:t>
-      </w:r>
-      <w:r>
-        <w:rPr>
-          <w:rFonts w:ascii="Calibri" w:eastAsia="Arial" w:hAnsi="Calibri" w:cs="Calibri"/>
-          <w:lang w:val="el-GR"/>
-        </w:rPr>
-        <w:t xml:space="preserve">" </w:t>
-      </w:r>
-      <w:r>
-        <w:rPr>
-          <w:rFonts w:ascii="Calibri" w:eastAsia="Arial" w:hAnsi="Calibri" w:cs="Calibri"/>
-          <w:lang w:val="el-GR"/>
-        </w:rPr>
-        <w:t xml:space="preserve">σε πεδίο κειμένου </w:t>
-      </w:r>
-      <w:r>
-        <w:rPr>
-          <w:rFonts w:ascii="Calibri" w:eastAsia="Arial" w:hAnsi="Calibri" w:cs="Calibri"/>
-        </w:rPr>
-        <w:t>read</w:t>
-      </w:r>
-      <w:r>
-        <w:rPr>
-          <w:rFonts w:ascii="Calibri" w:eastAsia="Arial" w:hAnsi="Calibri" w:cs="Calibri"/>
-          <w:lang w:val="el-GR"/>
-        </w:rPr>
-        <w:t>-</w:t>
-      </w:r>
-      <w:r>
-        <w:rPr>
-          <w:rFonts w:ascii="Calibri" w:eastAsia="Arial" w:hAnsi="Calibri" w:cs="Calibri"/>
-        </w:rPr>
-        <w:t>only</w:t>
-      </w:r>
-      <w:r>
-        <w:rPr>
-          <w:rFonts w:ascii="Calibri" w:eastAsia="Arial" w:hAnsi="Calibri" w:cs="Calibri"/>
-          <w:lang w:val="el-GR"/>
-        </w:rPr>
-        <w:t xml:space="preserve"> μαζί με οδηγία «</w:t>
-      </w:r>
-      <w:r>
-        <w:rPr>
-          <w:rFonts w:ascii="Calibri" w:eastAsia="Arial" w:hAnsi="Calibri" w:cs="Calibri"/>
-        </w:rPr>
-        <w:t>Copy</w:t>
-      </w:r>
-      <w:r>
-        <w:rPr>
-          <w:rFonts w:ascii="Calibri" w:eastAsia="Arial" w:hAnsi="Calibri" w:cs="Calibri"/>
-          <w:lang w:val="el-GR"/>
-        </w:rPr>
-        <w:t xml:space="preserve"> </w:t>
-      </w:r>
-      <w:r>
-        <w:rPr>
-          <w:rFonts w:ascii="Calibri" w:eastAsia="Arial" w:hAnsi="Calibri" w:cs="Calibri"/>
-        </w:rPr>
-        <w:t>the</w:t>
-      </w:r>
-      <w:r>
-        <w:rPr>
-          <w:rFonts w:ascii="Calibri" w:eastAsia="Arial" w:hAnsi="Calibri" w:cs="Calibri"/>
-          <w:lang w:val="el-GR"/>
-        </w:rPr>
-        <w:t xml:space="preserve"> </w:t>
-      </w:r>
-      <w:r>
-        <w:rPr>
-          <w:rFonts w:ascii="Calibri" w:eastAsia="Arial" w:hAnsi="Calibri" w:cs="Calibri"/>
-        </w:rPr>
-        <w:t>script</w:t>
-      </w:r>
-      <w:r>
-        <w:rPr>
-          <w:rFonts w:ascii="Calibri" w:eastAsia="Arial" w:hAnsi="Calibri" w:cs="Calibri"/>
-          <w:lang w:val="el-GR"/>
-        </w:rPr>
-        <w:t xml:space="preserve"> </w:t>
-      </w:r>
-      <w:r>
-        <w:rPr>
-          <w:rFonts w:ascii="Calibri" w:eastAsia="Arial" w:hAnsi="Calibri" w:cs="Calibri"/>
-        </w:rPr>
-        <w:t>and</w:t>
-      </w:r>
-      <w:r>
-        <w:rPr>
-          <w:rFonts w:ascii="Calibri" w:eastAsia="Arial" w:hAnsi="Calibri" w:cs="Calibri"/>
-          <w:lang w:val="el-GR"/>
-        </w:rPr>
-        <w:t xml:space="preserve"> </w:t>
-      </w:r>
-      <w:r>
-        <w:rPr>
-          <w:rFonts w:ascii="Calibri" w:eastAsia="Arial" w:hAnsi="Calibri" w:cs="Calibri"/>
-        </w:rPr>
-        <w:t>paste</w:t>
-      </w:r>
-      <w:r>
-        <w:rPr>
-          <w:rFonts w:ascii="Calibri" w:eastAsia="Arial" w:hAnsi="Calibri" w:cs="Calibri"/>
-          <w:lang w:val="el-GR"/>
-        </w:rPr>
-        <w:t xml:space="preserve"> </w:t>
-      </w:r>
-      <w:r>
-        <w:rPr>
-          <w:rFonts w:ascii="Calibri" w:eastAsia="Arial" w:hAnsi="Calibri" w:cs="Calibri"/>
-        </w:rPr>
-        <w:t>it</w:t>
-      </w:r>
-      <w:r>
-        <w:rPr>
-          <w:rFonts w:ascii="Calibri" w:eastAsia="Arial" w:hAnsi="Calibri" w:cs="Calibri"/>
-          <w:lang w:val="el-GR"/>
-        </w:rPr>
-        <w:t xml:space="preserve"> </w:t>
-      </w:r>
-      <w:r>
-        <w:rPr>
-          <w:rFonts w:ascii="Calibri" w:eastAsia="Arial" w:hAnsi="Calibri" w:cs="Calibri"/>
-        </w:rPr>
-        <w:t>into</w:t>
-      </w:r>
-      <w:r>
-        <w:rPr>
-          <w:rFonts w:ascii="Calibri" w:eastAsia="Arial" w:hAnsi="Calibri" w:cs="Calibri"/>
-          <w:lang w:val="el-GR"/>
-        </w:rPr>
-        <w:t xml:space="preserve"> </w:t>
-      </w:r>
-      <w:proofErr w:type="spellStart"/>
-      <w:r>
-        <w:rPr>
-          <w:rFonts w:ascii="Calibri" w:eastAsia="Arial" w:hAnsi="Calibri" w:cs="Calibri"/>
-        </w:rPr>
-        <w:t>plantuml</w:t>
-      </w:r>
-      <w:proofErr w:type="spellEnd"/>
-      <w:r>
-        <w:rPr>
-          <w:rFonts w:ascii="Calibri" w:eastAsia="Arial" w:hAnsi="Calibri" w:cs="Calibri"/>
-          <w:lang w:val="el-GR"/>
-        </w:rPr>
-        <w:t>.</w:t>
-      </w:r>
-      <w:r>
-        <w:rPr>
-          <w:rFonts w:ascii="Calibri" w:eastAsia="Arial" w:hAnsi="Calibri" w:cs="Calibri"/>
-        </w:rPr>
-        <w:t>com</w:t>
-      </w:r>
-      <w:r>
-        <w:rPr>
-          <w:rFonts w:ascii="Calibri" w:eastAsia="Arial" w:hAnsi="Calibri" w:cs="Calibri"/>
-          <w:lang w:val="el-GR"/>
-        </w:rPr>
-        <w:t xml:space="preserve"> </w:t>
-      </w:r>
-      <w:r>
-        <w:rPr>
-          <w:rFonts w:ascii="Calibri" w:eastAsia="Arial" w:hAnsi="Calibri" w:cs="Calibri"/>
-        </w:rPr>
-        <w:t>or</w:t>
-      </w:r>
-      <w:r>
-        <w:rPr>
-          <w:rFonts w:ascii="Calibri" w:eastAsia="Arial" w:hAnsi="Calibri" w:cs="Calibri"/>
-          <w:lang w:val="el-GR"/>
-        </w:rPr>
-        <w:t xml:space="preserve"> </w:t>
-      </w:r>
-      <w:proofErr w:type="spellStart"/>
-      <w:r>
-        <w:rPr>
-          <w:rFonts w:ascii="Calibri" w:eastAsia="Arial" w:hAnsi="Calibri" w:cs="Calibri"/>
-        </w:rPr>
-        <w:t>nomnoml</w:t>
-      </w:r>
-      <w:proofErr w:type="spellEnd"/>
-      <w:r>
-        <w:rPr>
-          <w:rFonts w:ascii="Calibri" w:eastAsia="Arial" w:hAnsi="Calibri" w:cs="Calibri"/>
-          <w:lang w:val="el-GR"/>
-        </w:rPr>
-        <w:t>.</w:t>
-      </w:r>
-      <w:r>
-        <w:rPr>
-          <w:rFonts w:ascii="Calibri" w:eastAsia="Arial" w:hAnsi="Calibri" w:cs="Calibri"/>
-        </w:rPr>
-        <w:t>com</w:t>
-      </w:r>
-      <w:r>
-        <w:rPr>
-          <w:rFonts w:ascii="Calibri" w:eastAsia="Arial" w:hAnsi="Calibri" w:cs="Calibri"/>
-          <w:lang w:val="el-GR"/>
-        </w:rPr>
-        <w:t>».</w:t>
+        <w:t xml:space="preserve">, συμπεριλαμβάνοντας την απεικόνιση </w:t>
+      </w:r>
+      <w:r>
+        <w:rPr>
+          <w:rFonts w:ascii="Calibri" w:eastAsia="Arial" w:hAnsi="Calibri" w:cs="Calibri"/>
+        </w:rPr>
+        <w:t>Actors</w:t>
+      </w:r>
+      <w:r>
+        <w:rPr>
+          <w:rFonts w:ascii="Calibri" w:eastAsia="Arial" w:hAnsi="Calibri" w:cs="Calibri"/>
+          <w:lang w:val="el-GR"/>
+        </w:rPr>
+        <w:t xml:space="preserve">, </w:t>
+      </w:r>
+      <w:r>
+        <w:rPr>
+          <w:rFonts w:ascii="Calibri" w:eastAsia="Arial" w:hAnsi="Calibri" w:cs="Calibri"/>
+        </w:rPr>
+        <w:t>Use</w:t>
+      </w:r>
+      <w:r>
+        <w:rPr>
+          <w:rFonts w:ascii="Calibri" w:eastAsia="Arial" w:hAnsi="Calibri" w:cs="Calibri"/>
+          <w:lang w:val="el-GR"/>
+        </w:rPr>
+        <w:t xml:space="preserve"> </w:t>
+      </w:r>
+      <w:r>
+        <w:rPr>
+          <w:rFonts w:ascii="Calibri" w:eastAsia="Arial" w:hAnsi="Calibri" w:cs="Calibri"/>
+        </w:rPr>
+        <w:t>Cases</w:t>
+      </w:r>
+      <w:r>
+        <w:rPr>
+          <w:rFonts w:ascii="Calibri" w:eastAsia="Arial" w:hAnsi="Calibri" w:cs="Calibri"/>
+          <w:lang w:val="el-GR"/>
+        </w:rPr>
+        <w:t xml:space="preserve"> και τις σχέσεις τους.</w:t>
       </w:r>
     </w:p>
     <w:p>
@@ -19408,6 +19392,283 @@
           <w:rFonts w:ascii="Calibri" w:eastAsia="Arial" w:hAnsi="Calibri" w:cs="Calibri"/>
           <w:lang w:val="el-GR"/>
         </w:rPr>
+        <w:t>Το σύστημα εμφανίζει, τ</w:t>
+      </w:r>
+      <w:r>
+        <w:rPr>
+          <w:rFonts w:ascii="Calibri" w:eastAsia="Arial" w:hAnsi="Calibri" w:cs="Calibri"/>
+          <w:lang w:val="el-GR"/>
+        </w:rPr>
+        <w:t xml:space="preserve">ο παραγόμενο </w:t>
+      </w:r>
+      <w:r>
+        <w:rPr>
+          <w:rFonts w:ascii="Calibri" w:eastAsia="Arial" w:hAnsi="Calibri" w:cs="Calibri"/>
+        </w:rPr>
+        <w:t>script</w:t>
+      </w:r>
+      <w:r>
+        <w:rPr>
+          <w:rFonts w:ascii="Calibri" w:eastAsia="Arial" w:hAnsi="Calibri" w:cs="Calibri"/>
+          <w:lang w:val="el-GR"/>
+        </w:rPr>
+        <w:t>,</w:t>
+      </w:r>
+      <w:r>
+        <w:rPr>
+          <w:rFonts w:ascii="Calibri" w:eastAsia="Arial" w:hAnsi="Calibri" w:cs="Calibri"/>
+          <w:lang w:val="el-GR"/>
+        </w:rPr>
+        <w:t xml:space="preserve"> </w:t>
+      </w:r>
+      <w:r>
+        <w:rPr>
+          <w:rFonts w:ascii="Calibri" w:eastAsia="Arial" w:hAnsi="Calibri" w:cs="Calibri"/>
+          <w:lang w:val="el-GR"/>
+        </w:rPr>
+        <w:t>στην οθόνη "</w:t>
+      </w:r>
+      <w:r>
+        <w:rPr>
+          <w:rFonts w:ascii="Calibri" w:eastAsia="Arial" w:hAnsi="Calibri" w:cs="Calibri"/>
+        </w:rPr>
+        <w:t>Generate</w:t>
+      </w:r>
+      <w:r>
+        <w:rPr>
+          <w:rFonts w:ascii="Calibri" w:eastAsia="Arial" w:hAnsi="Calibri" w:cs="Calibri"/>
+          <w:lang w:val="el-GR"/>
+        </w:rPr>
+        <w:t xml:space="preserve"> </w:t>
+      </w:r>
+      <w:r>
+        <w:rPr>
+          <w:rFonts w:ascii="Calibri" w:eastAsia="Arial" w:hAnsi="Calibri" w:cs="Calibri"/>
+        </w:rPr>
+        <w:t>Diagrams</w:t>
+      </w:r>
+      <w:r>
+        <w:rPr>
+          <w:rFonts w:ascii="Calibri" w:eastAsia="Arial" w:hAnsi="Calibri" w:cs="Calibri"/>
+          <w:lang w:val="el-GR"/>
+        </w:rPr>
+        <w:t xml:space="preserve">" </w:t>
+      </w:r>
+      <w:r>
+        <w:rPr>
+          <w:rFonts w:ascii="Calibri" w:eastAsia="Arial" w:hAnsi="Calibri" w:cs="Calibri"/>
+          <w:lang w:val="el-GR"/>
+        </w:rPr>
+        <w:t xml:space="preserve">σε πεδίο κειμένου </w:t>
+      </w:r>
+      <w:r>
+        <w:rPr>
+          <w:rFonts w:ascii="Calibri" w:eastAsia="Arial" w:hAnsi="Calibri" w:cs="Calibri"/>
+        </w:rPr>
+        <w:t>read</w:t>
+      </w:r>
+      <w:r>
+        <w:rPr>
+          <w:rFonts w:ascii="Calibri" w:eastAsia="Arial" w:hAnsi="Calibri" w:cs="Calibri"/>
+          <w:lang w:val="el-GR"/>
+        </w:rPr>
+        <w:t>-</w:t>
+      </w:r>
+      <w:r>
+        <w:rPr>
+          <w:rFonts w:ascii="Calibri" w:eastAsia="Arial" w:hAnsi="Calibri" w:cs="Calibri"/>
+        </w:rPr>
+        <w:t>only</w:t>
+      </w:r>
+      <w:r>
+        <w:rPr>
+          <w:rFonts w:ascii="Calibri" w:eastAsia="Arial" w:hAnsi="Calibri" w:cs="Calibri"/>
+          <w:lang w:val="el-GR"/>
+        </w:rPr>
+        <w:t xml:space="preserve"> μαζί με οδηγία «</w:t>
+      </w:r>
+      <w:r>
+        <w:rPr>
+          <w:rFonts w:ascii="Calibri" w:eastAsia="Arial" w:hAnsi="Calibri" w:cs="Calibri"/>
+        </w:rPr>
+        <w:t>Copy</w:t>
+      </w:r>
+      <w:r>
+        <w:rPr>
+          <w:rFonts w:ascii="Calibri" w:eastAsia="Arial" w:hAnsi="Calibri" w:cs="Calibri"/>
+          <w:lang w:val="el-GR"/>
+        </w:rPr>
+        <w:t xml:space="preserve"> </w:t>
+      </w:r>
+      <w:r>
+        <w:rPr>
+          <w:rFonts w:ascii="Calibri" w:eastAsia="Arial" w:hAnsi="Calibri" w:cs="Calibri"/>
+        </w:rPr>
+        <w:t>the</w:t>
+      </w:r>
+      <w:r>
+        <w:rPr>
+          <w:rFonts w:ascii="Calibri" w:eastAsia="Arial" w:hAnsi="Calibri" w:cs="Calibri"/>
+          <w:lang w:val="el-GR"/>
+        </w:rPr>
+        <w:t xml:space="preserve"> </w:t>
+      </w:r>
+      <w:r>
+        <w:rPr>
+          <w:rFonts w:ascii="Calibri" w:eastAsia="Arial" w:hAnsi="Calibri" w:cs="Calibri"/>
+        </w:rPr>
+        <w:t>script</w:t>
+      </w:r>
+      <w:r>
+        <w:rPr>
+          <w:rFonts w:ascii="Calibri" w:eastAsia="Arial" w:hAnsi="Calibri" w:cs="Calibri"/>
+          <w:lang w:val="el-GR"/>
+        </w:rPr>
+        <w:t xml:space="preserve"> </w:t>
+      </w:r>
+      <w:r>
+        <w:rPr>
+          <w:rFonts w:ascii="Calibri" w:eastAsia="Arial" w:hAnsi="Calibri" w:cs="Calibri"/>
+        </w:rPr>
+        <w:t>and</w:t>
+      </w:r>
+      <w:r>
+        <w:rPr>
+          <w:rFonts w:ascii="Calibri" w:eastAsia="Arial" w:hAnsi="Calibri" w:cs="Calibri"/>
+          <w:lang w:val="el-GR"/>
+        </w:rPr>
+        <w:t xml:space="preserve"> </w:t>
+      </w:r>
+      <w:r>
+        <w:rPr>
+          <w:rFonts w:ascii="Calibri" w:eastAsia="Arial" w:hAnsi="Calibri" w:cs="Calibri"/>
+        </w:rPr>
+        <w:t>paste</w:t>
+      </w:r>
+      <w:r>
+        <w:rPr>
+          <w:rFonts w:ascii="Calibri" w:eastAsia="Arial" w:hAnsi="Calibri" w:cs="Calibri"/>
+          <w:lang w:val="el-GR"/>
+        </w:rPr>
+        <w:t xml:space="preserve"> </w:t>
+      </w:r>
+      <w:r>
+        <w:rPr>
+          <w:rFonts w:ascii="Calibri" w:eastAsia="Arial" w:hAnsi="Calibri" w:cs="Calibri"/>
+        </w:rPr>
+        <w:t>it</w:t>
+      </w:r>
+      <w:r>
+        <w:rPr>
+          <w:rFonts w:ascii="Calibri" w:eastAsia="Arial" w:hAnsi="Calibri" w:cs="Calibri"/>
+          <w:lang w:val="el-GR"/>
+        </w:rPr>
+        <w:t xml:space="preserve"> </w:t>
+      </w:r>
+      <w:r>
+        <w:rPr>
+          <w:rFonts w:ascii="Calibri" w:eastAsia="Arial" w:hAnsi="Calibri" w:cs="Calibri"/>
+        </w:rPr>
+        <w:t>into</w:t>
+      </w:r>
+      <w:r>
+        <w:rPr>
+          <w:rFonts w:ascii="Calibri" w:eastAsia="Arial" w:hAnsi="Calibri" w:cs="Calibri"/>
+          <w:lang w:val="el-GR"/>
+        </w:rPr>
+        <w:t xml:space="preserve"> </w:t>
+      </w:r>
+      <w:proofErr w:type="spellStart"/>
+      <w:r>
+        <w:rPr>
+          <w:rFonts w:ascii="Calibri" w:eastAsia="Arial" w:hAnsi="Calibri" w:cs="Calibri"/>
+        </w:rPr>
+        <w:t>plantuml</w:t>
+      </w:r>
+      <w:proofErr w:type="spellEnd"/>
+      <w:r>
+        <w:rPr>
+          <w:rFonts w:ascii="Calibri" w:eastAsia="Arial" w:hAnsi="Calibri" w:cs="Calibri"/>
+          <w:lang w:val="el-GR"/>
+        </w:rPr>
+        <w:t>.</w:t>
+      </w:r>
+      <w:r>
+        <w:rPr>
+          <w:rFonts w:ascii="Calibri" w:eastAsia="Arial" w:hAnsi="Calibri" w:cs="Calibri"/>
+        </w:rPr>
+        <w:t>com</w:t>
+      </w:r>
+      <w:r>
+        <w:rPr>
+          <w:rFonts w:ascii="Calibri" w:eastAsia="Arial" w:hAnsi="Calibri" w:cs="Calibri"/>
+          <w:lang w:val="el-GR"/>
+        </w:rPr>
+        <w:t xml:space="preserve"> </w:t>
+      </w:r>
+      <w:r>
+        <w:rPr>
+          <w:rFonts w:ascii="Calibri" w:eastAsia="Arial" w:hAnsi="Calibri" w:cs="Calibri"/>
+        </w:rPr>
+        <w:t>or</w:t>
+      </w:r>
+      <w:r>
+        <w:rPr>
+          <w:rFonts w:ascii="Calibri" w:eastAsia="Arial" w:hAnsi="Calibri" w:cs="Calibri"/>
+          <w:lang w:val="el-GR"/>
+        </w:rPr>
+        <w:t xml:space="preserve"> </w:t>
+      </w:r>
+      <w:proofErr w:type="spellStart"/>
+      <w:r>
+        <w:rPr>
+          <w:rFonts w:ascii="Calibri" w:eastAsia="Arial" w:hAnsi="Calibri" w:cs="Calibri"/>
+        </w:rPr>
+        <w:t>nomnoml</w:t>
+      </w:r>
+      <w:proofErr w:type="spellEnd"/>
+      <w:r>
+        <w:rPr>
+          <w:rFonts w:ascii="Calibri" w:eastAsia="Arial" w:hAnsi="Calibri" w:cs="Calibri"/>
+          <w:lang w:val="el-GR"/>
+        </w:rPr>
+        <w:t>.</w:t>
+      </w:r>
+      <w:r>
+        <w:rPr>
+          <w:rFonts w:ascii="Calibri" w:eastAsia="Arial" w:hAnsi="Calibri" w:cs="Calibri"/>
+        </w:rPr>
+        <w:t>com</w:t>
+      </w:r>
+      <w:r>
+        <w:rPr>
+          <w:rFonts w:ascii="Calibri" w:eastAsia="Arial" w:hAnsi="Calibri" w:cs="Calibri"/>
+          <w:lang w:val="el-GR"/>
+        </w:rPr>
+        <w:t>».</w:t>
+      </w:r>
+    </w:p>
+    <w:p>
+      <w:pPr>
+        <w:pStyle w:val="ListParagraph"/>
+        <w:numPr>
+          <w:ilvl w:val="0"/>
+          <w:numId w:val="12"/>
+        </w:numPr>
+        <w:spacing w:before="80" w:after="80" w:line="240" w:lineRule="auto"/>
+        <w:contextualSpacing w:val="0"/>
+        <w:rPr>
+          <w:rFonts w:ascii="Calibri" w:hAnsi="Calibri" w:cs="Calibri"/>
+          <w:sz w:val="28"/>
+          <w:szCs w:val="28"/>
+          <w:lang w:val="el-GR"/>
+        </w:rPr>
+      </w:pPr>
+      <w:r>
+        <w:rPr>
+          <w:rFonts w:ascii="Calibri" w:eastAsia="Arial" w:hAnsi="Calibri" w:cs="Calibri"/>
+          <w:lang w:val="el-GR"/>
+        </w:rPr>
         <w:t>Ο χρήστης</w:t>
       </w:r>
       <w:r>
@@ -19823,6 +20084,7 @@
         <w:rPr>
           <w:rFonts w:ascii="Calibri" w:hAnsi="Calibri" w:cs="Calibri"/>
         </w:rPr>
+        <w:lastRenderedPageBreak/>
         <w:t>4.α.4</w:t>
       </w:r>
       <w:r>
@@ -19896,7 +20158,6 @@
           <w:bCs/>
           <w:lang w:val="el-GR"/>
         </w:rPr>
-        <w:lastRenderedPageBreak/>
         <w:t xml:space="preserve">Κατάσταση εξόδου: </w:t>
       </w:r>
       <w:r>
@@ -19985,106 +20246,6 @@
         <w:spacing w:before="60" w:after="60"/>
         <w:rPr>
           <w:rFonts w:ascii="Calibri" w:hAnsi="Calibri" w:cs="Calibri"/>
-          <w:lang w:val="el-GR"/>
-        </w:rPr>
-      </w:pPr>
-    </w:p>
-    <w:p>
-      <w:pPr>
-        <w:spacing w:before="60" w:after="60"/>
-        <w:rPr>
-          <w:rFonts w:ascii="Calibri" w:hAnsi="Calibri" w:cs="Calibri"/>
-          <w:lang w:val="el-GR"/>
-        </w:rPr>
-      </w:pPr>
-    </w:p>
-    <w:p>
-      <w:pPr>
-        <w:spacing w:before="60" w:after="60"/>
-        <w:rPr>
-          <w:rFonts w:ascii="Calibri" w:hAnsi="Calibri" w:cs="Calibri"/>
-          <w:lang w:val="el-GR"/>
-        </w:rPr>
-      </w:pPr>
-    </w:p>
-    <w:p>
-      <w:pPr>
-        <w:spacing w:before="60" w:after="60"/>
-        <w:rPr>
-          <w:rFonts w:ascii="Calibri" w:hAnsi="Calibri" w:cs="Calibri"/>
-          <w:lang w:val="el-GR"/>
-        </w:rPr>
-      </w:pPr>
-    </w:p>
-    <w:p>
-      <w:pPr>
-        <w:spacing w:before="60" w:after="60"/>
-        <w:rPr>
-          <w:rFonts w:ascii="Calibri" w:hAnsi="Calibri" w:cs="Calibri"/>
-          <w:lang w:val="el-GR"/>
-        </w:rPr>
-      </w:pPr>
-    </w:p>
-    <w:p>
-      <w:pPr>
-        <w:spacing w:before="60" w:after="60"/>
-        <w:rPr>
-          <w:rFonts w:ascii="Calibri" w:hAnsi="Calibri" w:cs="Calibri"/>
-          <w:lang w:val="el-GR"/>
-        </w:rPr>
-      </w:pPr>
-    </w:p>
-    <w:p>
-      <w:pPr>
-        <w:spacing w:before="60" w:after="60"/>
-        <w:rPr>
-          <w:rFonts w:ascii="Calibri" w:hAnsi="Calibri" w:cs="Calibri"/>
-          <w:lang w:val="el-GR"/>
-        </w:rPr>
-      </w:pPr>
-    </w:p>
-    <w:p>
-      <w:pPr>
-        <w:spacing w:before="60" w:after="60"/>
-        <w:rPr>
-          <w:rFonts w:ascii="Calibri" w:hAnsi="Calibri" w:cs="Calibri"/>
-          <w:lang w:val="el-GR"/>
-        </w:rPr>
-      </w:pPr>
-    </w:p>
-    <w:p>
-      <w:pPr>
-        <w:spacing w:before="60" w:after="60"/>
-        <w:rPr>
-          <w:rFonts w:ascii="Calibri" w:hAnsi="Calibri" w:cs="Calibri"/>
-          <w:lang w:val="el-GR"/>
-        </w:rPr>
-      </w:pPr>
-    </w:p>
-    <w:p>
-      <w:pPr>
-        <w:spacing w:before="60" w:after="60"/>
-        <w:rPr>
-          <w:rFonts w:ascii="Calibri" w:hAnsi="Calibri" w:cs="Calibri"/>
-          <w:lang w:val="el-GR"/>
-        </w:rPr>
-      </w:pPr>
-    </w:p>
-    <w:p>
-      <w:pPr>
-        <w:spacing w:before="60" w:after="60"/>
-        <w:rPr>
-          <w:rFonts w:ascii="Calibri" w:hAnsi="Calibri" w:cs="Calibri"/>
-          <w:lang w:val="el-GR"/>
-        </w:rPr>
-      </w:pPr>
-    </w:p>
-    <w:p>
-      <w:pPr>
-        <w:spacing w:before="60" w:after="60"/>
-        <w:rPr>
-          <w:rFonts w:ascii="Calibri" w:hAnsi="Calibri" w:cs="Calibri"/>
-          <w:lang w:val="el-GR"/>
         </w:rPr>
       </w:pPr>
     </w:p>
@@ -20943,7 +21104,6 @@
           <w:rFonts w:ascii="Calibri" w:eastAsia="Arial" w:hAnsi="Calibri" w:cs="Calibri"/>
           <w:lang w:val="el-GR"/>
         </w:rPr>
-        <w:lastRenderedPageBreak/>
         <w:t>Το σύστημα ενεργοποιεί τον κατάλληλο μηχανισμό και παράγει script που αναπαριστά κάθε κλάση με τα attributes/methods από τις Responsibilities και τις συσχετίσεις από τα Collaborations.</w:t>
       </w:r>
     </w:p>
@@ -21409,6 +21569,7 @@
         <w:rPr>
           <w:rFonts w:ascii="Calibri" w:eastAsia="Arial" w:hAnsi="Calibri" w:cs="Calibri"/>
         </w:rPr>
+        <w:lastRenderedPageBreak/>
         <w:t>4</w:t>
       </w:r>
       <w:r>
@@ -22537,7 +22698,6 @@
           <w:rFonts w:ascii="Calibri" w:eastAsia="Arial" w:hAnsi="Calibri" w:cs="Calibri"/>
           <w:lang w:val="el-GR"/>
         </w:rPr>
-        <w:lastRenderedPageBreak/>
         <w:t>Το κουμπί αλλάζει προσωρινά σε «</w:t>
       </w:r>
       <w:r>
@@ -23886,7 +24046,6 @@
           <w:rFonts w:ascii="Calibri" w:eastAsia="Arial" w:hAnsi="Calibri" w:cs="Calibri"/>
           <w:lang w:val="el-GR"/>
         </w:rPr>
-        <w:lastRenderedPageBreak/>
         <w:t xml:space="preserve">Το σύστημα ανακατευθύνει το </w:t>
       </w:r>
       <w:r>
@@ -24322,6 +24481,7 @@
           <w:rFonts w:ascii="Calibri" w:eastAsia="Arial" w:hAnsi="Calibri" w:cs="Calibri"/>
           <w:lang w:val="el-GR"/>
         </w:rPr>
+        <w:lastRenderedPageBreak/>
         <w:t xml:space="preserve">6.β.1) </w:t>
       </w:r>
       <w:r>
@@ -25316,7 +25476,6 @@
           <w:bCs/>
           <w:lang w:val="el-GR"/>
         </w:rPr>
-        <w:lastRenderedPageBreak/>
         <w:t xml:space="preserve">Κατάσταση εισόδου: </w:t>
       </w:r>
       <w:r>
@@ -25687,6 +25846,7 @@
           <w:rFonts w:ascii="Calibri" w:eastAsia="Arial" w:hAnsi="Calibri" w:cs="Calibri"/>
           <w:lang w:val="el-GR"/>
         </w:rPr>
+        <w:lastRenderedPageBreak/>
         <w:t xml:space="preserve">Το σύστημα εμφανίζει την οθόνη </w:t>
       </w:r>
       <w:r>
@@ -27599,7 +27759,6 @@
           <w:rFonts w:ascii="Calibri" w:eastAsia="Arial" w:hAnsi="Calibri" w:cs="Calibri"/>
           <w:lang w:val="el-GR"/>
         </w:rPr>
-        <w:lastRenderedPageBreak/>
         <w:t xml:space="preserve">Το σύστημα </w:t>
       </w:r>
       <w:r>
@@ -28973,7 +29132,6 @@
           <w:rFonts w:ascii="Calibri" w:eastAsia="Arial" w:hAnsi="Calibri" w:cs="Calibri"/>
           <w:lang w:val="el-GR"/>
         </w:rPr>
-        <w:lastRenderedPageBreak/>
         <w:t>Το σύστημα ανακατευθύνει τον χρήστη στην οθόνη «</w:t>
       </w:r>
       <w:r>
@@ -30308,7 +30466,6 @@
           <w:rFonts w:ascii="Calibri" w:eastAsia="Arial" w:hAnsi="Calibri" w:cs="Calibri"/>
           <w:lang w:val="el-GR"/>
         </w:rPr>
-        <w:lastRenderedPageBreak/>
         <w:t>Ο Ιδιοκτήτης Οργανισμού στην οθόνη «</w:t>
       </w:r>
       <w:r>
@@ -31079,6 +31236,7 @@
           <w:u w:val="single"/>
           <w:lang w:val="el-GR"/>
         </w:rPr>
+        <w:lastRenderedPageBreak/>
         <w:t>Εναλλακτική ροή 1 — Απόρριψη με σχόλιο αιτιολόγησης:</w:t>
       </w:r>
     </w:p>

--- a/3rd_phase/Use-case-v0.3.docx
+++ b/3rd_phase/Use-case-v0.3.docx
@@ -5353,15 +5353,7 @@
           <w:color w:val="EE0000"/>
           <w:lang w:val="el-GR"/>
         </w:rPr>
-        <w:t xml:space="preserve">στο </w:t>
-      </w:r>
-      <w:r>
-        <w:rPr>
-          <w:rFonts w:ascii="Calibri" w:eastAsia="Arial" w:hAnsi="Calibri" w:cs="Calibri"/>
-          <w:color w:val="EE0000"/>
-          <w:lang w:val="el-GR"/>
-        </w:rPr>
-        <w:t>παράθυρο επιβεβαίωσης «</w:t>
+        <w:t>στο παράθυρο επιβεβαίωσης «</w:t>
       </w:r>
       <w:r>
         <w:rPr>
@@ -11903,7 +11895,14 @@
         <w:rPr>
           <w:rFonts w:ascii="Calibri" w:eastAsia="Arial" w:hAnsi="Calibri" w:cs="Calibri"/>
         </w:rPr>
-        <w:t>"Confirm Delete Dialog"</w:t>
+        <w:t xml:space="preserve">"Confirm Delete </w:t>
+      </w:r>
+      <w:proofErr w:type="gramStart"/>
+      <w:r>
+        <w:rPr>
+          <w:rFonts w:ascii="Calibri" w:eastAsia="Arial" w:hAnsi="Calibri" w:cs="Calibri"/>
+        </w:rPr>
+        <w:t>Dialog"</w:t>
       </w:r>
       <w:r>
         <w:rPr>
@@ -11911,6 +11910,7 @@
         </w:rPr>
         <w:t>.</w:t>
       </w:r>
+      <w:proofErr w:type="gramEnd"/>
     </w:p>
     <w:p>
       <w:pPr>
@@ -17301,21 +17301,52 @@
           <w:rFonts w:ascii="Calibri" w:hAnsi="Calibri" w:cs="Calibri"/>
           <w:sz w:val="28"/>
           <w:szCs w:val="28"/>
-          <w:lang w:val="el-GR"/>
-        </w:rPr>
-      </w:pPr>
-      <w:r>
-        <w:rPr>
-          <w:rFonts w:ascii="Calibri" w:eastAsia="Arial" w:hAnsi="Calibri" w:cs="Calibri"/>
-        </w:rPr>
-        <w:t xml:space="preserve"> </w:t>
-      </w:r>
-      <w:r>
-        <w:rPr>
-          <w:rFonts w:ascii="Calibri" w:eastAsia="Arial" w:hAnsi="Calibri" w:cs="Calibri"/>
-          <w:lang w:val="el-GR"/>
-        </w:rPr>
-        <w:t>Ο χρήστης επιλέγει «</w:t>
+        </w:rPr>
+      </w:pPr>
+      <w:r>
+        <w:rPr>
+          <w:rFonts w:ascii="Calibri" w:eastAsia="Arial" w:hAnsi="Calibri" w:cs="Calibri"/>
+        </w:rPr>
+        <w:t xml:space="preserve"> </w:t>
+      </w:r>
+      <w:r>
+        <w:rPr>
+          <w:rFonts w:ascii="Calibri" w:eastAsia="Arial" w:hAnsi="Calibri" w:cs="Calibri"/>
+          <w:lang w:val="el-GR"/>
+        </w:rPr>
+        <w:t>Ο</w:t>
+      </w:r>
+      <w:r>
+        <w:rPr>
+          <w:rFonts w:ascii="Calibri" w:eastAsia="Arial" w:hAnsi="Calibri" w:cs="Calibri"/>
+        </w:rPr>
+        <w:t xml:space="preserve"> </w:t>
+      </w:r>
+      <w:r>
+        <w:rPr>
+          <w:rFonts w:ascii="Calibri" w:eastAsia="Arial" w:hAnsi="Calibri" w:cs="Calibri"/>
+          <w:lang w:val="el-GR"/>
+        </w:rPr>
+        <w:t>χρήστης</w:t>
+      </w:r>
+      <w:r>
+        <w:rPr>
+          <w:rFonts w:ascii="Calibri" w:eastAsia="Arial" w:hAnsi="Calibri" w:cs="Calibri"/>
+        </w:rPr>
+        <w:t xml:space="preserve"> </w:t>
+      </w:r>
+      <w:r>
+        <w:rPr>
+          <w:rFonts w:ascii="Calibri" w:eastAsia="Arial" w:hAnsi="Calibri" w:cs="Calibri"/>
+          <w:lang w:val="el-GR"/>
+        </w:rPr>
+        <w:t>επιλέγει</w:t>
+      </w:r>
+      <w:r>
+        <w:rPr>
+          <w:rFonts w:ascii="Calibri" w:eastAsia="Arial" w:hAnsi="Calibri" w:cs="Calibri"/>
+        </w:rPr>
+        <w:t xml:space="preserve"> «</w:t>
       </w:r>
       <w:r>
         <w:rPr>
@@ -17326,7 +17357,6 @@
       <w:r>
         <w:rPr>
           <w:rFonts w:ascii="Calibri" w:eastAsia="Arial" w:hAnsi="Calibri" w:cs="Calibri"/>
-          <w:lang w:val="el-GR"/>
         </w:rPr>
         <w:t xml:space="preserve">, </w:t>
       </w:r>
@@ -17339,14 +17369,12 @@
       <w:r>
         <w:rPr>
           <w:rFonts w:ascii="Calibri" w:eastAsia="Arial" w:hAnsi="Calibri" w:cs="Calibri"/>
-          <w:lang w:val="el-GR"/>
         </w:rPr>
         <w:t>»</w:t>
       </w:r>
       <w:r>
         <w:rPr>
           <w:rFonts w:ascii="Calibri" w:eastAsia="Arial" w:hAnsi="Calibri" w:cs="Calibri"/>
-          <w:lang w:val="el-GR"/>
         </w:rPr>
         <w:t xml:space="preserve"> </w:t>
       </w:r>
@@ -17356,20 +17384,49 @@
           <w:color w:val="EE0000"/>
           <w:lang w:val="el-GR"/>
         </w:rPr>
-        <w:t xml:space="preserve">στο </w:t>
+        <w:t>στο</w:t>
       </w:r>
       <w:r>
         <w:rPr>
           <w:rFonts w:ascii="Calibri" w:eastAsia="Arial" w:hAnsi="Calibri" w:cs="Calibri"/>
           <w:color w:val="EE0000"/>
-          <w:lang w:val="el-GR"/>
-        </w:rPr>
-        <w:t>παράθυρο επιβεβαίωσης "</w:t>
+        </w:rPr>
+        <w:t xml:space="preserve"> </w:t>
       </w:r>
       <w:r>
         <w:rPr>
           <w:rFonts w:ascii="Calibri" w:eastAsia="Arial" w:hAnsi="Calibri" w:cs="Calibri"/>
           <w:color w:val="EE0000"/>
+          <w:lang w:val="el-GR"/>
+        </w:rPr>
+        <w:t>παράθυρο</w:t>
+      </w:r>
+      <w:r>
+        <w:rPr>
+          <w:rFonts w:ascii="Calibri" w:eastAsia="Arial" w:hAnsi="Calibri" w:cs="Calibri"/>
+          <w:color w:val="EE0000"/>
+        </w:rPr>
+        <w:t xml:space="preserve"> </w:t>
+      </w:r>
+      <w:r>
+        <w:rPr>
+          <w:rFonts w:ascii="Calibri" w:eastAsia="Arial" w:hAnsi="Calibri" w:cs="Calibri"/>
+          <w:color w:val="EE0000"/>
+          <w:lang w:val="el-GR"/>
+        </w:rPr>
+        <w:t>επιβεβαίωσης</w:t>
+      </w:r>
+      <w:r>
+        <w:rPr>
+          <w:rFonts w:ascii="Calibri" w:eastAsia="Arial" w:hAnsi="Calibri" w:cs="Calibri"/>
+          <w:color w:val="EE0000"/>
+        </w:rPr>
+        <w:t xml:space="preserve"> "</w:t>
+      </w:r>
+      <w:r>
+        <w:rPr>
+          <w:rFonts w:ascii="Calibri" w:eastAsia="Arial" w:hAnsi="Calibri" w:cs="Calibri"/>
+          <w:color w:val="EE0000"/>
         </w:rPr>
         <w:t>Confirm</w:t>
       </w:r>
@@ -17377,7 +17434,6 @@
         <w:rPr>
           <w:rFonts w:ascii="Calibri" w:eastAsia="Arial" w:hAnsi="Calibri" w:cs="Calibri"/>
           <w:color w:val="EE0000"/>
-          <w:lang w:val="el-GR"/>
         </w:rPr>
         <w:t xml:space="preserve"> </w:t>
       </w:r>
@@ -17392,7 +17448,6 @@
         <w:rPr>
           <w:rFonts w:ascii="Calibri" w:eastAsia="Arial" w:hAnsi="Calibri" w:cs="Calibri"/>
           <w:color w:val="EE0000"/>
-          <w:lang w:val="el-GR"/>
         </w:rPr>
         <w:t xml:space="preserve"> </w:t>
       </w:r>
@@ -17407,7 +17462,6 @@
         <w:rPr>
           <w:rFonts w:ascii="Calibri" w:eastAsia="Arial" w:hAnsi="Calibri" w:cs="Calibri"/>
           <w:color w:val="EE0000"/>
-          <w:lang w:val="el-GR"/>
         </w:rPr>
         <w:t>"</w:t>
       </w:r>
@@ -17415,7 +17469,6 @@
         <w:rPr>
           <w:rFonts w:ascii="Calibri" w:eastAsia="Arial" w:hAnsi="Calibri" w:cs="Calibri"/>
           <w:color w:val="EE0000"/>
-          <w:lang w:val="el-GR"/>
         </w:rPr>
         <w:t>.</w:t>
       </w:r>
@@ -17880,13 +17933,27 @@
         <w:rPr>
           <w:rFonts w:ascii="Calibri" w:eastAsia="Arial" w:hAnsi="Calibri" w:cs="Calibri"/>
         </w:rPr>
-        <w:t xml:space="preserve"> "Confirm Delete Dialog"</w:t>
-      </w:r>
-      <w:r>
-        <w:rPr>
-          <w:rFonts w:ascii="Calibri" w:eastAsia="Arial" w:hAnsi="Calibri" w:cs="Calibri"/>
-        </w:rPr>
-        <w:t xml:space="preserve">. </w:t>
+        <w:t xml:space="preserve"> "Confirm Delete </w:t>
+      </w:r>
+      <w:proofErr w:type="gramStart"/>
+      <w:r>
+        <w:rPr>
+          <w:rFonts w:ascii="Calibri" w:eastAsia="Arial" w:hAnsi="Calibri" w:cs="Calibri"/>
+        </w:rPr>
+        <w:t>Dialog"</w:t>
+      </w:r>
+      <w:r>
+        <w:rPr>
+          <w:rFonts w:ascii="Calibri" w:eastAsia="Arial" w:hAnsi="Calibri" w:cs="Calibri"/>
+        </w:rPr>
+        <w:t>.</w:t>
+      </w:r>
+      <w:proofErr w:type="gramEnd"/>
+      <w:r>
+        <w:rPr>
+          <w:rFonts w:ascii="Calibri" w:eastAsia="Arial" w:hAnsi="Calibri" w:cs="Calibri"/>
+        </w:rPr>
+        <w:t xml:space="preserve"> </w:t>
       </w:r>
     </w:p>
     <w:p>
@@ -20246,6 +20313,7 @@
         <w:spacing w:before="60" w:after="60"/>
         <w:rPr>
           <w:rFonts w:ascii="Calibri" w:hAnsi="Calibri" w:cs="Calibri"/>
+          <w:lang w:val="el-GR"/>
         </w:rPr>
       </w:pPr>
     </w:p>
@@ -23172,15 +23240,6 @@
     </w:p>
     <w:p>
       <w:pPr>
-        <w:spacing w:before="60" w:after="60"/>
-        <w:rPr>
-          <w:rFonts w:ascii="Calibri" w:hAnsi="Calibri" w:cs="Calibri"/>
-          <w:lang w:val="el-GR"/>
-        </w:rPr>
-      </w:pPr>
-    </w:p>
-    <w:p>
-      <w:pPr>
         <w:pStyle w:val="Heading2"/>
       </w:pPr>
       <w:r>
@@ -24425,7 +24484,30 @@
           <w:rFonts w:ascii="Calibri" w:eastAsia="Arial" w:hAnsi="Calibri" w:cs="Calibri"/>
           <w:lang w:val="el-GR"/>
         </w:rPr>
-        <w:t xml:space="preserve"> το βήμα 4 της βασικής ροής.</w:t>
+        <w:t xml:space="preserve"> το βήμα </w:t>
+      </w:r>
+      <w:r>
+        <w:rPr>
+          <w:rFonts w:ascii="Calibri" w:eastAsia="Arial" w:hAnsi="Calibri" w:cs="Calibri"/>
+          <w:color w:val="EE0000"/>
+          <w:lang w:val="el-GR"/>
+        </w:rPr>
+        <w:t>5</w:t>
+      </w:r>
+      <w:r>
+        <w:rPr>
+          <w:rFonts w:ascii="Calibri" w:eastAsia="Arial" w:hAnsi="Calibri" w:cs="Calibri"/>
+          <w:color w:val="EE0000"/>
+          <w:lang w:val="el-GR"/>
+        </w:rPr>
+        <w:t xml:space="preserve"> </w:t>
+      </w:r>
+      <w:r>
+        <w:rPr>
+          <w:rFonts w:ascii="Calibri" w:eastAsia="Arial" w:hAnsi="Calibri" w:cs="Calibri"/>
+          <w:lang w:val="el-GR"/>
+        </w:rPr>
+        <w:t>της βασικής ροής.</w:t>
       </w:r>
     </w:p>
     <w:p>
@@ -24481,7 +24563,6 @@
           <w:rFonts w:ascii="Calibri" w:eastAsia="Arial" w:hAnsi="Calibri" w:cs="Calibri"/>
           <w:lang w:val="el-GR"/>
         </w:rPr>
-        <w:lastRenderedPageBreak/>
         <w:t xml:space="preserve">6.β.1) </w:t>
       </w:r>
       <w:r>
@@ -24550,6 +24631,7 @@
         <w:rPr>
           <w:rFonts w:ascii="Calibri" w:eastAsia="Arial" w:hAnsi="Calibri" w:cs="Calibri"/>
         </w:rPr>
+        <w:lastRenderedPageBreak/>
         <w:t>6.</w:t>
       </w:r>
       <w:r>
@@ -24690,7 +24772,15 @@
           <w:rFonts w:ascii="Calibri" w:eastAsia="Arial" w:hAnsi="Calibri" w:cs="Calibri"/>
           <w:lang w:val="el-GR"/>
         </w:rPr>
-        <w:t>6.β.3) Η περίπτωση χρήσης συνεχίζεται από το βήμα 4</w:t>
+        <w:t xml:space="preserve">6.β.3) Η περίπτωση χρήσης συνεχίζεται από το βήμα </w:t>
+      </w:r>
+      <w:r>
+        <w:rPr>
+          <w:rFonts w:ascii="Calibri" w:eastAsia="Arial" w:hAnsi="Calibri" w:cs="Calibri"/>
+          <w:color w:val="EE0000"/>
+          <w:lang w:val="el-GR"/>
+        </w:rPr>
+        <w:t>5</w:t>
       </w:r>
       <w:r>
         <w:rPr>
@@ -24928,20 +25018,17 @@
           <w:rFonts w:ascii="Calibri" w:hAnsi="Calibri" w:cs="Calibri"/>
           <w:sz w:val="28"/>
           <w:szCs w:val="28"/>
-          <w:lang w:val="el-GR"/>
-        </w:rPr>
-      </w:pPr>
-      <w:r>
-        <w:rPr>
-          <w:rFonts w:ascii="Calibri" w:eastAsia="Arial" w:hAnsi="Calibri" w:cs="Calibri"/>
-          <w:lang w:val="el-GR"/>
+        </w:rPr>
+      </w:pPr>
+      <w:r>
+        <w:rPr>
+          <w:rFonts w:ascii="Calibri" w:eastAsia="Arial" w:hAnsi="Calibri" w:cs="Calibri"/>
         </w:rPr>
         <w:t>3</w:t>
       </w:r>
       <w:r>
         <w:rPr>
           <w:rFonts w:ascii="Calibri" w:eastAsia="Arial" w:hAnsi="Calibri" w:cs="Calibri"/>
-          <w:lang w:val="el-GR"/>
         </w:rPr>
         <w:t>.</w:t>
       </w:r>
@@ -24955,7 +25042,6 @@
       <w:r>
         <w:rPr>
           <w:rFonts w:ascii="Calibri" w:eastAsia="Arial" w:hAnsi="Calibri" w:cs="Calibri"/>
-          <w:lang w:val="el-GR"/>
         </w:rPr>
         <w:t xml:space="preserve">.2) </w:t>
       </w:r>
@@ -24964,7 +25050,33 @@
           <w:rFonts w:ascii="Calibri" w:eastAsia="Arial" w:hAnsi="Calibri" w:cs="Calibri"/>
           <w:lang w:val="el-GR"/>
         </w:rPr>
-        <w:t>Το σύστημα ε</w:t>
+        <w:t>Το</w:t>
+      </w:r>
+      <w:r>
+        <w:rPr>
+          <w:rFonts w:ascii="Calibri" w:eastAsia="Arial" w:hAnsi="Calibri" w:cs="Calibri"/>
+        </w:rPr>
+        <w:t xml:space="preserve"> </w:t>
+      </w:r>
+      <w:r>
+        <w:rPr>
+          <w:rFonts w:ascii="Calibri" w:eastAsia="Arial" w:hAnsi="Calibri" w:cs="Calibri"/>
+          <w:lang w:val="el-GR"/>
+        </w:rPr>
+        <w:t>σύστημα</w:t>
+      </w:r>
+      <w:r>
+        <w:rPr>
+          <w:rFonts w:ascii="Calibri" w:eastAsia="Arial" w:hAnsi="Calibri" w:cs="Calibri"/>
+        </w:rPr>
+        <w:t xml:space="preserve"> </w:t>
+      </w:r>
+      <w:r>
+        <w:rPr>
+          <w:rFonts w:ascii="Calibri" w:eastAsia="Arial" w:hAnsi="Calibri" w:cs="Calibri"/>
+          <w:lang w:val="el-GR"/>
+        </w:rPr>
+        <w:t>ε</w:t>
       </w:r>
       <w:r>
         <w:rPr>
@@ -24983,23 +25095,154 @@
       <w:r>
         <w:rPr>
           <w:rFonts w:ascii="Calibri" w:eastAsia="Arial" w:hAnsi="Calibri" w:cs="Calibri"/>
-          <w:lang w:val="el-GR"/>
-        </w:rPr>
-        <w:t xml:space="preserve"> παράθυρο επιβεβαίωσης</w:t>
-      </w:r>
-      <w:r>
-        <w:rPr>
-          <w:rFonts w:ascii="Calibri" w:eastAsia="Arial" w:hAnsi="Calibri" w:cs="Calibri"/>
-          <w:lang w:val="el-GR"/>
-        </w:rPr>
-        <w:t xml:space="preserve"> με μύνημα και ο</w:t>
-      </w:r>
-      <w:r>
-        <w:rPr>
-          <w:rFonts w:ascii="Calibri" w:eastAsia="Arial" w:hAnsi="Calibri" w:cs="Calibri"/>
-          <w:lang w:val="el-GR"/>
-        </w:rPr>
-        <w:t xml:space="preserve"> χρήστης επιβεβαιώνει.</w:t>
+        </w:rPr>
+        <w:t xml:space="preserve"> </w:t>
+      </w:r>
+      <w:r>
+        <w:rPr>
+          <w:rFonts w:ascii="Calibri" w:eastAsia="Arial" w:hAnsi="Calibri" w:cs="Calibri"/>
+          <w:lang w:val="el-GR"/>
+        </w:rPr>
+        <w:t>παράθυρο</w:t>
+      </w:r>
+      <w:r>
+        <w:rPr>
+          <w:rFonts w:ascii="Calibri" w:eastAsia="Arial" w:hAnsi="Calibri" w:cs="Calibri"/>
+        </w:rPr>
+        <w:t xml:space="preserve"> </w:t>
+      </w:r>
+      <w:r>
+        <w:rPr>
+          <w:rFonts w:ascii="Calibri" w:eastAsia="Arial" w:hAnsi="Calibri" w:cs="Calibri"/>
+          <w:lang w:val="el-GR"/>
+        </w:rPr>
+        <w:t>επιβεβαίωσης</w:t>
+      </w:r>
+      <w:r>
+        <w:rPr>
+          <w:rFonts w:ascii="Calibri" w:eastAsia="Arial" w:hAnsi="Calibri" w:cs="Calibri"/>
+        </w:rPr>
+        <w:t xml:space="preserve"> </w:t>
+      </w:r>
+      <w:r>
+        <w:rPr>
+          <w:rFonts w:ascii="Calibri" w:eastAsia="Arial" w:hAnsi="Calibri" w:cs="Calibri"/>
+          <w:color w:val="EE0000"/>
+        </w:rPr>
+        <w:t>“</w:t>
+      </w:r>
+      <w:r>
+        <w:rPr>
+          <w:rFonts w:ascii="Calibri" w:eastAsia="Arial" w:hAnsi="Calibri" w:cs="Calibri"/>
+          <w:color w:val="EE0000"/>
+        </w:rPr>
+        <w:t>Confirm</w:t>
+      </w:r>
+      <w:r>
+        <w:rPr>
+          <w:rFonts w:ascii="Calibri" w:eastAsia="Arial" w:hAnsi="Calibri" w:cs="Calibri"/>
+          <w:color w:val="EE0000"/>
+        </w:rPr>
+        <w:t xml:space="preserve"> </w:t>
+      </w:r>
+      <w:r>
+        <w:rPr>
+          <w:rFonts w:ascii="Calibri" w:eastAsia="Arial" w:hAnsi="Calibri" w:cs="Calibri"/>
+          <w:color w:val="EE0000"/>
+        </w:rPr>
+        <w:t>Delete</w:t>
+      </w:r>
+      <w:r>
+        <w:rPr>
+          <w:rFonts w:ascii="Calibri" w:eastAsia="Arial" w:hAnsi="Calibri" w:cs="Calibri"/>
+          <w:color w:val="EE0000"/>
+        </w:rPr>
+        <w:t xml:space="preserve"> </w:t>
+      </w:r>
+      <w:r>
+        <w:rPr>
+          <w:rFonts w:ascii="Calibri" w:eastAsia="Arial" w:hAnsi="Calibri" w:cs="Calibri"/>
+          <w:color w:val="EE0000"/>
+        </w:rPr>
+        <w:t>Dialog</w:t>
+      </w:r>
+      <w:r>
+        <w:rPr>
+          <w:rFonts w:ascii="Calibri" w:eastAsia="Arial" w:hAnsi="Calibri" w:cs="Calibri"/>
+          <w:color w:val="EE0000"/>
+        </w:rPr>
+        <w:t xml:space="preserve">" </w:t>
+      </w:r>
+      <w:r>
+        <w:rPr>
+          <w:rFonts w:ascii="Calibri" w:eastAsia="Arial" w:hAnsi="Calibri" w:cs="Calibri"/>
+          <w:color w:val="EE0000"/>
+          <w:lang w:val="el-GR"/>
+        </w:rPr>
+        <w:t>με</w:t>
+      </w:r>
+      <w:r>
+        <w:rPr>
+          <w:rFonts w:ascii="Calibri" w:eastAsia="Arial" w:hAnsi="Calibri" w:cs="Calibri"/>
+          <w:color w:val="EE0000"/>
+        </w:rPr>
+        <w:t xml:space="preserve"> </w:t>
+      </w:r>
+      <w:r>
+        <w:rPr>
+          <w:rFonts w:ascii="Calibri" w:eastAsia="Arial" w:hAnsi="Calibri" w:cs="Calibri"/>
+          <w:color w:val="EE0000"/>
+          <w:lang w:val="el-GR"/>
+        </w:rPr>
+        <w:t>μήνυμα</w:t>
+      </w:r>
+      <w:r>
+        <w:rPr>
+          <w:rFonts w:ascii="Calibri" w:eastAsia="Arial" w:hAnsi="Calibri" w:cs="Calibri"/>
+          <w:color w:val="EE0000"/>
+        </w:rPr>
+        <w:t xml:space="preserve"> </w:t>
+      </w:r>
+      <w:r>
+        <w:rPr>
+          <w:rFonts w:ascii="Calibri" w:eastAsia="Arial" w:hAnsi="Calibri" w:cs="Calibri"/>
+          <w:color w:val="EE0000"/>
+        </w:rPr>
+        <w:t xml:space="preserve">«Are you sure that you want to delete this </w:t>
+      </w:r>
+      <w:r>
+        <w:rPr>
+          <w:rFonts w:ascii="Calibri" w:eastAsia="Arial" w:hAnsi="Calibri" w:cs="Calibri"/>
+          <w:color w:val="EE0000"/>
+        </w:rPr>
+        <w:t>participant</w:t>
+      </w:r>
+      <w:r>
+        <w:rPr>
+          <w:rFonts w:ascii="Calibri" w:eastAsia="Arial" w:hAnsi="Calibri" w:cs="Calibri"/>
+          <w:color w:val="EE0000"/>
+        </w:rPr>
+        <w:t>?</w:t>
+      </w:r>
+      <w:r>
+        <w:rPr>
+          <w:rFonts w:ascii="Calibri" w:eastAsia="Arial" w:hAnsi="Calibri" w:cs="Calibri"/>
+          <w:color w:val="EE0000"/>
+        </w:rPr>
+        <w:t xml:space="preserve"> »</w:t>
+      </w:r>
+      <w:r>
+        <w:rPr>
+          <w:rFonts w:ascii="Calibri" w:eastAsia="Arial" w:hAnsi="Calibri" w:cs="Calibri"/>
+          <w:color w:val="EE0000"/>
+        </w:rPr>
+        <w:t>.</w:t>
+      </w:r>
+      <w:r>
+        <w:rPr>
+          <w:rFonts w:ascii="Calibri" w:eastAsia="Arial" w:hAnsi="Calibri" w:cs="Calibri"/>
+        </w:rPr>
+        <w:t xml:space="preserve"> </w:t>
       </w:r>
     </w:p>
     <w:p>
@@ -25021,100 +25264,80 @@
       <w:r>
         <w:rPr>
           <w:rFonts w:ascii="Calibri" w:eastAsia="Arial" w:hAnsi="Calibri" w:cs="Calibri"/>
-          <w:lang w:val="el-GR"/>
-        </w:rPr>
-        <w:t>3</w:t>
-      </w:r>
-      <w:r>
-        <w:rPr>
-          <w:rFonts w:ascii="Calibri" w:eastAsia="Arial" w:hAnsi="Calibri" w:cs="Calibri"/>
-          <w:lang w:val="el-GR"/>
-        </w:rPr>
-        <w:t>.</w:t>
-      </w:r>
-      <w:r>
-        <w:rPr>
-          <w:rFonts w:ascii="Calibri" w:eastAsia="Arial" w:hAnsi="Calibri" w:cs="Calibri"/>
-          <w:lang w:val="el-GR"/>
-        </w:rPr>
-        <w:t>α</w:t>
-      </w:r>
-      <w:r>
-        <w:rPr>
-          <w:rFonts w:ascii="Calibri" w:eastAsia="Arial" w:hAnsi="Calibri" w:cs="Calibri"/>
-          <w:lang w:val="el-GR"/>
-        </w:rPr>
-        <w:t xml:space="preserve">.3) </w:t>
-      </w:r>
-      <w:r>
-        <w:rPr>
-          <w:rFonts w:ascii="Calibri" w:eastAsia="Arial" w:hAnsi="Calibri" w:cs="Calibri"/>
-          <w:lang w:val="el-GR"/>
-        </w:rPr>
-        <w:t>Το σύστημα διαγράφει τη</w:t>
-      </w:r>
-      <w:r>
-        <w:rPr>
-          <w:rFonts w:ascii="Calibri" w:eastAsia="Arial" w:hAnsi="Calibri" w:cs="Calibri"/>
-          <w:lang w:val="el-GR"/>
-        </w:rPr>
-        <w:t xml:space="preserve"> συσχέτιση </w:t>
-      </w:r>
-      <w:r>
-        <w:rPr>
-          <w:rFonts w:ascii="Calibri" w:eastAsia="Arial" w:hAnsi="Calibri" w:cs="Calibri"/>
-          <w:lang w:val="el-GR"/>
-        </w:rPr>
-        <w:t>από τη Βάση Δεδομένων</w:t>
-      </w:r>
-      <w:r>
-        <w:rPr>
-          <w:rFonts w:ascii="Calibri" w:eastAsia="Arial" w:hAnsi="Calibri" w:cs="Calibri"/>
-        </w:rPr>
-        <w:t> </w:t>
-      </w:r>
-      <w:r>
-        <w:rPr>
-          <w:rFonts w:ascii="Calibri" w:eastAsia="Arial" w:hAnsi="Calibri" w:cs="Calibri"/>
-          <w:lang w:val="el-GR"/>
-        </w:rPr>
-        <w:t>και το μέλος αφαιρείται από τη λίστα</w:t>
-      </w:r>
-      <w:r>
-        <w:rPr>
-          <w:rFonts w:ascii="Calibri" w:eastAsia="Arial" w:hAnsi="Calibri" w:cs="Calibri"/>
-        </w:rPr>
-        <w:t> </w:t>
-      </w:r>
-      <w:r>
-        <w:rPr>
-          <w:rFonts w:ascii="Calibri" w:eastAsia="Arial" w:hAnsi="Calibri" w:cs="Calibri"/>
-          <w:lang w:val="el-GR"/>
-        </w:rPr>
-        <w:t>"</w:t>
-      </w:r>
-      <w:r>
-        <w:rPr>
-          <w:rFonts w:ascii="Calibri" w:eastAsia="Arial" w:hAnsi="Calibri" w:cs="Calibri"/>
-        </w:rPr>
-        <w:t>Participants</w:t>
-      </w:r>
-      <w:r>
-        <w:rPr>
-          <w:rFonts w:ascii="Calibri" w:eastAsia="Arial" w:hAnsi="Calibri" w:cs="Calibri"/>
-          <w:lang w:val="el-GR"/>
-        </w:rPr>
-        <w:t xml:space="preserve"> </w:t>
-      </w:r>
-      <w:r>
-        <w:rPr>
-          <w:rFonts w:ascii="Calibri" w:eastAsia="Arial" w:hAnsi="Calibri" w:cs="Calibri"/>
-        </w:rPr>
-        <w:t>Screen</w:t>
-      </w:r>
-      <w:r>
-        <w:rPr>
-          <w:rFonts w:ascii="Calibri" w:eastAsia="Arial" w:hAnsi="Calibri" w:cs="Calibri"/>
+        </w:rPr>
+        <w:t xml:space="preserve"> </w:t>
+      </w:r>
+      <w:r>
+        <w:rPr>
+          <w:rFonts w:ascii="Calibri" w:eastAsia="Arial" w:hAnsi="Calibri" w:cs="Calibri"/>
+          <w:lang w:val="el-GR"/>
+        </w:rPr>
+        <w:t xml:space="preserve">3.α.3) </w:t>
+      </w:r>
+      <w:r>
+        <w:rPr>
+          <w:rFonts w:ascii="Calibri" w:eastAsia="Arial" w:hAnsi="Calibri" w:cs="Calibri"/>
+          <w:color w:val="EE0000"/>
+        </w:rPr>
+        <w:t>O</w:t>
+      </w:r>
+      <w:r>
+        <w:rPr>
+          <w:rFonts w:ascii="Calibri" w:eastAsia="Arial" w:hAnsi="Calibri" w:cs="Calibri"/>
+          <w:color w:val="EE0000"/>
+          <w:lang w:val="el-GR"/>
+        </w:rPr>
+        <w:t xml:space="preserve"> χρήστης επιβεβαιώνει</w:t>
+      </w:r>
+      <w:r>
+        <w:rPr>
+          <w:rFonts w:ascii="Calibri" w:eastAsia="Arial" w:hAnsi="Calibri" w:cs="Calibri"/>
+          <w:color w:val="EE0000"/>
+          <w:lang w:val="el-GR"/>
+        </w:rPr>
+        <w:t xml:space="preserve"> την διαγραφή του Συμμετέχοντα στο “</w:t>
+      </w:r>
+      <w:r>
+        <w:rPr>
+          <w:rFonts w:ascii="Calibri" w:eastAsia="Arial" w:hAnsi="Calibri" w:cs="Calibri"/>
+          <w:color w:val="EE0000"/>
+        </w:rPr>
+        <w:t>Confirm</w:t>
+      </w:r>
+      <w:r>
+        <w:rPr>
+          <w:rFonts w:ascii="Calibri" w:eastAsia="Arial" w:hAnsi="Calibri" w:cs="Calibri"/>
+          <w:color w:val="EE0000"/>
+          <w:lang w:val="el-GR"/>
+        </w:rPr>
+        <w:t xml:space="preserve"> </w:t>
+      </w:r>
+      <w:r>
+        <w:rPr>
+          <w:rFonts w:ascii="Calibri" w:eastAsia="Arial" w:hAnsi="Calibri" w:cs="Calibri"/>
+          <w:color w:val="EE0000"/>
+        </w:rPr>
+        <w:t>Delete</w:t>
+      </w:r>
+      <w:r>
+        <w:rPr>
+          <w:rFonts w:ascii="Calibri" w:eastAsia="Arial" w:hAnsi="Calibri" w:cs="Calibri"/>
+          <w:color w:val="EE0000"/>
+          <w:lang w:val="el-GR"/>
+        </w:rPr>
+        <w:t xml:space="preserve"> </w:t>
+      </w:r>
+      <w:r>
+        <w:rPr>
+          <w:rFonts w:ascii="Calibri" w:eastAsia="Arial" w:hAnsi="Calibri" w:cs="Calibri"/>
+          <w:color w:val="EE0000"/>
+        </w:rPr>
+        <w:t>Dialog</w:t>
+      </w:r>
+      <w:r>
+        <w:rPr>
+          <w:rFonts w:ascii="Calibri" w:eastAsia="Arial" w:hAnsi="Calibri" w:cs="Calibri"/>
+          <w:color w:val="EE0000"/>
           <w:lang w:val="el-GR"/>
         </w:rPr>
         <w:t>"</w:t>
@@ -25138,36 +25361,189 @@
         <w:contextualSpacing w:val="0"/>
         <w:rPr>
           <w:rFonts w:ascii="Calibri" w:hAnsi="Calibri" w:cs="Calibri"/>
-          <w:lang w:val="el-GR"/>
-        </w:rPr>
-      </w:pPr>
-      <w:r>
-        <w:rPr>
-          <w:rFonts w:ascii="Calibri" w:hAnsi="Calibri" w:cs="Calibri"/>
+          <w:sz w:val="28"/>
+          <w:szCs w:val="28"/>
+          <w:lang w:val="el-GR"/>
+        </w:rPr>
+      </w:pPr>
+      <w:r>
+        <w:rPr>
+          <w:rFonts w:ascii="Calibri" w:eastAsia="Arial" w:hAnsi="Calibri" w:cs="Calibri"/>
           <w:lang w:val="el-GR"/>
         </w:rPr>
         <w:t>3</w:t>
       </w:r>
       <w:r>
         <w:rPr>
-          <w:rFonts w:ascii="Calibri" w:hAnsi="Calibri" w:cs="Calibri"/>
+          <w:rFonts w:ascii="Calibri" w:eastAsia="Arial" w:hAnsi="Calibri" w:cs="Calibri"/>
           <w:lang w:val="el-GR"/>
         </w:rPr>
         <w:t>.</w:t>
       </w:r>
       <w:r>
         <w:rPr>
-          <w:rFonts w:ascii="Calibri" w:hAnsi="Calibri" w:cs="Calibri"/>
+          <w:rFonts w:ascii="Calibri" w:eastAsia="Arial" w:hAnsi="Calibri" w:cs="Calibri"/>
           <w:lang w:val="el-GR"/>
         </w:rPr>
         <w:t>α</w:t>
       </w:r>
       <w:r>
         <w:rPr>
-          <w:rFonts w:ascii="Calibri" w:hAnsi="Calibri" w:cs="Calibri"/>
-          <w:lang w:val="el-GR"/>
-        </w:rPr>
-        <w:t xml:space="preserve">.4) Η </w:t>
+          <w:rFonts w:ascii="Calibri" w:eastAsia="Arial" w:hAnsi="Calibri" w:cs="Calibri"/>
+          <w:lang w:val="el-GR"/>
+        </w:rPr>
+        <w:t>.</w:t>
+      </w:r>
+      <w:r>
+        <w:rPr>
+          <w:rFonts w:ascii="Calibri" w:eastAsia="Arial" w:hAnsi="Calibri" w:cs="Calibri"/>
+          <w:lang w:val="el-GR"/>
+        </w:rPr>
+        <w:t>4</w:t>
+      </w:r>
+      <w:r>
+        <w:rPr>
+          <w:rFonts w:ascii="Calibri" w:eastAsia="Arial" w:hAnsi="Calibri" w:cs="Calibri"/>
+          <w:lang w:val="el-GR"/>
+        </w:rPr>
+        <w:t xml:space="preserve">) </w:t>
+      </w:r>
+      <w:r>
+        <w:rPr>
+          <w:rFonts w:ascii="Calibri" w:eastAsia="Arial" w:hAnsi="Calibri" w:cs="Calibri"/>
+          <w:lang w:val="el-GR"/>
+        </w:rPr>
+        <w:t>Το σύστημα διαγράφει τη</w:t>
+      </w:r>
+      <w:r>
+        <w:rPr>
+          <w:rFonts w:ascii="Calibri" w:eastAsia="Arial" w:hAnsi="Calibri" w:cs="Calibri"/>
+          <w:lang w:val="el-GR"/>
+        </w:rPr>
+        <w:t xml:space="preserve"> συσχέτιση </w:t>
+      </w:r>
+      <w:r>
+        <w:rPr>
+          <w:rFonts w:ascii="Calibri" w:eastAsia="Arial" w:hAnsi="Calibri" w:cs="Calibri"/>
+          <w:lang w:val="el-GR"/>
+        </w:rPr>
+        <w:t>από τη Βάση Δεδομένων</w:t>
+      </w:r>
+      <w:r>
+        <w:rPr>
+          <w:rFonts w:ascii="Calibri" w:eastAsia="Arial" w:hAnsi="Calibri" w:cs="Calibri"/>
+        </w:rPr>
+        <w:t> </w:t>
+      </w:r>
+      <w:r>
+        <w:rPr>
+          <w:rFonts w:ascii="Calibri" w:eastAsia="Arial" w:hAnsi="Calibri" w:cs="Calibri"/>
+          <w:lang w:val="el-GR"/>
+        </w:rPr>
+        <w:t>και το μέλος αφαιρείται από τη λίστα</w:t>
+      </w:r>
+      <w:r>
+        <w:rPr>
+          <w:rFonts w:ascii="Calibri" w:eastAsia="Arial" w:hAnsi="Calibri" w:cs="Calibri"/>
+        </w:rPr>
+        <w:t> </w:t>
+      </w:r>
+      <w:r>
+        <w:rPr>
+          <w:rFonts w:ascii="Calibri" w:eastAsia="Arial" w:hAnsi="Calibri" w:cs="Calibri"/>
+          <w:lang w:val="el-GR"/>
+        </w:rPr>
+        <w:t>"</w:t>
+      </w:r>
+      <w:r>
+        <w:rPr>
+          <w:rFonts w:ascii="Calibri" w:eastAsia="Arial" w:hAnsi="Calibri" w:cs="Calibri"/>
+        </w:rPr>
+        <w:t>Participants</w:t>
+      </w:r>
+      <w:r>
+        <w:rPr>
+          <w:rFonts w:ascii="Calibri" w:eastAsia="Arial" w:hAnsi="Calibri" w:cs="Calibri"/>
+          <w:lang w:val="el-GR"/>
+        </w:rPr>
+        <w:t xml:space="preserve"> </w:t>
+      </w:r>
+      <w:r>
+        <w:rPr>
+          <w:rFonts w:ascii="Calibri" w:eastAsia="Arial" w:hAnsi="Calibri" w:cs="Calibri"/>
+        </w:rPr>
+        <w:t>Screen</w:t>
+      </w:r>
+      <w:r>
+        <w:rPr>
+          <w:rFonts w:ascii="Calibri" w:eastAsia="Arial" w:hAnsi="Calibri" w:cs="Calibri"/>
+          <w:lang w:val="el-GR"/>
+        </w:rPr>
+        <w:t>"</w:t>
+      </w:r>
+      <w:r>
+        <w:rPr>
+          <w:rFonts w:ascii="Calibri" w:eastAsia="Arial" w:hAnsi="Calibri" w:cs="Calibri"/>
+          <w:lang w:val="el-GR"/>
+        </w:rPr>
+        <w:t>.</w:t>
+      </w:r>
+    </w:p>
+    <w:p>
+      <w:pPr>
+        <w:pStyle w:val="ListParagraph"/>
+        <w:numPr>
+          <w:ilvl w:val="0"/>
+          <w:numId w:val="4"/>
+        </w:numPr>
+        <w:spacing w:before="60" w:after="60" w:line="240" w:lineRule="auto"/>
+        <w:contextualSpacing w:val="0"/>
+        <w:rPr>
+          <w:rFonts w:ascii="Calibri" w:hAnsi="Calibri" w:cs="Calibri"/>
+          <w:lang w:val="el-GR"/>
+        </w:rPr>
+      </w:pPr>
+      <w:r>
+        <w:rPr>
+          <w:rFonts w:ascii="Calibri" w:hAnsi="Calibri" w:cs="Calibri"/>
+          <w:lang w:val="el-GR"/>
+        </w:rPr>
+        <w:t>3</w:t>
+      </w:r>
+      <w:r>
+        <w:rPr>
+          <w:rFonts w:ascii="Calibri" w:hAnsi="Calibri" w:cs="Calibri"/>
+          <w:lang w:val="el-GR"/>
+        </w:rPr>
+        <w:t>.</w:t>
+      </w:r>
+      <w:r>
+        <w:rPr>
+          <w:rFonts w:ascii="Calibri" w:hAnsi="Calibri" w:cs="Calibri"/>
+          <w:lang w:val="el-GR"/>
+        </w:rPr>
+        <w:t>α</w:t>
+      </w:r>
+      <w:r>
+        <w:rPr>
+          <w:rFonts w:ascii="Calibri" w:hAnsi="Calibri" w:cs="Calibri"/>
+          <w:lang w:val="el-GR"/>
+        </w:rPr>
+        <w:t>.</w:t>
+      </w:r>
+      <w:r>
+        <w:rPr>
+          <w:rFonts w:ascii="Calibri" w:hAnsi="Calibri" w:cs="Calibri"/>
+          <w:lang w:val="el-GR"/>
+        </w:rPr>
+        <w:t>5</w:t>
+      </w:r>
+      <w:r>
+        <w:rPr>
+          <w:rFonts w:ascii="Calibri" w:hAnsi="Calibri" w:cs="Calibri"/>
+          <w:lang w:val="el-GR"/>
+        </w:rPr>
+        <w:t xml:space="preserve">) Η </w:t>
       </w:r>
       <w:r>
         <w:rPr>
@@ -30801,6 +31177,20 @@
           <w:rFonts w:ascii="Calibri" w:eastAsia="Arial" w:hAnsi="Calibri" w:cs="Calibri"/>
         </w:rPr>
         <w:t>Approval</w:t>
+      </w:r>
+      <w:r>
+        <w:rPr>
+          <w:rFonts w:ascii="Calibri" w:eastAsia="Arial" w:hAnsi="Calibri" w:cs="Calibri"/>
+          <w:lang w:val="el-GR"/>
+        </w:rPr>
+        <w:t xml:space="preserve"> </w:t>
+      </w:r>
+      <w:r>
+        <w:rPr>
+          <w:rFonts w:ascii="Calibri" w:eastAsia="Arial" w:hAnsi="Calibri" w:cs="Calibri"/>
+          <w:color w:val="EE0000"/>
+        </w:rPr>
+        <w:t>Dialog</w:t>
       </w:r>
       <w:r>
         <w:rPr>

--- a/3rd_phase/Use-case-v0.3.docx
+++ b/3rd_phase/Use-case-v0.3.docx
@@ -255,7 +255,6 @@
         </w:rPr>
         <w:t xml:space="preserve">: </w:t>
       </w:r>
-      <w:proofErr w:type="spellStart"/>
       <w:r>
         <w:rPr>
           <w:rFonts w:ascii="Calibri" w:hAnsi="Calibri" w:cs="Calibri"/>
@@ -264,7 +263,6 @@
         </w:rPr>
         <w:t>SpecFlow</w:t>
       </w:r>
-      <w:proofErr w:type="spellEnd"/>
     </w:p>
     <w:p>
       <w:pPr>
@@ -471,35 +469,7 @@
         <w:rPr>
           <w:rFonts w:ascii="Calibri" w:hAnsi="Calibri" w:cs="Calibri"/>
         </w:rPr>
-        <w:t>Πανα</w:t>
-      </w:r>
-      <w:proofErr w:type="spellStart"/>
-      <w:r>
-        <w:rPr>
-          <w:rFonts w:ascii="Calibri" w:hAnsi="Calibri" w:cs="Calibri"/>
-        </w:rPr>
-        <w:t>γιώτης</w:t>
-      </w:r>
-      <w:proofErr w:type="spellEnd"/>
-      <w:r>
-        <w:rPr>
-          <w:rFonts w:ascii="Calibri" w:hAnsi="Calibri" w:cs="Calibri"/>
-        </w:rPr>
-        <w:t xml:space="preserve"> </w:t>
-      </w:r>
-      <w:proofErr w:type="spellStart"/>
-      <w:r>
-        <w:rPr>
-          <w:rFonts w:ascii="Calibri" w:hAnsi="Calibri" w:cs="Calibri"/>
-        </w:rPr>
-        <w:t>Αδρι</w:t>
-      </w:r>
-      <w:proofErr w:type="spellEnd"/>
-      <w:r>
-        <w:rPr>
-          <w:rFonts w:ascii="Calibri" w:hAnsi="Calibri" w:cs="Calibri"/>
-        </w:rPr>
-        <w:t>ανός</w:t>
+        <w:t>Παναγιώτης Αδριανός</w:t>
       </w:r>
       <w:r>
         <w:rPr>
@@ -539,35 +509,7 @@
         <w:rPr>
           <w:rFonts w:ascii="Calibri" w:hAnsi="Calibri" w:cs="Calibri"/>
         </w:rPr>
-        <w:t>Παρα</w:t>
-      </w:r>
-      <w:proofErr w:type="spellStart"/>
-      <w:r>
-        <w:rPr>
-          <w:rFonts w:ascii="Calibri" w:hAnsi="Calibri" w:cs="Calibri"/>
-        </w:rPr>
-        <w:t>σκευάς</w:t>
-      </w:r>
-      <w:proofErr w:type="spellEnd"/>
-      <w:r>
-        <w:rPr>
-          <w:rFonts w:ascii="Calibri" w:hAnsi="Calibri" w:cs="Calibri"/>
-        </w:rPr>
-        <w:t xml:space="preserve"> Παπα</w:t>
-      </w:r>
-      <w:proofErr w:type="spellStart"/>
-      <w:r>
-        <w:rPr>
-          <w:rFonts w:ascii="Calibri" w:hAnsi="Calibri" w:cs="Calibri"/>
-        </w:rPr>
-        <w:t>γι</w:t>
-      </w:r>
-      <w:proofErr w:type="spellEnd"/>
-      <w:r>
-        <w:rPr>
-          <w:rFonts w:ascii="Calibri" w:hAnsi="Calibri" w:cs="Calibri"/>
-        </w:rPr>
-        <w:t>αννόπουλος</w:t>
+        <w:t>Παρασκευάς Παπαγιαννόπουλος</w:t>
       </w:r>
       <w:r>
         <w:rPr>
@@ -616,33 +558,11 @@
           <w:lang w:val="el-GR"/>
         </w:rPr>
       </w:pPr>
-      <w:proofErr w:type="spellStart"/>
-      <w:r>
-        <w:rPr>
-          <w:rFonts w:ascii="Calibri" w:hAnsi="Calibri" w:cs="Calibri"/>
-        </w:rPr>
-        <w:t>Ιωάννης</w:t>
-      </w:r>
-      <w:proofErr w:type="spellEnd"/>
-      <w:r>
-        <w:rPr>
-          <w:rFonts w:ascii="Calibri" w:hAnsi="Calibri" w:cs="Calibri"/>
-        </w:rPr>
-        <w:t xml:space="preserve"> </w:t>
-      </w:r>
-      <w:proofErr w:type="spellStart"/>
-      <w:r>
-        <w:rPr>
-          <w:rFonts w:ascii="Calibri" w:hAnsi="Calibri" w:cs="Calibri"/>
-        </w:rPr>
-        <w:t>Αντωνό</w:t>
-      </w:r>
-      <w:proofErr w:type="spellEnd"/>
-      <w:r>
-        <w:rPr>
-          <w:rFonts w:ascii="Calibri" w:hAnsi="Calibri" w:cs="Calibri"/>
-        </w:rPr>
-        <w:t xml:space="preserve">πουλος, </w:t>
+      <w:r>
+        <w:rPr>
+          <w:rFonts w:ascii="Calibri" w:hAnsi="Calibri" w:cs="Calibri"/>
+        </w:rPr>
+        <w:t xml:space="preserve">Ιωάννης Αντωνόπουλος, </w:t>
       </w:r>
       <w:r>
         <w:rPr>
@@ -677,33 +597,11 @@
           <w:rFonts w:ascii="Calibri" w:hAnsi="Calibri" w:cs="Calibri"/>
         </w:rPr>
       </w:pPr>
-      <w:proofErr w:type="spellStart"/>
-      <w:r>
-        <w:rPr>
-          <w:rFonts w:ascii="Calibri" w:hAnsi="Calibri" w:cs="Calibri"/>
-        </w:rPr>
-        <w:t>Νικόλ</w:t>
-      </w:r>
-      <w:proofErr w:type="spellEnd"/>
-      <w:r>
-        <w:rPr>
-          <w:rFonts w:ascii="Calibri" w:hAnsi="Calibri" w:cs="Calibri"/>
-        </w:rPr>
-        <w:t xml:space="preserve">αος </w:t>
-      </w:r>
-      <w:proofErr w:type="spellStart"/>
-      <w:r>
-        <w:rPr>
-          <w:rFonts w:ascii="Calibri" w:hAnsi="Calibri" w:cs="Calibri"/>
-        </w:rPr>
-        <w:t>Αντωνό</w:t>
-      </w:r>
-      <w:proofErr w:type="spellEnd"/>
-      <w:r>
-        <w:rPr>
-          <w:rFonts w:ascii="Calibri" w:hAnsi="Calibri" w:cs="Calibri"/>
-        </w:rPr>
-        <w:t>πουλος,</w:t>
+      <w:r>
+        <w:rPr>
+          <w:rFonts w:ascii="Calibri" w:hAnsi="Calibri" w:cs="Calibri"/>
+        </w:rPr>
+        <w:t>Νικόλαος Αντωνόπουλος,</w:t>
       </w:r>
       <w:r>
         <w:rPr>
@@ -739,33 +637,11 @@
           <w:lang w:val="el-GR"/>
         </w:rPr>
       </w:pPr>
-      <w:proofErr w:type="spellStart"/>
-      <w:r>
-        <w:rPr>
-          <w:rFonts w:ascii="Calibri" w:hAnsi="Calibri" w:cs="Calibri"/>
-        </w:rPr>
-        <w:t>Δημήτριος</w:t>
-      </w:r>
-      <w:proofErr w:type="spellEnd"/>
-      <w:r>
-        <w:rPr>
-          <w:rFonts w:ascii="Calibri" w:hAnsi="Calibri" w:cs="Calibri"/>
-        </w:rPr>
-        <w:t xml:space="preserve"> </w:t>
-      </w:r>
-      <w:proofErr w:type="spellStart"/>
-      <w:r>
-        <w:rPr>
-          <w:rFonts w:ascii="Calibri" w:hAnsi="Calibri" w:cs="Calibri"/>
-        </w:rPr>
-        <w:t>Κούκος</w:t>
-      </w:r>
-      <w:proofErr w:type="spellEnd"/>
-      <w:r>
-        <w:rPr>
-          <w:rFonts w:ascii="Calibri" w:hAnsi="Calibri" w:cs="Calibri"/>
-        </w:rPr>
-        <w:t xml:space="preserve">, </w:t>
+      <w:r>
+        <w:rPr>
+          <w:rFonts w:ascii="Calibri" w:hAnsi="Calibri" w:cs="Calibri"/>
+        </w:rPr>
+        <w:t xml:space="preserve">Δημήτριος Κούκος, </w:t>
       </w:r>
       <w:r>
         <w:rPr>
@@ -1414,7 +1290,6 @@
         </w:rPr>
         <w:t xml:space="preserve">του </w:t>
       </w:r>
-      <w:proofErr w:type="spellStart"/>
       <w:r>
         <w:rPr>
           <w:rFonts w:ascii="Calibri" w:eastAsia="Arial" w:hAnsi="Calibri" w:cs="Calibri"/>
@@ -1424,7 +1299,6 @@
         </w:rPr>
         <w:t>SpecFlow</w:t>
       </w:r>
-      <w:proofErr w:type="spellEnd"/>
       <w:r>
         <w:rPr>
           <w:rFonts w:ascii="Calibri" w:eastAsia="Arial" w:hAnsi="Calibri" w:cs="Calibri"/>
@@ -1639,29 +1513,18 @@
     </w:p>
     <w:p>
       <w:pPr>
-        <w:ind w:left="360"/>
-        <w:jc w:val="both"/>
-        <w:rPr>
-          <w:rFonts w:ascii="Calibri" w:hAnsi="Calibri" w:cs="Calibri"/>
-          <w:lang w:val="el-GR"/>
-        </w:rPr>
-      </w:pPr>
-    </w:p>
-    <w:p>
-      <w:pPr>
         <w:keepNext/>
-      </w:pPr>
-      <w:r>
-        <w:rPr>
-          <w:b/>
-          <w:bCs/>
+        <w:jc w:val="center"/>
+      </w:pPr>
+      <w:r>
+        <w:rPr>
           <w:noProof/>
         </w:rPr>
         <w:drawing>
-          <wp:inline distT="0" distB="0" distL="0" distR="0" wp14:anchorId="48E53CE8" wp14:editId="1724B5FF">
-            <wp:extent cx="5943600" cy="4427220"/>
+          <wp:inline distT="0" distB="0" distL="0" distR="0" wp14:anchorId="16186163" wp14:editId="7233E881">
+            <wp:extent cx="5943600" cy="4572000"/>
             <wp:effectExtent l="0" t="0" r="0" b="0"/>
-            <wp:docPr id="1802043749" name="Picture 1"/>
+            <wp:docPr id="1233554738" name="Picture 1"/>
             <wp:cNvGraphicFramePr>
               <a:graphicFrameLocks xmlns:a="http://schemas.openxmlformats.org/drawingml/2006/main" noChangeAspect="1"/>
             </wp:cNvGraphicFramePr>
@@ -1669,7 +1532,7 @@
               <a:graphicData uri="http://schemas.openxmlformats.org/drawingml/2006/picture">
                 <pic:pic xmlns:pic="http://schemas.openxmlformats.org/drawingml/2006/picture">
                   <pic:nvPicPr>
-                    <pic:cNvPr id="1802043749" name=""/>
+                    <pic:cNvPr id="1233554738" name=""/>
                     <pic:cNvPicPr/>
                   </pic:nvPicPr>
                   <pic:blipFill>
@@ -1681,7 +1544,7 @@
                   <pic:spPr>
                     <a:xfrm>
                       <a:off x="0" y="0"/>
-                      <a:ext cx="5943600" cy="4427220"/>
+                      <a:ext cx="5943600" cy="4572000"/>
                     </a:xfrm>
                     <a:prstGeom prst="rect">
                       <a:avLst/>
@@ -1774,6 +1637,7 @@
           <w:rFonts w:ascii="Calibri" w:hAnsi="Calibri" w:cs="Calibri"/>
           <w:lang w:val="el-GR"/>
         </w:rPr>
+        <w:lastRenderedPageBreak/>
         <w:t xml:space="preserve">Στον πίνακα 1 παρουσιάζουμε όλους τους διαφορετικούς </w:t>
       </w:r>
       <w:r>
@@ -1821,19 +1685,11 @@
           <w:rFonts w:ascii="Calibri" w:hAnsi="Calibri" w:cs="Calibri"/>
         </w:rPr>
       </w:pPr>
-      <w:proofErr w:type="spellStart"/>
-      <w:r>
-        <w:rPr>
-          <w:rFonts w:ascii="Calibri" w:hAnsi="Calibri" w:cs="Calibri"/>
-        </w:rPr>
-        <w:t>Πίν</w:t>
-      </w:r>
-      <w:proofErr w:type="spellEnd"/>
-      <w:r>
-        <w:rPr>
-          <w:rFonts w:ascii="Calibri" w:hAnsi="Calibri" w:cs="Calibri"/>
-        </w:rPr>
-        <w:t xml:space="preserve">ακας </w:t>
+      <w:r>
+        <w:rPr>
+          <w:rFonts w:ascii="Calibri" w:hAnsi="Calibri" w:cs="Calibri"/>
+        </w:rPr>
+        <w:t xml:space="preserve">Πίνακας </w:t>
       </w:r>
       <w:r>
         <w:rPr>
@@ -1962,7 +1818,6 @@
                 <w:rFonts w:ascii="Calibri" w:hAnsi="Calibri" w:cs="Calibri"/>
               </w:rPr>
             </w:pPr>
-            <w:proofErr w:type="spellStart"/>
             <w:r>
               <w:rPr>
                 <w:rFonts w:ascii="Calibri" w:eastAsia="Arial" w:hAnsi="Calibri" w:cs="Calibri"/>
@@ -1970,17 +1825,7 @@
                 <w:bCs/>
                 <w:color w:val="FFFFFF"/>
               </w:rPr>
-              <w:t>Περιγρ</w:t>
-            </w:r>
-            <w:proofErr w:type="spellEnd"/>
-            <w:r>
-              <w:rPr>
-                <w:rFonts w:ascii="Calibri" w:eastAsia="Arial" w:hAnsi="Calibri" w:cs="Calibri"/>
-                <w:b/>
-                <w:bCs/>
-                <w:color w:val="FFFFFF"/>
-              </w:rPr>
-              <w:t>αφή</w:t>
+              <w:t>Περιγραφή</w:t>
             </w:r>
           </w:p>
         </w:tc>
@@ -2525,7 +2370,7 @@
           <w:rFonts w:ascii="Calibri" w:hAnsi="Calibri" w:cs="Calibri"/>
           <w:lang w:val="el-GR"/>
         </w:rPr>
-        <w:t>Στην παρούσα έκδοση (</w:t>
+        <w:t xml:space="preserve">Στην παρούσα έκδοση </w:t>
       </w:r>
       <w:r>
         <w:rPr>
@@ -2538,70 +2383,256 @@
           <w:rFonts w:ascii="Calibri" w:hAnsi="Calibri" w:cs="Calibri"/>
           <w:lang w:val="el-GR"/>
         </w:rPr>
-        <w:t>0.</w:t>
-      </w:r>
-      <w:r>
-        <w:rPr>
-          <w:rFonts w:ascii="Calibri" w:hAnsi="Calibri" w:cs="Calibri"/>
-          <w:lang w:val="el-GR"/>
-        </w:rPr>
-        <w:t>3</w:t>
-      </w:r>
-      <w:r>
-        <w:rPr>
-          <w:rFonts w:ascii="Calibri" w:hAnsi="Calibri" w:cs="Calibri"/>
-          <w:lang w:val="el-GR"/>
-        </w:rPr>
-        <w:t xml:space="preserve">) </w:t>
-      </w:r>
-      <w:r>
-        <w:rPr>
-          <w:rFonts w:ascii="Calibri" w:hAnsi="Calibri" w:cs="Calibri"/>
-        </w:rPr>
-        <w:t>o</w:t>
-      </w:r>
-      <w:r>
-        <w:rPr>
-          <w:rFonts w:ascii="Calibri" w:hAnsi="Calibri" w:cs="Calibri"/>
-          <w:lang w:val="el-GR"/>
-        </w:rPr>
-        <w:t xml:space="preserve">ι προσθήκες και οι βελτιώσεις επισημαίνονται με </w:t>
-      </w:r>
-      <w:r>
-        <w:rPr>
-          <w:rFonts w:ascii="Calibri" w:hAnsi="Calibri" w:cs="Calibri"/>
-          <w:u w:val="single"/>
-          <w:lang w:val="el-GR"/>
-        </w:rPr>
-        <w:t>κόκκινο χρώμα</w:t>
-      </w:r>
-      <w:r>
-        <w:rPr>
-          <w:rFonts w:ascii="Calibri" w:hAnsi="Calibri" w:cs="Calibri"/>
-          <w:lang w:val="el-GR"/>
-        </w:rPr>
-        <w:t xml:space="preserve"> για εύκολο εντοπισμό</w:t>
-      </w:r>
-      <w:r>
-        <w:rPr>
-          <w:rFonts w:ascii="Calibri" w:hAnsi="Calibri" w:cs="Calibri"/>
-          <w:lang w:val="el-GR"/>
-        </w:rPr>
-        <w:t xml:space="preserve"> σε κάθε Περίπτωση Χρήσης</w:t>
-      </w:r>
-      <w:r>
-        <w:rPr>
-          <w:rFonts w:ascii="Calibri" w:hAnsi="Calibri" w:cs="Calibri"/>
-          <w:lang w:val="el-GR"/>
-        </w:rPr>
-        <w:t xml:space="preserve">. </w:t>
-      </w:r>
-      <w:r>
-        <w:rPr>
-          <w:rFonts w:ascii="Calibri" w:hAnsi="Calibri" w:cs="Calibri"/>
-          <w:lang w:val="el-GR"/>
-        </w:rPr>
-        <w:t>Κάθε βήμα και κάθε εναλλακτική ροή έχουν αναθεωρηθεί ώστε να υποστηρίζουν πιο προβλέψιμες και ασφαλείς αλληλεπιδράσεις, αποτρέποντας σφάλματα και βελτιώνοντας τη συνολική εμπειρία χρήστη</w:t>
+        <w:t>0.3 πραγματοποιήθηκαν διορθώσεις και βελτιώσεις που προέκυψαν από τη διαδικασία σχεδίασης των Διαγραμμάτων Ακολουθίας (</w:t>
+      </w:r>
+      <w:r>
+        <w:rPr>
+          <w:rFonts w:ascii="Calibri" w:hAnsi="Calibri" w:cs="Calibri"/>
+        </w:rPr>
+        <w:t>Sequence</w:t>
+      </w:r>
+      <w:r>
+        <w:rPr>
+          <w:rFonts w:ascii="Calibri" w:hAnsi="Calibri" w:cs="Calibri"/>
+          <w:lang w:val="el-GR"/>
+        </w:rPr>
+        <w:t xml:space="preserve"> </w:t>
+      </w:r>
+      <w:r>
+        <w:rPr>
+          <w:rFonts w:ascii="Calibri" w:hAnsi="Calibri" w:cs="Calibri"/>
+        </w:rPr>
+        <w:t>Diagrams</w:t>
+      </w:r>
+      <w:r>
+        <w:rPr>
+          <w:rFonts w:ascii="Calibri" w:hAnsi="Calibri" w:cs="Calibri"/>
+          <w:lang w:val="el-GR"/>
+        </w:rPr>
+        <w:t>). Συγκεκριμένα, η ανάλυση ακολουθίας ανέδειξε ασάφειες στη διατύπωση βημάτων και εναλλακτικών ροών, οι οποίες έχουν πλέον διορθωθεί. Όλες οι αλλαγές σημειώνονται με κόκκινο χρώμα εντός κάθε Περίπτωσης Χρήσης.</w:t>
+      </w:r>
+    </w:p>
+    <w:p>
+      <w:pPr>
+        <w:rPr>
+          <w:rFonts w:ascii="Calibri" w:hAnsi="Calibri" w:cs="Calibri"/>
+          <w:lang w:val="el-GR"/>
+        </w:rPr>
+      </w:pPr>
+      <w:r>
+        <w:rPr>
+          <w:rFonts w:ascii="Calibri" w:hAnsi="Calibri" w:cs="Calibri"/>
+          <w:lang w:val="el-GR"/>
+        </w:rPr>
+        <w:t>Αναλυτικά, οι αλλαγές είναι οι ακόλουθες:</w:t>
+      </w:r>
+    </w:p>
+    <w:p>
+      <w:pPr>
+        <w:rPr>
+          <w:rFonts w:ascii="Calibri" w:hAnsi="Calibri" w:cs="Calibri"/>
+          <w:lang w:val="el-GR"/>
+        </w:rPr>
+      </w:pPr>
+      <w:r>
+        <w:rPr>
+          <w:rFonts w:ascii="Calibri" w:hAnsi="Calibri" w:cs="Calibri"/>
+          <w:b/>
+          <w:bCs/>
+        </w:rPr>
+        <w:t>UC</w:t>
+      </w:r>
+      <w:r>
+        <w:rPr>
+          <w:rFonts w:ascii="Calibri" w:hAnsi="Calibri" w:cs="Calibri"/>
+          <w:b/>
+          <w:bCs/>
+          <w:lang w:val="el-GR"/>
+        </w:rPr>
+        <w:t xml:space="preserve">01 – Δημιουργία </w:t>
+      </w:r>
+      <w:r>
+        <w:rPr>
+          <w:rFonts w:ascii="Calibri" w:hAnsi="Calibri" w:cs="Calibri"/>
+          <w:b/>
+          <w:bCs/>
+        </w:rPr>
+        <w:t>Project</w:t>
+      </w:r>
+      <w:r>
+        <w:rPr>
+          <w:rFonts w:ascii="Calibri" w:hAnsi="Calibri" w:cs="Calibri"/>
+          <w:b/>
+          <w:bCs/>
+          <w:lang w:val="el-GR"/>
+        </w:rPr>
+        <w:t>:</w:t>
+      </w:r>
+      <w:r>
+        <w:rPr>
+          <w:rFonts w:ascii="Calibri" w:hAnsi="Calibri" w:cs="Calibri"/>
+          <w:lang w:val="el-GR"/>
+        </w:rPr>
+        <w:t xml:space="preserve"> Προστέθηκε Εναλλακτική Ροή 2 (Λανθασμένο Πάτημα Κουμπιού) για να καλυφθεί η συμπεριφορά του συστήματος όταν ο χρήστης πατήσει «</w:t>
+      </w:r>
+      <w:r>
+        <w:rPr>
+          <w:rFonts w:ascii="Calibri" w:hAnsi="Calibri" w:cs="Calibri"/>
+        </w:rPr>
+        <w:t>Cancel</w:t>
+      </w:r>
+      <w:r>
+        <w:rPr>
+          <w:rFonts w:ascii="Calibri" w:hAnsi="Calibri" w:cs="Calibri"/>
+          <w:lang w:val="el-GR"/>
+        </w:rPr>
+        <w:t>» αντί για «</w:t>
+      </w:r>
+      <w:r>
+        <w:rPr>
+          <w:rFonts w:ascii="Calibri" w:hAnsi="Calibri" w:cs="Calibri"/>
+        </w:rPr>
+        <w:t>Create</w:t>
+      </w:r>
+      <w:r>
+        <w:rPr>
+          <w:rFonts w:ascii="Calibri" w:hAnsi="Calibri" w:cs="Calibri"/>
+          <w:lang w:val="el-GR"/>
+        </w:rPr>
+        <w:t xml:space="preserve">». Κατά τη σχεδίαση του </w:t>
+      </w:r>
+      <w:r>
+        <w:rPr>
+          <w:rFonts w:ascii="Calibri" w:hAnsi="Calibri" w:cs="Calibri"/>
+        </w:rPr>
+        <w:t>Sequence</w:t>
+      </w:r>
+      <w:r>
+        <w:rPr>
+          <w:rFonts w:ascii="Calibri" w:hAnsi="Calibri" w:cs="Calibri"/>
+          <w:lang w:val="el-GR"/>
+        </w:rPr>
+        <w:t xml:space="preserve"> </w:t>
+      </w:r>
+      <w:r>
+        <w:rPr>
+          <w:rFonts w:ascii="Calibri" w:hAnsi="Calibri" w:cs="Calibri"/>
+        </w:rPr>
+        <w:t>Diagram</w:t>
+      </w:r>
+      <w:r>
+        <w:rPr>
+          <w:rFonts w:ascii="Calibri" w:hAnsi="Calibri" w:cs="Calibri"/>
+          <w:lang w:val="el-GR"/>
+        </w:rPr>
+        <w:t xml:space="preserve"> διαπιστώθηκε ότι η πλοήγηση μετά την ακύρωση δεν είχε οριστεί.</w:t>
+      </w:r>
+    </w:p>
+    <w:p>
+      <w:pPr>
+        <w:rPr>
+          <w:rFonts w:ascii="Calibri" w:hAnsi="Calibri" w:cs="Calibri"/>
+          <w:lang w:val="el-GR"/>
+        </w:rPr>
+      </w:pPr>
+      <w:r>
+        <w:rPr>
+          <w:rFonts w:ascii="Calibri" w:hAnsi="Calibri" w:cs="Calibri"/>
+          <w:b/>
+          <w:bCs/>
+        </w:rPr>
+        <w:t>UC</w:t>
+      </w:r>
+      <w:r>
+        <w:rPr>
+          <w:rFonts w:ascii="Calibri" w:hAnsi="Calibri" w:cs="Calibri"/>
+          <w:b/>
+          <w:bCs/>
+          <w:lang w:val="el-GR"/>
+        </w:rPr>
+        <w:t xml:space="preserve">02 – Διαγραφή </w:t>
+      </w:r>
+      <w:r>
+        <w:rPr>
+          <w:rFonts w:ascii="Calibri" w:hAnsi="Calibri" w:cs="Calibri"/>
+          <w:b/>
+          <w:bCs/>
+        </w:rPr>
+        <w:t>Project</w:t>
+      </w:r>
+      <w:r>
+        <w:rPr>
+          <w:rFonts w:ascii="Calibri" w:hAnsi="Calibri" w:cs="Calibri"/>
+          <w:b/>
+          <w:bCs/>
+          <w:lang w:val="el-GR"/>
+        </w:rPr>
+        <w:t>:</w:t>
+      </w:r>
+      <w:r>
+        <w:rPr>
+          <w:rFonts w:ascii="Calibri" w:hAnsi="Calibri" w:cs="Calibri"/>
+          <w:lang w:val="el-GR"/>
+        </w:rPr>
+        <w:t xml:space="preserve"> Εξειδικεύτηκαν τα ονόματα των οθονών και των παραθύρων επιβεβαίωσης (π.χ. «</w:t>
+      </w:r>
+      <w:r>
+        <w:rPr>
+          <w:rFonts w:ascii="Calibri" w:hAnsi="Calibri" w:cs="Calibri"/>
+        </w:rPr>
+        <w:t>Confirm</w:t>
+      </w:r>
+      <w:r>
+        <w:rPr>
+          <w:rFonts w:ascii="Calibri" w:hAnsi="Calibri" w:cs="Calibri"/>
+          <w:lang w:val="el-GR"/>
+        </w:rPr>
+        <w:t xml:space="preserve"> </w:t>
+      </w:r>
+      <w:r>
+        <w:rPr>
+          <w:rFonts w:ascii="Calibri" w:hAnsi="Calibri" w:cs="Calibri"/>
+        </w:rPr>
+        <w:t>Delete</w:t>
+      </w:r>
+      <w:r>
+        <w:rPr>
+          <w:rFonts w:ascii="Calibri" w:hAnsi="Calibri" w:cs="Calibri"/>
+          <w:lang w:val="el-GR"/>
+        </w:rPr>
+        <w:t xml:space="preserve"> </w:t>
+      </w:r>
+      <w:r>
+        <w:rPr>
+          <w:rFonts w:ascii="Calibri" w:hAnsi="Calibri" w:cs="Calibri"/>
+        </w:rPr>
+        <w:t>Dialog</w:t>
+      </w:r>
+      <w:r>
+        <w:rPr>
+          <w:rFonts w:ascii="Calibri" w:hAnsi="Calibri" w:cs="Calibri"/>
+          <w:lang w:val="el-GR"/>
+        </w:rPr>
+        <w:t xml:space="preserve">») ώστε να αντιστοιχούν ακριβώς στα αντικείμενα που εμφανίζονται στο </w:t>
+      </w:r>
+      <w:r>
+        <w:rPr>
+          <w:rFonts w:ascii="Calibri" w:hAnsi="Calibri" w:cs="Calibri"/>
+        </w:rPr>
+        <w:t>Sequence</w:t>
+      </w:r>
+      <w:r>
+        <w:rPr>
+          <w:rFonts w:ascii="Calibri" w:hAnsi="Calibri" w:cs="Calibri"/>
+          <w:lang w:val="el-GR"/>
+        </w:rPr>
+        <w:t xml:space="preserve"> </w:t>
+      </w:r>
+      <w:r>
+        <w:rPr>
+          <w:rFonts w:ascii="Calibri" w:hAnsi="Calibri" w:cs="Calibri"/>
+        </w:rPr>
+        <w:t>Diagram</w:t>
       </w:r>
       <w:r>
         <w:rPr>
@@ -2610,52 +2641,760 @@
         </w:rPr>
         <w:t>.</w:t>
       </w:r>
-      <w:r>
-        <w:rPr>
-          <w:rFonts w:ascii="Calibri" w:hAnsi="Calibri" w:cs="Calibri"/>
-          <w:lang w:val="el-GR"/>
-        </w:rPr>
-        <w:t xml:space="preserve"> </w:t>
-      </w:r>
-    </w:p>
-    <w:p>
-      <w:pPr>
-        <w:rPr>
-          <w:lang w:val="el-GR"/>
-        </w:rPr>
-      </w:pPr>
-    </w:p>
-    <w:p>
-      <w:pPr>
-        <w:rPr>
-          <w:lang w:val="el-GR"/>
-        </w:rPr>
-      </w:pPr>
-    </w:p>
-    <w:p>
-      <w:pPr>
-        <w:rPr>
-          <w:lang w:val="el-GR"/>
-        </w:rPr>
-      </w:pPr>
-    </w:p>
-    <w:p>
-      <w:pPr>
-        <w:rPr>
-          <w:lang w:val="el-GR"/>
-        </w:rPr>
-      </w:pPr>
-    </w:p>
-    <w:p>
-      <w:pPr>
-        <w:rPr>
-          <w:lang w:val="el-GR"/>
-        </w:rPr>
-      </w:pPr>
-    </w:p>
-    <w:p>
-      <w:pPr>
-        <w:rPr>
+    </w:p>
+    <w:p>
+      <w:pPr>
+        <w:rPr>
+          <w:rFonts w:ascii="Calibri" w:hAnsi="Calibri" w:cs="Calibri"/>
+          <w:lang w:val="el-GR"/>
+        </w:rPr>
+      </w:pPr>
+      <w:r>
+        <w:rPr>
+          <w:rFonts w:ascii="Calibri" w:hAnsi="Calibri" w:cs="Calibri"/>
+          <w:b/>
+          <w:bCs/>
+        </w:rPr>
+        <w:lastRenderedPageBreak/>
+        <w:t>UC</w:t>
+      </w:r>
+      <w:r>
+        <w:rPr>
+          <w:rFonts w:ascii="Calibri" w:hAnsi="Calibri" w:cs="Calibri"/>
+          <w:b/>
+          <w:bCs/>
+          <w:lang w:val="el-GR"/>
+        </w:rPr>
+        <w:t xml:space="preserve">03 – Δημιουργία </w:t>
+      </w:r>
+      <w:r>
+        <w:rPr>
+          <w:rFonts w:ascii="Calibri" w:hAnsi="Calibri" w:cs="Calibri"/>
+          <w:b/>
+          <w:bCs/>
+        </w:rPr>
+        <w:t>Use</w:t>
+      </w:r>
+      <w:r>
+        <w:rPr>
+          <w:rFonts w:ascii="Calibri" w:hAnsi="Calibri" w:cs="Calibri"/>
+          <w:b/>
+          <w:bCs/>
+          <w:lang w:val="el-GR"/>
+        </w:rPr>
+        <w:t xml:space="preserve"> </w:t>
+      </w:r>
+      <w:r>
+        <w:rPr>
+          <w:rFonts w:ascii="Calibri" w:hAnsi="Calibri" w:cs="Calibri"/>
+          <w:b/>
+          <w:bCs/>
+        </w:rPr>
+        <w:t>Case</w:t>
+      </w:r>
+      <w:r>
+        <w:rPr>
+          <w:rFonts w:ascii="Calibri" w:hAnsi="Calibri" w:cs="Calibri"/>
+          <w:b/>
+          <w:bCs/>
+          <w:lang w:val="el-GR"/>
+        </w:rPr>
+        <w:t>:</w:t>
+      </w:r>
+      <w:r>
+        <w:rPr>
+          <w:rFonts w:ascii="Calibri" w:hAnsi="Calibri" w:cs="Calibri"/>
+          <w:lang w:val="el-GR"/>
+        </w:rPr>
+        <w:t xml:space="preserve"> Διορθώθηκε το βήμα 5 ώστε να αναφέρεται ρητά η υποβολή με «</w:t>
+      </w:r>
+      <w:r>
+        <w:rPr>
+          <w:rFonts w:ascii="Calibri" w:hAnsi="Calibri" w:cs="Calibri"/>
+        </w:rPr>
+        <w:t>Save</w:t>
+      </w:r>
+      <w:r>
+        <w:rPr>
+          <w:rFonts w:ascii="Calibri" w:hAnsi="Calibri" w:cs="Calibri"/>
+          <w:lang w:val="el-GR"/>
+        </w:rPr>
+        <w:t xml:space="preserve">» ως ξεχωριστή ενέργεια από τη συμπλήρωση των πεδίων. Η διαδοχή αυτή ήταν απαραίτητη για τη σωστή αποτύπωση στο </w:t>
+      </w:r>
+      <w:r>
+        <w:rPr>
+          <w:rFonts w:ascii="Calibri" w:hAnsi="Calibri" w:cs="Calibri"/>
+        </w:rPr>
+        <w:t>Sequence</w:t>
+      </w:r>
+      <w:r>
+        <w:rPr>
+          <w:rFonts w:ascii="Calibri" w:hAnsi="Calibri" w:cs="Calibri"/>
+          <w:lang w:val="el-GR"/>
+        </w:rPr>
+        <w:t xml:space="preserve"> </w:t>
+      </w:r>
+      <w:r>
+        <w:rPr>
+          <w:rFonts w:ascii="Calibri" w:hAnsi="Calibri" w:cs="Calibri"/>
+        </w:rPr>
+        <w:t>Diagram</w:t>
+      </w:r>
+      <w:r>
+        <w:rPr>
+          <w:rFonts w:ascii="Calibri" w:hAnsi="Calibri" w:cs="Calibri"/>
+          <w:lang w:val="el-GR"/>
+        </w:rPr>
+        <w:t>.</w:t>
+      </w:r>
+    </w:p>
+    <w:p>
+      <w:pPr>
+        <w:rPr>
+          <w:rFonts w:ascii="Calibri" w:hAnsi="Calibri" w:cs="Calibri"/>
+          <w:lang w:val="el-GR"/>
+        </w:rPr>
+      </w:pPr>
+      <w:r>
+        <w:rPr>
+          <w:rFonts w:ascii="Calibri" w:hAnsi="Calibri" w:cs="Calibri"/>
+          <w:b/>
+          <w:bCs/>
+        </w:rPr>
+        <w:t>UC</w:t>
+      </w:r>
+      <w:r>
+        <w:rPr>
+          <w:rFonts w:ascii="Calibri" w:hAnsi="Calibri" w:cs="Calibri"/>
+          <w:b/>
+          <w:bCs/>
+          <w:lang w:val="el-GR"/>
+        </w:rPr>
+        <w:t xml:space="preserve">04 – Επεξεργασία </w:t>
+      </w:r>
+      <w:r>
+        <w:rPr>
+          <w:rFonts w:ascii="Calibri" w:hAnsi="Calibri" w:cs="Calibri"/>
+          <w:b/>
+          <w:bCs/>
+        </w:rPr>
+        <w:t>Use</w:t>
+      </w:r>
+      <w:r>
+        <w:rPr>
+          <w:rFonts w:ascii="Calibri" w:hAnsi="Calibri" w:cs="Calibri"/>
+          <w:b/>
+          <w:bCs/>
+          <w:lang w:val="el-GR"/>
+        </w:rPr>
+        <w:t xml:space="preserve"> </w:t>
+      </w:r>
+      <w:r>
+        <w:rPr>
+          <w:rFonts w:ascii="Calibri" w:hAnsi="Calibri" w:cs="Calibri"/>
+          <w:b/>
+          <w:bCs/>
+        </w:rPr>
+        <w:t>Case</w:t>
+      </w:r>
+      <w:r>
+        <w:rPr>
+          <w:rFonts w:ascii="Calibri" w:hAnsi="Calibri" w:cs="Calibri"/>
+          <w:b/>
+          <w:bCs/>
+          <w:lang w:val="el-GR"/>
+        </w:rPr>
+        <w:t>:</w:t>
+      </w:r>
+      <w:r>
+        <w:rPr>
+          <w:rFonts w:ascii="Calibri" w:hAnsi="Calibri" w:cs="Calibri"/>
+          <w:lang w:val="el-GR"/>
+        </w:rPr>
+        <w:t xml:space="preserve"> Προστέθηκε στο βήμα 4 η ρητή αναφορά στη φόρτωση δεδομένων από τη Βάση Δεδομένων, καθώς αυτή η αλληλεπίδραση εμφανίζεται ρητά στο </w:t>
+      </w:r>
+      <w:r>
+        <w:rPr>
+          <w:rFonts w:ascii="Calibri" w:hAnsi="Calibri" w:cs="Calibri"/>
+        </w:rPr>
+        <w:t>Sequence</w:t>
+      </w:r>
+      <w:r>
+        <w:rPr>
+          <w:rFonts w:ascii="Calibri" w:hAnsi="Calibri" w:cs="Calibri"/>
+          <w:lang w:val="el-GR"/>
+        </w:rPr>
+        <w:t xml:space="preserve"> </w:t>
+      </w:r>
+      <w:r>
+        <w:rPr>
+          <w:rFonts w:ascii="Calibri" w:hAnsi="Calibri" w:cs="Calibri"/>
+        </w:rPr>
+        <w:t>Diagram</w:t>
+      </w:r>
+      <w:r>
+        <w:rPr>
+          <w:rFonts w:ascii="Calibri" w:hAnsi="Calibri" w:cs="Calibri"/>
+          <w:lang w:val="el-GR"/>
+        </w:rPr>
+        <w:t xml:space="preserve"> και δεν αναφερόταν στην προηγούμενη έκδοση.</w:t>
+      </w:r>
+    </w:p>
+    <w:p>
+      <w:pPr>
+        <w:rPr>
+          <w:rFonts w:ascii="Calibri" w:hAnsi="Calibri" w:cs="Calibri"/>
+          <w:lang w:val="el-GR"/>
+        </w:rPr>
+      </w:pPr>
+      <w:r>
+        <w:rPr>
+          <w:rFonts w:ascii="Calibri" w:hAnsi="Calibri" w:cs="Calibri"/>
+          <w:b/>
+          <w:bCs/>
+        </w:rPr>
+        <w:t>UC</w:t>
+      </w:r>
+      <w:r>
+        <w:rPr>
+          <w:rFonts w:ascii="Calibri" w:hAnsi="Calibri" w:cs="Calibri"/>
+          <w:b/>
+          <w:bCs/>
+          <w:lang w:val="el-GR"/>
+        </w:rPr>
+        <w:t xml:space="preserve">09 – Παραγωγή </w:t>
+      </w:r>
+      <w:r>
+        <w:rPr>
+          <w:rFonts w:ascii="Calibri" w:hAnsi="Calibri" w:cs="Calibri"/>
+          <w:b/>
+          <w:bCs/>
+        </w:rPr>
+        <w:t>Script</w:t>
+      </w:r>
+      <w:r>
+        <w:rPr>
+          <w:rFonts w:ascii="Calibri" w:hAnsi="Calibri" w:cs="Calibri"/>
+          <w:b/>
+          <w:bCs/>
+          <w:lang w:val="el-GR"/>
+        </w:rPr>
+        <w:t xml:space="preserve"> Διαγράμματος </w:t>
+      </w:r>
+      <w:r>
+        <w:rPr>
+          <w:rFonts w:ascii="Calibri" w:hAnsi="Calibri" w:cs="Calibri"/>
+          <w:b/>
+          <w:bCs/>
+        </w:rPr>
+        <w:t>Use</w:t>
+      </w:r>
+      <w:r>
+        <w:rPr>
+          <w:rFonts w:ascii="Calibri" w:hAnsi="Calibri" w:cs="Calibri"/>
+          <w:b/>
+          <w:bCs/>
+          <w:lang w:val="el-GR"/>
+        </w:rPr>
+        <w:t xml:space="preserve"> </w:t>
+      </w:r>
+      <w:r>
+        <w:rPr>
+          <w:rFonts w:ascii="Calibri" w:hAnsi="Calibri" w:cs="Calibri"/>
+          <w:b/>
+          <w:bCs/>
+        </w:rPr>
+        <w:t>Case</w:t>
+      </w:r>
+      <w:r>
+        <w:rPr>
+          <w:rFonts w:ascii="Calibri" w:hAnsi="Calibri" w:cs="Calibri"/>
+          <w:b/>
+          <w:bCs/>
+          <w:lang w:val="el-GR"/>
+        </w:rPr>
+        <w:t xml:space="preserve"> &amp; </w:t>
+      </w:r>
+      <w:r>
+        <w:rPr>
+          <w:rFonts w:ascii="Calibri" w:hAnsi="Calibri" w:cs="Calibri"/>
+          <w:b/>
+          <w:bCs/>
+        </w:rPr>
+        <w:t>UC</w:t>
+      </w:r>
+      <w:r>
+        <w:rPr>
+          <w:rFonts w:ascii="Calibri" w:hAnsi="Calibri" w:cs="Calibri"/>
+          <w:b/>
+          <w:bCs/>
+          <w:lang w:val="el-GR"/>
+        </w:rPr>
+        <w:t xml:space="preserve">10 – Παραγωγή </w:t>
+      </w:r>
+      <w:r>
+        <w:rPr>
+          <w:rFonts w:ascii="Calibri" w:hAnsi="Calibri" w:cs="Calibri"/>
+          <w:b/>
+          <w:bCs/>
+        </w:rPr>
+        <w:t>Script</w:t>
+      </w:r>
+      <w:r>
+        <w:rPr>
+          <w:rFonts w:ascii="Calibri" w:hAnsi="Calibri" w:cs="Calibri"/>
+          <w:b/>
+          <w:bCs/>
+          <w:lang w:val="el-GR"/>
+        </w:rPr>
+        <w:t xml:space="preserve"> Διαγράμματος Κλάσεων:</w:t>
+      </w:r>
+      <w:r>
+        <w:rPr>
+          <w:rFonts w:ascii="Calibri" w:hAnsi="Calibri" w:cs="Calibri"/>
+          <w:lang w:val="el-GR"/>
+        </w:rPr>
+        <w:t xml:space="preserve"> Αφαιρέθηκε το βήμα 8 («Ο χρήστης οπτικοποιεί το διάγραμμα μέσω </w:t>
+      </w:r>
+      <w:r>
+        <w:rPr>
+          <w:rFonts w:ascii="Calibri" w:hAnsi="Calibri" w:cs="Calibri"/>
+        </w:rPr>
+        <w:t>UC</w:t>
+      </w:r>
+      <w:r>
+        <w:rPr>
+          <w:rFonts w:ascii="Calibri" w:hAnsi="Calibri" w:cs="Calibri"/>
+          <w:lang w:val="el-GR"/>
+        </w:rPr>
+        <w:t xml:space="preserve">11»), καθώς αποφασίστηκε η διαγραφή του </w:t>
+      </w:r>
+      <w:r>
+        <w:rPr>
+          <w:rFonts w:ascii="Calibri" w:hAnsi="Calibri" w:cs="Calibri"/>
+        </w:rPr>
+        <w:t>UC</w:t>
+      </w:r>
+      <w:r>
+        <w:rPr>
+          <w:rFonts w:ascii="Calibri" w:hAnsi="Calibri" w:cs="Calibri"/>
+          <w:lang w:val="el-GR"/>
+        </w:rPr>
+        <w:t>11 (βλ. παρακάτω). Ενημερώθηκαν αντίστοιχα οι Καταστάσεις Εξόδου.</w:t>
+      </w:r>
+    </w:p>
+    <w:p>
+      <w:pPr>
+        <w:rPr>
+          <w:rFonts w:ascii="Calibri" w:hAnsi="Calibri" w:cs="Calibri"/>
+          <w:lang w:val="el-GR"/>
+        </w:rPr>
+      </w:pPr>
+      <w:r>
+        <w:rPr>
+          <w:rFonts w:ascii="Calibri" w:hAnsi="Calibri" w:cs="Calibri"/>
+          <w:b/>
+          <w:bCs/>
+          <w:lang w:val="el-GR"/>
+        </w:rPr>
+        <w:t xml:space="preserve">Διαγραφή </w:t>
+      </w:r>
+      <w:r>
+        <w:rPr>
+          <w:rFonts w:ascii="Calibri" w:hAnsi="Calibri" w:cs="Calibri"/>
+          <w:b/>
+          <w:bCs/>
+        </w:rPr>
+        <w:t>UC</w:t>
+      </w:r>
+      <w:r>
+        <w:rPr>
+          <w:rFonts w:ascii="Calibri" w:hAnsi="Calibri" w:cs="Calibri"/>
+          <w:b/>
+          <w:bCs/>
+          <w:lang w:val="el-GR"/>
+        </w:rPr>
+        <w:t xml:space="preserve">11 – Αντιγραφή Παραγόμενου </w:t>
+      </w:r>
+      <w:r>
+        <w:rPr>
+          <w:rFonts w:ascii="Calibri" w:hAnsi="Calibri" w:cs="Calibri"/>
+          <w:b/>
+          <w:bCs/>
+        </w:rPr>
+        <w:t>Script</w:t>
+      </w:r>
+      <w:r>
+        <w:rPr>
+          <w:rFonts w:ascii="Calibri" w:hAnsi="Calibri" w:cs="Calibri"/>
+          <w:b/>
+          <w:bCs/>
+          <w:lang w:val="el-GR"/>
+        </w:rPr>
+        <w:t>:</w:t>
+      </w:r>
+      <w:r>
+        <w:rPr>
+          <w:rFonts w:ascii="Calibri" w:hAnsi="Calibri" w:cs="Calibri"/>
+          <w:lang w:val="el-GR"/>
+        </w:rPr>
+        <w:t xml:space="preserve"> Το </w:t>
+      </w:r>
+      <w:r>
+        <w:rPr>
+          <w:rFonts w:ascii="Calibri" w:hAnsi="Calibri" w:cs="Calibri"/>
+        </w:rPr>
+        <w:t>Use</w:t>
+      </w:r>
+      <w:r>
+        <w:rPr>
+          <w:rFonts w:ascii="Calibri" w:hAnsi="Calibri" w:cs="Calibri"/>
+          <w:lang w:val="el-GR"/>
+        </w:rPr>
+        <w:t xml:space="preserve"> </w:t>
+      </w:r>
+      <w:r>
+        <w:rPr>
+          <w:rFonts w:ascii="Calibri" w:hAnsi="Calibri" w:cs="Calibri"/>
+        </w:rPr>
+        <w:t>Case</w:t>
+      </w:r>
+      <w:r>
+        <w:rPr>
+          <w:rFonts w:ascii="Calibri" w:hAnsi="Calibri" w:cs="Calibri"/>
+          <w:lang w:val="el-GR"/>
+        </w:rPr>
+        <w:t xml:space="preserve"> </w:t>
+      </w:r>
+      <w:r>
+        <w:rPr>
+          <w:rFonts w:ascii="Calibri" w:hAnsi="Calibri" w:cs="Calibri"/>
+        </w:rPr>
+        <w:t>UC</w:t>
+      </w:r>
+      <w:r>
+        <w:rPr>
+          <w:rFonts w:ascii="Calibri" w:hAnsi="Calibri" w:cs="Calibri"/>
+          <w:lang w:val="el-GR"/>
+        </w:rPr>
+        <w:t xml:space="preserve">11 διαγράφηκε από τη λίστα των υπό ανάλυση Περιπτώσεων Χρήσης. Κατά τη σχεδίαση του </w:t>
+      </w:r>
+      <w:r>
+        <w:rPr>
+          <w:rFonts w:ascii="Calibri" w:hAnsi="Calibri" w:cs="Calibri"/>
+        </w:rPr>
+        <w:t>Sequence</w:t>
+      </w:r>
+      <w:r>
+        <w:rPr>
+          <w:rFonts w:ascii="Calibri" w:hAnsi="Calibri" w:cs="Calibri"/>
+          <w:lang w:val="el-GR"/>
+        </w:rPr>
+        <w:t xml:space="preserve"> </w:t>
+      </w:r>
+      <w:r>
+        <w:rPr>
+          <w:rFonts w:ascii="Calibri" w:hAnsi="Calibri" w:cs="Calibri"/>
+        </w:rPr>
+        <w:t>Diagram</w:t>
+      </w:r>
+      <w:r>
+        <w:rPr>
+          <w:rFonts w:ascii="Calibri" w:hAnsi="Calibri" w:cs="Calibri"/>
+          <w:lang w:val="el-GR"/>
+        </w:rPr>
+        <w:t xml:space="preserve"> διαπιστώθηκε ότι η λειτουργία αντιγραφής στο </w:t>
+      </w:r>
+      <w:r>
+        <w:rPr>
+          <w:rFonts w:ascii="Calibri" w:hAnsi="Calibri" w:cs="Calibri"/>
+        </w:rPr>
+        <w:t>clipboard</w:t>
+      </w:r>
+      <w:r>
+        <w:rPr>
+          <w:rFonts w:ascii="Calibri" w:hAnsi="Calibri" w:cs="Calibri"/>
+          <w:lang w:val="el-GR"/>
+        </w:rPr>
+        <w:t xml:space="preserve"> αποτελεί μεμονωμένη και αυτόνομη ενέργεια του </w:t>
+      </w:r>
+      <w:r>
+        <w:rPr>
+          <w:rFonts w:ascii="Calibri" w:hAnsi="Calibri" w:cs="Calibri"/>
+        </w:rPr>
+        <w:t>browser</w:t>
+      </w:r>
+      <w:r>
+        <w:rPr>
+          <w:rFonts w:ascii="Calibri" w:hAnsi="Calibri" w:cs="Calibri"/>
+          <w:lang w:val="el-GR"/>
+        </w:rPr>
+        <w:t xml:space="preserve">, χωρίς εμπλοκή επιχειρηματικής λογικής στο σύστημα. Επιπλέον, η λειτουργία αυτή ήδη συμπεριλαμβανόταν στην κατάσταση εξόδου των </w:t>
+      </w:r>
+      <w:r>
+        <w:rPr>
+          <w:rFonts w:ascii="Calibri" w:hAnsi="Calibri" w:cs="Calibri"/>
+        </w:rPr>
+        <w:t>UC</w:t>
+      </w:r>
+      <w:r>
+        <w:rPr>
+          <w:rFonts w:ascii="Calibri" w:hAnsi="Calibri" w:cs="Calibri"/>
+          <w:lang w:val="el-GR"/>
+        </w:rPr>
+        <w:t xml:space="preserve">09 και </w:t>
+      </w:r>
+      <w:r>
+        <w:rPr>
+          <w:rFonts w:ascii="Calibri" w:hAnsi="Calibri" w:cs="Calibri"/>
+        </w:rPr>
+        <w:t>UC</w:t>
+      </w:r>
+      <w:r>
+        <w:rPr>
+          <w:rFonts w:ascii="Calibri" w:hAnsi="Calibri" w:cs="Calibri"/>
+          <w:lang w:val="el-GR"/>
+        </w:rPr>
+        <w:t xml:space="preserve">10, καθιστώντας το </w:t>
+      </w:r>
+      <w:r>
+        <w:rPr>
+          <w:rFonts w:ascii="Calibri" w:hAnsi="Calibri" w:cs="Calibri"/>
+        </w:rPr>
+        <w:t>UC</w:t>
+      </w:r>
+      <w:r>
+        <w:rPr>
+          <w:rFonts w:ascii="Calibri" w:hAnsi="Calibri" w:cs="Calibri"/>
+          <w:lang w:val="el-GR"/>
+        </w:rPr>
+        <w:t>11 πλεονασματικό.</w:t>
+      </w:r>
+    </w:p>
+    <w:p>
+      <w:pPr>
+        <w:rPr>
+          <w:rFonts w:ascii="Calibri" w:hAnsi="Calibri" w:cs="Calibri"/>
+          <w:lang w:val="el-GR"/>
+        </w:rPr>
+      </w:pPr>
+      <w:r>
+        <w:rPr>
+          <w:rFonts w:ascii="Calibri" w:hAnsi="Calibri" w:cs="Calibri"/>
+          <w:b/>
+          <w:bCs/>
+          <w:lang w:val="el-GR"/>
+        </w:rPr>
+        <w:t xml:space="preserve">Ενημέρωση </w:t>
+      </w:r>
+      <w:r>
+        <w:rPr>
+          <w:rFonts w:ascii="Calibri" w:hAnsi="Calibri" w:cs="Calibri"/>
+          <w:b/>
+          <w:bCs/>
+        </w:rPr>
+        <w:t>Use</w:t>
+      </w:r>
+      <w:r>
+        <w:rPr>
+          <w:rFonts w:ascii="Calibri" w:hAnsi="Calibri" w:cs="Calibri"/>
+          <w:b/>
+          <w:bCs/>
+          <w:lang w:val="el-GR"/>
+        </w:rPr>
+        <w:t xml:space="preserve"> </w:t>
+      </w:r>
+      <w:r>
+        <w:rPr>
+          <w:rFonts w:ascii="Calibri" w:hAnsi="Calibri" w:cs="Calibri"/>
+          <w:b/>
+          <w:bCs/>
+        </w:rPr>
+        <w:t>Case</w:t>
+      </w:r>
+      <w:r>
+        <w:rPr>
+          <w:rFonts w:ascii="Calibri" w:hAnsi="Calibri" w:cs="Calibri"/>
+          <w:b/>
+          <w:bCs/>
+          <w:lang w:val="el-GR"/>
+        </w:rPr>
+        <w:t xml:space="preserve"> </w:t>
+      </w:r>
+      <w:r>
+        <w:rPr>
+          <w:rFonts w:ascii="Calibri" w:hAnsi="Calibri" w:cs="Calibri"/>
+          <w:b/>
+          <w:bCs/>
+        </w:rPr>
+        <w:t>Diagram</w:t>
+      </w:r>
+      <w:r>
+        <w:rPr>
+          <w:rFonts w:ascii="Calibri" w:hAnsi="Calibri" w:cs="Calibri"/>
+          <w:b/>
+          <w:bCs/>
+          <w:lang w:val="el-GR"/>
+        </w:rPr>
+        <w:t>:</w:t>
+      </w:r>
+      <w:r>
+        <w:rPr>
+          <w:rFonts w:ascii="Calibri" w:hAnsi="Calibri" w:cs="Calibri"/>
+          <w:lang w:val="el-GR"/>
+        </w:rPr>
+        <w:t xml:space="preserve"> Το διάγραμμα </w:t>
+      </w:r>
+      <w:r>
+        <w:rPr>
+          <w:rFonts w:ascii="Calibri" w:hAnsi="Calibri" w:cs="Calibri"/>
+        </w:rPr>
+        <w:t>UC</w:t>
+      </w:r>
+      <w:r>
+        <w:rPr>
+          <w:rFonts w:ascii="Calibri" w:hAnsi="Calibri" w:cs="Calibri"/>
+          <w:lang w:val="el-GR"/>
+        </w:rPr>
+        <w:t xml:space="preserve"> ενημερώθηκε ώστε να αφαιρεθεί το </w:t>
+      </w:r>
+      <w:r>
+        <w:rPr>
+          <w:rFonts w:ascii="Calibri" w:hAnsi="Calibri" w:cs="Calibri"/>
+        </w:rPr>
+        <w:t>UC</w:t>
+      </w:r>
+      <w:r>
+        <w:rPr>
+          <w:rFonts w:ascii="Calibri" w:hAnsi="Calibri" w:cs="Calibri"/>
+          <w:lang w:val="el-GR"/>
+        </w:rPr>
+        <w:t>11 και οι δύο σχέσεις &lt;&lt;</w:t>
+      </w:r>
+      <w:r>
+        <w:rPr>
+          <w:rFonts w:ascii="Calibri" w:hAnsi="Calibri" w:cs="Calibri"/>
+        </w:rPr>
+        <w:t>include</w:t>
+      </w:r>
+      <w:r>
+        <w:rPr>
+          <w:rFonts w:ascii="Calibri" w:hAnsi="Calibri" w:cs="Calibri"/>
+          <w:lang w:val="el-GR"/>
+        </w:rPr>
+        <w:t xml:space="preserve">&gt;&gt; που το συνέδεαν με το </w:t>
+      </w:r>
+      <w:r>
+        <w:rPr>
+          <w:rFonts w:ascii="Calibri" w:hAnsi="Calibri" w:cs="Calibri"/>
+        </w:rPr>
+        <w:t>UC</w:t>
+      </w:r>
+      <w:r>
+        <w:rPr>
+          <w:rFonts w:ascii="Calibri" w:hAnsi="Calibri" w:cs="Calibri"/>
+          <w:lang w:val="el-GR"/>
+        </w:rPr>
+        <w:t xml:space="preserve">09 και το </w:t>
+      </w:r>
+      <w:r>
+        <w:rPr>
+          <w:rFonts w:ascii="Calibri" w:hAnsi="Calibri" w:cs="Calibri"/>
+        </w:rPr>
+        <w:t>UC</w:t>
+      </w:r>
+      <w:r>
+        <w:rPr>
+          <w:rFonts w:ascii="Calibri" w:hAnsi="Calibri" w:cs="Calibri"/>
+          <w:lang w:val="el-GR"/>
+        </w:rPr>
+        <w:t>10.</w:t>
+      </w:r>
+    </w:p>
+    <w:p>
+      <w:pPr>
+        <w:rPr>
+          <w:lang w:val="el-GR"/>
+        </w:rPr>
+      </w:pPr>
+    </w:p>
+    <w:p>
+      <w:pPr>
+        <w:rPr>
+          <w:lang w:val="el-GR"/>
+        </w:rPr>
+      </w:pPr>
+    </w:p>
+    <w:p>
+      <w:pPr>
+        <w:rPr>
+          <w:lang w:val="el-GR"/>
+        </w:rPr>
+      </w:pPr>
+    </w:p>
+    <w:p>
+      <w:pPr>
+        <w:rPr>
+          <w:lang w:val="el-GR"/>
+        </w:rPr>
+      </w:pPr>
+    </w:p>
+    <w:p>
+      <w:pPr>
+        <w:rPr>
+          <w:lang w:val="el-GR"/>
+        </w:rPr>
+      </w:pPr>
+    </w:p>
+    <w:p>
+      <w:pPr>
+        <w:rPr>
+          <w:lang w:val="el-GR"/>
+        </w:rPr>
+      </w:pPr>
+    </w:p>
+    <w:p>
+      <w:pPr>
+        <w:rPr>
+          <w:lang w:val="el-GR"/>
+        </w:rPr>
+      </w:pPr>
+    </w:p>
+    <w:p>
+      <w:pPr>
+        <w:rPr>
+          <w:lang w:val="el-GR"/>
+        </w:rPr>
+      </w:pPr>
+    </w:p>
+    <w:p>
+      <w:pPr>
+        <w:rPr>
+          <w:lang w:val="el-GR"/>
+        </w:rPr>
+      </w:pPr>
+    </w:p>
+    <w:p>
+      <w:pPr>
+        <w:rPr>
+          <w:lang w:val="el-GR"/>
+        </w:rPr>
+      </w:pPr>
+    </w:p>
+    <w:p>
+      <w:pPr>
+        <w:rPr>
+          <w:b/>
+          <w:bCs/>
+          <w:lang w:val="el-GR"/>
+        </w:rPr>
+      </w:pPr>
+    </w:p>
+    <w:p>
+      <w:pPr>
+        <w:rPr>
+          <w:b/>
+          <w:bCs/>
           <w:lang w:val="el-GR"/>
         </w:rPr>
       </w:pPr>
@@ -2761,7 +3500,7 @@
           <w:rFonts w:ascii="Calibri" w:hAnsi="Calibri" w:cs="Calibri"/>
           <w:lang w:val="el-GR"/>
         </w:rPr>
-        <w:t>6</w:t>
+        <w:t>5</w:t>
       </w:r>
       <w:r>
         <w:rPr>
@@ -2843,23 +3582,7 @@
           <w:b/>
           <w:bCs/>
         </w:rPr>
-        <w:t xml:space="preserve">UC01 — </w:t>
-      </w:r>
-      <w:proofErr w:type="spellStart"/>
-      <w:r>
-        <w:rPr>
-          <w:b/>
-          <w:bCs/>
-        </w:rPr>
-        <w:t>Δημιουργί</w:t>
-      </w:r>
-      <w:proofErr w:type="spellEnd"/>
-      <w:r>
-        <w:rPr>
-          <w:b/>
-          <w:bCs/>
-        </w:rPr>
-        <w:t>α Project</w:t>
+        <w:t>UC01 — Δημιουργία Project</w:t>
       </w:r>
     </w:p>
     <w:p>
@@ -3086,47 +3809,7 @@
           <w:bCs/>
           <w:color w:val="000000"/>
         </w:rPr>
-        <w:t>Βα</w:t>
-      </w:r>
-      <w:proofErr w:type="spellStart"/>
-      <w:r>
-        <w:rPr>
-          <w:rFonts w:ascii="Calibri" w:eastAsia="Arial" w:hAnsi="Calibri" w:cs="Calibri"/>
-          <w:b/>
-          <w:bCs/>
-          <w:color w:val="000000"/>
-        </w:rPr>
-        <w:t>σική</w:t>
-      </w:r>
-      <w:proofErr w:type="spellEnd"/>
-      <w:r>
-        <w:rPr>
-          <w:rFonts w:ascii="Calibri" w:eastAsia="Arial" w:hAnsi="Calibri" w:cs="Calibri"/>
-          <w:b/>
-          <w:bCs/>
-          <w:color w:val="000000"/>
-        </w:rPr>
-        <w:t xml:space="preserve"> </w:t>
-      </w:r>
-      <w:proofErr w:type="spellStart"/>
-      <w:r>
-        <w:rPr>
-          <w:rFonts w:ascii="Calibri" w:eastAsia="Arial" w:hAnsi="Calibri" w:cs="Calibri"/>
-          <w:b/>
-          <w:bCs/>
-          <w:color w:val="000000"/>
-        </w:rPr>
-        <w:t>ροή</w:t>
-      </w:r>
-      <w:proofErr w:type="spellEnd"/>
-      <w:r>
-        <w:rPr>
-          <w:rFonts w:ascii="Calibri" w:eastAsia="Arial" w:hAnsi="Calibri" w:cs="Calibri"/>
-          <w:b/>
-          <w:bCs/>
-          <w:color w:val="000000"/>
-        </w:rPr>
-        <w:t>:</w:t>
+        <w:t>Βασική ροή:</w:t>
       </w:r>
     </w:p>
     <w:p>
@@ -3734,7 +4417,6 @@
           <w:szCs w:val="28"/>
         </w:rPr>
       </w:pPr>
-      <w:proofErr w:type="spellStart"/>
       <w:r>
         <w:rPr>
           <w:rFonts w:ascii="Calibri" w:eastAsia="Arial" w:hAnsi="Calibri" w:cs="Calibri"/>
@@ -3743,84 +4425,7 @@
           <w:color w:val="1F3864"/>
           <w:u w:val="single"/>
         </w:rPr>
-        <w:t>Εν</w:t>
-      </w:r>
-      <w:proofErr w:type="spellEnd"/>
-      <w:r>
-        <w:rPr>
-          <w:rFonts w:ascii="Calibri" w:eastAsia="Arial" w:hAnsi="Calibri" w:cs="Calibri"/>
-          <w:b/>
-          <w:bCs/>
-          <w:color w:val="1F3864"/>
-          <w:u w:val="single"/>
-        </w:rPr>
-        <w:t xml:space="preserve">αλλακτική </w:t>
-      </w:r>
-      <w:proofErr w:type="spellStart"/>
-      <w:r>
-        <w:rPr>
-          <w:rFonts w:ascii="Calibri" w:eastAsia="Arial" w:hAnsi="Calibri" w:cs="Calibri"/>
-          <w:b/>
-          <w:bCs/>
-          <w:color w:val="1F3864"/>
-          <w:u w:val="single"/>
-        </w:rPr>
-        <w:t>ροή</w:t>
-      </w:r>
-      <w:proofErr w:type="spellEnd"/>
-      <w:r>
-        <w:rPr>
-          <w:rFonts w:ascii="Calibri" w:eastAsia="Arial" w:hAnsi="Calibri" w:cs="Calibri"/>
-          <w:b/>
-          <w:bCs/>
-          <w:color w:val="1F3864"/>
-          <w:u w:val="single"/>
-        </w:rPr>
-        <w:t xml:space="preserve"> 1 — </w:t>
-      </w:r>
-      <w:proofErr w:type="spellStart"/>
-      <w:r>
-        <w:rPr>
-          <w:rFonts w:ascii="Calibri" w:eastAsia="Arial" w:hAnsi="Calibri" w:cs="Calibri"/>
-          <w:b/>
-          <w:bCs/>
-          <w:color w:val="1F3864"/>
-          <w:u w:val="single"/>
-        </w:rPr>
-        <w:t>Κενό</w:t>
-      </w:r>
-      <w:proofErr w:type="spellEnd"/>
-      <w:r>
-        <w:rPr>
-          <w:rFonts w:ascii="Calibri" w:eastAsia="Arial" w:hAnsi="Calibri" w:cs="Calibri"/>
-          <w:b/>
-          <w:bCs/>
-          <w:color w:val="1F3864"/>
-          <w:u w:val="single"/>
-        </w:rPr>
-        <w:t xml:space="preserve"> </w:t>
-      </w:r>
-      <w:proofErr w:type="spellStart"/>
-      <w:r>
-        <w:rPr>
-          <w:rFonts w:ascii="Calibri" w:eastAsia="Arial" w:hAnsi="Calibri" w:cs="Calibri"/>
-          <w:b/>
-          <w:bCs/>
-          <w:color w:val="1F3864"/>
-          <w:u w:val="single"/>
-        </w:rPr>
-        <w:t>Όνομ</w:t>
-      </w:r>
-      <w:proofErr w:type="spellEnd"/>
-      <w:r>
-        <w:rPr>
-          <w:rFonts w:ascii="Calibri" w:eastAsia="Arial" w:hAnsi="Calibri" w:cs="Calibri"/>
-          <w:b/>
-          <w:bCs/>
-          <w:color w:val="1F3864"/>
-          <w:u w:val="single"/>
-        </w:rPr>
-        <w:t>α:</w:t>
+        <w:t>Εναλλακτική ροή 1 — Κενό Όνομα:</w:t>
       </w:r>
     </w:p>
     <w:p>
@@ -4639,23 +5244,7 @@
           <w:b/>
           <w:bCs/>
         </w:rPr>
-        <w:t xml:space="preserve">UC02 — </w:t>
-      </w:r>
-      <w:proofErr w:type="spellStart"/>
-      <w:r>
-        <w:rPr>
-          <w:b/>
-          <w:bCs/>
-        </w:rPr>
-        <w:t>Δι</w:t>
-      </w:r>
-      <w:proofErr w:type="spellEnd"/>
-      <w:r>
-        <w:rPr>
-          <w:b/>
-          <w:bCs/>
-        </w:rPr>
-        <w:t>αγραφή Project</w:t>
+        <w:t>UC02 — Διαγραφή Project</w:t>
       </w:r>
     </w:p>
     <w:p>
@@ -5017,47 +5606,7 @@
           <w:bCs/>
           <w:color w:val="000000"/>
         </w:rPr>
-        <w:t>Βα</w:t>
-      </w:r>
-      <w:proofErr w:type="spellStart"/>
-      <w:r>
-        <w:rPr>
-          <w:rFonts w:ascii="Calibri" w:eastAsia="Arial" w:hAnsi="Calibri" w:cs="Calibri"/>
-          <w:b/>
-          <w:bCs/>
-          <w:color w:val="000000"/>
-        </w:rPr>
-        <w:t>σική</w:t>
-      </w:r>
-      <w:proofErr w:type="spellEnd"/>
-      <w:r>
-        <w:rPr>
-          <w:rFonts w:ascii="Calibri" w:eastAsia="Arial" w:hAnsi="Calibri" w:cs="Calibri"/>
-          <w:b/>
-          <w:bCs/>
-          <w:color w:val="000000"/>
-        </w:rPr>
-        <w:t xml:space="preserve"> </w:t>
-      </w:r>
-      <w:proofErr w:type="spellStart"/>
-      <w:r>
-        <w:rPr>
-          <w:rFonts w:ascii="Calibri" w:eastAsia="Arial" w:hAnsi="Calibri" w:cs="Calibri"/>
-          <w:b/>
-          <w:bCs/>
-          <w:color w:val="000000"/>
-        </w:rPr>
-        <w:t>ροή</w:t>
-      </w:r>
-      <w:proofErr w:type="spellEnd"/>
-      <w:r>
-        <w:rPr>
-          <w:rFonts w:ascii="Calibri" w:eastAsia="Arial" w:hAnsi="Calibri" w:cs="Calibri"/>
-          <w:b/>
-          <w:bCs/>
-          <w:color w:val="000000"/>
-        </w:rPr>
-        <w:t>:</w:t>
+        <w:t>Βασική ροή:</w:t>
       </w:r>
     </w:p>
     <w:p>
@@ -5667,7 +6216,6 @@
           <w:szCs w:val="28"/>
         </w:rPr>
       </w:pPr>
-      <w:proofErr w:type="spellStart"/>
       <w:r>
         <w:rPr>
           <w:rFonts w:ascii="Calibri" w:eastAsia="Arial" w:hAnsi="Calibri" w:cs="Calibri"/>
@@ -5676,84 +6224,7 @@
           <w:color w:val="1F3864"/>
           <w:u w:val="single"/>
         </w:rPr>
-        <w:t>Εν</w:t>
-      </w:r>
-      <w:proofErr w:type="spellEnd"/>
-      <w:r>
-        <w:rPr>
-          <w:rFonts w:ascii="Calibri" w:eastAsia="Arial" w:hAnsi="Calibri" w:cs="Calibri"/>
-          <w:b/>
-          <w:bCs/>
-          <w:color w:val="1F3864"/>
-          <w:u w:val="single"/>
-        </w:rPr>
-        <w:t xml:space="preserve">αλλακτική </w:t>
-      </w:r>
-      <w:proofErr w:type="spellStart"/>
-      <w:r>
-        <w:rPr>
-          <w:rFonts w:ascii="Calibri" w:eastAsia="Arial" w:hAnsi="Calibri" w:cs="Calibri"/>
-          <w:b/>
-          <w:bCs/>
-          <w:color w:val="1F3864"/>
-          <w:u w:val="single"/>
-        </w:rPr>
-        <w:t>ροή</w:t>
-      </w:r>
-      <w:proofErr w:type="spellEnd"/>
-      <w:r>
-        <w:rPr>
-          <w:rFonts w:ascii="Calibri" w:eastAsia="Arial" w:hAnsi="Calibri" w:cs="Calibri"/>
-          <w:b/>
-          <w:bCs/>
-          <w:color w:val="1F3864"/>
-          <w:u w:val="single"/>
-        </w:rPr>
-        <w:t xml:space="preserve"> 1 — </w:t>
-      </w:r>
-      <w:proofErr w:type="spellStart"/>
-      <w:r>
-        <w:rPr>
-          <w:rFonts w:ascii="Calibri" w:eastAsia="Arial" w:hAnsi="Calibri" w:cs="Calibri"/>
-          <w:b/>
-          <w:bCs/>
-          <w:color w:val="1F3864"/>
-          <w:u w:val="single"/>
-        </w:rPr>
-        <w:t>Ακύρωση</w:t>
-      </w:r>
-      <w:proofErr w:type="spellEnd"/>
-      <w:r>
-        <w:rPr>
-          <w:rFonts w:ascii="Calibri" w:eastAsia="Arial" w:hAnsi="Calibri" w:cs="Calibri"/>
-          <w:b/>
-          <w:bCs/>
-          <w:color w:val="1F3864"/>
-          <w:u w:val="single"/>
-        </w:rPr>
-        <w:t xml:space="preserve"> </w:t>
-      </w:r>
-      <w:proofErr w:type="spellStart"/>
-      <w:r>
-        <w:rPr>
-          <w:rFonts w:ascii="Calibri" w:eastAsia="Arial" w:hAnsi="Calibri" w:cs="Calibri"/>
-          <w:b/>
-          <w:bCs/>
-          <w:color w:val="1F3864"/>
-          <w:u w:val="single"/>
-        </w:rPr>
-        <w:t>δι</w:t>
-      </w:r>
-      <w:proofErr w:type="spellEnd"/>
-      <w:r>
-        <w:rPr>
-          <w:rFonts w:ascii="Calibri" w:eastAsia="Arial" w:hAnsi="Calibri" w:cs="Calibri"/>
-          <w:b/>
-          <w:bCs/>
-          <w:color w:val="1F3864"/>
-          <w:u w:val="single"/>
-        </w:rPr>
-        <w:t>αγραφής:</w:t>
+        <w:t>Εναλλακτική ροή 1 — Ακύρωση διαγραφής:</w:t>
       </w:r>
     </w:p>
     <w:p>
@@ -5964,35 +6435,7 @@
         <w:rPr>
           <w:rFonts w:ascii="Calibri" w:hAnsi="Calibri" w:cs="Calibri"/>
         </w:rPr>
-        <w:t xml:space="preserve">Η </w:t>
-      </w:r>
-      <w:proofErr w:type="spellStart"/>
-      <w:r>
-        <w:rPr>
-          <w:rFonts w:ascii="Calibri" w:hAnsi="Calibri" w:cs="Calibri"/>
-        </w:rPr>
-        <w:t>ροή</w:t>
-      </w:r>
-      <w:proofErr w:type="spellEnd"/>
-      <w:r>
-        <w:rPr>
-          <w:rFonts w:ascii="Calibri" w:hAnsi="Calibri" w:cs="Calibri"/>
-        </w:rPr>
-        <w:t xml:space="preserve"> </w:t>
-      </w:r>
-      <w:proofErr w:type="spellStart"/>
-      <w:r>
-        <w:rPr>
-          <w:rFonts w:ascii="Calibri" w:hAnsi="Calibri" w:cs="Calibri"/>
-        </w:rPr>
-        <w:t>τερμ</w:t>
-      </w:r>
-      <w:proofErr w:type="spellEnd"/>
-      <w:r>
-        <w:rPr>
-          <w:rFonts w:ascii="Calibri" w:hAnsi="Calibri" w:cs="Calibri"/>
-        </w:rPr>
-        <w:t>ατίζεται.</w:t>
+        <w:t>Η ροή τερματίζεται.</w:t>
       </w:r>
     </w:p>
     <w:p>
@@ -6322,35 +6765,7 @@
         <w:rPr>
           <w:rFonts w:ascii="Calibri" w:hAnsi="Calibri" w:cs="Calibri"/>
         </w:rPr>
-        <w:t xml:space="preserve"> Η </w:t>
-      </w:r>
-      <w:proofErr w:type="spellStart"/>
-      <w:r>
-        <w:rPr>
-          <w:rFonts w:ascii="Calibri" w:hAnsi="Calibri" w:cs="Calibri"/>
-        </w:rPr>
-        <w:t>ροή</w:t>
-      </w:r>
-      <w:proofErr w:type="spellEnd"/>
-      <w:r>
-        <w:rPr>
-          <w:rFonts w:ascii="Calibri" w:hAnsi="Calibri" w:cs="Calibri"/>
-        </w:rPr>
-        <w:t xml:space="preserve"> </w:t>
-      </w:r>
-      <w:proofErr w:type="spellStart"/>
-      <w:r>
-        <w:rPr>
-          <w:rFonts w:ascii="Calibri" w:hAnsi="Calibri" w:cs="Calibri"/>
-        </w:rPr>
-        <w:t>τερμ</w:t>
-      </w:r>
-      <w:proofErr w:type="spellEnd"/>
-      <w:r>
-        <w:rPr>
-          <w:rFonts w:ascii="Calibri" w:hAnsi="Calibri" w:cs="Calibri"/>
-        </w:rPr>
-        <w:t>ατίζεται</w:t>
+        <w:t xml:space="preserve"> Η ροή τερματίζεται</w:t>
       </w:r>
       <w:r>
         <w:rPr>
@@ -6448,23 +6863,7 @@
           <w:b/>
           <w:bCs/>
         </w:rPr>
-        <w:t xml:space="preserve"> — </w:t>
-      </w:r>
-      <w:proofErr w:type="spellStart"/>
-      <w:r>
-        <w:rPr>
-          <w:b/>
-          <w:bCs/>
-        </w:rPr>
-        <w:t>Δημιουργί</w:t>
-      </w:r>
-      <w:proofErr w:type="spellEnd"/>
-      <w:r>
-        <w:rPr>
-          <w:b/>
-          <w:bCs/>
-        </w:rPr>
-        <w:t>α Use Case</w:t>
+        <w:t xml:space="preserve"> — Δημιουργία Use Case</w:t>
       </w:r>
     </w:p>
     <w:p>
@@ -6713,43 +7112,7 @@
           <w:b/>
           <w:bCs/>
         </w:rPr>
-        <w:t>Βα</w:t>
-      </w:r>
-      <w:proofErr w:type="spellStart"/>
-      <w:r>
-        <w:rPr>
-          <w:rFonts w:ascii="Calibri" w:eastAsia="Arial" w:hAnsi="Calibri" w:cs="Calibri"/>
-          <w:b/>
-          <w:bCs/>
-        </w:rPr>
-        <w:t>σική</w:t>
-      </w:r>
-      <w:proofErr w:type="spellEnd"/>
-      <w:r>
-        <w:rPr>
-          <w:rFonts w:ascii="Calibri" w:eastAsia="Arial" w:hAnsi="Calibri" w:cs="Calibri"/>
-          <w:b/>
-          <w:bCs/>
-        </w:rPr>
-        <w:t xml:space="preserve"> </w:t>
-      </w:r>
-      <w:proofErr w:type="spellStart"/>
-      <w:r>
-        <w:rPr>
-          <w:rFonts w:ascii="Calibri" w:eastAsia="Arial" w:hAnsi="Calibri" w:cs="Calibri"/>
-          <w:b/>
-          <w:bCs/>
-        </w:rPr>
-        <w:t>ροή</w:t>
-      </w:r>
-      <w:proofErr w:type="spellEnd"/>
-      <w:r>
-        <w:rPr>
-          <w:rFonts w:ascii="Calibri" w:eastAsia="Arial" w:hAnsi="Calibri" w:cs="Calibri"/>
-          <w:b/>
-          <w:bCs/>
-        </w:rPr>
-        <w:t>:</w:t>
+        <w:t>Βασική ροή:</w:t>
       </w:r>
     </w:p>
     <w:p>
@@ -7748,7 +8111,6 @@
           <w:szCs w:val="28"/>
         </w:rPr>
       </w:pPr>
-      <w:proofErr w:type="spellStart"/>
       <w:r>
         <w:rPr>
           <w:rFonts w:ascii="Calibri" w:eastAsia="Arial" w:hAnsi="Calibri" w:cs="Calibri"/>
@@ -7757,84 +8119,7 @@
           <w:color w:val="1F3864"/>
           <w:u w:val="single"/>
         </w:rPr>
-        <w:t>Εν</w:t>
-      </w:r>
-      <w:proofErr w:type="spellEnd"/>
-      <w:r>
-        <w:rPr>
-          <w:rFonts w:ascii="Calibri" w:eastAsia="Arial" w:hAnsi="Calibri" w:cs="Calibri"/>
-          <w:b/>
-          <w:bCs/>
-          <w:color w:val="1F3864"/>
-          <w:u w:val="single"/>
-        </w:rPr>
-        <w:t xml:space="preserve">αλλακτική </w:t>
-      </w:r>
-      <w:proofErr w:type="spellStart"/>
-      <w:r>
-        <w:rPr>
-          <w:rFonts w:ascii="Calibri" w:eastAsia="Arial" w:hAnsi="Calibri" w:cs="Calibri"/>
-          <w:b/>
-          <w:bCs/>
-          <w:color w:val="1F3864"/>
-          <w:u w:val="single"/>
-        </w:rPr>
-        <w:t>ροή</w:t>
-      </w:r>
-      <w:proofErr w:type="spellEnd"/>
-      <w:r>
-        <w:rPr>
-          <w:rFonts w:ascii="Calibri" w:eastAsia="Arial" w:hAnsi="Calibri" w:cs="Calibri"/>
-          <w:b/>
-          <w:bCs/>
-          <w:color w:val="1F3864"/>
-          <w:u w:val="single"/>
-        </w:rPr>
-        <w:t xml:space="preserve"> 1 — </w:t>
-      </w:r>
-      <w:proofErr w:type="spellStart"/>
-      <w:r>
-        <w:rPr>
-          <w:rFonts w:ascii="Calibri" w:eastAsia="Arial" w:hAnsi="Calibri" w:cs="Calibri"/>
-          <w:b/>
-          <w:bCs/>
-          <w:color w:val="1F3864"/>
-          <w:u w:val="single"/>
-        </w:rPr>
-        <w:t>Κενό</w:t>
-      </w:r>
-      <w:proofErr w:type="spellEnd"/>
-      <w:r>
-        <w:rPr>
-          <w:rFonts w:ascii="Calibri" w:eastAsia="Arial" w:hAnsi="Calibri" w:cs="Calibri"/>
-          <w:b/>
-          <w:bCs/>
-          <w:color w:val="1F3864"/>
-          <w:u w:val="single"/>
-        </w:rPr>
-        <w:t xml:space="preserve"> </w:t>
-      </w:r>
-      <w:proofErr w:type="spellStart"/>
-      <w:r>
-        <w:rPr>
-          <w:rFonts w:ascii="Calibri" w:eastAsia="Arial" w:hAnsi="Calibri" w:cs="Calibri"/>
-          <w:b/>
-          <w:bCs/>
-          <w:color w:val="1F3864"/>
-          <w:u w:val="single"/>
-        </w:rPr>
-        <w:t>Όνομ</w:t>
-      </w:r>
-      <w:proofErr w:type="spellEnd"/>
-      <w:r>
-        <w:rPr>
-          <w:rFonts w:ascii="Calibri" w:eastAsia="Arial" w:hAnsi="Calibri" w:cs="Calibri"/>
-          <w:b/>
-          <w:bCs/>
-          <w:color w:val="1F3864"/>
-          <w:u w:val="single"/>
-        </w:rPr>
-        <w:t>α:</w:t>
+        <w:t>Εναλλακτική ροή 1 — Κενό Όνομα:</w:t>
       </w:r>
     </w:p>
     <w:p>
@@ -8298,63 +8583,7 @@
         <w:rPr>
           <w:rFonts w:ascii="Calibri" w:eastAsia="Arial" w:hAnsi="Calibri" w:cs="Calibri"/>
         </w:rPr>
-        <w:t xml:space="preserve"> </w:t>
-      </w:r>
-      <w:proofErr w:type="spellStart"/>
-      <w:r>
-        <w:rPr>
-          <w:rFonts w:ascii="Calibri" w:eastAsia="Arial" w:hAnsi="Calibri" w:cs="Calibri"/>
-        </w:rPr>
-        <w:t>μήνυμ</w:t>
-      </w:r>
-      <w:proofErr w:type="spellEnd"/>
-      <w:r>
-        <w:rPr>
-          <w:rFonts w:ascii="Calibri" w:eastAsia="Arial" w:hAnsi="Calibri" w:cs="Calibri"/>
-        </w:rPr>
-        <w:t xml:space="preserve">α </w:t>
-      </w:r>
-      <w:proofErr w:type="spellStart"/>
-      <w:r>
-        <w:rPr>
-          <w:rFonts w:ascii="Calibri" w:eastAsia="Arial" w:hAnsi="Calibri" w:cs="Calibri"/>
-        </w:rPr>
-        <w:t>σφάλμ</w:t>
-      </w:r>
-      <w:proofErr w:type="spellEnd"/>
-      <w:r>
-        <w:rPr>
-          <w:rFonts w:ascii="Calibri" w:eastAsia="Arial" w:hAnsi="Calibri" w:cs="Calibri"/>
-        </w:rPr>
-        <w:t>ατος "You must select at least one Actor" </w:t>
-      </w:r>
-      <w:proofErr w:type="spellStart"/>
-      <w:r>
-        <w:rPr>
-          <w:rFonts w:ascii="Calibri" w:eastAsia="Arial" w:hAnsi="Calibri" w:cs="Calibri"/>
-        </w:rPr>
-        <w:t>στη</w:t>
-      </w:r>
-      <w:proofErr w:type="spellEnd"/>
-      <w:r>
-        <w:rPr>
-          <w:rFonts w:ascii="Calibri" w:eastAsia="Arial" w:hAnsi="Calibri" w:cs="Calibri"/>
-        </w:rPr>
-        <w:t xml:space="preserve"> </w:t>
-      </w:r>
-      <w:proofErr w:type="spellStart"/>
-      <w:r>
-        <w:rPr>
-          <w:rFonts w:ascii="Calibri" w:eastAsia="Arial" w:hAnsi="Calibri" w:cs="Calibri"/>
-        </w:rPr>
-        <w:t>φόρμ</w:t>
-      </w:r>
-      <w:proofErr w:type="spellEnd"/>
-      <w:r>
-        <w:rPr>
-          <w:rFonts w:ascii="Calibri" w:eastAsia="Arial" w:hAnsi="Calibri" w:cs="Calibri"/>
-        </w:rPr>
-        <w:t>α "Use Case Form"</w:t>
+        <w:t xml:space="preserve"> μήνυμα σφάλματος "You must select at least one Actor" στη φόρμα "Use Case Form"</w:t>
       </w:r>
     </w:p>
     <w:p>
@@ -8565,23 +8794,7 @@
           <w:b/>
           <w:bCs/>
         </w:rPr>
-        <w:t xml:space="preserve"> — Επ</w:t>
-      </w:r>
-      <w:proofErr w:type="spellStart"/>
-      <w:r>
-        <w:rPr>
-          <w:b/>
-          <w:bCs/>
-        </w:rPr>
-        <w:t>εξεργ</w:t>
-      </w:r>
-      <w:proofErr w:type="spellEnd"/>
-      <w:r>
-        <w:rPr>
-          <w:b/>
-          <w:bCs/>
-        </w:rPr>
-        <w:t>ασία Use Case</w:t>
+        <w:t xml:space="preserve"> — Επεξεργασία Use Case</w:t>
       </w:r>
     </w:p>
     <w:p>
@@ -8880,47 +9093,7 @@
           <w:bCs/>
           <w:color w:val="000000"/>
         </w:rPr>
-        <w:t>Βα</w:t>
-      </w:r>
-      <w:proofErr w:type="spellStart"/>
-      <w:r>
-        <w:rPr>
-          <w:rFonts w:ascii="Calibri" w:eastAsia="Arial" w:hAnsi="Calibri" w:cs="Calibri"/>
-          <w:b/>
-          <w:bCs/>
-          <w:color w:val="000000"/>
-        </w:rPr>
-        <w:t>σική</w:t>
-      </w:r>
-      <w:proofErr w:type="spellEnd"/>
-      <w:r>
-        <w:rPr>
-          <w:rFonts w:ascii="Calibri" w:eastAsia="Arial" w:hAnsi="Calibri" w:cs="Calibri"/>
-          <w:b/>
-          <w:bCs/>
-          <w:color w:val="000000"/>
-        </w:rPr>
-        <w:t xml:space="preserve"> </w:t>
-      </w:r>
-      <w:proofErr w:type="spellStart"/>
-      <w:r>
-        <w:rPr>
-          <w:rFonts w:ascii="Calibri" w:eastAsia="Arial" w:hAnsi="Calibri" w:cs="Calibri"/>
-          <w:b/>
-          <w:bCs/>
-          <w:color w:val="000000"/>
-        </w:rPr>
-        <w:t>ροή</w:t>
-      </w:r>
-      <w:proofErr w:type="spellEnd"/>
-      <w:r>
-        <w:rPr>
-          <w:rFonts w:ascii="Calibri" w:eastAsia="Arial" w:hAnsi="Calibri" w:cs="Calibri"/>
-          <w:b/>
-          <w:bCs/>
-          <w:color w:val="000000"/>
-        </w:rPr>
-        <w:t>:</w:t>
+        <w:t>Βασική ροή:</w:t>
       </w:r>
     </w:p>
     <w:p>
@@ -9328,77 +9501,7 @@
         <w:rPr>
           <w:rFonts w:ascii="Calibri" w:eastAsia="Arial" w:hAnsi="Calibri" w:cs="Calibri"/>
         </w:rPr>
-        <w:t xml:space="preserve">Ο </w:t>
-      </w:r>
-      <w:proofErr w:type="spellStart"/>
-      <w:r>
-        <w:rPr>
-          <w:rFonts w:ascii="Calibri" w:eastAsia="Arial" w:hAnsi="Calibri" w:cs="Calibri"/>
-        </w:rPr>
-        <w:t>χρήστης</w:t>
-      </w:r>
-      <w:proofErr w:type="spellEnd"/>
-      <w:r>
-        <w:rPr>
-          <w:rFonts w:ascii="Calibri" w:eastAsia="Arial" w:hAnsi="Calibri" w:cs="Calibri"/>
-        </w:rPr>
-        <w:t xml:space="preserve"> </w:t>
-      </w:r>
-      <w:proofErr w:type="spellStart"/>
-      <w:r>
-        <w:rPr>
-          <w:rFonts w:ascii="Calibri" w:eastAsia="Arial" w:hAnsi="Calibri" w:cs="Calibri"/>
-        </w:rPr>
-        <w:t>τρο</w:t>
-      </w:r>
-      <w:proofErr w:type="spellEnd"/>
-      <w:r>
-        <w:rPr>
-          <w:rFonts w:ascii="Calibri" w:eastAsia="Arial" w:hAnsi="Calibri" w:cs="Calibri"/>
-        </w:rPr>
-        <w:t>ποποιεί τα π</w:t>
-      </w:r>
-      <w:proofErr w:type="spellStart"/>
-      <w:r>
-        <w:rPr>
-          <w:rFonts w:ascii="Calibri" w:eastAsia="Arial" w:hAnsi="Calibri" w:cs="Calibri"/>
-        </w:rPr>
-        <w:t>εδί</w:t>
-      </w:r>
-      <w:proofErr w:type="spellEnd"/>
-      <w:r>
-        <w:rPr>
-          <w:rFonts w:ascii="Calibri" w:eastAsia="Arial" w:hAnsi="Calibri" w:cs="Calibri"/>
-        </w:rPr>
-        <w:t>α π</w:t>
-      </w:r>
-      <w:proofErr w:type="spellStart"/>
-      <w:r>
-        <w:rPr>
-          <w:rFonts w:ascii="Calibri" w:eastAsia="Arial" w:hAnsi="Calibri" w:cs="Calibri"/>
-        </w:rPr>
-        <w:t>ου</w:t>
-      </w:r>
-      <w:proofErr w:type="spellEnd"/>
-      <w:r>
-        <w:rPr>
-          <w:rFonts w:ascii="Calibri" w:eastAsia="Arial" w:hAnsi="Calibri" w:cs="Calibri"/>
-        </w:rPr>
-        <w:t xml:space="preserve"> επ</w:t>
-      </w:r>
-      <w:proofErr w:type="spellStart"/>
-      <w:r>
-        <w:rPr>
-          <w:rFonts w:ascii="Calibri" w:eastAsia="Arial" w:hAnsi="Calibri" w:cs="Calibri"/>
-        </w:rPr>
-        <w:t>ιθυμεί</w:t>
-      </w:r>
-      <w:proofErr w:type="spellEnd"/>
-      <w:r>
-        <w:rPr>
-          <w:rFonts w:ascii="Calibri" w:eastAsia="Arial" w:hAnsi="Calibri" w:cs="Calibri"/>
-        </w:rPr>
-        <w:t xml:space="preserve"> (Name, Actors, Precondition, Main Flow, Alternative Flow, Postcondition)</w:t>
+        <w:t>Ο χρήστης τροποποιεί τα πεδία που επιθυμεί (Name, Actors, Precondition, Main Flow, Alternative Flow, Postcondition)</w:t>
       </w:r>
       <w:r>
         <w:rPr>
@@ -9732,7 +9835,6 @@
           <w:szCs w:val="28"/>
         </w:rPr>
       </w:pPr>
-      <w:proofErr w:type="spellStart"/>
       <w:r>
         <w:rPr>
           <w:rFonts w:ascii="Calibri" w:eastAsia="Arial" w:hAnsi="Calibri" w:cs="Calibri"/>
@@ -9741,84 +9843,7 @@
           <w:color w:val="1F3864"/>
           <w:u w:val="single"/>
         </w:rPr>
-        <w:t>Εν</w:t>
-      </w:r>
-      <w:proofErr w:type="spellEnd"/>
-      <w:r>
-        <w:rPr>
-          <w:rFonts w:ascii="Calibri" w:eastAsia="Arial" w:hAnsi="Calibri" w:cs="Calibri"/>
-          <w:b/>
-          <w:bCs/>
-          <w:color w:val="1F3864"/>
-          <w:u w:val="single"/>
-        </w:rPr>
-        <w:t xml:space="preserve">αλλακτική </w:t>
-      </w:r>
-      <w:proofErr w:type="spellStart"/>
-      <w:r>
-        <w:rPr>
-          <w:rFonts w:ascii="Calibri" w:eastAsia="Arial" w:hAnsi="Calibri" w:cs="Calibri"/>
-          <w:b/>
-          <w:bCs/>
-          <w:color w:val="1F3864"/>
-          <w:u w:val="single"/>
-        </w:rPr>
-        <w:t>ροή</w:t>
-      </w:r>
-      <w:proofErr w:type="spellEnd"/>
-      <w:r>
-        <w:rPr>
-          <w:rFonts w:ascii="Calibri" w:eastAsia="Arial" w:hAnsi="Calibri" w:cs="Calibri"/>
-          <w:b/>
-          <w:bCs/>
-          <w:color w:val="1F3864"/>
-          <w:u w:val="single"/>
-        </w:rPr>
-        <w:t xml:space="preserve"> 1 — </w:t>
-      </w:r>
-      <w:proofErr w:type="spellStart"/>
-      <w:r>
-        <w:rPr>
-          <w:rFonts w:ascii="Calibri" w:eastAsia="Arial" w:hAnsi="Calibri" w:cs="Calibri"/>
-          <w:b/>
-          <w:bCs/>
-          <w:color w:val="1F3864"/>
-          <w:u w:val="single"/>
-        </w:rPr>
-        <w:t>Σφάλμ</w:t>
-      </w:r>
-      <w:proofErr w:type="spellEnd"/>
-      <w:r>
-        <w:rPr>
-          <w:rFonts w:ascii="Calibri" w:eastAsia="Arial" w:hAnsi="Calibri" w:cs="Calibri"/>
-          <w:b/>
-          <w:bCs/>
-          <w:color w:val="1F3864"/>
-          <w:u w:val="single"/>
-        </w:rPr>
-        <w:t>α επ</w:t>
-      </w:r>
-      <w:proofErr w:type="spellStart"/>
-      <w:r>
-        <w:rPr>
-          <w:rFonts w:ascii="Calibri" w:eastAsia="Arial" w:hAnsi="Calibri" w:cs="Calibri"/>
-          <w:b/>
-          <w:bCs/>
-          <w:color w:val="1F3864"/>
-          <w:u w:val="single"/>
-        </w:rPr>
-        <w:t>ικύρωσης</w:t>
-      </w:r>
-      <w:proofErr w:type="spellEnd"/>
-      <w:r>
-        <w:rPr>
-          <w:rFonts w:ascii="Calibri" w:eastAsia="Arial" w:hAnsi="Calibri" w:cs="Calibri"/>
-          <w:b/>
-          <w:bCs/>
-          <w:color w:val="1F3864"/>
-          <w:u w:val="single"/>
-        </w:rPr>
-        <w:t>:</w:t>
+        <w:t>Εναλλακτική ροή 1 — Σφάλμα επικύρωσης:</w:t>
       </w:r>
     </w:p>
     <w:p>
@@ -10089,7 +10114,6 @@
           <w:szCs w:val="28"/>
         </w:rPr>
       </w:pPr>
-      <w:proofErr w:type="spellStart"/>
       <w:r>
         <w:rPr>
           <w:rFonts w:ascii="Calibri" w:eastAsia="Arial" w:hAnsi="Calibri" w:cs="Calibri"/>
@@ -10099,62 +10123,7 @@
           <w:u w:val="single"/>
         </w:rPr>
         <w:lastRenderedPageBreak/>
-        <w:t>Εν</w:t>
-      </w:r>
-      <w:proofErr w:type="spellEnd"/>
-      <w:r>
-        <w:rPr>
-          <w:rFonts w:ascii="Calibri" w:eastAsia="Arial" w:hAnsi="Calibri" w:cs="Calibri"/>
-          <w:b/>
-          <w:bCs/>
-          <w:color w:val="1F3864"/>
-          <w:u w:val="single"/>
-        </w:rPr>
-        <w:t xml:space="preserve">αλλακτική </w:t>
-      </w:r>
-      <w:proofErr w:type="spellStart"/>
-      <w:r>
-        <w:rPr>
-          <w:rFonts w:ascii="Calibri" w:eastAsia="Arial" w:hAnsi="Calibri" w:cs="Calibri"/>
-          <w:b/>
-          <w:bCs/>
-          <w:color w:val="1F3864"/>
-          <w:u w:val="single"/>
-        </w:rPr>
-        <w:t>ροή</w:t>
-      </w:r>
-      <w:proofErr w:type="spellEnd"/>
-      <w:r>
-        <w:rPr>
-          <w:rFonts w:ascii="Calibri" w:eastAsia="Arial" w:hAnsi="Calibri" w:cs="Calibri"/>
-          <w:b/>
-          <w:bCs/>
-          <w:color w:val="1F3864"/>
-          <w:u w:val="single"/>
-        </w:rPr>
-        <w:t xml:space="preserve"> 2 — </w:t>
-      </w:r>
-      <w:proofErr w:type="spellStart"/>
-      <w:r>
-        <w:rPr>
-          <w:rFonts w:ascii="Calibri" w:eastAsia="Arial" w:hAnsi="Calibri" w:cs="Calibri"/>
-          <w:b/>
-          <w:bCs/>
-          <w:color w:val="1F3864"/>
-          <w:u w:val="single"/>
-        </w:rPr>
-        <w:t>Ακύρωση</w:t>
-      </w:r>
-      <w:proofErr w:type="spellEnd"/>
-      <w:r>
-        <w:rPr>
-          <w:rFonts w:ascii="Calibri" w:eastAsia="Arial" w:hAnsi="Calibri" w:cs="Calibri"/>
-          <w:b/>
-          <w:bCs/>
-          <w:color w:val="1F3864"/>
-          <w:u w:val="single"/>
-        </w:rPr>
-        <w:t>:</w:t>
+        <w:t>Εναλλακτική ροή 2 — Ακύρωση:</w:t>
       </w:r>
     </w:p>
     <w:p>
@@ -10296,35 +10265,7 @@
         <w:rPr>
           <w:rFonts w:ascii="Calibri" w:eastAsia="Arial" w:hAnsi="Calibri" w:cs="Calibri"/>
         </w:rPr>
-        <w:t xml:space="preserve"> </w:t>
-      </w:r>
-      <w:proofErr w:type="spellStart"/>
-      <w:r>
-        <w:rPr>
-          <w:rFonts w:ascii="Calibri" w:eastAsia="Arial" w:hAnsi="Calibri" w:cs="Calibri"/>
-        </w:rPr>
-        <w:t>στη</w:t>
-      </w:r>
-      <w:proofErr w:type="spellEnd"/>
-      <w:r>
-        <w:rPr>
-          <w:rFonts w:ascii="Calibri" w:eastAsia="Arial" w:hAnsi="Calibri" w:cs="Calibri"/>
-        </w:rPr>
-        <w:t xml:space="preserve"> </w:t>
-      </w:r>
-      <w:proofErr w:type="spellStart"/>
-      <w:r>
-        <w:rPr>
-          <w:rFonts w:ascii="Calibri" w:eastAsia="Arial" w:hAnsi="Calibri" w:cs="Calibri"/>
-        </w:rPr>
-        <w:t>φόρμ</w:t>
-      </w:r>
-      <w:proofErr w:type="spellEnd"/>
-      <w:r>
-        <w:rPr>
-          <w:rFonts w:ascii="Calibri" w:eastAsia="Arial" w:hAnsi="Calibri" w:cs="Calibri"/>
-        </w:rPr>
-        <w:t>α "Edit Use Case Form".</w:t>
+        <w:t xml:space="preserve"> στη φόρμα "Edit Use Case Form".</w:t>
       </w:r>
     </w:p>
     <w:p>
@@ -10464,35 +10405,7 @@
         <w:rPr>
           <w:rFonts w:ascii="Calibri" w:hAnsi="Calibri" w:cs="Calibri"/>
         </w:rPr>
-        <w:t xml:space="preserve"> Η </w:t>
-      </w:r>
-      <w:proofErr w:type="spellStart"/>
-      <w:r>
-        <w:rPr>
-          <w:rFonts w:ascii="Calibri" w:hAnsi="Calibri" w:cs="Calibri"/>
-        </w:rPr>
-        <w:t>ροή</w:t>
-      </w:r>
-      <w:proofErr w:type="spellEnd"/>
-      <w:r>
-        <w:rPr>
-          <w:rFonts w:ascii="Calibri" w:hAnsi="Calibri" w:cs="Calibri"/>
-        </w:rPr>
-        <w:t xml:space="preserve"> </w:t>
-      </w:r>
-      <w:proofErr w:type="spellStart"/>
-      <w:r>
-        <w:rPr>
-          <w:rFonts w:ascii="Calibri" w:hAnsi="Calibri" w:cs="Calibri"/>
-        </w:rPr>
-        <w:t>τερμ</w:t>
-      </w:r>
-      <w:proofErr w:type="spellEnd"/>
-      <w:r>
-        <w:rPr>
-          <w:rFonts w:ascii="Calibri" w:hAnsi="Calibri" w:cs="Calibri"/>
-        </w:rPr>
-        <w:t>ατίζεται.</w:t>
+        <w:t xml:space="preserve"> Η ροή τερματίζεται.</w:t>
       </w:r>
     </w:p>
     <w:p>
@@ -10995,47 +10908,7 @@
           <w:bCs/>
           <w:color w:val="000000"/>
         </w:rPr>
-        <w:t>Βα</w:t>
-      </w:r>
-      <w:proofErr w:type="spellStart"/>
-      <w:r>
-        <w:rPr>
-          <w:rFonts w:ascii="Calibri" w:eastAsia="Arial" w:hAnsi="Calibri" w:cs="Calibri"/>
-          <w:b/>
-          <w:bCs/>
-          <w:color w:val="000000"/>
-        </w:rPr>
-        <w:t>σική</w:t>
-      </w:r>
-      <w:proofErr w:type="spellEnd"/>
-      <w:r>
-        <w:rPr>
-          <w:rFonts w:ascii="Calibri" w:eastAsia="Arial" w:hAnsi="Calibri" w:cs="Calibri"/>
-          <w:b/>
-          <w:bCs/>
-          <w:color w:val="000000"/>
-        </w:rPr>
-        <w:t xml:space="preserve"> </w:t>
-      </w:r>
-      <w:proofErr w:type="spellStart"/>
-      <w:r>
-        <w:rPr>
-          <w:rFonts w:ascii="Calibri" w:eastAsia="Arial" w:hAnsi="Calibri" w:cs="Calibri"/>
-          <w:b/>
-          <w:bCs/>
-          <w:color w:val="000000"/>
-        </w:rPr>
-        <w:t>ροή</w:t>
-      </w:r>
-      <w:proofErr w:type="spellEnd"/>
-      <w:r>
-        <w:rPr>
-          <w:rFonts w:ascii="Calibri" w:eastAsia="Arial" w:hAnsi="Calibri" w:cs="Calibri"/>
-          <w:b/>
-          <w:bCs/>
-          <w:color w:val="000000"/>
-        </w:rPr>
-        <w:t>:</w:t>
+        <w:t>Βασική ροή:</w:t>
       </w:r>
     </w:p>
     <w:p>
@@ -11219,49 +11092,7 @@
         <w:rPr>
           <w:rFonts w:ascii="Calibri" w:eastAsia="Arial" w:hAnsi="Calibri" w:cs="Calibri"/>
         </w:rPr>
-        <w:t xml:space="preserve">"Confirm Delete Dialog" </w:t>
-      </w:r>
-      <w:proofErr w:type="spellStart"/>
-      <w:r>
-        <w:rPr>
-          <w:rFonts w:ascii="Calibri" w:eastAsia="Arial" w:hAnsi="Calibri" w:cs="Calibri"/>
-        </w:rPr>
-        <w:t>με</w:t>
-      </w:r>
-      <w:proofErr w:type="spellEnd"/>
-      <w:r>
-        <w:rPr>
-          <w:rFonts w:ascii="Calibri" w:eastAsia="Arial" w:hAnsi="Calibri" w:cs="Calibri"/>
-        </w:rPr>
-        <w:t xml:space="preserve"> </w:t>
-      </w:r>
-      <w:proofErr w:type="spellStart"/>
-      <w:r>
-        <w:rPr>
-          <w:rFonts w:ascii="Calibri" w:eastAsia="Arial" w:hAnsi="Calibri" w:cs="Calibri"/>
-        </w:rPr>
-        <w:t>το</w:t>
-      </w:r>
-      <w:proofErr w:type="spellEnd"/>
-      <w:r>
-        <w:rPr>
-          <w:rFonts w:ascii="Calibri" w:eastAsia="Arial" w:hAnsi="Calibri" w:cs="Calibri"/>
-        </w:rPr>
-        <w:t xml:space="preserve"> </w:t>
-      </w:r>
-      <w:proofErr w:type="spellStart"/>
-      <w:r>
-        <w:rPr>
-          <w:rFonts w:ascii="Calibri" w:eastAsia="Arial" w:hAnsi="Calibri" w:cs="Calibri"/>
-        </w:rPr>
-        <w:t>μήνυμ</w:t>
-      </w:r>
-      <w:proofErr w:type="spellEnd"/>
-      <w:r>
-        <w:rPr>
-          <w:rFonts w:ascii="Calibri" w:eastAsia="Arial" w:hAnsi="Calibri" w:cs="Calibri"/>
-        </w:rPr>
-        <w:t>α: "Are you sure you want to delete this Use Case? Links to CRC Cards will also be deleted.".</w:t>
+        <w:t>"Confirm Delete Dialog" με το μήνυμα: "Are you sure you want to delete this Use Case? Links to CRC Cards will also be deleted.".</w:t>
       </w:r>
     </w:p>
     <w:p>
@@ -11712,7 +11543,6 @@
           <w:szCs w:val="28"/>
         </w:rPr>
       </w:pPr>
-      <w:proofErr w:type="spellStart"/>
       <w:r>
         <w:rPr>
           <w:rFonts w:ascii="Calibri" w:eastAsia="Arial" w:hAnsi="Calibri" w:cs="Calibri"/>
@@ -11722,62 +11552,7 @@
           <w:u w:val="single"/>
         </w:rPr>
         <w:lastRenderedPageBreak/>
-        <w:t>Εν</w:t>
-      </w:r>
-      <w:proofErr w:type="spellEnd"/>
-      <w:r>
-        <w:rPr>
-          <w:rFonts w:ascii="Calibri" w:eastAsia="Arial" w:hAnsi="Calibri" w:cs="Calibri"/>
-          <w:b/>
-          <w:bCs/>
-          <w:color w:val="1F3864"/>
-          <w:u w:val="single"/>
-        </w:rPr>
-        <w:t xml:space="preserve">αλλακτική </w:t>
-      </w:r>
-      <w:proofErr w:type="spellStart"/>
-      <w:r>
-        <w:rPr>
-          <w:rFonts w:ascii="Calibri" w:eastAsia="Arial" w:hAnsi="Calibri" w:cs="Calibri"/>
-          <w:b/>
-          <w:bCs/>
-          <w:color w:val="1F3864"/>
-          <w:u w:val="single"/>
-        </w:rPr>
-        <w:t>ροή</w:t>
-      </w:r>
-      <w:proofErr w:type="spellEnd"/>
-      <w:r>
-        <w:rPr>
-          <w:rFonts w:ascii="Calibri" w:eastAsia="Arial" w:hAnsi="Calibri" w:cs="Calibri"/>
-          <w:b/>
-          <w:bCs/>
-          <w:color w:val="1F3864"/>
-          <w:u w:val="single"/>
-        </w:rPr>
-        <w:t xml:space="preserve"> 1 — </w:t>
-      </w:r>
-      <w:proofErr w:type="spellStart"/>
-      <w:r>
-        <w:rPr>
-          <w:rFonts w:ascii="Calibri" w:eastAsia="Arial" w:hAnsi="Calibri" w:cs="Calibri"/>
-          <w:b/>
-          <w:bCs/>
-          <w:color w:val="1F3864"/>
-          <w:u w:val="single"/>
-        </w:rPr>
-        <w:t>Ακύρωση</w:t>
-      </w:r>
-      <w:proofErr w:type="spellEnd"/>
-      <w:r>
-        <w:rPr>
-          <w:rFonts w:ascii="Calibri" w:eastAsia="Arial" w:hAnsi="Calibri" w:cs="Calibri"/>
-          <w:b/>
-          <w:bCs/>
-          <w:color w:val="1F3864"/>
-          <w:u w:val="single"/>
-        </w:rPr>
-        <w:t>:</w:t>
+        <w:t>Εναλλακτική ροή 1 — Ακύρωση:</w:t>
       </w:r>
     </w:p>
     <w:p>
@@ -11895,14 +11670,7 @@
         <w:rPr>
           <w:rFonts w:ascii="Calibri" w:eastAsia="Arial" w:hAnsi="Calibri" w:cs="Calibri"/>
         </w:rPr>
-        <w:t xml:space="preserve">"Confirm Delete </w:t>
-      </w:r>
-      <w:proofErr w:type="gramStart"/>
-      <w:r>
-        <w:rPr>
-          <w:rFonts w:ascii="Calibri" w:eastAsia="Arial" w:hAnsi="Calibri" w:cs="Calibri"/>
-        </w:rPr>
-        <w:t>Dialog"</w:t>
+        <w:t>"Confirm Delete Dialog"</w:t>
       </w:r>
       <w:r>
         <w:rPr>
@@ -11910,7 +11678,6 @@
         </w:rPr>
         <w:t>.</w:t>
       </w:r>
-      <w:proofErr w:type="gramEnd"/>
     </w:p>
     <w:p>
       <w:pPr>
@@ -12006,35 +11773,7 @@
         <w:rPr>
           <w:rFonts w:ascii="Calibri" w:hAnsi="Calibri" w:cs="Calibri"/>
         </w:rPr>
-        <w:t xml:space="preserve"> Η </w:t>
-      </w:r>
-      <w:proofErr w:type="spellStart"/>
-      <w:r>
-        <w:rPr>
-          <w:rFonts w:ascii="Calibri" w:hAnsi="Calibri" w:cs="Calibri"/>
-        </w:rPr>
-        <w:t>ροή</w:t>
-      </w:r>
-      <w:proofErr w:type="spellEnd"/>
-      <w:r>
-        <w:rPr>
-          <w:rFonts w:ascii="Calibri" w:hAnsi="Calibri" w:cs="Calibri"/>
-        </w:rPr>
-        <w:t xml:space="preserve"> </w:t>
-      </w:r>
-      <w:proofErr w:type="spellStart"/>
-      <w:r>
-        <w:rPr>
-          <w:rFonts w:ascii="Calibri" w:hAnsi="Calibri" w:cs="Calibri"/>
-        </w:rPr>
-        <w:t>τερμ</w:t>
-      </w:r>
-      <w:proofErr w:type="spellEnd"/>
-      <w:r>
-        <w:rPr>
-          <w:rFonts w:ascii="Calibri" w:hAnsi="Calibri" w:cs="Calibri"/>
-        </w:rPr>
-        <w:t>ατίζεται.</w:t>
+        <w:t xml:space="preserve"> Η ροή τερματίζεται.</w:t>
       </w:r>
     </w:p>
     <w:p>
@@ -12162,25 +11901,7 @@
           <w:b/>
           <w:bCs/>
         </w:rPr>
-        <w:t xml:space="preserve"> — </w:t>
-      </w:r>
-      <w:proofErr w:type="spellStart"/>
-      <w:r>
-        <w:rPr>
-          <w:rFonts w:eastAsia="Arial"/>
-          <w:b/>
-          <w:bCs/>
-        </w:rPr>
-        <w:t>Δημιουργί</w:t>
-      </w:r>
-      <w:proofErr w:type="spellEnd"/>
-      <w:r>
-        <w:rPr>
-          <w:rFonts w:eastAsia="Arial"/>
-          <w:b/>
-          <w:bCs/>
-        </w:rPr>
-        <w:t>α CRC Card</w:t>
+        <w:t xml:space="preserve"> — Δημιουργία CRC Card</w:t>
       </w:r>
     </w:p>
     <w:p>
@@ -12392,47 +12113,7 @@
           <w:bCs/>
           <w:color w:val="000000"/>
         </w:rPr>
-        <w:t>Βα</w:t>
-      </w:r>
-      <w:proofErr w:type="spellStart"/>
-      <w:r>
-        <w:rPr>
-          <w:rFonts w:ascii="Calibri" w:eastAsia="Arial" w:hAnsi="Calibri" w:cs="Calibri"/>
-          <w:b/>
-          <w:bCs/>
-          <w:color w:val="000000"/>
-        </w:rPr>
-        <w:t>σική</w:t>
-      </w:r>
-      <w:proofErr w:type="spellEnd"/>
-      <w:r>
-        <w:rPr>
-          <w:rFonts w:ascii="Calibri" w:eastAsia="Arial" w:hAnsi="Calibri" w:cs="Calibri"/>
-          <w:b/>
-          <w:bCs/>
-          <w:color w:val="000000"/>
-        </w:rPr>
-        <w:t xml:space="preserve"> </w:t>
-      </w:r>
-      <w:proofErr w:type="spellStart"/>
-      <w:r>
-        <w:rPr>
-          <w:rFonts w:ascii="Calibri" w:eastAsia="Arial" w:hAnsi="Calibri" w:cs="Calibri"/>
-          <w:b/>
-          <w:bCs/>
-          <w:color w:val="000000"/>
-        </w:rPr>
-        <w:t>ροή</w:t>
-      </w:r>
-      <w:proofErr w:type="spellEnd"/>
-      <w:r>
-        <w:rPr>
-          <w:rFonts w:ascii="Calibri" w:eastAsia="Arial" w:hAnsi="Calibri" w:cs="Calibri"/>
-          <w:b/>
-          <w:bCs/>
-          <w:color w:val="000000"/>
-        </w:rPr>
-        <w:t>:</w:t>
+        <w:t>Βασική ροή:</w:t>
       </w:r>
     </w:p>
     <w:p>
@@ -13957,21 +13638,7 @@
         <w:rPr>
           <w:rFonts w:ascii="Calibri" w:eastAsia="Arial" w:hAnsi="Calibri" w:cs="Calibri"/>
         </w:rPr>
-        <w:t> "A CRC Card with the name [</w:t>
-      </w:r>
-      <w:proofErr w:type="spellStart"/>
-      <w:r>
-        <w:rPr>
-          <w:rFonts w:ascii="Calibri" w:eastAsia="Arial" w:hAnsi="Calibri" w:cs="Calibri"/>
-        </w:rPr>
-        <w:t>ClassName</w:t>
-      </w:r>
-      <w:proofErr w:type="spellEnd"/>
-      <w:r>
-        <w:rPr>
-          <w:rFonts w:ascii="Calibri" w:eastAsia="Arial" w:hAnsi="Calibri" w:cs="Calibri"/>
-        </w:rPr>
-        <w:t>] already exists in this project" </w:t>
+        <w:t> "A CRC Card with the name [ClassName] already exists in this project" </w:t>
       </w:r>
       <w:r>
         <w:rPr>
@@ -14159,23 +13826,7 @@
           <w:b/>
           <w:bCs/>
         </w:rPr>
-        <w:t xml:space="preserve"> — Επ</w:t>
-      </w:r>
-      <w:proofErr w:type="spellStart"/>
-      <w:r>
-        <w:rPr>
-          <w:b/>
-          <w:bCs/>
-        </w:rPr>
-        <w:t>εξεργ</w:t>
-      </w:r>
-      <w:proofErr w:type="spellEnd"/>
-      <w:r>
-        <w:rPr>
-          <w:b/>
-          <w:bCs/>
-        </w:rPr>
-        <w:t>ασία CRC Card</w:t>
+        <w:t xml:space="preserve"> — Επεξεργασία CRC Card</w:t>
       </w:r>
     </w:p>
     <w:p>
@@ -14217,57 +13868,19 @@
           <w:szCs w:val="28"/>
         </w:rPr>
       </w:pPr>
-      <w:proofErr w:type="spellStart"/>
-      <w:r>
-        <w:rPr>
-          <w:rFonts w:ascii="Calibri" w:eastAsia="Arial" w:hAnsi="Calibri" w:cs="Calibri"/>
-          <w:b/>
-          <w:bCs/>
-        </w:rPr>
-        <w:t>Τίτλος</w:t>
-      </w:r>
-      <w:proofErr w:type="spellEnd"/>
-      <w:r>
-        <w:rPr>
-          <w:rFonts w:ascii="Calibri" w:eastAsia="Arial" w:hAnsi="Calibri" w:cs="Calibri"/>
-          <w:b/>
-          <w:bCs/>
-        </w:rPr>
-        <w:t xml:space="preserve">: </w:t>
-      </w:r>
-      <w:r>
-        <w:rPr>
-          <w:rFonts w:ascii="Calibri" w:eastAsia="Arial" w:hAnsi="Calibri" w:cs="Calibri"/>
-        </w:rPr>
-        <w:t>Επ</w:t>
-      </w:r>
-      <w:proofErr w:type="spellStart"/>
-      <w:r>
-        <w:rPr>
-          <w:rFonts w:ascii="Calibri" w:eastAsia="Arial" w:hAnsi="Calibri" w:cs="Calibri"/>
-        </w:rPr>
-        <w:t>εξεργ</w:t>
-      </w:r>
-      <w:proofErr w:type="spellEnd"/>
-      <w:r>
-        <w:rPr>
-          <w:rFonts w:ascii="Calibri" w:eastAsia="Arial" w:hAnsi="Calibri" w:cs="Calibri"/>
-        </w:rPr>
-        <w:t xml:space="preserve">ασία </w:t>
-      </w:r>
-      <w:proofErr w:type="spellStart"/>
-      <w:r>
-        <w:rPr>
-          <w:rFonts w:ascii="Calibri" w:eastAsia="Arial" w:hAnsi="Calibri" w:cs="Calibri"/>
-        </w:rPr>
-        <w:t>Κάρτ</w:t>
-      </w:r>
-      <w:proofErr w:type="spellEnd"/>
-      <w:r>
-        <w:rPr>
-          <w:rFonts w:ascii="Calibri" w:eastAsia="Arial" w:hAnsi="Calibri" w:cs="Calibri"/>
-        </w:rPr>
-        <w:t>ας CRC</w:t>
+      <w:r>
+        <w:rPr>
+          <w:rFonts w:ascii="Calibri" w:eastAsia="Arial" w:hAnsi="Calibri" w:cs="Calibri"/>
+          <w:b/>
+          <w:bCs/>
+        </w:rPr>
+        <w:t xml:space="preserve">Τίτλος: </w:t>
+      </w:r>
+      <w:r>
+        <w:rPr>
+          <w:rFonts w:ascii="Calibri" w:eastAsia="Arial" w:hAnsi="Calibri" w:cs="Calibri"/>
+        </w:rPr>
+        <w:t>Επεξεργασία Κάρτας CRC</w:t>
       </w:r>
     </w:p>
     <w:p>
@@ -14279,145 +13892,19 @@
           <w:szCs w:val="28"/>
         </w:rPr>
       </w:pPr>
-      <w:proofErr w:type="spellStart"/>
-      <w:r>
-        <w:rPr>
-          <w:rFonts w:ascii="Calibri" w:eastAsia="Arial" w:hAnsi="Calibri" w:cs="Calibri"/>
-          <w:b/>
-          <w:bCs/>
-        </w:rPr>
-        <w:t>Σύντομη</w:t>
-      </w:r>
-      <w:proofErr w:type="spellEnd"/>
-      <w:r>
-        <w:rPr>
-          <w:rFonts w:ascii="Calibri" w:eastAsia="Arial" w:hAnsi="Calibri" w:cs="Calibri"/>
-          <w:b/>
-          <w:bCs/>
-        </w:rPr>
-        <w:t xml:space="preserve"> π</w:t>
-      </w:r>
-      <w:proofErr w:type="spellStart"/>
-      <w:r>
-        <w:rPr>
-          <w:rFonts w:ascii="Calibri" w:eastAsia="Arial" w:hAnsi="Calibri" w:cs="Calibri"/>
-          <w:b/>
-          <w:bCs/>
-        </w:rPr>
-        <w:t>εριγρ</w:t>
-      </w:r>
-      <w:proofErr w:type="spellEnd"/>
-      <w:r>
-        <w:rPr>
-          <w:rFonts w:ascii="Calibri" w:eastAsia="Arial" w:hAnsi="Calibri" w:cs="Calibri"/>
-          <w:b/>
-          <w:bCs/>
-        </w:rPr>
-        <w:t xml:space="preserve">αφή: </w:t>
-      </w:r>
-      <w:r>
-        <w:rPr>
-          <w:rFonts w:ascii="Calibri" w:eastAsia="Arial" w:hAnsi="Calibri" w:cs="Calibri"/>
-        </w:rPr>
-        <w:t xml:space="preserve">Ο </w:t>
-      </w:r>
-      <w:proofErr w:type="spellStart"/>
-      <w:r>
-        <w:rPr>
-          <w:rFonts w:ascii="Calibri" w:eastAsia="Arial" w:hAnsi="Calibri" w:cs="Calibri"/>
-        </w:rPr>
-        <w:t>χρήστης</w:t>
-      </w:r>
-      <w:proofErr w:type="spellEnd"/>
-      <w:r>
-        <w:rPr>
-          <w:rFonts w:ascii="Calibri" w:eastAsia="Arial" w:hAnsi="Calibri" w:cs="Calibri"/>
-        </w:rPr>
-        <w:t xml:space="preserve"> </w:t>
-      </w:r>
-      <w:proofErr w:type="spellStart"/>
-      <w:r>
-        <w:rPr>
-          <w:rFonts w:ascii="Calibri" w:eastAsia="Arial" w:hAnsi="Calibri" w:cs="Calibri"/>
-        </w:rPr>
-        <w:t>τρο</w:t>
-      </w:r>
-      <w:proofErr w:type="spellEnd"/>
-      <w:r>
-        <w:rPr>
-          <w:rFonts w:ascii="Calibri" w:eastAsia="Arial" w:hAnsi="Calibri" w:cs="Calibri"/>
-        </w:rPr>
-        <w:t xml:space="preserve">ποποιεί </w:t>
-      </w:r>
-      <w:proofErr w:type="spellStart"/>
-      <w:r>
-        <w:rPr>
-          <w:rFonts w:ascii="Calibri" w:eastAsia="Arial" w:hAnsi="Calibri" w:cs="Calibri"/>
-        </w:rPr>
-        <w:t>το</w:t>
-      </w:r>
-      <w:proofErr w:type="spellEnd"/>
-      <w:r>
-        <w:rPr>
-          <w:rFonts w:ascii="Calibri" w:eastAsia="Arial" w:hAnsi="Calibri" w:cs="Calibri"/>
-        </w:rPr>
-        <w:t xml:space="preserve"> Class Name, </w:t>
-      </w:r>
-      <w:proofErr w:type="spellStart"/>
-      <w:r>
-        <w:rPr>
-          <w:rFonts w:ascii="Calibri" w:eastAsia="Arial" w:hAnsi="Calibri" w:cs="Calibri"/>
-        </w:rPr>
-        <w:t>τις</w:t>
-      </w:r>
-      <w:proofErr w:type="spellEnd"/>
-      <w:r>
-        <w:rPr>
-          <w:rFonts w:ascii="Calibri" w:eastAsia="Arial" w:hAnsi="Calibri" w:cs="Calibri"/>
-        </w:rPr>
-        <w:t xml:space="preserve"> Responsibilities ή </w:t>
-      </w:r>
-      <w:proofErr w:type="spellStart"/>
-      <w:r>
-        <w:rPr>
-          <w:rFonts w:ascii="Calibri" w:eastAsia="Arial" w:hAnsi="Calibri" w:cs="Calibri"/>
-        </w:rPr>
-        <w:t>τις</w:t>
-      </w:r>
-      <w:proofErr w:type="spellEnd"/>
-      <w:r>
-        <w:rPr>
-          <w:rFonts w:ascii="Calibri" w:eastAsia="Arial" w:hAnsi="Calibri" w:cs="Calibri"/>
-        </w:rPr>
-        <w:t xml:space="preserve"> Collaborations </w:t>
-      </w:r>
-      <w:proofErr w:type="spellStart"/>
-      <w:r>
-        <w:rPr>
-          <w:rFonts w:ascii="Calibri" w:eastAsia="Arial" w:hAnsi="Calibri" w:cs="Calibri"/>
-        </w:rPr>
-        <w:t>μι</w:t>
-      </w:r>
-      <w:proofErr w:type="spellEnd"/>
-      <w:r>
-        <w:rPr>
-          <w:rFonts w:ascii="Calibri" w:eastAsia="Arial" w:hAnsi="Calibri" w:cs="Calibri"/>
-        </w:rPr>
-        <w:t>ας υπ</w:t>
-      </w:r>
-      <w:proofErr w:type="spellStart"/>
-      <w:r>
-        <w:rPr>
-          <w:rFonts w:ascii="Calibri" w:eastAsia="Arial" w:hAnsi="Calibri" w:cs="Calibri"/>
-        </w:rPr>
-        <w:t>άρχουσ</w:t>
-      </w:r>
-      <w:proofErr w:type="spellEnd"/>
-      <w:r>
-        <w:rPr>
-          <w:rFonts w:ascii="Calibri" w:eastAsia="Arial" w:hAnsi="Calibri" w:cs="Calibri"/>
-        </w:rPr>
-        <w:t>ας CRC Card.</w:t>
+      <w:r>
+        <w:rPr>
+          <w:rFonts w:ascii="Calibri" w:eastAsia="Arial" w:hAnsi="Calibri" w:cs="Calibri"/>
+          <w:b/>
+          <w:bCs/>
+        </w:rPr>
+        <w:t xml:space="preserve">Σύντομη περιγραφή: </w:t>
+      </w:r>
+      <w:r>
+        <w:rPr>
+          <w:rFonts w:ascii="Calibri" w:eastAsia="Arial" w:hAnsi="Calibri" w:cs="Calibri"/>
+        </w:rPr>
+        <w:t>Ο χρήστης τροποποιεί το Class Name, τις Responsibilities ή τις Collaborations μιας υπάρχουσας CRC Card.</w:t>
       </w:r>
     </w:p>
     <w:p>
@@ -14539,47 +14026,7 @@
           <w:bCs/>
           <w:color w:val="000000"/>
         </w:rPr>
-        <w:t>Βα</w:t>
-      </w:r>
-      <w:proofErr w:type="spellStart"/>
-      <w:r>
-        <w:rPr>
-          <w:rFonts w:ascii="Calibri" w:eastAsia="Arial" w:hAnsi="Calibri" w:cs="Calibri"/>
-          <w:b/>
-          <w:bCs/>
-          <w:color w:val="000000"/>
-        </w:rPr>
-        <w:t>σική</w:t>
-      </w:r>
-      <w:proofErr w:type="spellEnd"/>
-      <w:r>
-        <w:rPr>
-          <w:rFonts w:ascii="Calibri" w:eastAsia="Arial" w:hAnsi="Calibri" w:cs="Calibri"/>
-          <w:b/>
-          <w:bCs/>
-          <w:color w:val="000000"/>
-        </w:rPr>
-        <w:t xml:space="preserve"> </w:t>
-      </w:r>
-      <w:proofErr w:type="spellStart"/>
-      <w:r>
-        <w:rPr>
-          <w:rFonts w:ascii="Calibri" w:eastAsia="Arial" w:hAnsi="Calibri" w:cs="Calibri"/>
-          <w:b/>
-          <w:bCs/>
-          <w:color w:val="000000"/>
-        </w:rPr>
-        <w:t>ροή</w:t>
-      </w:r>
-      <w:proofErr w:type="spellEnd"/>
-      <w:r>
-        <w:rPr>
-          <w:rFonts w:ascii="Calibri" w:eastAsia="Arial" w:hAnsi="Calibri" w:cs="Calibri"/>
-          <w:b/>
-          <w:bCs/>
-          <w:color w:val="000000"/>
-        </w:rPr>
-        <w:t>:</w:t>
+        <w:t>Βασική ροή:</w:t>
       </w:r>
     </w:p>
     <w:p>
@@ -16022,7 +15469,6 @@
           <w:szCs w:val="28"/>
         </w:rPr>
       </w:pPr>
-      <w:proofErr w:type="spellStart"/>
       <w:r>
         <w:rPr>
           <w:rFonts w:ascii="Calibri" w:eastAsia="Arial" w:hAnsi="Calibri" w:cs="Calibri"/>
@@ -16031,84 +15477,7 @@
           <w:color w:val="1F3864"/>
           <w:u w:val="single"/>
         </w:rPr>
-        <w:t>Εν</w:t>
-      </w:r>
-      <w:proofErr w:type="spellEnd"/>
-      <w:r>
-        <w:rPr>
-          <w:rFonts w:ascii="Calibri" w:eastAsia="Arial" w:hAnsi="Calibri" w:cs="Calibri"/>
-          <w:b/>
-          <w:bCs/>
-          <w:color w:val="1F3864"/>
-          <w:u w:val="single"/>
-        </w:rPr>
-        <w:t xml:space="preserve">αλλακτική </w:t>
-      </w:r>
-      <w:proofErr w:type="spellStart"/>
-      <w:r>
-        <w:rPr>
-          <w:rFonts w:ascii="Calibri" w:eastAsia="Arial" w:hAnsi="Calibri" w:cs="Calibri"/>
-          <w:b/>
-          <w:bCs/>
-          <w:color w:val="1F3864"/>
-          <w:u w:val="single"/>
-        </w:rPr>
-        <w:t>ροή</w:t>
-      </w:r>
-      <w:proofErr w:type="spellEnd"/>
-      <w:r>
-        <w:rPr>
-          <w:rFonts w:ascii="Calibri" w:eastAsia="Arial" w:hAnsi="Calibri" w:cs="Calibri"/>
-          <w:b/>
-          <w:bCs/>
-          <w:color w:val="1F3864"/>
-          <w:u w:val="single"/>
-        </w:rPr>
-        <w:t xml:space="preserve"> 3 — </w:t>
-      </w:r>
-      <w:proofErr w:type="spellStart"/>
-      <w:r>
-        <w:rPr>
-          <w:rFonts w:ascii="Calibri" w:eastAsia="Arial" w:hAnsi="Calibri" w:cs="Calibri"/>
-          <w:b/>
-          <w:bCs/>
-          <w:color w:val="1F3864"/>
-          <w:u w:val="single"/>
-        </w:rPr>
-        <w:t>Ακύρωση</w:t>
-      </w:r>
-      <w:proofErr w:type="spellEnd"/>
-      <w:r>
-        <w:rPr>
-          <w:rFonts w:ascii="Calibri" w:eastAsia="Arial" w:hAnsi="Calibri" w:cs="Calibri"/>
-          <w:b/>
-          <w:bCs/>
-          <w:color w:val="1F3864"/>
-          <w:u w:val="single"/>
-        </w:rPr>
-        <w:t xml:space="preserve"> επ</w:t>
-      </w:r>
-      <w:proofErr w:type="spellStart"/>
-      <w:r>
-        <w:rPr>
-          <w:rFonts w:ascii="Calibri" w:eastAsia="Arial" w:hAnsi="Calibri" w:cs="Calibri"/>
-          <w:b/>
-          <w:bCs/>
-          <w:color w:val="1F3864"/>
-          <w:u w:val="single"/>
-        </w:rPr>
-        <w:t>εξεργ</w:t>
-      </w:r>
-      <w:proofErr w:type="spellEnd"/>
-      <w:r>
-        <w:rPr>
-          <w:rFonts w:ascii="Calibri" w:eastAsia="Arial" w:hAnsi="Calibri" w:cs="Calibri"/>
-          <w:b/>
-          <w:bCs/>
-          <w:color w:val="1F3864"/>
-          <w:u w:val="single"/>
-        </w:rPr>
-        <w:t>ασίας:</w:t>
+        <w:t>Εναλλακτική ροή 3 — Ακύρωση επεξεργασίας:</w:t>
       </w:r>
     </w:p>
     <w:p>
@@ -16250,35 +15619,7 @@
         <w:rPr>
           <w:rFonts w:ascii="Calibri" w:eastAsia="Arial" w:hAnsi="Calibri" w:cs="Calibri"/>
         </w:rPr>
-        <w:t xml:space="preserve"> </w:t>
-      </w:r>
-      <w:proofErr w:type="spellStart"/>
-      <w:r>
-        <w:rPr>
-          <w:rFonts w:ascii="Calibri" w:eastAsia="Arial" w:hAnsi="Calibri" w:cs="Calibri"/>
-        </w:rPr>
-        <w:t>στη</w:t>
-      </w:r>
-      <w:proofErr w:type="spellEnd"/>
-      <w:r>
-        <w:rPr>
-          <w:rFonts w:ascii="Calibri" w:eastAsia="Arial" w:hAnsi="Calibri" w:cs="Calibri"/>
-        </w:rPr>
-        <w:t xml:space="preserve"> </w:t>
-      </w:r>
-      <w:proofErr w:type="spellStart"/>
-      <w:r>
-        <w:rPr>
-          <w:rFonts w:ascii="Calibri" w:eastAsia="Arial" w:hAnsi="Calibri" w:cs="Calibri"/>
-        </w:rPr>
-        <w:t>φόρμ</w:t>
-      </w:r>
-      <w:proofErr w:type="spellEnd"/>
-      <w:r>
-        <w:rPr>
-          <w:rFonts w:ascii="Calibri" w:eastAsia="Arial" w:hAnsi="Calibri" w:cs="Calibri"/>
-        </w:rPr>
-        <w:t>α "Edit CRC Card Form"</w:t>
+        <w:t xml:space="preserve"> στη φόρμα "Edit CRC Card Form"</w:t>
       </w:r>
       <w:r>
         <w:rPr>
@@ -16414,35 +15755,7 @@
         <w:rPr>
           <w:rFonts w:ascii="Calibri" w:hAnsi="Calibri" w:cs="Calibri"/>
         </w:rPr>
-        <w:t xml:space="preserve"> Η </w:t>
-      </w:r>
-      <w:proofErr w:type="spellStart"/>
-      <w:r>
-        <w:rPr>
-          <w:rFonts w:ascii="Calibri" w:hAnsi="Calibri" w:cs="Calibri"/>
-        </w:rPr>
-        <w:t>ροή</w:t>
-      </w:r>
-      <w:proofErr w:type="spellEnd"/>
-      <w:r>
-        <w:rPr>
-          <w:rFonts w:ascii="Calibri" w:hAnsi="Calibri" w:cs="Calibri"/>
-        </w:rPr>
-        <w:t xml:space="preserve"> </w:t>
-      </w:r>
-      <w:proofErr w:type="spellStart"/>
-      <w:r>
-        <w:rPr>
-          <w:rFonts w:ascii="Calibri" w:hAnsi="Calibri" w:cs="Calibri"/>
-        </w:rPr>
-        <w:t>τερμ</w:t>
-      </w:r>
-      <w:proofErr w:type="spellEnd"/>
-      <w:r>
-        <w:rPr>
-          <w:rFonts w:ascii="Calibri" w:hAnsi="Calibri" w:cs="Calibri"/>
-        </w:rPr>
-        <w:t>ατίζεται.</w:t>
+        <w:t xml:space="preserve"> Η ροή τερματίζεται.</w:t>
       </w:r>
     </w:p>
     <w:p>
@@ -16564,6 +15877,15 @@
     </w:p>
     <w:p>
       <w:pPr>
+        <w:spacing w:before="60" w:after="60" w:line="240" w:lineRule="auto"/>
+        <w:rPr>
+          <w:rFonts w:ascii="Calibri" w:hAnsi="Calibri" w:cs="Calibri"/>
+          <w:lang w:val="el-GR"/>
+        </w:rPr>
+      </w:pPr>
+    </w:p>
+    <w:p>
+      <w:pPr>
         <w:pStyle w:val="Heading2"/>
         <w:rPr>
           <w:b/>
@@ -16575,7 +15897,6 @@
           <w:b/>
           <w:bCs/>
         </w:rPr>
-        <w:lastRenderedPageBreak/>
         <w:t>UC</w:t>
       </w:r>
       <w:r>
@@ -16583,6 +15904,13 @@
           <w:b/>
           <w:bCs/>
         </w:rPr>
+        <w:t>0</w:t>
+      </w:r>
+      <w:r>
+        <w:rPr>
+          <w:b/>
+          <w:bCs/>
+        </w:rPr>
         <w:t>8</w:t>
       </w:r>
       <w:r>
@@ -16590,23 +15918,7 @@
           <w:b/>
           <w:bCs/>
         </w:rPr>
-        <w:t xml:space="preserve"> — </w:t>
-      </w:r>
-      <w:proofErr w:type="spellStart"/>
-      <w:r>
-        <w:rPr>
-          <w:b/>
-          <w:bCs/>
-        </w:rPr>
-        <w:t>Δι</w:t>
-      </w:r>
-      <w:proofErr w:type="spellEnd"/>
-      <w:r>
-        <w:rPr>
-          <w:b/>
-          <w:bCs/>
-        </w:rPr>
-        <w:t>αγραφή CRC Card</w:t>
+        <w:t xml:space="preserve"> — Διαγραφή CRC Card</w:t>
       </w:r>
     </w:p>
     <w:p>
@@ -16624,7 +15936,47 @@
           <w:b/>
           <w:bCs/>
         </w:rPr>
-        <w:t xml:space="preserve">Use Case ID: </w:t>
+        <w:t>Use</w:t>
+      </w:r>
+      <w:r>
+        <w:rPr>
+          <w:rFonts w:ascii="Calibri" w:eastAsia="Arial" w:hAnsi="Calibri" w:cs="Calibri"/>
+          <w:b/>
+          <w:bCs/>
+        </w:rPr>
+        <w:t xml:space="preserve"> </w:t>
+      </w:r>
+      <w:r>
+        <w:rPr>
+          <w:rFonts w:ascii="Calibri" w:eastAsia="Arial" w:hAnsi="Calibri" w:cs="Calibri"/>
+          <w:b/>
+          <w:bCs/>
+        </w:rPr>
+        <w:t>Case</w:t>
+      </w:r>
+      <w:r>
+        <w:rPr>
+          <w:rFonts w:ascii="Calibri" w:eastAsia="Arial" w:hAnsi="Calibri" w:cs="Calibri"/>
+          <w:b/>
+          <w:bCs/>
+        </w:rPr>
+        <w:t xml:space="preserve"> </w:t>
+      </w:r>
+      <w:r>
+        <w:rPr>
+          <w:rFonts w:ascii="Calibri" w:eastAsia="Arial" w:hAnsi="Calibri" w:cs="Calibri"/>
+          <w:b/>
+          <w:bCs/>
+        </w:rPr>
+        <w:t>ID</w:t>
+      </w:r>
+      <w:r>
+        <w:rPr>
+          <w:rFonts w:ascii="Calibri" w:eastAsia="Arial" w:hAnsi="Calibri" w:cs="Calibri"/>
+          <w:b/>
+          <w:bCs/>
+        </w:rPr>
+        <w:t xml:space="preserve">: </w:t>
       </w:r>
       <w:r>
         <w:rPr>
@@ -16872,47 +16224,7 @@
           <w:bCs/>
           <w:color w:val="000000"/>
         </w:rPr>
-        <w:t>Βα</w:t>
-      </w:r>
-      <w:proofErr w:type="spellStart"/>
-      <w:r>
-        <w:rPr>
-          <w:rFonts w:ascii="Calibri" w:eastAsia="Arial" w:hAnsi="Calibri" w:cs="Calibri"/>
-          <w:b/>
-          <w:bCs/>
-          <w:color w:val="000000"/>
-        </w:rPr>
-        <w:t>σική</w:t>
-      </w:r>
-      <w:proofErr w:type="spellEnd"/>
-      <w:r>
-        <w:rPr>
-          <w:rFonts w:ascii="Calibri" w:eastAsia="Arial" w:hAnsi="Calibri" w:cs="Calibri"/>
-          <w:b/>
-          <w:bCs/>
-          <w:color w:val="000000"/>
-        </w:rPr>
-        <w:t xml:space="preserve"> </w:t>
-      </w:r>
-      <w:proofErr w:type="spellStart"/>
-      <w:r>
-        <w:rPr>
-          <w:rFonts w:ascii="Calibri" w:eastAsia="Arial" w:hAnsi="Calibri" w:cs="Calibri"/>
-          <w:b/>
-          <w:bCs/>
-          <w:color w:val="000000"/>
-        </w:rPr>
-        <w:t>ροή</w:t>
-      </w:r>
-      <w:proofErr w:type="spellEnd"/>
-      <w:r>
-        <w:rPr>
-          <w:rFonts w:ascii="Calibri" w:eastAsia="Arial" w:hAnsi="Calibri" w:cs="Calibri"/>
-          <w:b/>
-          <w:bCs/>
-          <w:color w:val="000000"/>
-        </w:rPr>
-        <w:t>:</w:t>
+        <w:t>Βασική ροή:</w:t>
       </w:r>
     </w:p>
     <w:p>
@@ -17757,7 +17069,6 @@
           <w:szCs w:val="28"/>
         </w:rPr>
       </w:pPr>
-      <w:proofErr w:type="spellStart"/>
       <w:r>
         <w:rPr>
           <w:rFonts w:ascii="Calibri" w:eastAsia="Arial" w:hAnsi="Calibri" w:cs="Calibri"/>
@@ -17766,62 +17077,7 @@
           <w:color w:val="1F3864"/>
           <w:u w:val="single"/>
         </w:rPr>
-        <w:t>Εν</w:t>
-      </w:r>
-      <w:proofErr w:type="spellEnd"/>
-      <w:r>
-        <w:rPr>
-          <w:rFonts w:ascii="Calibri" w:eastAsia="Arial" w:hAnsi="Calibri" w:cs="Calibri"/>
-          <w:b/>
-          <w:bCs/>
-          <w:color w:val="1F3864"/>
-          <w:u w:val="single"/>
-        </w:rPr>
-        <w:t xml:space="preserve">αλλακτική </w:t>
-      </w:r>
-      <w:proofErr w:type="spellStart"/>
-      <w:r>
-        <w:rPr>
-          <w:rFonts w:ascii="Calibri" w:eastAsia="Arial" w:hAnsi="Calibri" w:cs="Calibri"/>
-          <w:b/>
-          <w:bCs/>
-          <w:color w:val="1F3864"/>
-          <w:u w:val="single"/>
-        </w:rPr>
-        <w:t>ροή</w:t>
-      </w:r>
-      <w:proofErr w:type="spellEnd"/>
-      <w:r>
-        <w:rPr>
-          <w:rFonts w:ascii="Calibri" w:eastAsia="Arial" w:hAnsi="Calibri" w:cs="Calibri"/>
-          <w:b/>
-          <w:bCs/>
-          <w:color w:val="1F3864"/>
-          <w:u w:val="single"/>
-        </w:rPr>
-        <w:t xml:space="preserve"> 1 — </w:t>
-      </w:r>
-      <w:proofErr w:type="spellStart"/>
-      <w:r>
-        <w:rPr>
-          <w:rFonts w:ascii="Calibri" w:eastAsia="Arial" w:hAnsi="Calibri" w:cs="Calibri"/>
-          <w:b/>
-          <w:bCs/>
-          <w:color w:val="1F3864"/>
-          <w:u w:val="single"/>
-        </w:rPr>
-        <w:t>Ακύρωση</w:t>
-      </w:r>
-      <w:proofErr w:type="spellEnd"/>
-      <w:r>
-        <w:rPr>
-          <w:rFonts w:ascii="Calibri" w:eastAsia="Arial" w:hAnsi="Calibri" w:cs="Calibri"/>
-          <w:b/>
-          <w:bCs/>
-          <w:color w:val="1F3864"/>
-          <w:u w:val="single"/>
-        </w:rPr>
-        <w:t>:</w:t>
+        <w:t>Εναλλακτική ροή 1 — Ακύρωση:</w:t>
       </w:r>
     </w:p>
     <w:p>
@@ -17933,27 +17189,13 @@
         <w:rPr>
           <w:rFonts w:ascii="Calibri" w:eastAsia="Arial" w:hAnsi="Calibri" w:cs="Calibri"/>
         </w:rPr>
-        <w:t xml:space="preserve"> "Confirm Delete </w:t>
-      </w:r>
-      <w:proofErr w:type="gramStart"/>
-      <w:r>
-        <w:rPr>
-          <w:rFonts w:ascii="Calibri" w:eastAsia="Arial" w:hAnsi="Calibri" w:cs="Calibri"/>
-        </w:rPr>
-        <w:t>Dialog"</w:t>
-      </w:r>
-      <w:r>
-        <w:rPr>
-          <w:rFonts w:ascii="Calibri" w:eastAsia="Arial" w:hAnsi="Calibri" w:cs="Calibri"/>
-        </w:rPr>
-        <w:t>.</w:t>
-      </w:r>
-      <w:proofErr w:type="gramEnd"/>
-      <w:r>
-        <w:rPr>
-          <w:rFonts w:ascii="Calibri" w:eastAsia="Arial" w:hAnsi="Calibri" w:cs="Calibri"/>
-        </w:rPr>
-        <w:t xml:space="preserve"> </w:t>
+        <w:t xml:space="preserve"> "Confirm Delete Dialog"</w:t>
+      </w:r>
+      <w:r>
+        <w:rPr>
+          <w:rFonts w:ascii="Calibri" w:eastAsia="Arial" w:hAnsi="Calibri" w:cs="Calibri"/>
+        </w:rPr>
+        <w:t xml:space="preserve">. </w:t>
       </w:r>
     </w:p>
     <w:p>
@@ -18057,35 +17299,7 @@
         <w:rPr>
           <w:rFonts w:ascii="Calibri" w:hAnsi="Calibri" w:cs="Calibri"/>
         </w:rPr>
-        <w:t xml:space="preserve"> Η </w:t>
-      </w:r>
-      <w:proofErr w:type="spellStart"/>
-      <w:r>
-        <w:rPr>
-          <w:rFonts w:ascii="Calibri" w:hAnsi="Calibri" w:cs="Calibri"/>
-        </w:rPr>
-        <w:t>ροή</w:t>
-      </w:r>
-      <w:proofErr w:type="spellEnd"/>
-      <w:r>
-        <w:rPr>
-          <w:rFonts w:ascii="Calibri" w:hAnsi="Calibri" w:cs="Calibri"/>
-        </w:rPr>
-        <w:t xml:space="preserve"> </w:t>
-      </w:r>
-      <w:proofErr w:type="spellStart"/>
-      <w:r>
-        <w:rPr>
-          <w:rFonts w:ascii="Calibri" w:hAnsi="Calibri" w:cs="Calibri"/>
-        </w:rPr>
-        <w:t>τερμ</w:t>
-      </w:r>
-      <w:proofErr w:type="spellEnd"/>
-      <w:r>
-        <w:rPr>
-          <w:rFonts w:ascii="Calibri" w:hAnsi="Calibri" w:cs="Calibri"/>
-        </w:rPr>
-        <w:t>ατίζεται.</w:t>
+        <w:t xml:space="preserve"> Η ροή τερματίζεται.</w:t>
       </w:r>
     </w:p>
     <w:p>
@@ -18271,35 +17485,7 @@
         <w:rPr>
           <w:rFonts w:ascii="Calibri" w:hAnsi="Calibri" w:cs="Calibri"/>
         </w:rPr>
-        <w:t xml:space="preserve">4.α.3) Η </w:t>
-      </w:r>
-      <w:proofErr w:type="spellStart"/>
-      <w:r>
-        <w:rPr>
-          <w:rFonts w:ascii="Calibri" w:hAnsi="Calibri" w:cs="Calibri"/>
-        </w:rPr>
-        <w:t>ροή</w:t>
-      </w:r>
-      <w:proofErr w:type="spellEnd"/>
-      <w:r>
-        <w:rPr>
-          <w:rFonts w:ascii="Calibri" w:hAnsi="Calibri" w:cs="Calibri"/>
-        </w:rPr>
-        <w:t xml:space="preserve"> </w:t>
-      </w:r>
-      <w:proofErr w:type="spellStart"/>
-      <w:r>
-        <w:rPr>
-          <w:rFonts w:ascii="Calibri" w:hAnsi="Calibri" w:cs="Calibri"/>
-        </w:rPr>
-        <w:t>τερμ</w:t>
-      </w:r>
-      <w:proofErr w:type="spellEnd"/>
-      <w:r>
-        <w:rPr>
-          <w:rFonts w:ascii="Calibri" w:hAnsi="Calibri" w:cs="Calibri"/>
-        </w:rPr>
-        <w:t>ατίζεται.</w:t>
+        <w:t>4.α.3) Η ροή τερματίζεται.</w:t>
       </w:r>
     </w:p>
     <w:p>
@@ -18328,6 +17514,7 @@
           <w:bCs/>
           <w:lang w:val="el-GR"/>
         </w:rPr>
+        <w:lastRenderedPageBreak/>
         <w:t xml:space="preserve">Κατάσταση εξόδου: </w:t>
       </w:r>
       <w:r>
@@ -18409,6 +17596,12 @@
       </w:pPr>
       <w:r>
         <w:t>UC</w:t>
+      </w:r>
+      <w:r>
+        <w:rPr>
+          <w:lang w:val="el-GR"/>
+        </w:rPr>
+        <w:t>0</w:t>
       </w:r>
       <w:r>
         <w:rPr>
@@ -18598,14 +17791,12 @@
         </w:rPr>
         <w:t xml:space="preserve">) για τη δημιουργία οπτικού διαγράμματος περιπτώσεων χρήσης, συμβατό με </w:t>
       </w:r>
-      <w:proofErr w:type="spellStart"/>
       <w:r>
         <w:rPr>
           <w:rFonts w:ascii="Calibri" w:eastAsia="Arial" w:hAnsi="Calibri" w:cs="Calibri"/>
         </w:rPr>
         <w:t>PlantUML</w:t>
       </w:r>
-      <w:proofErr w:type="spellEnd"/>
       <w:r>
         <w:rPr>
           <w:rFonts w:ascii="Calibri" w:eastAsia="Arial" w:hAnsi="Calibri" w:cs="Calibri"/>
@@ -18613,14 +17804,12 @@
         </w:rPr>
         <w:t xml:space="preserve"> ή </w:t>
       </w:r>
-      <w:proofErr w:type="spellStart"/>
       <w:r>
         <w:rPr>
           <w:rFonts w:ascii="Calibri" w:eastAsia="Arial" w:hAnsi="Calibri" w:cs="Calibri"/>
         </w:rPr>
         <w:t>Nomnoml</w:t>
       </w:r>
-      <w:proofErr w:type="spellEnd"/>
       <w:r>
         <w:rPr>
           <w:rFonts w:ascii="Calibri" w:eastAsia="Arial" w:hAnsi="Calibri" w:cs="Calibri"/>
@@ -18812,47 +18001,7 @@
           <w:bCs/>
           <w:color w:val="000000"/>
         </w:rPr>
-        <w:t>Βα</w:t>
-      </w:r>
-      <w:proofErr w:type="spellStart"/>
-      <w:r>
-        <w:rPr>
-          <w:rFonts w:ascii="Calibri" w:eastAsia="Arial" w:hAnsi="Calibri" w:cs="Calibri"/>
-          <w:b/>
-          <w:bCs/>
-          <w:color w:val="000000"/>
-        </w:rPr>
-        <w:t>σική</w:t>
-      </w:r>
-      <w:proofErr w:type="spellEnd"/>
-      <w:r>
-        <w:rPr>
-          <w:rFonts w:ascii="Calibri" w:eastAsia="Arial" w:hAnsi="Calibri" w:cs="Calibri"/>
-          <w:b/>
-          <w:bCs/>
-          <w:color w:val="000000"/>
-        </w:rPr>
-        <w:t xml:space="preserve"> </w:t>
-      </w:r>
-      <w:proofErr w:type="spellStart"/>
-      <w:r>
-        <w:rPr>
-          <w:rFonts w:ascii="Calibri" w:eastAsia="Arial" w:hAnsi="Calibri" w:cs="Calibri"/>
-          <w:b/>
-          <w:bCs/>
-          <w:color w:val="000000"/>
-        </w:rPr>
-        <w:t>ροή</w:t>
-      </w:r>
-      <w:proofErr w:type="spellEnd"/>
-      <w:r>
-        <w:rPr>
-          <w:rFonts w:ascii="Calibri" w:eastAsia="Arial" w:hAnsi="Calibri" w:cs="Calibri"/>
-          <w:b/>
-          <w:bCs/>
-          <w:color w:val="000000"/>
-        </w:rPr>
-        <w:t>:</w:t>
+        <w:t>Βασική ροή:</w:t>
       </w:r>
     </w:p>
     <w:p>
@@ -18987,14 +18136,12 @@
         </w:rPr>
         <w:t xml:space="preserve"> επιλογής εργαλείου (</w:t>
       </w:r>
-      <w:proofErr w:type="spellStart"/>
       <w:r>
         <w:rPr>
           <w:rFonts w:ascii="Calibri" w:eastAsia="Arial" w:hAnsi="Calibri" w:cs="Calibri"/>
         </w:rPr>
         <w:t>PlantUML</w:t>
       </w:r>
-      <w:proofErr w:type="spellEnd"/>
       <w:r>
         <w:rPr>
           <w:rFonts w:ascii="Calibri" w:eastAsia="Arial" w:hAnsi="Calibri" w:cs="Calibri"/>
@@ -19002,14 +18149,12 @@
         </w:rPr>
         <w:t xml:space="preserve"> / </w:t>
       </w:r>
-      <w:proofErr w:type="spellStart"/>
       <w:r>
         <w:rPr>
           <w:rFonts w:ascii="Calibri" w:eastAsia="Arial" w:hAnsi="Calibri" w:cs="Calibri"/>
         </w:rPr>
         <w:t>Nomnoml</w:t>
       </w:r>
-      <w:proofErr w:type="spellEnd"/>
       <w:r>
         <w:rPr>
           <w:rFonts w:ascii="Calibri" w:eastAsia="Arial" w:hAnsi="Calibri" w:cs="Calibri"/>
@@ -19645,14 +18790,12 @@
         </w:rPr>
         <w:t xml:space="preserve"> </w:t>
       </w:r>
-      <w:proofErr w:type="spellStart"/>
       <w:r>
         <w:rPr>
           <w:rFonts w:ascii="Calibri" w:eastAsia="Arial" w:hAnsi="Calibri" w:cs="Calibri"/>
         </w:rPr>
         <w:t>plantuml</w:t>
       </w:r>
-      <w:proofErr w:type="spellEnd"/>
       <w:r>
         <w:rPr>
           <w:rFonts w:ascii="Calibri" w:eastAsia="Arial" w:hAnsi="Calibri" w:cs="Calibri"/>
@@ -19686,14 +18829,12 @@
         </w:rPr>
         <w:t xml:space="preserve"> </w:t>
       </w:r>
-      <w:proofErr w:type="spellStart"/>
       <w:r>
         <w:rPr>
           <w:rFonts w:ascii="Calibri" w:eastAsia="Arial" w:hAnsi="Calibri" w:cs="Calibri"/>
         </w:rPr>
         <w:t>nomnoml</w:t>
       </w:r>
-      <w:proofErr w:type="spellEnd"/>
       <w:r>
         <w:rPr>
           <w:rFonts w:ascii="Calibri" w:eastAsia="Arial" w:hAnsi="Calibri" w:cs="Calibri"/>
@@ -19717,94 +18858,22 @@
     </w:p>
     <w:p>
       <w:pPr>
-        <w:pStyle w:val="ListParagraph"/>
-        <w:numPr>
-          <w:ilvl w:val="0"/>
-          <w:numId w:val="12"/>
-        </w:numPr>
-        <w:spacing w:before="80" w:after="80" w:line="240" w:lineRule="auto"/>
-        <w:contextualSpacing w:val="0"/>
+        <w:spacing w:before="60" w:after="60"/>
+        <w:rPr>
+          <w:rFonts w:ascii="Calibri" w:hAnsi="Calibri" w:cs="Calibri"/>
+          <w:lang w:val="el-GR"/>
+        </w:rPr>
+      </w:pPr>
+    </w:p>
+    <w:p>
+      <w:pPr>
+        <w:spacing w:before="120" w:after="60"/>
         <w:rPr>
           <w:rFonts w:ascii="Calibri" w:hAnsi="Calibri" w:cs="Calibri"/>
           <w:sz w:val="28"/>
           <w:szCs w:val="28"/>
-          <w:lang w:val="el-GR"/>
-        </w:rPr>
-      </w:pPr>
-      <w:r>
-        <w:rPr>
-          <w:rFonts w:ascii="Calibri" w:eastAsia="Arial" w:hAnsi="Calibri" w:cs="Calibri"/>
-          <w:lang w:val="el-GR"/>
-        </w:rPr>
-        <w:t>Ο χρήστης</w:t>
-      </w:r>
-      <w:r>
-        <w:rPr>
-          <w:rFonts w:ascii="Calibri" w:eastAsia="Arial" w:hAnsi="Calibri" w:cs="Calibri"/>
-          <w:lang w:val="el-GR"/>
-        </w:rPr>
-        <w:t xml:space="preserve"> οπτικοποιεί το διάγραμμα μέσω μια </w:t>
-      </w:r>
-      <w:r>
-        <w:rPr>
-          <w:rFonts w:ascii="Calibri" w:eastAsia="Arial" w:hAnsi="Calibri" w:cs="Calibri"/>
-          <w:lang w:val="el-GR"/>
-        </w:rPr>
-        <w:t>διαδικτυακής εφαρμογής</w:t>
-      </w:r>
-      <w:r>
-        <w:rPr>
-          <w:rFonts w:ascii="Calibri" w:eastAsia="Arial" w:hAnsi="Calibri" w:cs="Calibri"/>
-          <w:lang w:val="el-GR"/>
-        </w:rPr>
-        <w:t xml:space="preserve"> </w:t>
-      </w:r>
-      <w:r>
-        <w:rPr>
-          <w:rFonts w:ascii="Calibri" w:eastAsia="Arial" w:hAnsi="Calibri" w:cs="Calibri"/>
-          <w:lang w:val="el-GR"/>
-        </w:rPr>
-        <w:t>(</w:t>
-      </w:r>
-      <w:r>
-        <w:rPr>
-          <w:rFonts w:ascii="Calibri" w:eastAsia="Arial" w:hAnsi="Calibri" w:cs="Calibri"/>
-        </w:rPr>
-        <w:t>U</w:t>
-      </w:r>
-      <w:r>
-        <w:rPr>
-          <w:rFonts w:ascii="Calibri" w:eastAsia="Arial" w:hAnsi="Calibri" w:cs="Calibri"/>
-        </w:rPr>
-        <w:t>C</w:t>
-      </w:r>
-      <w:r>
-        <w:rPr>
-          <w:rFonts w:ascii="Calibri" w:eastAsia="Arial" w:hAnsi="Calibri" w:cs="Calibri"/>
-          <w:lang w:val="el-GR"/>
-        </w:rPr>
-        <w:t>11).</w:t>
-      </w:r>
-    </w:p>
-    <w:p>
-      <w:pPr>
-        <w:spacing w:before="60" w:after="60"/>
-        <w:rPr>
-          <w:rFonts w:ascii="Calibri" w:hAnsi="Calibri" w:cs="Calibri"/>
-          <w:lang w:val="el-GR"/>
-        </w:rPr>
-      </w:pPr>
-    </w:p>
-    <w:p>
-      <w:pPr>
-        <w:spacing w:before="120" w:after="60"/>
-        <w:rPr>
-          <w:rFonts w:ascii="Calibri" w:hAnsi="Calibri" w:cs="Calibri"/>
-          <w:sz w:val="28"/>
-          <w:szCs w:val="28"/>
-        </w:rPr>
-      </w:pPr>
-      <w:proofErr w:type="spellStart"/>
+        </w:rPr>
+      </w:pPr>
       <w:r>
         <w:rPr>
           <w:rFonts w:ascii="Calibri" w:eastAsia="Arial" w:hAnsi="Calibri" w:cs="Calibri"/>
@@ -19813,84 +18882,7 @@
           <w:color w:val="1F3864"/>
           <w:u w:val="single"/>
         </w:rPr>
-        <w:t>Εν</w:t>
-      </w:r>
-      <w:proofErr w:type="spellEnd"/>
-      <w:r>
-        <w:rPr>
-          <w:rFonts w:ascii="Calibri" w:eastAsia="Arial" w:hAnsi="Calibri" w:cs="Calibri"/>
-          <w:b/>
-          <w:bCs/>
-          <w:color w:val="1F3864"/>
-          <w:u w:val="single"/>
-        </w:rPr>
-        <w:t xml:space="preserve">αλλακτική </w:t>
-      </w:r>
-      <w:proofErr w:type="spellStart"/>
-      <w:r>
-        <w:rPr>
-          <w:rFonts w:ascii="Calibri" w:eastAsia="Arial" w:hAnsi="Calibri" w:cs="Calibri"/>
-          <w:b/>
-          <w:bCs/>
-          <w:color w:val="1F3864"/>
-          <w:u w:val="single"/>
-        </w:rPr>
-        <w:t>ροή</w:t>
-      </w:r>
-      <w:proofErr w:type="spellEnd"/>
-      <w:r>
-        <w:rPr>
-          <w:rFonts w:ascii="Calibri" w:eastAsia="Arial" w:hAnsi="Calibri" w:cs="Calibri"/>
-          <w:b/>
-          <w:bCs/>
-          <w:color w:val="1F3864"/>
-          <w:u w:val="single"/>
-        </w:rPr>
-        <w:t xml:space="preserve"> 1 — </w:t>
-      </w:r>
-      <w:proofErr w:type="spellStart"/>
-      <w:r>
-        <w:rPr>
-          <w:rFonts w:ascii="Calibri" w:eastAsia="Arial" w:hAnsi="Calibri" w:cs="Calibri"/>
-          <w:b/>
-          <w:bCs/>
-          <w:color w:val="1F3864"/>
-          <w:u w:val="single"/>
-        </w:rPr>
-        <w:t>Ανε</w:t>
-      </w:r>
-      <w:proofErr w:type="spellEnd"/>
-      <w:r>
-        <w:rPr>
-          <w:rFonts w:ascii="Calibri" w:eastAsia="Arial" w:hAnsi="Calibri" w:cs="Calibri"/>
-          <w:b/>
-          <w:bCs/>
-          <w:color w:val="1F3864"/>
-          <w:u w:val="single"/>
-        </w:rPr>
-        <w:t xml:space="preserve">παρκή </w:t>
-      </w:r>
-      <w:proofErr w:type="spellStart"/>
-      <w:r>
-        <w:rPr>
-          <w:rFonts w:ascii="Calibri" w:eastAsia="Arial" w:hAnsi="Calibri" w:cs="Calibri"/>
-          <w:b/>
-          <w:bCs/>
-          <w:color w:val="1F3864"/>
-          <w:u w:val="single"/>
-        </w:rPr>
-        <w:t>δεδομέν</w:t>
-      </w:r>
-      <w:proofErr w:type="spellEnd"/>
-      <w:r>
-        <w:rPr>
-          <w:rFonts w:ascii="Calibri" w:eastAsia="Arial" w:hAnsi="Calibri" w:cs="Calibri"/>
-          <w:b/>
-          <w:bCs/>
-          <w:color w:val="1F3864"/>
-          <w:u w:val="single"/>
-        </w:rPr>
-        <w:t>α:</w:t>
+        <w:t>Εναλλακτική ροή 1 — Ανεπαρκή δεδομένα:</w:t>
       </w:r>
     </w:p>
     <w:p>
@@ -20123,6 +19115,7 @@
           <w:rFonts w:ascii="Calibri" w:eastAsia="Arial" w:hAnsi="Calibri" w:cs="Calibri"/>
           <w:lang w:val="el-GR"/>
         </w:rPr>
+        <w:lastRenderedPageBreak/>
         <w:t>4</w:t>
       </w:r>
       <w:r>
@@ -20151,7 +19144,6 @@
         <w:rPr>
           <w:rFonts w:ascii="Calibri" w:hAnsi="Calibri" w:cs="Calibri"/>
         </w:rPr>
-        <w:lastRenderedPageBreak/>
         <w:t>4.α.4</w:t>
       </w:r>
       <w:r>
@@ -20165,35 +19157,7 @@
         <w:rPr>
           <w:rFonts w:ascii="Calibri" w:hAnsi="Calibri" w:cs="Calibri"/>
         </w:rPr>
-        <w:t xml:space="preserve"> Η </w:t>
-      </w:r>
-      <w:proofErr w:type="spellStart"/>
-      <w:r>
-        <w:rPr>
-          <w:rFonts w:ascii="Calibri" w:hAnsi="Calibri" w:cs="Calibri"/>
-        </w:rPr>
-        <w:t>ροή</w:t>
-      </w:r>
-      <w:proofErr w:type="spellEnd"/>
-      <w:r>
-        <w:rPr>
-          <w:rFonts w:ascii="Calibri" w:hAnsi="Calibri" w:cs="Calibri"/>
-        </w:rPr>
-        <w:t xml:space="preserve"> </w:t>
-      </w:r>
-      <w:proofErr w:type="spellStart"/>
-      <w:r>
-        <w:rPr>
-          <w:rFonts w:ascii="Calibri" w:hAnsi="Calibri" w:cs="Calibri"/>
-        </w:rPr>
-        <w:t>τερμ</w:t>
-      </w:r>
-      <w:proofErr w:type="spellEnd"/>
-      <w:r>
-        <w:rPr>
-          <w:rFonts w:ascii="Calibri" w:hAnsi="Calibri" w:cs="Calibri"/>
-        </w:rPr>
-        <w:t>ατίζεται.</w:t>
+        <w:t xml:space="preserve"> Η ροή τερματίζεται.</w:t>
       </w:r>
     </w:p>
     <w:p>
@@ -20305,7 +19269,69 @@
           <w:rFonts w:ascii="Calibri" w:eastAsia="Arial" w:hAnsi="Calibri" w:cs="Calibri"/>
           <w:lang w:val="el-GR"/>
         </w:rPr>
-        <w:t xml:space="preserve"> και διαθέσιμο για αντιγραφή.</w:t>
+        <w:t xml:space="preserve"> </w:t>
+      </w:r>
+      <w:r>
+        <w:rPr>
+          <w:rFonts w:ascii="Calibri" w:eastAsia="Arial" w:hAnsi="Calibri" w:cs="Calibri"/>
+          <w:color w:val="EE0000"/>
+          <w:lang w:val="el-GR"/>
+        </w:rPr>
+        <w:t xml:space="preserve">σε πεδίο κειμένου </w:t>
+      </w:r>
+      <w:r>
+        <w:rPr>
+          <w:rFonts w:ascii="Calibri" w:eastAsia="Arial" w:hAnsi="Calibri" w:cs="Calibri"/>
+          <w:color w:val="EE0000"/>
+        </w:rPr>
+        <w:t>read</w:t>
+      </w:r>
+      <w:r>
+        <w:rPr>
+          <w:rFonts w:ascii="Calibri" w:eastAsia="Arial" w:hAnsi="Calibri" w:cs="Calibri"/>
+          <w:color w:val="EE0000"/>
+          <w:lang w:val="el-GR"/>
+        </w:rPr>
+        <w:t>-</w:t>
+      </w:r>
+      <w:r>
+        <w:rPr>
+          <w:rFonts w:ascii="Calibri" w:eastAsia="Arial" w:hAnsi="Calibri" w:cs="Calibri"/>
+          <w:color w:val="EE0000"/>
+        </w:rPr>
+        <w:t>only</w:t>
+      </w:r>
+      <w:r>
+        <w:rPr>
+          <w:rFonts w:ascii="Calibri" w:eastAsia="Arial" w:hAnsi="Calibri" w:cs="Calibri"/>
+          <w:color w:val="EE0000"/>
+          <w:lang w:val="el-GR"/>
+        </w:rPr>
+        <w:t xml:space="preserve">, </w:t>
+      </w:r>
+      <w:r>
+        <w:rPr>
+          <w:rFonts w:ascii="Calibri" w:eastAsia="Arial" w:hAnsi="Calibri" w:cs="Calibri"/>
+          <w:color w:val="EE0000"/>
+          <w:lang w:val="el-GR"/>
+        </w:rPr>
+        <w:t>διαθέσιμο για αντιγραφή</w:t>
+      </w:r>
+      <w:r>
+        <w:rPr>
+          <w:rFonts w:ascii="Calibri" w:eastAsia="Arial" w:hAnsi="Calibri" w:cs="Calibri"/>
+          <w:color w:val="EE0000"/>
+          <w:lang w:val="el-GR"/>
+        </w:rPr>
+        <w:t xml:space="preserve"> και χρήση σε εξωτερικό εργαλείο</w:t>
+      </w:r>
+      <w:r>
+        <w:rPr>
+          <w:rFonts w:ascii="Calibri" w:eastAsia="Arial" w:hAnsi="Calibri" w:cs="Calibri"/>
+          <w:color w:val="EE0000"/>
+          <w:lang w:val="el-GR"/>
+        </w:rPr>
+        <w:t>.</w:t>
       </w:r>
     </w:p>
     <w:p>
@@ -20573,14 +19599,12 @@
         </w:rPr>
         <w:t xml:space="preserve">, συμβατό με </w:t>
       </w:r>
-      <w:proofErr w:type="spellStart"/>
       <w:r>
         <w:rPr>
           <w:rFonts w:ascii="Calibri" w:eastAsia="Arial" w:hAnsi="Calibri" w:cs="Calibri"/>
         </w:rPr>
         <w:t>PlantUML</w:t>
       </w:r>
-      <w:proofErr w:type="spellEnd"/>
       <w:r>
         <w:rPr>
           <w:rFonts w:ascii="Calibri" w:eastAsia="Arial" w:hAnsi="Calibri" w:cs="Calibri"/>
@@ -20588,14 +19612,12 @@
         </w:rPr>
         <w:t xml:space="preserve"> ή </w:t>
       </w:r>
-      <w:proofErr w:type="spellStart"/>
       <w:r>
         <w:rPr>
           <w:rFonts w:ascii="Calibri" w:eastAsia="Arial" w:hAnsi="Calibri" w:cs="Calibri"/>
         </w:rPr>
         <w:t>Nomnoml</w:t>
       </w:r>
-      <w:proofErr w:type="spellEnd"/>
       <w:r>
         <w:rPr>
           <w:rFonts w:ascii="Calibri" w:eastAsia="Arial" w:hAnsi="Calibri" w:cs="Calibri"/>
@@ -20732,47 +19754,7 @@
           <w:bCs/>
           <w:color w:val="000000"/>
         </w:rPr>
-        <w:t>Βα</w:t>
-      </w:r>
-      <w:proofErr w:type="spellStart"/>
-      <w:r>
-        <w:rPr>
-          <w:rFonts w:ascii="Calibri" w:eastAsia="Arial" w:hAnsi="Calibri" w:cs="Calibri"/>
-          <w:b/>
-          <w:bCs/>
-          <w:color w:val="000000"/>
-        </w:rPr>
-        <w:t>σική</w:t>
-      </w:r>
-      <w:proofErr w:type="spellEnd"/>
-      <w:r>
-        <w:rPr>
-          <w:rFonts w:ascii="Calibri" w:eastAsia="Arial" w:hAnsi="Calibri" w:cs="Calibri"/>
-          <w:b/>
-          <w:bCs/>
-          <w:color w:val="000000"/>
-        </w:rPr>
-        <w:t xml:space="preserve"> </w:t>
-      </w:r>
-      <w:proofErr w:type="spellStart"/>
-      <w:r>
-        <w:rPr>
-          <w:rFonts w:ascii="Calibri" w:eastAsia="Arial" w:hAnsi="Calibri" w:cs="Calibri"/>
-          <w:b/>
-          <w:bCs/>
-          <w:color w:val="000000"/>
-        </w:rPr>
-        <w:t>ροή</w:t>
-      </w:r>
-      <w:proofErr w:type="spellEnd"/>
-      <w:r>
-        <w:rPr>
-          <w:rFonts w:ascii="Calibri" w:eastAsia="Arial" w:hAnsi="Calibri" w:cs="Calibri"/>
-          <w:b/>
-          <w:bCs/>
-          <w:color w:val="000000"/>
-        </w:rPr>
-        <w:t>:</w:t>
+        <w:t>Βασική ροή:</w:t>
       </w:r>
     </w:p>
     <w:p>
@@ -20900,14 +19882,12 @@
         </w:rPr>
         <w:t xml:space="preserve"> επιλογής εργαλείου (</w:t>
       </w:r>
-      <w:proofErr w:type="spellStart"/>
       <w:r>
         <w:rPr>
           <w:rFonts w:ascii="Calibri" w:eastAsia="Arial" w:hAnsi="Calibri" w:cs="Calibri"/>
         </w:rPr>
         <w:t>PlantUML</w:t>
       </w:r>
-      <w:proofErr w:type="spellEnd"/>
       <w:r>
         <w:rPr>
           <w:rFonts w:ascii="Calibri" w:eastAsia="Arial" w:hAnsi="Calibri" w:cs="Calibri"/>
@@ -20915,14 +19895,12 @@
         </w:rPr>
         <w:t xml:space="preserve"> / </w:t>
       </w:r>
-      <w:proofErr w:type="spellStart"/>
       <w:r>
         <w:rPr>
           <w:rFonts w:ascii="Calibri" w:eastAsia="Arial" w:hAnsi="Calibri" w:cs="Calibri"/>
         </w:rPr>
         <w:t>Nomnoml</w:t>
       </w:r>
-      <w:proofErr w:type="spellEnd"/>
       <w:r>
         <w:rPr>
           <w:rFonts w:ascii="Calibri" w:eastAsia="Arial" w:hAnsi="Calibri" w:cs="Calibri"/>
@@ -21354,14 +20332,12 @@
         </w:rPr>
         <w:t xml:space="preserve"> </w:t>
       </w:r>
-      <w:proofErr w:type="spellStart"/>
       <w:r>
         <w:rPr>
           <w:rFonts w:ascii="Calibri" w:eastAsia="Arial" w:hAnsi="Calibri" w:cs="Calibri"/>
         </w:rPr>
         <w:t>plantuml</w:t>
       </w:r>
-      <w:proofErr w:type="spellEnd"/>
       <w:r>
         <w:rPr>
           <w:rFonts w:ascii="Calibri" w:eastAsia="Arial" w:hAnsi="Calibri" w:cs="Calibri"/>
@@ -21395,14 +20371,12 @@
         </w:rPr>
         <w:t xml:space="preserve"> </w:t>
       </w:r>
-      <w:proofErr w:type="spellStart"/>
       <w:r>
         <w:rPr>
           <w:rFonts w:ascii="Calibri" w:eastAsia="Arial" w:hAnsi="Calibri" w:cs="Calibri"/>
         </w:rPr>
         <w:t>nomnoml</w:t>
       </w:r>
-      <w:proofErr w:type="spellEnd"/>
       <w:r>
         <w:rPr>
           <w:rFonts w:ascii="Calibri" w:eastAsia="Arial" w:hAnsi="Calibri" w:cs="Calibri"/>
@@ -21422,50 +20396,6 @@
           <w:lang w:val="el-GR"/>
         </w:rPr>
         <w:t>».</w:t>
-      </w:r>
-    </w:p>
-    <w:p>
-      <w:pPr>
-        <w:pStyle w:val="ListParagraph"/>
-        <w:numPr>
-          <w:ilvl w:val="0"/>
-          <w:numId w:val="19"/>
-        </w:numPr>
-        <w:spacing w:before="80" w:after="80" w:line="240" w:lineRule="auto"/>
-        <w:contextualSpacing w:val="0"/>
-        <w:rPr>
-          <w:rFonts w:ascii="Calibri" w:hAnsi="Calibri" w:cs="Calibri"/>
-          <w:sz w:val="28"/>
-          <w:szCs w:val="28"/>
-          <w:lang w:val="el-GR"/>
-        </w:rPr>
-      </w:pPr>
-      <w:r>
-        <w:rPr>
-          <w:rFonts w:ascii="Calibri" w:eastAsia="Arial" w:hAnsi="Calibri" w:cs="Calibri"/>
-          <w:lang w:val="el-GR"/>
-        </w:rPr>
-        <w:t xml:space="preserve">Ο χρήστης οπτικοποιεί το διάγραμμα μέσω μια διαδικτυακής </w:t>
-      </w:r>
-      <w:r>
-        <w:rPr>
-          <w:rFonts w:ascii="Calibri" w:eastAsia="Arial" w:hAnsi="Calibri" w:cs="Calibri"/>
-          <w:lang w:val="el-GR"/>
-        </w:rPr>
-        <w:t>εφαρμογής (</w:t>
-      </w:r>
-      <w:r>
-        <w:rPr>
-          <w:rFonts w:ascii="Calibri" w:eastAsia="Arial" w:hAnsi="Calibri" w:cs="Calibri"/>
-        </w:rPr>
-        <w:t>UC</w:t>
-      </w:r>
-      <w:r>
-        <w:rPr>
-          <w:rFonts w:ascii="Calibri" w:eastAsia="Arial" w:hAnsi="Calibri" w:cs="Calibri"/>
-          <w:lang w:val="el-GR"/>
-        </w:rPr>
-        <w:t>11).</w:t>
       </w:r>
     </w:p>
     <w:p>
@@ -21729,35 +20659,7 @@
         <w:rPr>
           <w:rFonts w:ascii="Calibri" w:eastAsia="Arial" w:hAnsi="Calibri" w:cs="Calibri"/>
         </w:rPr>
-        <w:t>At least 1 CRC Card is required to generate a Class Diagram" </w:t>
-      </w:r>
-      <w:proofErr w:type="spellStart"/>
-      <w:r>
-        <w:rPr>
-          <w:rFonts w:ascii="Calibri" w:eastAsia="Arial" w:hAnsi="Calibri" w:cs="Calibri"/>
-        </w:rPr>
-        <w:t>στην</w:t>
-      </w:r>
-      <w:proofErr w:type="spellEnd"/>
-      <w:r>
-        <w:rPr>
-          <w:rFonts w:ascii="Calibri" w:eastAsia="Arial" w:hAnsi="Calibri" w:cs="Calibri"/>
-        </w:rPr>
-        <w:t xml:space="preserve"> </w:t>
-      </w:r>
-      <w:proofErr w:type="spellStart"/>
-      <w:r>
-        <w:rPr>
-          <w:rFonts w:ascii="Calibri" w:eastAsia="Arial" w:hAnsi="Calibri" w:cs="Calibri"/>
-        </w:rPr>
-        <w:t>οθόνη</w:t>
-      </w:r>
-      <w:proofErr w:type="spellEnd"/>
-      <w:r>
-        <w:rPr>
-          <w:rFonts w:ascii="Calibri" w:eastAsia="Arial" w:hAnsi="Calibri" w:cs="Calibri"/>
-        </w:rPr>
-        <w:t xml:space="preserve"> "Generate Diagrams</w:t>
+        <w:t>At least 1 CRC Card is required to generate a Class Diagram" στην οθόνη "Generate Diagrams</w:t>
       </w:r>
       <w:r>
         <w:rPr>
@@ -21841,36 +20743,19 @@
         <w:rPr>
           <w:rFonts w:ascii="Calibri" w:hAnsi="Calibri" w:cs="Calibri"/>
         </w:rPr>
-        <w:t xml:space="preserve"> Η </w:t>
-      </w:r>
-      <w:proofErr w:type="spellStart"/>
-      <w:r>
-        <w:rPr>
-          <w:rFonts w:ascii="Calibri" w:hAnsi="Calibri" w:cs="Calibri"/>
-        </w:rPr>
-        <w:t>ροή</w:t>
-      </w:r>
-      <w:proofErr w:type="spellEnd"/>
-      <w:r>
-        <w:rPr>
-          <w:rFonts w:ascii="Calibri" w:hAnsi="Calibri" w:cs="Calibri"/>
-        </w:rPr>
-        <w:t xml:space="preserve"> </w:t>
-      </w:r>
-      <w:proofErr w:type="spellStart"/>
-      <w:r>
-        <w:rPr>
-          <w:rFonts w:ascii="Calibri" w:hAnsi="Calibri" w:cs="Calibri"/>
-        </w:rPr>
-        <w:t>τερμ</w:t>
-      </w:r>
-      <w:proofErr w:type="spellEnd"/>
-      <w:r>
-        <w:rPr>
-          <w:rFonts w:ascii="Calibri" w:hAnsi="Calibri" w:cs="Calibri"/>
-        </w:rPr>
-        <w:t>ατίζεται.</w:t>
-      </w:r>
+        <w:t xml:space="preserve"> Η ροή τερματίζεται.</w:t>
+      </w:r>
+    </w:p>
+    <w:p>
+      <w:pPr>
+        <w:pStyle w:val="ListParagraph"/>
+        <w:spacing w:before="60" w:after="60" w:line="240" w:lineRule="auto"/>
+        <w:contextualSpacing w:val="0"/>
+        <w:rPr>
+          <w:rFonts w:ascii="Calibri" w:hAnsi="Calibri" w:cs="Calibri"/>
+          <w:lang w:val="el-GR"/>
+        </w:rPr>
+      </w:pPr>
     </w:p>
     <w:p>
       <w:pPr>
@@ -21980,13 +20865,45 @@
       <w:r>
         <w:rPr>
           <w:rFonts w:ascii="Calibri" w:eastAsia="Arial" w:hAnsi="Calibri" w:cs="Calibri"/>
-          <w:lang w:val="el-GR"/>
-        </w:rPr>
-        <w:t>και διαθέσιμο για αντιγραφή.</w:t>
-      </w:r>
-    </w:p>
-    <w:p>
-      <w:pPr>
+          <w:color w:val="EE0000"/>
+          <w:lang w:val="el-GR"/>
+        </w:rPr>
+        <w:t xml:space="preserve">σε πεδίο κειμένου </w:t>
+      </w:r>
+      <w:r>
+        <w:rPr>
+          <w:rFonts w:ascii="Calibri" w:eastAsia="Arial" w:hAnsi="Calibri" w:cs="Calibri"/>
+          <w:color w:val="EE0000"/>
+        </w:rPr>
+        <w:t>read</w:t>
+      </w:r>
+      <w:r>
+        <w:rPr>
+          <w:rFonts w:ascii="Calibri" w:eastAsia="Arial" w:hAnsi="Calibri" w:cs="Calibri"/>
+          <w:color w:val="EE0000"/>
+          <w:lang w:val="el-GR"/>
+        </w:rPr>
+        <w:t>-</w:t>
+      </w:r>
+      <w:r>
+        <w:rPr>
+          <w:rFonts w:ascii="Calibri" w:eastAsia="Arial" w:hAnsi="Calibri" w:cs="Calibri"/>
+          <w:color w:val="EE0000"/>
+        </w:rPr>
+        <w:t>only</w:t>
+      </w:r>
+      <w:r>
+        <w:rPr>
+          <w:rFonts w:ascii="Calibri" w:eastAsia="Arial" w:hAnsi="Calibri" w:cs="Calibri"/>
+          <w:color w:val="EE0000"/>
+          <w:lang w:val="el-GR"/>
+        </w:rPr>
+        <w:t>, διαθέσιμο για αντιγραφή και χρήση σε εξωτερικό εργαλείο.</w:t>
+      </w:r>
+    </w:p>
+    <w:p>
+      <w:pPr>
+        <w:spacing w:before="60" w:after="60"/>
         <w:rPr>
           <w:rFonts w:ascii="Calibri" w:hAnsi="Calibri" w:cs="Calibri"/>
           <w:lang w:val="el-GR"/>
@@ -22004,23 +20921,7 @@
         <w:t>1</w:t>
       </w:r>
       <w:r>
-        <w:t xml:space="preserve"> — </w:t>
-      </w:r>
-      <w:proofErr w:type="spellStart"/>
-      <w:r>
-        <w:t>Αντιγρ</w:t>
-      </w:r>
-      <w:proofErr w:type="spellEnd"/>
-      <w:r>
-        <w:t>αφή Παρα</w:t>
-      </w:r>
-      <w:proofErr w:type="spellStart"/>
-      <w:r>
-        <w:t>γόμενου</w:t>
-      </w:r>
-      <w:proofErr w:type="spellEnd"/>
-      <w:r>
-        <w:t xml:space="preserve"> Script</w:t>
+        <w:t xml:space="preserve"> — Διαμοιρασμός Project</w:t>
       </w:r>
     </w:p>
     <w:p>
@@ -22077,26 +20978,20 @@
           <w:rFonts w:ascii="Calibri" w:eastAsia="Arial" w:hAnsi="Calibri" w:cs="Calibri"/>
           <w:lang w:val="el-GR"/>
         </w:rPr>
-        <w:t xml:space="preserve">Αντιγραφή Παραγόμενου </w:t>
-      </w:r>
-      <w:r>
-        <w:rPr>
-          <w:rFonts w:ascii="Calibri" w:eastAsia="Arial" w:hAnsi="Calibri" w:cs="Calibri"/>
-        </w:rPr>
-        <w:t>Script</w:t>
-      </w:r>
-      <w:r>
-        <w:rPr>
-          <w:rFonts w:ascii="Calibri" w:eastAsia="Arial" w:hAnsi="Calibri" w:cs="Calibri"/>
-          <w:lang w:val="el-GR"/>
-        </w:rPr>
-        <w:t xml:space="preserve"> στο </w:t>
-      </w:r>
-      <w:r>
-        <w:rPr>
-          <w:rFonts w:ascii="Calibri" w:eastAsia="Arial" w:hAnsi="Calibri" w:cs="Calibri"/>
-        </w:rPr>
-        <w:t>Clipboard</w:t>
+        <w:t xml:space="preserve">Διαμοιρασμός </w:t>
+      </w:r>
+      <w:r>
+        <w:rPr>
+          <w:rFonts w:ascii="Calibri" w:eastAsia="Arial" w:hAnsi="Calibri" w:cs="Calibri"/>
+        </w:rPr>
+        <w:t>Project</w:t>
+      </w:r>
+      <w:r>
+        <w:rPr>
+          <w:rFonts w:ascii="Calibri" w:eastAsia="Arial" w:hAnsi="Calibri" w:cs="Calibri"/>
+          <w:lang w:val="el-GR"/>
+        </w:rPr>
+        <w:t xml:space="preserve"> με Συμμετέχοντες</w:t>
       </w:r>
     </w:p>
     <w:p>
@@ -22123,121 +21018,55 @@
           <w:rFonts w:ascii="Calibri" w:eastAsia="Arial" w:hAnsi="Calibri" w:cs="Calibri"/>
           <w:lang w:val="el-GR"/>
         </w:rPr>
-        <w:t xml:space="preserve">Ο χρήστης αντιγράφει το παραγόμενο </w:t>
-      </w:r>
-      <w:r>
-        <w:rPr>
-          <w:rFonts w:ascii="Calibri" w:eastAsia="Arial" w:hAnsi="Calibri" w:cs="Calibri"/>
-        </w:rPr>
-        <w:t>script</w:t>
-      </w:r>
-      <w:r>
-        <w:rPr>
-          <w:rFonts w:ascii="Calibri" w:eastAsia="Arial" w:hAnsi="Calibri" w:cs="Calibri"/>
-          <w:lang w:val="el-GR"/>
-        </w:rPr>
-        <w:t xml:space="preserve"> </w:t>
-      </w:r>
-      <w:r>
-        <w:rPr>
-          <w:rFonts w:ascii="Calibri" w:eastAsia="Arial" w:hAnsi="Calibri" w:cs="Calibri"/>
-        </w:rPr>
-        <w:t>UC</w:t>
-      </w:r>
-      <w:r>
-        <w:rPr>
-          <w:rFonts w:ascii="Calibri" w:eastAsia="Arial" w:hAnsi="Calibri" w:cs="Calibri"/>
-          <w:lang w:val="el-GR"/>
-        </w:rPr>
-        <w:t xml:space="preserve"> ή </w:t>
-      </w:r>
-      <w:r>
-        <w:rPr>
-          <w:rFonts w:ascii="Calibri" w:eastAsia="Arial" w:hAnsi="Calibri" w:cs="Calibri"/>
-        </w:rPr>
-        <w:t>Class</w:t>
-      </w:r>
-      <w:r>
-        <w:rPr>
-          <w:rFonts w:ascii="Calibri" w:eastAsia="Arial" w:hAnsi="Calibri" w:cs="Calibri"/>
-          <w:lang w:val="el-GR"/>
-        </w:rPr>
-        <w:t xml:space="preserve"> </w:t>
-      </w:r>
-      <w:r>
-        <w:rPr>
-          <w:rFonts w:ascii="Calibri" w:eastAsia="Arial" w:hAnsi="Calibri" w:cs="Calibri"/>
-        </w:rPr>
-        <w:t>Diagram</w:t>
-      </w:r>
-      <w:r>
-        <w:rPr>
-          <w:rFonts w:ascii="Calibri" w:eastAsia="Arial" w:hAnsi="Calibri" w:cs="Calibri"/>
-          <w:lang w:val="el-GR"/>
-        </w:rPr>
-        <w:t xml:space="preserve"> στο πρόχειρο (</w:t>
-      </w:r>
-      <w:r>
-        <w:rPr>
-          <w:rFonts w:ascii="Calibri" w:eastAsia="Arial" w:hAnsi="Calibri" w:cs="Calibri"/>
-        </w:rPr>
-        <w:t>clipboard</w:t>
-      </w:r>
-      <w:r>
-        <w:rPr>
-          <w:rFonts w:ascii="Calibri" w:eastAsia="Arial" w:hAnsi="Calibri" w:cs="Calibri"/>
-          <w:lang w:val="el-GR"/>
-        </w:rPr>
-        <w:t xml:space="preserve">) της συσκευής του, ώστε να το επικολλήσει σε εξωτερικό εργαλείο οπτικοποίησης (π.χ. </w:t>
-      </w:r>
-      <w:proofErr w:type="spellStart"/>
-      <w:r>
-        <w:rPr>
-          <w:rFonts w:ascii="Calibri" w:eastAsia="Arial" w:hAnsi="Calibri" w:cs="Calibri"/>
-        </w:rPr>
-        <w:t>plantuml</w:t>
-      </w:r>
-      <w:proofErr w:type="spellEnd"/>
-      <w:r>
-        <w:rPr>
-          <w:rFonts w:ascii="Calibri" w:eastAsia="Arial" w:hAnsi="Calibri" w:cs="Calibri"/>
-          <w:lang w:val="el-GR"/>
-        </w:rPr>
-        <w:t>.</w:t>
-      </w:r>
-      <w:r>
-        <w:rPr>
-          <w:rFonts w:ascii="Calibri" w:eastAsia="Arial" w:hAnsi="Calibri" w:cs="Calibri"/>
-        </w:rPr>
-        <w:t>com</w:t>
-      </w:r>
-      <w:r>
-        <w:rPr>
-          <w:rFonts w:ascii="Calibri" w:eastAsia="Arial" w:hAnsi="Calibri" w:cs="Calibri"/>
-          <w:lang w:val="el-GR"/>
-        </w:rPr>
-        <w:t xml:space="preserve">, </w:t>
-      </w:r>
-      <w:proofErr w:type="spellStart"/>
-      <w:r>
-        <w:rPr>
-          <w:rFonts w:ascii="Calibri" w:eastAsia="Arial" w:hAnsi="Calibri" w:cs="Calibri"/>
-        </w:rPr>
-        <w:t>nomnoml</w:t>
-      </w:r>
-      <w:proofErr w:type="spellEnd"/>
-      <w:r>
-        <w:rPr>
-          <w:rFonts w:ascii="Calibri" w:eastAsia="Arial" w:hAnsi="Calibri" w:cs="Calibri"/>
-          <w:lang w:val="el-GR"/>
-        </w:rPr>
-        <w:t>.</w:t>
-      </w:r>
-      <w:r>
-        <w:rPr>
-          <w:rFonts w:ascii="Calibri" w:eastAsia="Arial" w:hAnsi="Calibri" w:cs="Calibri"/>
-        </w:rPr>
-        <w:t>com</w:t>
+        <w:t xml:space="preserve">Ο </w:t>
+      </w:r>
+      <w:r>
+        <w:rPr>
+          <w:rFonts w:ascii="Calibri" w:eastAsia="Arial" w:hAnsi="Calibri" w:cs="Calibri"/>
+          <w:lang w:val="el-GR"/>
+        </w:rPr>
+        <w:t>Ιδιοκτήτης Οργανισμού</w:t>
+      </w:r>
+      <w:r>
+        <w:rPr>
+          <w:rFonts w:ascii="Calibri" w:eastAsia="Arial" w:hAnsi="Calibri" w:cs="Calibri"/>
+          <w:lang w:val="el-GR"/>
+        </w:rPr>
+        <w:t xml:space="preserve"> προσθέτει άλλους χρήστες στο </w:t>
+      </w:r>
+      <w:r>
+        <w:rPr>
+          <w:rFonts w:ascii="Calibri" w:eastAsia="Arial" w:hAnsi="Calibri" w:cs="Calibri"/>
+        </w:rPr>
+        <w:t>Project</w:t>
+      </w:r>
+      <w:r>
+        <w:rPr>
+          <w:rFonts w:ascii="Calibri" w:eastAsia="Arial" w:hAnsi="Calibri" w:cs="Calibri"/>
+          <w:lang w:val="el-GR"/>
+        </w:rPr>
+        <w:t>, δίνοντάς τους δικαιώματα επεξεργασίας (</w:t>
+      </w:r>
+      <w:r>
+        <w:rPr>
+          <w:rFonts w:ascii="Calibri" w:eastAsia="Arial" w:hAnsi="Calibri" w:cs="Calibri"/>
+          <w:lang w:val="el-GR"/>
+        </w:rPr>
+        <w:t>Συνεργάτης</w:t>
+      </w:r>
+      <w:r>
+        <w:rPr>
+          <w:rFonts w:ascii="Calibri" w:eastAsia="Arial" w:hAnsi="Calibri" w:cs="Calibri"/>
+          <w:lang w:val="el-GR"/>
+        </w:rPr>
+        <w:t>) ή μόνο παρακολούθησης/σχολιασμού (</w:t>
+      </w:r>
+      <w:r>
+        <w:rPr>
+          <w:rFonts w:ascii="Calibri" w:eastAsia="Arial" w:hAnsi="Calibri" w:cs="Calibri"/>
+          <w:lang w:val="el-GR"/>
+        </w:rPr>
+        <w:t>Αξιολογητής</w:t>
       </w:r>
       <w:r>
         <w:rPr>
@@ -22271,7 +21100,7 @@
           <w:rFonts w:ascii="Calibri" w:eastAsia="Arial" w:hAnsi="Calibri" w:cs="Calibri"/>
           <w:lang w:val="el-GR"/>
         </w:rPr>
-        <w:t>Προγραμματιστής (ιδιοκτήτης), Συνεργάτης, Αξιολογητής, Ιδιοκτήτης Οργανισμού</w:t>
+        <w:t>Ιδιοκτήτης Οργανισμού</w:t>
       </w:r>
     </w:p>
     <w:p>
@@ -22298,93 +21127,20 @@
           <w:rFonts w:ascii="Calibri" w:eastAsia="Arial" w:hAnsi="Calibri" w:cs="Calibri"/>
           <w:lang w:val="el-GR"/>
         </w:rPr>
-        <w:t xml:space="preserve">Έχει ήδη παραχθεί </w:t>
-      </w:r>
-      <w:r>
-        <w:rPr>
-          <w:rFonts w:ascii="Calibri" w:eastAsia="Arial" w:hAnsi="Calibri" w:cs="Calibri"/>
-        </w:rPr>
-        <w:t>script</w:t>
-      </w:r>
-      <w:r>
-        <w:rPr>
-          <w:rFonts w:ascii="Calibri" w:eastAsia="Arial" w:hAnsi="Calibri" w:cs="Calibri"/>
-          <w:lang w:val="el-GR"/>
-        </w:rPr>
-        <w:t xml:space="preserve"> στην οθόνη «</w:t>
-      </w:r>
-      <w:r>
-        <w:rPr>
-          <w:rFonts w:ascii="Calibri" w:eastAsia="Arial" w:hAnsi="Calibri" w:cs="Calibri"/>
-        </w:rPr>
-        <w:t>Generate</w:t>
-      </w:r>
-      <w:r>
-        <w:rPr>
-          <w:rFonts w:ascii="Calibri" w:eastAsia="Arial" w:hAnsi="Calibri" w:cs="Calibri"/>
-          <w:lang w:val="el-GR"/>
-        </w:rPr>
-        <w:t xml:space="preserve"> </w:t>
-      </w:r>
-      <w:r>
-        <w:rPr>
-          <w:rFonts w:ascii="Calibri" w:eastAsia="Arial" w:hAnsi="Calibri" w:cs="Calibri"/>
-        </w:rPr>
-        <w:t>Diagrams</w:t>
-      </w:r>
-      <w:r>
-        <w:rPr>
-          <w:rFonts w:ascii="Calibri" w:eastAsia="Arial" w:hAnsi="Calibri" w:cs="Calibri"/>
-          <w:lang w:val="el-GR"/>
-        </w:rPr>
-        <w:t xml:space="preserve">» (μέσω </w:t>
-      </w:r>
-      <w:r>
-        <w:rPr>
-          <w:rFonts w:ascii="Calibri" w:eastAsia="Arial" w:hAnsi="Calibri" w:cs="Calibri"/>
-        </w:rPr>
-        <w:t>UC</w:t>
-      </w:r>
-      <w:r>
-        <w:rPr>
-          <w:rFonts w:ascii="Calibri" w:eastAsia="Arial" w:hAnsi="Calibri" w:cs="Calibri"/>
-          <w:lang w:val="el-GR"/>
-        </w:rPr>
-        <w:t>09</w:t>
-      </w:r>
-      <w:r>
-        <w:rPr>
-          <w:rFonts w:ascii="Calibri" w:eastAsia="Arial" w:hAnsi="Calibri" w:cs="Calibri"/>
-          <w:lang w:val="el-GR"/>
-        </w:rPr>
-        <w:t xml:space="preserve"> ή </w:t>
-      </w:r>
-      <w:r>
-        <w:rPr>
-          <w:rFonts w:ascii="Calibri" w:eastAsia="Arial" w:hAnsi="Calibri" w:cs="Calibri"/>
-        </w:rPr>
-        <w:t>UC</w:t>
-      </w:r>
-      <w:r>
-        <w:rPr>
-          <w:rFonts w:ascii="Calibri" w:eastAsia="Arial" w:hAnsi="Calibri" w:cs="Calibri"/>
-          <w:lang w:val="el-GR"/>
-        </w:rPr>
-        <w:t>1</w:t>
-      </w:r>
-      <w:r>
-        <w:rPr>
-          <w:rFonts w:ascii="Calibri" w:eastAsia="Arial" w:hAnsi="Calibri" w:cs="Calibri"/>
-          <w:lang w:val="el-GR"/>
-        </w:rPr>
-        <w:t>0</w:t>
-      </w:r>
-      <w:r>
-        <w:rPr>
-          <w:rFonts w:ascii="Calibri" w:eastAsia="Arial" w:hAnsi="Calibri" w:cs="Calibri"/>
-          <w:lang w:val="el-GR"/>
-        </w:rPr>
-        <w:t>).</w:t>
+        <w:t xml:space="preserve">Το </w:t>
+      </w:r>
+      <w:r>
+        <w:rPr>
+          <w:rFonts w:ascii="Calibri" w:eastAsia="Arial" w:hAnsi="Calibri" w:cs="Calibri"/>
+        </w:rPr>
+        <w:t>Project</w:t>
+      </w:r>
+      <w:r>
+        <w:rPr>
+          <w:rFonts w:ascii="Calibri" w:eastAsia="Arial" w:hAnsi="Calibri" w:cs="Calibri"/>
+          <w:lang w:val="el-GR"/>
+        </w:rPr>
+        <w:t xml:space="preserve"> υπάρχει και ο χρήστης που θέλει να προστεθεί έχει ενεργό λογαριασμό στο σύστημα.</w:t>
       </w:r>
     </w:p>
     <w:p>
@@ -22413,1139 +21169,7 @@
           <w:bCs/>
           <w:color w:val="000000"/>
         </w:rPr>
-        <w:t>Βα</w:t>
-      </w:r>
-      <w:proofErr w:type="spellStart"/>
-      <w:r>
-        <w:rPr>
-          <w:rFonts w:ascii="Calibri" w:eastAsia="Arial" w:hAnsi="Calibri" w:cs="Calibri"/>
-          <w:b/>
-          <w:bCs/>
-          <w:color w:val="000000"/>
-        </w:rPr>
-        <w:t>σική</w:t>
-      </w:r>
-      <w:proofErr w:type="spellEnd"/>
-      <w:r>
-        <w:rPr>
-          <w:rFonts w:ascii="Calibri" w:eastAsia="Arial" w:hAnsi="Calibri" w:cs="Calibri"/>
-          <w:b/>
-          <w:bCs/>
-          <w:color w:val="000000"/>
-        </w:rPr>
-        <w:t xml:space="preserve"> </w:t>
-      </w:r>
-      <w:proofErr w:type="spellStart"/>
-      <w:r>
-        <w:rPr>
-          <w:rFonts w:ascii="Calibri" w:eastAsia="Arial" w:hAnsi="Calibri" w:cs="Calibri"/>
-          <w:b/>
-          <w:bCs/>
-          <w:color w:val="000000"/>
-        </w:rPr>
-        <w:t>ροή</w:t>
-      </w:r>
-      <w:proofErr w:type="spellEnd"/>
-      <w:r>
-        <w:rPr>
-          <w:rFonts w:ascii="Calibri" w:eastAsia="Arial" w:hAnsi="Calibri" w:cs="Calibri"/>
-          <w:b/>
-          <w:bCs/>
-          <w:color w:val="000000"/>
-        </w:rPr>
-        <w:t>:</w:t>
-      </w:r>
-    </w:p>
-    <w:p>
-      <w:pPr>
-        <w:pStyle w:val="ListParagraph"/>
-        <w:numPr>
-          <w:ilvl w:val="0"/>
-          <w:numId w:val="13"/>
-        </w:numPr>
-        <w:spacing w:before="80" w:after="80" w:line="240" w:lineRule="auto"/>
-        <w:contextualSpacing w:val="0"/>
-        <w:rPr>
-          <w:rFonts w:ascii="Calibri" w:hAnsi="Calibri" w:cs="Calibri"/>
-          <w:sz w:val="28"/>
-          <w:szCs w:val="28"/>
-          <w:lang w:val="el-GR"/>
-        </w:rPr>
-      </w:pPr>
-      <w:r>
-        <w:rPr>
-          <w:rFonts w:ascii="Calibri" w:eastAsia="Arial" w:hAnsi="Calibri" w:cs="Calibri"/>
-          <w:lang w:val="el-GR"/>
-        </w:rPr>
-        <w:t>Ο χρήστης βρίσκεται στην οθόνη «</w:t>
-      </w:r>
-      <w:r>
-        <w:rPr>
-          <w:rFonts w:ascii="Calibri" w:eastAsia="Arial" w:hAnsi="Calibri" w:cs="Calibri"/>
-        </w:rPr>
-        <w:t>Generate</w:t>
-      </w:r>
-      <w:r>
-        <w:rPr>
-          <w:rFonts w:ascii="Calibri" w:eastAsia="Arial" w:hAnsi="Calibri" w:cs="Calibri"/>
-          <w:lang w:val="el-GR"/>
-        </w:rPr>
-        <w:t xml:space="preserve"> </w:t>
-      </w:r>
-      <w:r>
-        <w:rPr>
-          <w:rFonts w:ascii="Calibri" w:eastAsia="Arial" w:hAnsi="Calibri" w:cs="Calibri"/>
-        </w:rPr>
-        <w:t>Diagrams</w:t>
-      </w:r>
-      <w:r>
-        <w:rPr>
-          <w:rFonts w:ascii="Calibri" w:eastAsia="Arial" w:hAnsi="Calibri" w:cs="Calibri"/>
-          <w:lang w:val="el-GR"/>
-        </w:rPr>
-        <w:t xml:space="preserve">» και βλέπει το παραγόμενο </w:t>
-      </w:r>
-      <w:r>
-        <w:rPr>
-          <w:rFonts w:ascii="Calibri" w:eastAsia="Arial" w:hAnsi="Calibri" w:cs="Calibri"/>
-        </w:rPr>
-        <w:t>script</w:t>
-      </w:r>
-      <w:r>
-        <w:rPr>
-          <w:rFonts w:ascii="Calibri" w:eastAsia="Arial" w:hAnsi="Calibri" w:cs="Calibri"/>
-          <w:lang w:val="el-GR"/>
-        </w:rPr>
-        <w:t xml:space="preserve"> σε πεδίο κειμένου </w:t>
-      </w:r>
-      <w:r>
-        <w:rPr>
-          <w:rFonts w:ascii="Calibri" w:eastAsia="Arial" w:hAnsi="Calibri" w:cs="Calibri"/>
-        </w:rPr>
-        <w:t>read</w:t>
-      </w:r>
-      <w:r>
-        <w:rPr>
-          <w:rFonts w:ascii="Calibri" w:eastAsia="Arial" w:hAnsi="Calibri" w:cs="Calibri"/>
-          <w:lang w:val="el-GR"/>
-        </w:rPr>
-        <w:t>-</w:t>
-      </w:r>
-      <w:r>
-        <w:rPr>
-          <w:rFonts w:ascii="Calibri" w:eastAsia="Arial" w:hAnsi="Calibri" w:cs="Calibri"/>
-        </w:rPr>
-        <w:t>only</w:t>
-      </w:r>
-      <w:r>
-        <w:rPr>
-          <w:rFonts w:ascii="Calibri" w:eastAsia="Arial" w:hAnsi="Calibri" w:cs="Calibri"/>
-          <w:lang w:val="el-GR"/>
-        </w:rPr>
-        <w:t>.</w:t>
-      </w:r>
-    </w:p>
-    <w:p>
-      <w:pPr>
-        <w:pStyle w:val="ListParagraph"/>
-        <w:numPr>
-          <w:ilvl w:val="0"/>
-          <w:numId w:val="13"/>
-        </w:numPr>
-        <w:spacing w:before="80" w:after="80" w:line="240" w:lineRule="auto"/>
-        <w:contextualSpacing w:val="0"/>
-        <w:rPr>
-          <w:rFonts w:ascii="Calibri" w:hAnsi="Calibri" w:cs="Calibri"/>
-          <w:sz w:val="28"/>
-          <w:szCs w:val="28"/>
-          <w:lang w:val="el-GR"/>
-        </w:rPr>
-      </w:pPr>
-      <w:r>
-        <w:rPr>
-          <w:rFonts w:ascii="Calibri" w:eastAsia="Arial" w:hAnsi="Calibri" w:cs="Calibri"/>
-          <w:lang w:val="el-GR"/>
-        </w:rPr>
-        <w:t xml:space="preserve">Ο </w:t>
-      </w:r>
-      <w:r>
-        <w:rPr>
-          <w:rFonts w:ascii="Calibri" w:eastAsia="Arial" w:hAnsi="Calibri" w:cs="Calibri"/>
-          <w:lang w:val="el-GR"/>
-        </w:rPr>
-        <w:t xml:space="preserve">χρήστης </w:t>
-      </w:r>
-      <w:r>
-        <w:rPr>
-          <w:rFonts w:ascii="Calibri" w:eastAsia="Arial" w:hAnsi="Calibri" w:cs="Calibri"/>
-          <w:lang w:val="el-GR"/>
-        </w:rPr>
-        <w:t xml:space="preserve">επιλέγει </w:t>
-      </w:r>
-      <w:r>
-        <w:rPr>
-          <w:rFonts w:ascii="Calibri" w:eastAsia="Arial" w:hAnsi="Calibri" w:cs="Calibri"/>
-          <w:lang w:val="el-GR"/>
-        </w:rPr>
-        <w:t>«</w:t>
-      </w:r>
-      <w:r>
-        <w:rPr>
-          <w:rFonts w:ascii="Calibri" w:eastAsia="Arial" w:hAnsi="Calibri" w:cs="Calibri"/>
-        </w:rPr>
-        <w:t>Copy</w:t>
-      </w:r>
-      <w:r>
-        <w:rPr>
-          <w:rFonts w:ascii="Calibri" w:eastAsia="Arial" w:hAnsi="Calibri" w:cs="Calibri"/>
-          <w:lang w:val="el-GR"/>
-        </w:rPr>
-        <w:t xml:space="preserve"> </w:t>
-      </w:r>
-      <w:r>
-        <w:rPr>
-          <w:rFonts w:ascii="Calibri" w:eastAsia="Arial" w:hAnsi="Calibri" w:cs="Calibri"/>
-        </w:rPr>
-        <w:t>to</w:t>
-      </w:r>
-      <w:r>
-        <w:rPr>
-          <w:rFonts w:ascii="Calibri" w:eastAsia="Arial" w:hAnsi="Calibri" w:cs="Calibri"/>
-          <w:lang w:val="el-GR"/>
-        </w:rPr>
-        <w:t xml:space="preserve"> </w:t>
-      </w:r>
-      <w:r>
-        <w:rPr>
-          <w:rFonts w:ascii="Calibri" w:eastAsia="Arial" w:hAnsi="Calibri" w:cs="Calibri"/>
-        </w:rPr>
-        <w:t>Clipboard</w:t>
-      </w:r>
-      <w:r>
-        <w:rPr>
-          <w:rFonts w:ascii="Calibri" w:eastAsia="Arial" w:hAnsi="Calibri" w:cs="Calibri"/>
-          <w:lang w:val="el-GR"/>
-        </w:rPr>
-        <w:t>» που βρίσκεται δίπλα στο πεδίο κειμένου</w:t>
-      </w:r>
-      <w:r>
-        <w:rPr>
-          <w:rFonts w:ascii="Calibri" w:eastAsia="Arial" w:hAnsi="Calibri" w:cs="Calibri"/>
-          <w:lang w:val="el-GR"/>
-        </w:rPr>
-        <w:t xml:space="preserve"> στην σελίδα «</w:t>
-      </w:r>
-      <w:r>
-        <w:rPr>
-          <w:rFonts w:ascii="Calibri" w:eastAsia="Arial" w:hAnsi="Calibri" w:cs="Calibri"/>
-        </w:rPr>
-        <w:t>Generate</w:t>
-      </w:r>
-      <w:r>
-        <w:rPr>
-          <w:rFonts w:ascii="Calibri" w:eastAsia="Arial" w:hAnsi="Calibri" w:cs="Calibri"/>
-          <w:lang w:val="el-GR"/>
-        </w:rPr>
-        <w:t xml:space="preserve"> </w:t>
-      </w:r>
-      <w:r>
-        <w:rPr>
-          <w:rFonts w:ascii="Calibri" w:eastAsia="Arial" w:hAnsi="Calibri" w:cs="Calibri"/>
-        </w:rPr>
-        <w:t>Diagrams</w:t>
-      </w:r>
-      <w:r>
-        <w:rPr>
-          <w:rFonts w:ascii="Calibri" w:eastAsia="Arial" w:hAnsi="Calibri" w:cs="Calibri"/>
-          <w:lang w:val="el-GR"/>
-        </w:rPr>
-        <w:t>»</w:t>
-      </w:r>
-      <w:r>
-        <w:rPr>
-          <w:rFonts w:ascii="Calibri" w:eastAsia="Arial" w:hAnsi="Calibri" w:cs="Calibri"/>
-          <w:lang w:val="el-GR"/>
-        </w:rPr>
-        <w:t>.</w:t>
-      </w:r>
-    </w:p>
-    <w:p>
-      <w:pPr>
-        <w:pStyle w:val="ListParagraph"/>
-        <w:numPr>
-          <w:ilvl w:val="0"/>
-          <w:numId w:val="13"/>
-        </w:numPr>
-        <w:spacing w:before="80" w:after="80" w:line="240" w:lineRule="auto"/>
-        <w:contextualSpacing w:val="0"/>
-        <w:rPr>
-          <w:rFonts w:ascii="Calibri" w:hAnsi="Calibri" w:cs="Calibri"/>
-          <w:sz w:val="28"/>
-          <w:szCs w:val="28"/>
-          <w:lang w:val="el-GR"/>
-        </w:rPr>
-      </w:pPr>
-      <w:r>
-        <w:rPr>
-          <w:rFonts w:ascii="Calibri" w:eastAsia="Arial" w:hAnsi="Calibri" w:cs="Calibri"/>
-          <w:lang w:val="el-GR"/>
-        </w:rPr>
-        <w:t xml:space="preserve">Το σύστημα εκτελεί εντολή αντιγραφής μέσω του </w:t>
-      </w:r>
-      <w:r>
-        <w:rPr>
-          <w:rFonts w:ascii="Calibri" w:eastAsia="Arial" w:hAnsi="Calibri" w:cs="Calibri"/>
-        </w:rPr>
-        <w:t>Clipboard</w:t>
-      </w:r>
-      <w:r>
-        <w:rPr>
-          <w:rFonts w:ascii="Calibri" w:eastAsia="Arial" w:hAnsi="Calibri" w:cs="Calibri"/>
-          <w:lang w:val="el-GR"/>
-        </w:rPr>
-        <w:t xml:space="preserve"> </w:t>
-      </w:r>
-      <w:r>
-        <w:rPr>
-          <w:rFonts w:ascii="Calibri" w:eastAsia="Arial" w:hAnsi="Calibri" w:cs="Calibri"/>
-        </w:rPr>
-        <w:t>API</w:t>
-      </w:r>
-      <w:r>
-        <w:rPr>
-          <w:rFonts w:ascii="Calibri" w:eastAsia="Arial" w:hAnsi="Calibri" w:cs="Calibri"/>
-          <w:lang w:val="el-GR"/>
-        </w:rPr>
-        <w:t xml:space="preserve"> του </w:t>
-      </w:r>
-      <w:r>
-        <w:rPr>
-          <w:rFonts w:ascii="Calibri" w:eastAsia="Arial" w:hAnsi="Calibri" w:cs="Calibri"/>
-        </w:rPr>
-        <w:t>browser</w:t>
-      </w:r>
-      <w:r>
-        <w:rPr>
-          <w:rFonts w:ascii="Calibri" w:eastAsia="Arial" w:hAnsi="Calibri" w:cs="Calibri"/>
-          <w:lang w:val="el-GR"/>
-        </w:rPr>
-        <w:t xml:space="preserve">, μεταφέροντας το πλήρες κείμενο του </w:t>
-      </w:r>
-      <w:r>
-        <w:rPr>
-          <w:rFonts w:ascii="Calibri" w:eastAsia="Arial" w:hAnsi="Calibri" w:cs="Calibri"/>
-        </w:rPr>
-        <w:t>script</w:t>
-      </w:r>
-      <w:r>
-        <w:rPr>
-          <w:rFonts w:ascii="Calibri" w:eastAsia="Arial" w:hAnsi="Calibri" w:cs="Calibri"/>
-          <w:lang w:val="el-GR"/>
-        </w:rPr>
-        <w:t>.</w:t>
-      </w:r>
-    </w:p>
-    <w:p>
-      <w:pPr>
-        <w:pStyle w:val="ListParagraph"/>
-        <w:numPr>
-          <w:ilvl w:val="0"/>
-          <w:numId w:val="13"/>
-        </w:numPr>
-        <w:spacing w:before="80" w:after="80" w:line="240" w:lineRule="auto"/>
-        <w:contextualSpacing w:val="0"/>
-        <w:rPr>
-          <w:rFonts w:ascii="Calibri" w:hAnsi="Calibri" w:cs="Calibri"/>
-          <w:sz w:val="28"/>
-          <w:szCs w:val="28"/>
-          <w:lang w:val="el-GR"/>
-        </w:rPr>
-      </w:pPr>
-      <w:r>
-        <w:rPr>
-          <w:rFonts w:ascii="Calibri" w:eastAsia="Arial" w:hAnsi="Calibri" w:cs="Calibri"/>
-          <w:lang w:val="el-GR"/>
-        </w:rPr>
-        <w:t>Το κουμπί αλλάζει προσωρινά σε «</w:t>
-      </w:r>
-      <w:r>
-        <w:rPr>
-          <w:rFonts w:ascii="Calibri" w:eastAsia="Arial" w:hAnsi="Calibri" w:cs="Calibri"/>
-        </w:rPr>
-        <w:t>Copied</w:t>
-      </w:r>
-      <w:r>
-        <w:rPr>
-          <w:rFonts w:ascii="Calibri" w:eastAsia="Arial" w:hAnsi="Calibri" w:cs="Calibri"/>
-          <w:lang w:val="el-GR"/>
-        </w:rPr>
-        <w:t xml:space="preserve">! </w:t>
-      </w:r>
-      <w:r>
-        <w:rPr>
-          <w:rFonts w:ascii="Segoe UI Symbol" w:eastAsia="Arial" w:hAnsi="Segoe UI Symbol" w:cs="Segoe UI Symbol"/>
-          <w:lang w:val="el-GR"/>
-        </w:rPr>
-        <w:t>✓</w:t>
-      </w:r>
-      <w:r>
-        <w:rPr>
-          <w:rFonts w:ascii="Calibri" w:eastAsia="Arial" w:hAnsi="Calibri" w:cs="Calibri"/>
-          <w:lang w:val="el-GR"/>
-        </w:rPr>
-        <w:t>» με πράσινο χρωματισμό.</w:t>
-      </w:r>
-    </w:p>
-    <w:p>
-      <w:pPr>
-        <w:pStyle w:val="ListParagraph"/>
-        <w:numPr>
-          <w:ilvl w:val="0"/>
-          <w:numId w:val="13"/>
-        </w:numPr>
-        <w:spacing w:before="80" w:after="80" w:line="240" w:lineRule="auto"/>
-        <w:contextualSpacing w:val="0"/>
-        <w:rPr>
-          <w:rFonts w:ascii="Calibri" w:hAnsi="Calibri" w:cs="Calibri"/>
-          <w:sz w:val="28"/>
-          <w:szCs w:val="28"/>
-          <w:lang w:val="el-GR"/>
-        </w:rPr>
-      </w:pPr>
-      <w:r>
-        <w:rPr>
-          <w:rFonts w:ascii="Calibri" w:eastAsia="Arial" w:hAnsi="Calibri" w:cs="Calibri"/>
-          <w:lang w:val="el-GR"/>
-        </w:rPr>
-        <w:t>Ο χρήστης</w:t>
-      </w:r>
-      <w:r>
-        <w:rPr>
-          <w:rFonts w:ascii="Calibri" w:eastAsia="Arial" w:hAnsi="Calibri" w:cs="Calibri"/>
-          <w:lang w:val="el-GR"/>
-        </w:rPr>
-        <w:t xml:space="preserve"> επιλέγει σε ποιο εξωτερικό εργαλείο  θέλει να </w:t>
-      </w:r>
-      <w:proofErr w:type="spellStart"/>
-      <w:r>
-        <w:rPr>
-          <w:rFonts w:ascii="Calibri" w:eastAsia="Arial" w:hAnsi="Calibri" w:cs="Calibri"/>
-          <w:lang w:val="el-GR"/>
-        </w:rPr>
-        <w:t>οπτικοποιήσει</w:t>
-      </w:r>
-      <w:proofErr w:type="spellEnd"/>
-      <w:r>
-        <w:rPr>
-          <w:rFonts w:ascii="Calibri" w:eastAsia="Arial" w:hAnsi="Calibri" w:cs="Calibri"/>
-          <w:lang w:val="el-GR"/>
-        </w:rPr>
-        <w:t xml:space="preserve"> το </w:t>
-      </w:r>
-      <w:r>
-        <w:rPr>
-          <w:rFonts w:ascii="Calibri" w:eastAsia="Arial" w:hAnsi="Calibri" w:cs="Calibri"/>
-        </w:rPr>
-        <w:t>script</w:t>
-      </w:r>
-      <w:r>
-        <w:rPr>
-          <w:rFonts w:ascii="Calibri" w:eastAsia="Arial" w:hAnsi="Calibri" w:cs="Calibri"/>
-          <w:lang w:val="el-GR"/>
-        </w:rPr>
-        <w:t xml:space="preserve"> επιλέγοντας κάποιο από τα 2 </w:t>
-      </w:r>
-      <w:r>
-        <w:rPr>
-          <w:rFonts w:ascii="Calibri" w:eastAsia="Arial" w:hAnsi="Calibri" w:cs="Calibri"/>
-        </w:rPr>
-        <w:t>link</w:t>
-      </w:r>
-      <w:r>
-        <w:rPr>
-          <w:rFonts w:ascii="Calibri" w:eastAsia="Arial" w:hAnsi="Calibri" w:cs="Calibri"/>
-          <w:lang w:val="el-GR"/>
-        </w:rPr>
-        <w:t xml:space="preserve"> (</w:t>
-      </w:r>
-      <w:proofErr w:type="spellStart"/>
-      <w:r>
-        <w:rPr>
-          <w:rFonts w:ascii="Calibri" w:eastAsia="Arial" w:hAnsi="Calibri" w:cs="Calibri"/>
-        </w:rPr>
-        <w:t>plantuml</w:t>
-      </w:r>
-      <w:proofErr w:type="spellEnd"/>
-      <w:r>
-        <w:rPr>
-          <w:rFonts w:ascii="Calibri" w:eastAsia="Arial" w:hAnsi="Calibri" w:cs="Calibri"/>
-          <w:lang w:val="el-GR"/>
-        </w:rPr>
-        <w:t>.</w:t>
-      </w:r>
-      <w:r>
-        <w:rPr>
-          <w:rFonts w:ascii="Calibri" w:eastAsia="Arial" w:hAnsi="Calibri" w:cs="Calibri"/>
-        </w:rPr>
-        <w:t>com</w:t>
-      </w:r>
-      <w:r>
-        <w:rPr>
-          <w:rFonts w:ascii="Calibri" w:eastAsia="Arial" w:hAnsi="Calibri" w:cs="Calibri"/>
-          <w:lang w:val="el-GR"/>
-        </w:rPr>
-        <w:t xml:space="preserve">, </w:t>
-      </w:r>
-      <w:proofErr w:type="spellStart"/>
-      <w:r>
-        <w:rPr>
-          <w:rFonts w:ascii="Calibri" w:eastAsia="Arial" w:hAnsi="Calibri" w:cs="Calibri"/>
-        </w:rPr>
-        <w:t>nomnoml</w:t>
-      </w:r>
-      <w:proofErr w:type="spellEnd"/>
-      <w:r>
-        <w:rPr>
-          <w:rFonts w:ascii="Calibri" w:eastAsia="Arial" w:hAnsi="Calibri" w:cs="Calibri"/>
-          <w:lang w:val="el-GR"/>
-        </w:rPr>
-        <w:t>.</w:t>
-      </w:r>
-      <w:r>
-        <w:rPr>
-          <w:rFonts w:ascii="Calibri" w:eastAsia="Arial" w:hAnsi="Calibri" w:cs="Calibri"/>
-        </w:rPr>
-        <w:t>com</w:t>
-      </w:r>
-      <w:r>
-        <w:rPr>
-          <w:rFonts w:ascii="Calibri" w:eastAsia="Arial" w:hAnsi="Calibri" w:cs="Calibri"/>
-          <w:lang w:val="el-GR"/>
-        </w:rPr>
-        <w:t>) που εμφανίζονται στη σελίδα «</w:t>
-      </w:r>
-      <w:r>
-        <w:rPr>
-          <w:rFonts w:ascii="Calibri" w:eastAsia="Arial" w:hAnsi="Calibri" w:cs="Calibri"/>
-        </w:rPr>
-        <w:t>Generate</w:t>
-      </w:r>
-      <w:r>
-        <w:rPr>
-          <w:rFonts w:ascii="Calibri" w:eastAsia="Arial" w:hAnsi="Calibri" w:cs="Calibri"/>
-          <w:lang w:val="el-GR"/>
-        </w:rPr>
-        <w:t xml:space="preserve"> </w:t>
-      </w:r>
-      <w:r>
-        <w:rPr>
-          <w:rFonts w:ascii="Calibri" w:eastAsia="Arial" w:hAnsi="Calibri" w:cs="Calibri"/>
-        </w:rPr>
-        <w:t>Diagrams</w:t>
-      </w:r>
-      <w:r>
-        <w:rPr>
-          <w:rFonts w:ascii="Calibri" w:eastAsia="Arial" w:hAnsi="Calibri" w:cs="Calibri"/>
-          <w:lang w:val="el-GR"/>
-        </w:rPr>
-        <w:t>».</w:t>
-      </w:r>
-    </w:p>
-    <w:p>
-      <w:pPr>
-        <w:pStyle w:val="ListParagraph"/>
-        <w:numPr>
-          <w:ilvl w:val="0"/>
-          <w:numId w:val="13"/>
-        </w:numPr>
-        <w:spacing w:before="80" w:after="80" w:line="240" w:lineRule="auto"/>
-        <w:contextualSpacing w:val="0"/>
-        <w:rPr>
-          <w:rFonts w:ascii="Calibri" w:hAnsi="Calibri" w:cs="Calibri"/>
-          <w:sz w:val="28"/>
-          <w:szCs w:val="28"/>
-          <w:lang w:val="el-GR"/>
-        </w:rPr>
-      </w:pPr>
-      <w:r>
-        <w:rPr>
-          <w:rFonts w:ascii="Calibri" w:eastAsia="Arial" w:hAnsi="Calibri" w:cs="Calibri"/>
-          <w:lang w:val="el-GR"/>
-        </w:rPr>
-        <w:t>Το σύστημα εμφανίζει τη σελίδα της οποίας επέλεξε (</w:t>
-      </w:r>
-      <w:proofErr w:type="spellStart"/>
-      <w:r>
-        <w:rPr>
-          <w:rFonts w:ascii="Calibri" w:eastAsia="Arial" w:hAnsi="Calibri" w:cs="Calibri"/>
-        </w:rPr>
-        <w:t>plantuml</w:t>
-      </w:r>
-      <w:proofErr w:type="spellEnd"/>
-      <w:r>
-        <w:rPr>
-          <w:rFonts w:ascii="Calibri" w:eastAsia="Arial" w:hAnsi="Calibri" w:cs="Calibri"/>
-          <w:lang w:val="el-GR"/>
-        </w:rPr>
-        <w:t>.</w:t>
-      </w:r>
-      <w:r>
-        <w:rPr>
-          <w:rFonts w:ascii="Calibri" w:eastAsia="Arial" w:hAnsi="Calibri" w:cs="Calibri"/>
-        </w:rPr>
-        <w:t>com</w:t>
-      </w:r>
-      <w:r>
-        <w:rPr>
-          <w:rFonts w:ascii="Calibri" w:eastAsia="Arial" w:hAnsi="Calibri" w:cs="Calibri"/>
-          <w:lang w:val="el-GR"/>
-        </w:rPr>
-        <w:t xml:space="preserve">, </w:t>
-      </w:r>
-      <w:proofErr w:type="spellStart"/>
-      <w:r>
-        <w:rPr>
-          <w:rFonts w:ascii="Calibri" w:eastAsia="Arial" w:hAnsi="Calibri" w:cs="Calibri"/>
-        </w:rPr>
-        <w:t>nomnoml</w:t>
-      </w:r>
-      <w:proofErr w:type="spellEnd"/>
-      <w:r>
-        <w:rPr>
-          <w:rFonts w:ascii="Calibri" w:eastAsia="Arial" w:hAnsi="Calibri" w:cs="Calibri"/>
-          <w:lang w:val="el-GR"/>
-        </w:rPr>
-        <w:t>.</w:t>
-      </w:r>
-      <w:r>
-        <w:rPr>
-          <w:rFonts w:ascii="Calibri" w:eastAsia="Arial" w:hAnsi="Calibri" w:cs="Calibri"/>
-        </w:rPr>
-        <w:t>com</w:t>
-      </w:r>
-      <w:r>
-        <w:rPr>
-          <w:rFonts w:ascii="Calibri" w:eastAsia="Arial" w:hAnsi="Calibri" w:cs="Calibri"/>
-          <w:lang w:val="el-GR"/>
-        </w:rPr>
-        <w:t xml:space="preserve">) ο χρήστης ώστε να </w:t>
-      </w:r>
-      <w:proofErr w:type="spellStart"/>
-      <w:r>
-        <w:rPr>
-          <w:rFonts w:ascii="Calibri" w:eastAsia="Arial" w:hAnsi="Calibri" w:cs="Calibri"/>
-          <w:lang w:val="el-GR"/>
-        </w:rPr>
-        <w:t>οπτικοποιήσει</w:t>
-      </w:r>
-      <w:proofErr w:type="spellEnd"/>
-      <w:r>
-        <w:rPr>
-          <w:rFonts w:ascii="Calibri" w:eastAsia="Arial" w:hAnsi="Calibri" w:cs="Calibri"/>
-          <w:lang w:val="el-GR"/>
-        </w:rPr>
-        <w:t xml:space="preserve"> </w:t>
-      </w:r>
-      <w:r>
-        <w:rPr>
-          <w:rFonts w:ascii="Calibri" w:eastAsia="Arial" w:hAnsi="Calibri" w:cs="Calibri"/>
-        </w:rPr>
-        <w:t>script</w:t>
-      </w:r>
-      <w:r>
-        <w:rPr>
-          <w:rFonts w:ascii="Calibri" w:eastAsia="Arial" w:hAnsi="Calibri" w:cs="Calibri"/>
-          <w:lang w:val="el-GR"/>
-        </w:rPr>
-        <w:t>.</w:t>
-      </w:r>
-      <w:r>
-        <w:rPr>
-          <w:rFonts w:ascii="Calibri" w:eastAsia="Arial" w:hAnsi="Calibri" w:cs="Calibri"/>
-          <w:lang w:val="el-GR"/>
-        </w:rPr>
-        <w:t xml:space="preserve">  </w:t>
-      </w:r>
-      <w:r>
-        <w:rPr>
-          <w:rFonts w:ascii="Calibri" w:eastAsia="Arial" w:hAnsi="Calibri" w:cs="Calibri"/>
-          <w:lang w:val="el-GR"/>
-        </w:rPr>
-        <w:t xml:space="preserve"> </w:t>
-      </w:r>
-    </w:p>
-    <w:p>
-      <w:pPr>
-        <w:pStyle w:val="ListParagraph"/>
-        <w:numPr>
-          <w:ilvl w:val="0"/>
-          <w:numId w:val="13"/>
-        </w:numPr>
-        <w:spacing w:before="80" w:after="80" w:line="240" w:lineRule="auto"/>
-        <w:contextualSpacing w:val="0"/>
-        <w:rPr>
-          <w:rFonts w:ascii="Calibri" w:hAnsi="Calibri" w:cs="Calibri"/>
-          <w:sz w:val="28"/>
-          <w:szCs w:val="28"/>
-          <w:lang w:val="el-GR"/>
-        </w:rPr>
-      </w:pPr>
-      <w:r>
-        <w:rPr>
-          <w:rFonts w:ascii="Calibri" w:eastAsia="Arial" w:hAnsi="Calibri" w:cs="Calibri"/>
-          <w:lang w:val="el-GR"/>
-        </w:rPr>
-        <w:t xml:space="preserve">Ο χρήστης </w:t>
-      </w:r>
-      <w:proofErr w:type="spellStart"/>
-      <w:r>
-        <w:rPr>
-          <w:rFonts w:ascii="Calibri" w:eastAsia="Arial" w:hAnsi="Calibri" w:cs="Calibri"/>
-          <w:lang w:val="el-GR"/>
-        </w:rPr>
-        <w:t>οπτικοποιεί</w:t>
-      </w:r>
-      <w:proofErr w:type="spellEnd"/>
-      <w:r>
-        <w:rPr>
-          <w:rFonts w:ascii="Calibri" w:eastAsia="Arial" w:hAnsi="Calibri" w:cs="Calibri"/>
-          <w:lang w:val="el-GR"/>
-        </w:rPr>
-        <w:t xml:space="preserve"> το διάγραμμα στη σελίδα που επέλεξε </w:t>
-      </w:r>
-      <w:proofErr w:type="spellStart"/>
-      <w:r>
-        <w:rPr>
-          <w:rFonts w:ascii="Calibri" w:eastAsia="Arial" w:hAnsi="Calibri" w:cs="Calibri"/>
-        </w:rPr>
-        <w:t>plantuml</w:t>
-      </w:r>
-      <w:proofErr w:type="spellEnd"/>
-      <w:r>
-        <w:rPr>
-          <w:rFonts w:ascii="Calibri" w:eastAsia="Arial" w:hAnsi="Calibri" w:cs="Calibri"/>
-          <w:lang w:val="el-GR"/>
-        </w:rPr>
-        <w:t>.</w:t>
-      </w:r>
-      <w:r>
-        <w:rPr>
-          <w:rFonts w:ascii="Calibri" w:eastAsia="Arial" w:hAnsi="Calibri" w:cs="Calibri"/>
-        </w:rPr>
-        <w:t>com</w:t>
-      </w:r>
-      <w:r>
-        <w:rPr>
-          <w:rFonts w:ascii="Calibri" w:eastAsia="Arial" w:hAnsi="Calibri" w:cs="Calibri"/>
-          <w:lang w:val="el-GR"/>
-        </w:rPr>
-        <w:t xml:space="preserve">, </w:t>
-      </w:r>
-      <w:proofErr w:type="spellStart"/>
-      <w:r>
-        <w:rPr>
-          <w:rFonts w:ascii="Calibri" w:eastAsia="Arial" w:hAnsi="Calibri" w:cs="Calibri"/>
-        </w:rPr>
-        <w:t>nomnoml</w:t>
-      </w:r>
-      <w:proofErr w:type="spellEnd"/>
-      <w:r>
-        <w:rPr>
-          <w:rFonts w:ascii="Calibri" w:eastAsia="Arial" w:hAnsi="Calibri" w:cs="Calibri"/>
-          <w:lang w:val="el-GR"/>
-        </w:rPr>
-        <w:t>.</w:t>
-      </w:r>
-      <w:r>
-        <w:rPr>
-          <w:rFonts w:ascii="Calibri" w:eastAsia="Arial" w:hAnsi="Calibri" w:cs="Calibri"/>
-        </w:rPr>
-        <w:t>com</w:t>
-      </w:r>
-      <w:r>
-        <w:rPr>
-          <w:rFonts w:ascii="Calibri" w:eastAsia="Arial" w:hAnsi="Calibri" w:cs="Calibri"/>
-          <w:lang w:val="el-GR"/>
-        </w:rPr>
-        <w:t>.</w:t>
-      </w:r>
-    </w:p>
-    <w:p>
-      <w:pPr>
-        <w:spacing w:before="60" w:after="60"/>
-        <w:rPr>
-          <w:rFonts w:ascii="Calibri" w:hAnsi="Calibri" w:cs="Calibri"/>
-          <w:lang w:val="el-GR"/>
-        </w:rPr>
-      </w:pPr>
-    </w:p>
-    <w:p>
-      <w:pPr>
-        <w:spacing w:before="80" w:after="80"/>
-        <w:rPr>
-          <w:rFonts w:ascii="Calibri" w:hAnsi="Calibri" w:cs="Calibri"/>
-          <w:sz w:val="28"/>
-          <w:szCs w:val="28"/>
-          <w:lang w:val="el-GR"/>
-        </w:rPr>
-      </w:pPr>
-      <w:r>
-        <w:rPr>
-          <w:rFonts w:ascii="Calibri" w:eastAsia="Arial" w:hAnsi="Calibri" w:cs="Calibri"/>
-          <w:b/>
-          <w:bCs/>
-          <w:lang w:val="el-GR"/>
-        </w:rPr>
-        <w:t xml:space="preserve">Κατάσταση εξόδου: </w:t>
-      </w:r>
-      <w:r>
-        <w:rPr>
-          <w:rFonts w:ascii="Calibri" w:eastAsia="Arial" w:hAnsi="Calibri" w:cs="Calibri"/>
-          <w:lang w:val="el-GR"/>
-        </w:rPr>
-        <w:t xml:space="preserve">Ο χρήστης έχει καταφέρει να </w:t>
-      </w:r>
-      <w:proofErr w:type="spellStart"/>
-      <w:r>
-        <w:rPr>
-          <w:rFonts w:ascii="Calibri" w:eastAsia="Arial" w:hAnsi="Calibri" w:cs="Calibri"/>
-          <w:lang w:val="el-GR"/>
-        </w:rPr>
-        <w:t>οπτικοποιήσει</w:t>
-      </w:r>
-      <w:proofErr w:type="spellEnd"/>
-      <w:r>
-        <w:rPr>
-          <w:rFonts w:ascii="Calibri" w:eastAsia="Arial" w:hAnsi="Calibri" w:cs="Calibri"/>
-          <w:lang w:val="el-GR"/>
-        </w:rPr>
-        <w:t xml:space="preserve"> το διάγραμμα που ήθελε</w:t>
-      </w:r>
-      <w:r>
-        <w:rPr>
-          <w:rFonts w:ascii="Calibri" w:eastAsia="Arial" w:hAnsi="Calibri" w:cs="Calibri"/>
-          <w:lang w:val="el-GR"/>
-        </w:rPr>
-        <w:t>.</w:t>
-      </w:r>
-    </w:p>
-    <w:p>
-      <w:pPr>
-        <w:spacing w:before="60" w:after="60"/>
-        <w:rPr>
-          <w:rFonts w:ascii="Calibri" w:hAnsi="Calibri" w:cs="Calibri"/>
-          <w:lang w:val="el-GR"/>
-        </w:rPr>
-      </w:pPr>
-    </w:p>
-    <w:p>
-      <w:pPr>
-        <w:pStyle w:val="Heading2"/>
-      </w:pPr>
-      <w:r>
-        <w:t>UC1</w:t>
-      </w:r>
-      <w:r>
-        <w:t>2</w:t>
-      </w:r>
-      <w:r>
-        <w:t xml:space="preserve"> — </w:t>
-      </w:r>
-      <w:proofErr w:type="spellStart"/>
-      <w:r>
-        <w:t>Δι</w:t>
-      </w:r>
-      <w:proofErr w:type="spellEnd"/>
-      <w:r>
-        <w:t>αμοιρασμός Project</w:t>
-      </w:r>
-    </w:p>
-    <w:p>
-      <w:pPr>
-        <w:spacing w:before="80" w:after="80"/>
-        <w:rPr>
-          <w:rFonts w:ascii="Calibri" w:hAnsi="Calibri" w:cs="Calibri"/>
-          <w:sz w:val="28"/>
-          <w:szCs w:val="28"/>
-        </w:rPr>
-      </w:pPr>
-      <w:r>
-        <w:rPr>
-          <w:rFonts w:ascii="Calibri" w:eastAsia="Arial" w:hAnsi="Calibri" w:cs="Calibri"/>
-          <w:b/>
-          <w:bCs/>
-        </w:rPr>
-        <w:t xml:space="preserve">Use Case ID: </w:t>
-      </w:r>
-      <w:r>
-        <w:rPr>
-          <w:rFonts w:ascii="Calibri" w:eastAsia="Arial" w:hAnsi="Calibri" w:cs="Calibri"/>
-        </w:rPr>
-        <w:t>UC1</w:t>
-      </w:r>
-      <w:r>
-        <w:rPr>
-          <w:rFonts w:ascii="Calibri" w:eastAsia="Arial" w:hAnsi="Calibri" w:cs="Calibri"/>
-        </w:rPr>
-        <w:t>2</w:t>
-      </w:r>
-    </w:p>
-    <w:p>
-      <w:pPr>
-        <w:spacing w:before="80" w:after="80"/>
-        <w:rPr>
-          <w:rFonts w:ascii="Calibri" w:hAnsi="Calibri" w:cs="Calibri"/>
-          <w:sz w:val="28"/>
-          <w:szCs w:val="28"/>
-          <w:lang w:val="el-GR"/>
-        </w:rPr>
-      </w:pPr>
-      <w:r>
-        <w:rPr>
-          <w:rFonts w:ascii="Calibri" w:eastAsia="Arial" w:hAnsi="Calibri" w:cs="Calibri"/>
-          <w:b/>
-          <w:bCs/>
-          <w:lang w:val="el-GR"/>
-        </w:rPr>
-        <w:t xml:space="preserve">Τίτλος: </w:t>
-      </w:r>
-      <w:r>
-        <w:rPr>
-          <w:rFonts w:ascii="Calibri" w:eastAsia="Arial" w:hAnsi="Calibri" w:cs="Calibri"/>
-          <w:lang w:val="el-GR"/>
-        </w:rPr>
-        <w:t xml:space="preserve">Διαμοιρασμός </w:t>
-      </w:r>
-      <w:r>
-        <w:rPr>
-          <w:rFonts w:ascii="Calibri" w:eastAsia="Arial" w:hAnsi="Calibri" w:cs="Calibri"/>
-        </w:rPr>
-        <w:t>Project</w:t>
-      </w:r>
-      <w:r>
-        <w:rPr>
-          <w:rFonts w:ascii="Calibri" w:eastAsia="Arial" w:hAnsi="Calibri" w:cs="Calibri"/>
-          <w:lang w:val="el-GR"/>
-        </w:rPr>
-        <w:t xml:space="preserve"> με Συμμετέχοντες</w:t>
-      </w:r>
-    </w:p>
-    <w:p>
-      <w:pPr>
-        <w:spacing w:before="80" w:after="80"/>
-        <w:rPr>
-          <w:rFonts w:ascii="Calibri" w:hAnsi="Calibri" w:cs="Calibri"/>
-          <w:sz w:val="28"/>
-          <w:szCs w:val="28"/>
-          <w:lang w:val="el-GR"/>
-        </w:rPr>
-      </w:pPr>
-      <w:r>
-        <w:rPr>
-          <w:rFonts w:ascii="Calibri" w:eastAsia="Arial" w:hAnsi="Calibri" w:cs="Calibri"/>
-          <w:b/>
-          <w:bCs/>
-          <w:lang w:val="el-GR"/>
-        </w:rPr>
-        <w:t xml:space="preserve">Σύντομη περιγραφή: </w:t>
-      </w:r>
-      <w:r>
-        <w:rPr>
-          <w:rFonts w:ascii="Calibri" w:eastAsia="Arial" w:hAnsi="Calibri" w:cs="Calibri"/>
-          <w:lang w:val="el-GR"/>
-        </w:rPr>
-        <w:t xml:space="preserve">Ο </w:t>
-      </w:r>
-      <w:r>
-        <w:rPr>
-          <w:rFonts w:ascii="Calibri" w:eastAsia="Arial" w:hAnsi="Calibri" w:cs="Calibri"/>
-          <w:lang w:val="el-GR"/>
-        </w:rPr>
-        <w:t>Ιδιοκτήτης Οργανισμού</w:t>
-      </w:r>
-      <w:r>
-        <w:rPr>
-          <w:rFonts w:ascii="Calibri" w:eastAsia="Arial" w:hAnsi="Calibri" w:cs="Calibri"/>
-          <w:lang w:val="el-GR"/>
-        </w:rPr>
-        <w:t xml:space="preserve"> προσθέτει άλλους χρήστες στο </w:t>
-      </w:r>
-      <w:r>
-        <w:rPr>
-          <w:rFonts w:ascii="Calibri" w:eastAsia="Arial" w:hAnsi="Calibri" w:cs="Calibri"/>
-        </w:rPr>
-        <w:t>Project</w:t>
-      </w:r>
-      <w:r>
-        <w:rPr>
-          <w:rFonts w:ascii="Calibri" w:eastAsia="Arial" w:hAnsi="Calibri" w:cs="Calibri"/>
-          <w:lang w:val="el-GR"/>
-        </w:rPr>
-        <w:t>, δίνοντάς τους δικαιώματα επεξεργασίας (</w:t>
-      </w:r>
-      <w:r>
-        <w:rPr>
-          <w:rFonts w:ascii="Calibri" w:eastAsia="Arial" w:hAnsi="Calibri" w:cs="Calibri"/>
-          <w:lang w:val="el-GR"/>
-        </w:rPr>
-        <w:t>Συνεργάτης</w:t>
-      </w:r>
-      <w:r>
-        <w:rPr>
-          <w:rFonts w:ascii="Calibri" w:eastAsia="Arial" w:hAnsi="Calibri" w:cs="Calibri"/>
-          <w:lang w:val="el-GR"/>
-        </w:rPr>
-        <w:t>) ή μόνο παρακολούθησης/σχολιασμού (</w:t>
-      </w:r>
-      <w:r>
-        <w:rPr>
-          <w:rFonts w:ascii="Calibri" w:eastAsia="Arial" w:hAnsi="Calibri" w:cs="Calibri"/>
-          <w:lang w:val="el-GR"/>
-        </w:rPr>
-        <w:t>Αξιολογητής</w:t>
-      </w:r>
-      <w:r>
-        <w:rPr>
-          <w:rFonts w:ascii="Calibri" w:eastAsia="Arial" w:hAnsi="Calibri" w:cs="Calibri"/>
-          <w:lang w:val="el-GR"/>
-        </w:rPr>
-        <w:t>).</w:t>
-      </w:r>
-    </w:p>
-    <w:p>
-      <w:pPr>
-        <w:spacing w:before="80" w:after="80"/>
-        <w:rPr>
-          <w:rFonts w:ascii="Calibri" w:hAnsi="Calibri" w:cs="Calibri"/>
-          <w:sz w:val="28"/>
-          <w:szCs w:val="28"/>
-          <w:lang w:val="el-GR"/>
-        </w:rPr>
-      </w:pPr>
-      <w:r>
-        <w:rPr>
-          <w:rFonts w:ascii="Calibri" w:eastAsia="Arial" w:hAnsi="Calibri" w:cs="Calibri"/>
-          <w:b/>
-          <w:bCs/>
-          <w:lang w:val="el-GR"/>
-        </w:rPr>
-        <w:t xml:space="preserve">Χειριστές: </w:t>
-      </w:r>
-      <w:r>
-        <w:rPr>
-          <w:rFonts w:ascii="Calibri" w:eastAsia="Arial" w:hAnsi="Calibri" w:cs="Calibri"/>
-          <w:lang w:val="el-GR"/>
-        </w:rPr>
-        <w:t>Ιδιοκτήτης Οργανισμού</w:t>
-      </w:r>
-    </w:p>
-    <w:p>
-      <w:pPr>
-        <w:spacing w:before="80" w:after="80"/>
-        <w:rPr>
-          <w:rFonts w:ascii="Calibri" w:hAnsi="Calibri" w:cs="Calibri"/>
-          <w:sz w:val="28"/>
-          <w:szCs w:val="28"/>
-          <w:lang w:val="el-GR"/>
-        </w:rPr>
-      </w:pPr>
-      <w:r>
-        <w:rPr>
-          <w:rFonts w:ascii="Calibri" w:eastAsia="Arial" w:hAnsi="Calibri" w:cs="Calibri"/>
-          <w:b/>
-          <w:bCs/>
-          <w:lang w:val="el-GR"/>
-        </w:rPr>
-        <w:t xml:space="preserve">Κατάσταση εισόδου: </w:t>
-      </w:r>
-      <w:r>
-        <w:rPr>
-          <w:rFonts w:ascii="Calibri" w:eastAsia="Arial" w:hAnsi="Calibri" w:cs="Calibri"/>
-          <w:lang w:val="el-GR"/>
-        </w:rPr>
-        <w:t xml:space="preserve">Το </w:t>
-      </w:r>
-      <w:r>
-        <w:rPr>
-          <w:rFonts w:ascii="Calibri" w:eastAsia="Arial" w:hAnsi="Calibri" w:cs="Calibri"/>
-        </w:rPr>
-        <w:t>Project</w:t>
-      </w:r>
-      <w:r>
-        <w:rPr>
-          <w:rFonts w:ascii="Calibri" w:eastAsia="Arial" w:hAnsi="Calibri" w:cs="Calibri"/>
-          <w:lang w:val="el-GR"/>
-        </w:rPr>
-        <w:t xml:space="preserve"> υπάρχει και ο χρήστης που θέλει να προστεθεί έχει ενεργό λογαριασμό στο σύστημα.</w:t>
-      </w:r>
-    </w:p>
-    <w:p>
-      <w:pPr>
-        <w:spacing w:before="60" w:after="60"/>
-        <w:rPr>
-          <w:rFonts w:ascii="Calibri" w:hAnsi="Calibri" w:cs="Calibri"/>
-          <w:lang w:val="el-GR"/>
-        </w:rPr>
-      </w:pPr>
-    </w:p>
-    <w:p>
-      <w:pPr>
-        <w:spacing w:before="80" w:after="80"/>
-        <w:jc w:val="both"/>
-        <w:rPr>
-          <w:rFonts w:ascii="Calibri" w:hAnsi="Calibri" w:cs="Calibri"/>
-          <w:sz w:val="28"/>
-          <w:szCs w:val="28"/>
-        </w:rPr>
-      </w:pPr>
-      <w:r>
-        <w:rPr>
-          <w:rFonts w:ascii="Calibri" w:eastAsia="Arial" w:hAnsi="Calibri" w:cs="Calibri"/>
-          <w:b/>
-          <w:bCs/>
-          <w:color w:val="000000"/>
-        </w:rPr>
-        <w:t>Βα</w:t>
-      </w:r>
-      <w:proofErr w:type="spellStart"/>
-      <w:r>
-        <w:rPr>
-          <w:rFonts w:ascii="Calibri" w:eastAsia="Arial" w:hAnsi="Calibri" w:cs="Calibri"/>
-          <w:b/>
-          <w:bCs/>
-          <w:color w:val="000000"/>
-        </w:rPr>
-        <w:t>σική</w:t>
-      </w:r>
-      <w:proofErr w:type="spellEnd"/>
-      <w:r>
-        <w:rPr>
-          <w:rFonts w:ascii="Calibri" w:eastAsia="Arial" w:hAnsi="Calibri" w:cs="Calibri"/>
-          <w:b/>
-          <w:bCs/>
-          <w:color w:val="000000"/>
-        </w:rPr>
-        <w:t xml:space="preserve"> </w:t>
-      </w:r>
-      <w:proofErr w:type="spellStart"/>
-      <w:r>
-        <w:rPr>
-          <w:rFonts w:ascii="Calibri" w:eastAsia="Arial" w:hAnsi="Calibri" w:cs="Calibri"/>
-          <w:b/>
-          <w:bCs/>
-          <w:color w:val="000000"/>
-        </w:rPr>
-        <w:t>ροή</w:t>
-      </w:r>
-      <w:proofErr w:type="spellEnd"/>
-      <w:r>
-        <w:rPr>
-          <w:rFonts w:ascii="Calibri" w:eastAsia="Arial" w:hAnsi="Calibri" w:cs="Calibri"/>
-          <w:b/>
-          <w:bCs/>
-          <w:color w:val="000000"/>
-        </w:rPr>
-        <w:t>:</w:t>
+        <w:t>Βασική ροή:</w:t>
       </w:r>
     </w:p>
     <w:p>
@@ -24194,6 +21818,15 @@
     </w:p>
     <w:p>
       <w:pPr>
+        <w:spacing w:before="60" w:after="60"/>
+        <w:rPr>
+          <w:rFonts w:ascii="Calibri" w:hAnsi="Calibri" w:cs="Calibri"/>
+          <w:lang w:val="el-GR"/>
+        </w:rPr>
+      </w:pPr>
+    </w:p>
+    <w:p>
+      <w:pPr>
         <w:spacing w:before="120" w:after="60"/>
         <w:rPr>
           <w:rFonts w:ascii="Calibri" w:hAnsi="Calibri" w:cs="Calibri"/>
@@ -24211,6 +21844,7 @@
           <w:u w:val="single"/>
           <w:lang w:val="el-GR"/>
         </w:rPr>
+        <w:lastRenderedPageBreak/>
         <w:t xml:space="preserve">Εναλλακτική ροή 1 — Άκυρο </w:t>
       </w:r>
       <w:r>
@@ -24363,83 +21997,13 @@
         <w:rPr>
           <w:rFonts w:ascii="Calibri" w:eastAsia="Arial" w:hAnsi="Calibri" w:cs="Calibri"/>
         </w:rPr>
-        <w:t xml:space="preserve"> </w:t>
-      </w:r>
-      <w:proofErr w:type="spellStart"/>
-      <w:r>
-        <w:rPr>
-          <w:rFonts w:ascii="Calibri" w:eastAsia="Arial" w:hAnsi="Calibri" w:cs="Calibri"/>
-        </w:rPr>
-        <w:t>εμφ</w:t>
-      </w:r>
-      <w:proofErr w:type="spellEnd"/>
-      <w:r>
-        <w:rPr>
-          <w:rFonts w:ascii="Calibri" w:eastAsia="Arial" w:hAnsi="Calibri" w:cs="Calibri"/>
-        </w:rPr>
-        <w:t>ανίζει</w:t>
-      </w:r>
-      <w:r>
-        <w:rPr>
-          <w:rFonts w:ascii="Calibri" w:eastAsia="Arial" w:hAnsi="Calibri" w:cs="Calibri"/>
-        </w:rPr>
-        <w:t xml:space="preserve"> </w:t>
-      </w:r>
-      <w:proofErr w:type="spellStart"/>
-      <w:r>
-        <w:rPr>
-          <w:rFonts w:ascii="Calibri" w:eastAsia="Arial" w:hAnsi="Calibri" w:cs="Calibri"/>
-        </w:rPr>
-        <w:t>μήνυμ</w:t>
-      </w:r>
-      <w:proofErr w:type="spellEnd"/>
-      <w:r>
-        <w:rPr>
-          <w:rFonts w:ascii="Calibri" w:eastAsia="Arial" w:hAnsi="Calibri" w:cs="Calibri"/>
-        </w:rPr>
-        <w:t xml:space="preserve">α </w:t>
-      </w:r>
-      <w:proofErr w:type="spellStart"/>
-      <w:r>
-        <w:rPr>
-          <w:rFonts w:ascii="Calibri" w:eastAsia="Arial" w:hAnsi="Calibri" w:cs="Calibri"/>
-        </w:rPr>
-        <w:t>σφάλμ</w:t>
-      </w:r>
-      <w:proofErr w:type="spellEnd"/>
-      <w:r>
-        <w:rPr>
-          <w:rFonts w:ascii="Calibri" w:eastAsia="Arial" w:hAnsi="Calibri" w:cs="Calibri"/>
-        </w:rPr>
-        <w:t>ατος "User with this username not found" </w:t>
-      </w:r>
-      <w:proofErr w:type="spellStart"/>
-      <w:r>
-        <w:rPr>
-          <w:rFonts w:ascii="Calibri" w:eastAsia="Arial" w:hAnsi="Calibri" w:cs="Calibri"/>
-        </w:rPr>
-        <w:t>στη</w:t>
-      </w:r>
-      <w:proofErr w:type="spellEnd"/>
-      <w:r>
-        <w:rPr>
-          <w:rFonts w:ascii="Calibri" w:eastAsia="Arial" w:hAnsi="Calibri" w:cs="Calibri"/>
-        </w:rPr>
-        <w:t xml:space="preserve"> </w:t>
-      </w:r>
-      <w:proofErr w:type="spellStart"/>
-      <w:r>
-        <w:rPr>
-          <w:rFonts w:ascii="Calibri" w:eastAsia="Arial" w:hAnsi="Calibri" w:cs="Calibri"/>
-        </w:rPr>
-        <w:t>φόρμ</w:t>
-      </w:r>
-      <w:proofErr w:type="spellEnd"/>
-      <w:r>
-        <w:rPr>
-          <w:rFonts w:ascii="Calibri" w:eastAsia="Arial" w:hAnsi="Calibri" w:cs="Calibri"/>
-        </w:rPr>
-        <w:t xml:space="preserve">α "New Participant Form". </w:t>
+        <w:t xml:space="preserve"> εμφανίζει</w:t>
+      </w:r>
+      <w:r>
+        <w:rPr>
+          <w:rFonts w:ascii="Calibri" w:eastAsia="Arial" w:hAnsi="Calibri" w:cs="Calibri"/>
+        </w:rPr>
+        <w:t xml:space="preserve"> μήνυμα σφάλματος "User with this username not found" στη φόρμα "New Participant Form". </w:t>
       </w:r>
     </w:p>
     <w:p>
@@ -24631,7 +22195,6 @@
         <w:rPr>
           <w:rFonts w:ascii="Calibri" w:eastAsia="Arial" w:hAnsi="Calibri" w:cs="Calibri"/>
         </w:rPr>
-        <w:lastRenderedPageBreak/>
         <w:t>6.</w:t>
       </w:r>
       <w:r>
@@ -24818,7 +22381,6 @@
           <w:szCs w:val="28"/>
         </w:rPr>
       </w:pPr>
-      <w:proofErr w:type="spellStart"/>
       <w:r>
         <w:rPr>
           <w:rFonts w:ascii="Calibri" w:eastAsia="Arial" w:hAnsi="Calibri" w:cs="Calibri"/>
@@ -24827,84 +22389,7 @@
           <w:color w:val="1F3864"/>
           <w:u w:val="single"/>
         </w:rPr>
-        <w:t>Εν</w:t>
-      </w:r>
-      <w:proofErr w:type="spellEnd"/>
-      <w:r>
-        <w:rPr>
-          <w:rFonts w:ascii="Calibri" w:eastAsia="Arial" w:hAnsi="Calibri" w:cs="Calibri"/>
-          <w:b/>
-          <w:bCs/>
-          <w:color w:val="1F3864"/>
-          <w:u w:val="single"/>
-        </w:rPr>
-        <w:t xml:space="preserve">αλλακτική </w:t>
-      </w:r>
-      <w:proofErr w:type="spellStart"/>
-      <w:r>
-        <w:rPr>
-          <w:rFonts w:ascii="Calibri" w:eastAsia="Arial" w:hAnsi="Calibri" w:cs="Calibri"/>
-          <w:b/>
-          <w:bCs/>
-          <w:color w:val="1F3864"/>
-          <w:u w:val="single"/>
-        </w:rPr>
-        <w:t>ροή</w:t>
-      </w:r>
-      <w:proofErr w:type="spellEnd"/>
-      <w:r>
-        <w:rPr>
-          <w:rFonts w:ascii="Calibri" w:eastAsia="Arial" w:hAnsi="Calibri" w:cs="Calibri"/>
-          <w:b/>
-          <w:bCs/>
-          <w:color w:val="1F3864"/>
-          <w:u w:val="single"/>
-        </w:rPr>
-        <w:t xml:space="preserve"> 3 — </w:t>
-      </w:r>
-      <w:proofErr w:type="spellStart"/>
-      <w:r>
-        <w:rPr>
-          <w:rFonts w:ascii="Calibri" w:eastAsia="Arial" w:hAnsi="Calibri" w:cs="Calibri"/>
-          <w:b/>
-          <w:bCs/>
-          <w:color w:val="1F3864"/>
-          <w:u w:val="single"/>
-        </w:rPr>
-        <w:t>Αφ</w:t>
-      </w:r>
-      <w:proofErr w:type="spellEnd"/>
-      <w:r>
-        <w:rPr>
-          <w:rFonts w:ascii="Calibri" w:eastAsia="Arial" w:hAnsi="Calibri" w:cs="Calibri"/>
-          <w:b/>
-          <w:bCs/>
-          <w:color w:val="1F3864"/>
-          <w:u w:val="single"/>
-        </w:rPr>
-        <w:t xml:space="preserve">αίρεση </w:t>
-      </w:r>
-      <w:proofErr w:type="spellStart"/>
-      <w:r>
-        <w:rPr>
-          <w:rFonts w:ascii="Calibri" w:eastAsia="Arial" w:hAnsi="Calibri" w:cs="Calibri"/>
-          <w:b/>
-          <w:bCs/>
-          <w:color w:val="1F3864"/>
-          <w:u w:val="single"/>
-        </w:rPr>
-        <w:t>Συμμετέχοντ</w:t>
-      </w:r>
-      <w:proofErr w:type="spellEnd"/>
-      <w:r>
-        <w:rPr>
-          <w:rFonts w:ascii="Calibri" w:eastAsia="Arial" w:hAnsi="Calibri" w:cs="Calibri"/>
-          <w:b/>
-          <w:bCs/>
-          <w:color w:val="1F3864"/>
-          <w:u w:val="single"/>
-        </w:rPr>
-        <w:t>α:</w:t>
+        <w:t>Εναλλακτική ροή 3 — Αφαίρεση Συμμετέχοντα:</w:t>
       </w:r>
     </w:p>
     <w:p>
@@ -25647,7 +23132,7 @@
           <w:bCs/>
           <w:lang w:val="el-GR"/>
         </w:rPr>
-        <w:t>3</w:t>
+        <w:t>2</w:t>
       </w:r>
       <w:r>
         <w:rPr>
@@ -25737,7 +23222,7 @@
           <w:rFonts w:ascii="Calibri" w:eastAsia="Arial" w:hAnsi="Calibri" w:cs="Calibri"/>
           <w:lang w:val="el-GR"/>
         </w:rPr>
-        <w:t>3</w:t>
+        <w:t>2</w:t>
       </w:r>
     </w:p>
     <w:p>
@@ -25902,47 +23387,7 @@
           <w:bCs/>
           <w:color w:val="000000"/>
         </w:rPr>
-        <w:t>Βα</w:t>
-      </w:r>
-      <w:proofErr w:type="spellStart"/>
-      <w:r>
-        <w:rPr>
-          <w:rFonts w:ascii="Calibri" w:eastAsia="Arial" w:hAnsi="Calibri" w:cs="Calibri"/>
-          <w:b/>
-          <w:bCs/>
-          <w:color w:val="000000"/>
-        </w:rPr>
-        <w:t>σική</w:t>
-      </w:r>
-      <w:proofErr w:type="spellEnd"/>
-      <w:r>
-        <w:rPr>
-          <w:rFonts w:ascii="Calibri" w:eastAsia="Arial" w:hAnsi="Calibri" w:cs="Calibri"/>
-          <w:b/>
-          <w:bCs/>
-          <w:color w:val="000000"/>
-        </w:rPr>
-        <w:t xml:space="preserve"> </w:t>
-      </w:r>
-      <w:proofErr w:type="spellStart"/>
-      <w:r>
-        <w:rPr>
-          <w:rFonts w:ascii="Calibri" w:eastAsia="Arial" w:hAnsi="Calibri" w:cs="Calibri"/>
-          <w:b/>
-          <w:bCs/>
-          <w:color w:val="000000"/>
-        </w:rPr>
-        <w:t>ροή</w:t>
-      </w:r>
-      <w:proofErr w:type="spellEnd"/>
-      <w:r>
-        <w:rPr>
-          <w:rFonts w:ascii="Calibri" w:eastAsia="Arial" w:hAnsi="Calibri" w:cs="Calibri"/>
-          <w:b/>
-          <w:bCs/>
-          <w:color w:val="000000"/>
-        </w:rPr>
-        <w:t>:</w:t>
+        <w:t>Βασική ροή:</w:t>
       </w:r>
     </w:p>
     <w:p>
@@ -26222,7 +23667,6 @@
           <w:rFonts w:ascii="Calibri" w:eastAsia="Arial" w:hAnsi="Calibri" w:cs="Calibri"/>
           <w:lang w:val="el-GR"/>
         </w:rPr>
-        <w:lastRenderedPageBreak/>
         <w:t xml:space="preserve">Το σύστημα εμφανίζει την οθόνη </w:t>
       </w:r>
       <w:r>
@@ -26521,14 +23965,12 @@
         </w:rPr>
         <w:t xml:space="preserve"> [</w:t>
       </w:r>
-      <w:proofErr w:type="spellStart"/>
       <w:r>
         <w:rPr>
           <w:rFonts w:ascii="Calibri" w:eastAsia="Arial" w:hAnsi="Calibri" w:cs="Calibri"/>
         </w:rPr>
         <w:t>NewRole</w:t>
       </w:r>
-      <w:proofErr w:type="spellEnd"/>
       <w:r>
         <w:rPr>
           <w:rFonts w:ascii="Calibri" w:eastAsia="Arial" w:hAnsi="Calibri" w:cs="Calibri"/>
@@ -27046,78 +24488,6 @@
     </w:p>
     <w:p>
       <w:pPr>
-        <w:spacing w:before="60" w:after="60"/>
-        <w:rPr>
-          <w:rFonts w:ascii="Calibri" w:hAnsi="Calibri" w:cs="Calibri"/>
-          <w:lang w:val="el-GR"/>
-        </w:rPr>
-      </w:pPr>
-    </w:p>
-    <w:p>
-      <w:pPr>
-        <w:spacing w:before="60" w:after="60"/>
-        <w:rPr>
-          <w:rFonts w:ascii="Calibri" w:hAnsi="Calibri" w:cs="Calibri"/>
-          <w:lang w:val="el-GR"/>
-        </w:rPr>
-      </w:pPr>
-    </w:p>
-    <w:p>
-      <w:pPr>
-        <w:spacing w:before="60" w:after="60"/>
-        <w:rPr>
-          <w:rFonts w:ascii="Calibri" w:hAnsi="Calibri" w:cs="Calibri"/>
-          <w:lang w:val="el-GR"/>
-        </w:rPr>
-      </w:pPr>
-    </w:p>
-    <w:p>
-      <w:pPr>
-        <w:spacing w:before="60" w:after="60"/>
-        <w:rPr>
-          <w:rFonts w:ascii="Calibri" w:hAnsi="Calibri" w:cs="Calibri"/>
-          <w:lang w:val="el-GR"/>
-        </w:rPr>
-      </w:pPr>
-    </w:p>
-    <w:p>
-      <w:pPr>
-        <w:spacing w:before="60" w:after="60"/>
-        <w:rPr>
-          <w:rFonts w:ascii="Calibri" w:hAnsi="Calibri" w:cs="Calibri"/>
-          <w:lang w:val="el-GR"/>
-        </w:rPr>
-      </w:pPr>
-    </w:p>
-    <w:p>
-      <w:pPr>
-        <w:spacing w:before="60" w:after="60"/>
-        <w:rPr>
-          <w:rFonts w:ascii="Calibri" w:hAnsi="Calibri" w:cs="Calibri"/>
-          <w:lang w:val="el-GR"/>
-        </w:rPr>
-      </w:pPr>
-    </w:p>
-    <w:p>
-      <w:pPr>
-        <w:spacing w:before="60" w:after="60"/>
-        <w:rPr>
-          <w:rFonts w:ascii="Calibri" w:hAnsi="Calibri" w:cs="Calibri"/>
-          <w:lang w:val="el-GR"/>
-        </w:rPr>
-      </w:pPr>
-    </w:p>
-    <w:p>
-      <w:pPr>
-        <w:spacing w:before="60" w:after="60"/>
-        <w:rPr>
-          <w:rFonts w:ascii="Calibri" w:hAnsi="Calibri" w:cs="Calibri"/>
-          <w:lang w:val="el-GR"/>
-        </w:rPr>
-      </w:pPr>
-    </w:p>
-    <w:p>
-      <w:pPr>
         <w:pStyle w:val="Heading2"/>
         <w:rPr>
           <w:b/>
@@ -27136,40 +24506,15 @@
           <w:b/>
           <w:bCs/>
         </w:rPr>
-        <w:t>4</w:t>
-      </w:r>
-      <w:r>
-        <w:rPr>
-          <w:b/>
-          <w:bCs/>
-        </w:rPr>
-        <w:t xml:space="preserve"> — </w:t>
-      </w:r>
-      <w:proofErr w:type="spellStart"/>
-      <w:r>
-        <w:rPr>
-          <w:b/>
-          <w:bCs/>
-        </w:rPr>
-        <w:t>Προσθήκη</w:t>
-      </w:r>
-      <w:proofErr w:type="spellEnd"/>
-      <w:r>
-        <w:rPr>
-          <w:b/>
-          <w:bCs/>
-        </w:rPr>
-        <w:t xml:space="preserve"> </w:t>
-      </w:r>
-      <w:proofErr w:type="spellStart"/>
-      <w:r>
-        <w:rPr>
-          <w:b/>
-          <w:bCs/>
-        </w:rPr>
-        <w:t>Σχολίου</w:t>
-      </w:r>
-      <w:proofErr w:type="spellEnd"/>
+        <w:t>3</w:t>
+      </w:r>
+      <w:r>
+        <w:rPr>
+          <w:b/>
+          <w:bCs/>
+        </w:rPr>
+        <w:t xml:space="preserve"> — Προσθήκη Σχολίου</w:t>
+      </w:r>
     </w:p>
     <w:p>
       <w:pPr>
@@ -27198,7 +24543,7 @@
         <w:rPr>
           <w:rFonts w:ascii="Calibri" w:eastAsia="Arial" w:hAnsi="Calibri" w:cs="Calibri"/>
         </w:rPr>
-        <w:t>4</w:t>
+        <w:t>3</w:t>
       </w:r>
     </w:p>
     <w:p>
@@ -27261,7 +24606,6 @@
         </w:rPr>
         <w:t>(</w:t>
       </w:r>
-      <w:proofErr w:type="spellStart"/>
       <w:r>
         <w:rPr>
           <w:rFonts w:ascii="Calibri" w:eastAsia="Arial" w:hAnsi="Calibri" w:cs="Calibri"/>
@@ -27269,7 +24613,6 @@
         </w:rPr>
         <w:t>Αξιολογητής</w:t>
       </w:r>
-      <w:proofErr w:type="spellEnd"/>
       <w:r>
         <w:rPr>
           <w:rFonts w:ascii="Calibri" w:eastAsia="Arial" w:hAnsi="Calibri" w:cs="Calibri"/>
@@ -27555,47 +24898,7 @@
           <w:bCs/>
           <w:color w:val="000000"/>
         </w:rPr>
-        <w:t>Βα</w:t>
-      </w:r>
-      <w:proofErr w:type="spellStart"/>
-      <w:r>
-        <w:rPr>
-          <w:rFonts w:ascii="Calibri" w:eastAsia="Arial" w:hAnsi="Calibri" w:cs="Calibri"/>
-          <w:b/>
-          <w:bCs/>
-          <w:color w:val="000000"/>
-        </w:rPr>
-        <w:t>σική</w:t>
-      </w:r>
-      <w:proofErr w:type="spellEnd"/>
-      <w:r>
-        <w:rPr>
-          <w:rFonts w:ascii="Calibri" w:eastAsia="Arial" w:hAnsi="Calibri" w:cs="Calibri"/>
-          <w:b/>
-          <w:bCs/>
-          <w:color w:val="000000"/>
-        </w:rPr>
-        <w:t xml:space="preserve"> </w:t>
-      </w:r>
-      <w:proofErr w:type="spellStart"/>
-      <w:r>
-        <w:rPr>
-          <w:rFonts w:ascii="Calibri" w:eastAsia="Arial" w:hAnsi="Calibri" w:cs="Calibri"/>
-          <w:b/>
-          <w:bCs/>
-          <w:color w:val="000000"/>
-        </w:rPr>
-        <w:t>ροή</w:t>
-      </w:r>
-      <w:proofErr w:type="spellEnd"/>
-      <w:r>
-        <w:rPr>
-          <w:rFonts w:ascii="Calibri" w:eastAsia="Arial" w:hAnsi="Calibri" w:cs="Calibri"/>
-          <w:b/>
-          <w:bCs/>
-          <w:color w:val="000000"/>
-        </w:rPr>
-        <w:t>:</w:t>
+        <w:t>Βασική ροή:</w:t>
       </w:r>
     </w:p>
     <w:p>
@@ -28224,7 +25527,6 @@
           <w:szCs w:val="28"/>
         </w:rPr>
       </w:pPr>
-      <w:proofErr w:type="spellStart"/>
       <w:r>
         <w:rPr>
           <w:rFonts w:ascii="Calibri" w:eastAsia="Arial" w:hAnsi="Calibri" w:cs="Calibri"/>
@@ -28233,84 +25535,7 @@
           <w:color w:val="1F3864"/>
           <w:u w:val="single"/>
         </w:rPr>
-        <w:t>Εν</w:t>
-      </w:r>
-      <w:proofErr w:type="spellEnd"/>
-      <w:r>
-        <w:rPr>
-          <w:rFonts w:ascii="Calibri" w:eastAsia="Arial" w:hAnsi="Calibri" w:cs="Calibri"/>
-          <w:b/>
-          <w:bCs/>
-          <w:color w:val="1F3864"/>
-          <w:u w:val="single"/>
-        </w:rPr>
-        <w:t xml:space="preserve">αλλακτική </w:t>
-      </w:r>
-      <w:proofErr w:type="spellStart"/>
-      <w:r>
-        <w:rPr>
-          <w:rFonts w:ascii="Calibri" w:eastAsia="Arial" w:hAnsi="Calibri" w:cs="Calibri"/>
-          <w:b/>
-          <w:bCs/>
-          <w:color w:val="1F3864"/>
-          <w:u w:val="single"/>
-        </w:rPr>
-        <w:t>ροή</w:t>
-      </w:r>
-      <w:proofErr w:type="spellEnd"/>
-      <w:r>
-        <w:rPr>
-          <w:rFonts w:ascii="Calibri" w:eastAsia="Arial" w:hAnsi="Calibri" w:cs="Calibri"/>
-          <w:b/>
-          <w:bCs/>
-          <w:color w:val="1F3864"/>
-          <w:u w:val="single"/>
-        </w:rPr>
-        <w:t xml:space="preserve"> 1 — </w:t>
-      </w:r>
-      <w:proofErr w:type="spellStart"/>
-      <w:r>
-        <w:rPr>
-          <w:rFonts w:ascii="Calibri" w:eastAsia="Arial" w:hAnsi="Calibri" w:cs="Calibri"/>
-          <w:b/>
-          <w:bCs/>
-          <w:color w:val="1F3864"/>
-          <w:u w:val="single"/>
-        </w:rPr>
-        <w:t>Κενό</w:t>
-      </w:r>
-      <w:proofErr w:type="spellEnd"/>
-      <w:r>
-        <w:rPr>
-          <w:rFonts w:ascii="Calibri" w:eastAsia="Arial" w:hAnsi="Calibri" w:cs="Calibri"/>
-          <w:b/>
-          <w:bCs/>
-          <w:color w:val="1F3864"/>
-          <w:u w:val="single"/>
-        </w:rPr>
-        <w:t xml:space="preserve"> </w:t>
-      </w:r>
-      <w:proofErr w:type="spellStart"/>
-      <w:r>
-        <w:rPr>
-          <w:rFonts w:ascii="Calibri" w:eastAsia="Arial" w:hAnsi="Calibri" w:cs="Calibri"/>
-          <w:b/>
-          <w:bCs/>
-          <w:color w:val="1F3864"/>
-          <w:u w:val="single"/>
-        </w:rPr>
-        <w:t>Σχόλιο</w:t>
-      </w:r>
-      <w:proofErr w:type="spellEnd"/>
-      <w:r>
-        <w:rPr>
-          <w:rFonts w:ascii="Calibri" w:eastAsia="Arial" w:hAnsi="Calibri" w:cs="Calibri"/>
-          <w:b/>
-          <w:bCs/>
-          <w:color w:val="1F3864"/>
-          <w:u w:val="single"/>
-        </w:rPr>
-        <w:t>:</w:t>
+        <w:t>Εναλλακτική ροή 1 — Κενό Σχόλιο:</w:t>
       </w:r>
     </w:p>
     <w:p>
@@ -28662,7 +25887,7 @@
           <w:bCs/>
           <w:lang w:val="el-GR"/>
         </w:rPr>
-        <w:t>5</w:t>
+        <w:t>4</w:t>
       </w:r>
       <w:r>
         <w:rPr>
@@ -28752,7 +25977,7 @@
           <w:rFonts w:ascii="Calibri" w:eastAsia="Arial" w:hAnsi="Calibri" w:cs="Calibri"/>
           <w:lang w:val="el-GR"/>
         </w:rPr>
-        <w:t>5</w:t>
+        <w:t>4</w:t>
       </w:r>
     </w:p>
     <w:p>
@@ -28975,47 +26200,7 @@
           <w:bCs/>
           <w:color w:val="000000"/>
         </w:rPr>
-        <w:t>Βα</w:t>
-      </w:r>
-      <w:proofErr w:type="spellStart"/>
-      <w:r>
-        <w:rPr>
-          <w:rFonts w:ascii="Calibri" w:eastAsia="Arial" w:hAnsi="Calibri" w:cs="Calibri"/>
-          <w:b/>
-          <w:bCs/>
-          <w:color w:val="000000"/>
-        </w:rPr>
-        <w:t>σική</w:t>
-      </w:r>
-      <w:proofErr w:type="spellEnd"/>
-      <w:r>
-        <w:rPr>
-          <w:rFonts w:ascii="Calibri" w:eastAsia="Arial" w:hAnsi="Calibri" w:cs="Calibri"/>
-          <w:b/>
-          <w:bCs/>
-          <w:color w:val="000000"/>
-        </w:rPr>
-        <w:t xml:space="preserve"> </w:t>
-      </w:r>
-      <w:proofErr w:type="spellStart"/>
-      <w:r>
-        <w:rPr>
-          <w:rFonts w:ascii="Calibri" w:eastAsia="Arial" w:hAnsi="Calibri" w:cs="Calibri"/>
-          <w:b/>
-          <w:bCs/>
-          <w:color w:val="000000"/>
-        </w:rPr>
-        <w:t>ροή</w:t>
-      </w:r>
-      <w:proofErr w:type="spellEnd"/>
-      <w:r>
-        <w:rPr>
-          <w:rFonts w:ascii="Calibri" w:eastAsia="Arial" w:hAnsi="Calibri" w:cs="Calibri"/>
-          <w:b/>
-          <w:bCs/>
-          <w:color w:val="000000"/>
-        </w:rPr>
-        <w:t>:</w:t>
+        <w:t>Βασική ροή:</w:t>
       </w:r>
     </w:p>
     <w:p>
@@ -29595,7 +26780,6 @@
           <w:szCs w:val="28"/>
         </w:rPr>
       </w:pPr>
-      <w:proofErr w:type="spellStart"/>
       <w:r>
         <w:rPr>
           <w:rFonts w:ascii="Calibri" w:eastAsia="Arial" w:hAnsi="Calibri" w:cs="Calibri"/>
@@ -29604,62 +26788,7 @@
           <w:color w:val="1F3864"/>
           <w:u w:val="single"/>
         </w:rPr>
-        <w:t>Εν</w:t>
-      </w:r>
-      <w:proofErr w:type="spellEnd"/>
-      <w:r>
-        <w:rPr>
-          <w:rFonts w:ascii="Calibri" w:eastAsia="Arial" w:hAnsi="Calibri" w:cs="Calibri"/>
-          <w:b/>
-          <w:bCs/>
-          <w:color w:val="1F3864"/>
-          <w:u w:val="single"/>
-        </w:rPr>
-        <w:t xml:space="preserve">αλλακτική </w:t>
-      </w:r>
-      <w:proofErr w:type="spellStart"/>
-      <w:r>
-        <w:rPr>
-          <w:rFonts w:ascii="Calibri" w:eastAsia="Arial" w:hAnsi="Calibri" w:cs="Calibri"/>
-          <w:b/>
-          <w:bCs/>
-          <w:color w:val="1F3864"/>
-          <w:u w:val="single"/>
-        </w:rPr>
-        <w:t>ροή</w:t>
-      </w:r>
-      <w:proofErr w:type="spellEnd"/>
-      <w:r>
-        <w:rPr>
-          <w:rFonts w:ascii="Calibri" w:eastAsia="Arial" w:hAnsi="Calibri" w:cs="Calibri"/>
-          <w:b/>
-          <w:bCs/>
-          <w:color w:val="1F3864"/>
-          <w:u w:val="single"/>
-        </w:rPr>
-        <w:t xml:space="preserve"> 1 — </w:t>
-      </w:r>
-      <w:proofErr w:type="spellStart"/>
-      <w:r>
-        <w:rPr>
-          <w:rFonts w:ascii="Calibri" w:eastAsia="Arial" w:hAnsi="Calibri" w:cs="Calibri"/>
-          <w:b/>
-          <w:bCs/>
-          <w:color w:val="1F3864"/>
-          <w:u w:val="single"/>
-        </w:rPr>
-        <w:t>Ακύρωση</w:t>
-      </w:r>
-      <w:proofErr w:type="spellEnd"/>
-      <w:r>
-        <w:rPr>
-          <w:rFonts w:ascii="Calibri" w:eastAsia="Arial" w:hAnsi="Calibri" w:cs="Calibri"/>
-          <w:b/>
-          <w:bCs/>
-          <w:color w:val="1F3864"/>
-          <w:u w:val="single"/>
-        </w:rPr>
-        <w:t>:</w:t>
+        <w:t>Εναλλακτική ροή 1 — Ακύρωση:</w:t>
       </w:r>
     </w:p>
     <w:p>
@@ -29951,7 +27080,7 @@
           <w:b/>
           <w:bCs/>
         </w:rPr>
-        <w:t>6</w:t>
+        <w:t>5</w:t>
       </w:r>
       <w:r>
         <w:rPr>
@@ -30039,7 +27168,7 @@
         <w:rPr>
           <w:rFonts w:ascii="Calibri" w:eastAsia="Arial" w:hAnsi="Calibri" w:cs="Calibri"/>
         </w:rPr>
-        <w:t>6</w:t>
+        <w:t>5</w:t>
       </w:r>
     </w:p>
     <w:p>
@@ -31177,20 +28306,6 @@
           <w:rFonts w:ascii="Calibri" w:eastAsia="Arial" w:hAnsi="Calibri" w:cs="Calibri"/>
         </w:rPr>
         <w:t>Approval</w:t>
-      </w:r>
-      <w:r>
-        <w:rPr>
-          <w:rFonts w:ascii="Calibri" w:eastAsia="Arial" w:hAnsi="Calibri" w:cs="Calibri"/>
-          <w:lang w:val="el-GR"/>
-        </w:rPr>
-        <w:t xml:space="preserve"> </w:t>
-      </w:r>
-      <w:r>
-        <w:rPr>
-          <w:rFonts w:ascii="Calibri" w:eastAsia="Arial" w:hAnsi="Calibri" w:cs="Calibri"/>
-          <w:color w:val="EE0000"/>
-        </w:rPr>
-        <w:t>Dialog</w:t>
       </w:r>
       <w:r>
         <w:rPr>
@@ -32367,7 +29482,22 @@
           <w:rFonts w:ascii="Calibri" w:eastAsia="Arial" w:hAnsi="Calibri" w:cs="Calibri"/>
           <w:lang w:val="el-GR"/>
         </w:rPr>
-        <w:t xml:space="preserve">) Η οθόνη </w:t>
+        <w:t xml:space="preserve">) </w:t>
+      </w:r>
+      <w:r>
+        <w:rPr>
+          <w:rFonts w:ascii="Calibri" w:eastAsia="Arial" w:hAnsi="Calibri" w:cs="Calibri"/>
+          <w:color w:val="EE0000"/>
+          <w:lang w:val="el-GR"/>
+        </w:rPr>
+        <w:t>Το σύστημα στην</w:t>
+      </w:r>
+      <w:r>
+        <w:rPr>
+          <w:rFonts w:ascii="Calibri" w:eastAsia="Arial" w:hAnsi="Calibri" w:cs="Calibri"/>
+          <w:lang w:val="el-GR"/>
+        </w:rPr>
+        <w:t xml:space="preserve"> οθόνη </w:t>
       </w:r>
       <w:r>
         <w:rPr>
